--- a/00-首页/题组Word/初赛模拟卷/真题版式/初赛模拟卷XIV（非有机·答案与解析版·真题版式）.docx
+++ b/00-首页/题组Word/初赛模拟卷/真题版式/初赛模拟卷XIV（非有机·答案与解析版·真题版式）.docx
@@ -1169,264 +1169,33 @@
       <w:r>
         <w:t xml:space="preserve"> </w:t>
       </w:r>
-      <w:r>
-        <w:t xml:space="preserve">1-1-3 </w:t>
-      </w:r>
-      <w:r>
-        <w:rPr>
-          <w:rFonts w:ascii="Times New Roman" w:hAnsi="Times New Roman" w:cs="Times New Roman" w:eastAsia="SimSun"/>
-        </w:rPr>
-        <w:t xml:space="preserve">铁电性是材料的一种重要物理性质，只有存在自发极化的晶体才具有铁电性质。指出上述哪种晶体</w:t>
-      </w:r>
-      <w:r>
-        <w:t xml:space="preserve"> </w:t>
-      </w:r>
       <m:oMath>
-        <m:d>
-          <m:dPr>
-            <m:begChr m:val="("/>
-            <m:sepChr m:val=""/>
-            <m:endChr m:val=")"/>
-            <m:grow/>
-          </m:dPr>
+        <m:sSubSup>
           <m:e>
-            <m:sSub>
-              <m:e>
-                <m:r>
-                  <m:rPr>
-                    <m:sty m:val="p"/>
-                  </m:rPr>
-                  <w:rPr>
-                    <w:rFonts w:ascii="Times New Roman" w:hAnsi="Times New Roman" w:cs="Times New Roman" w:eastAsia="SimSun"/>
-                  </w:rPr>
-                  <m:t>C</m:t>
-                </m:r>
-                <m:r>
-                  <m:rPr>
-                    <m:sty m:val="p"/>
-                  </m:rPr>
-                  <w:rPr>
-                    <w:rFonts w:ascii="Times New Roman" w:hAnsi="Times New Roman" w:cs="Times New Roman" w:eastAsia="SimSun"/>
-                  </w:rPr>
-                  <m:t>a</m:t>
-                </m:r>
-                <m:r>
-                  <m:rPr>
-                    <m:sty m:val="p"/>
-                  </m:rPr>
-                  <w:rPr>
-                    <w:rFonts w:ascii="Times New Roman" w:hAnsi="Times New Roman" w:cs="Times New Roman" w:eastAsia="SimSun"/>
-                  </w:rPr>
-                  <m:t>T</m:t>
-                </m:r>
-                <m:r>
-                  <m:rPr>
-                    <m:sty m:val="p"/>
-                  </m:rPr>
-                  <w:rPr>
-                    <w:rFonts w:ascii="Times New Roman" w:hAnsi="Times New Roman" w:cs="Times New Roman" w:eastAsia="SimSun"/>
-                  </w:rPr>
-                  <m:t>i</m:t>
-                </m:r>
-                <m:r>
-                  <m:rPr>
-                    <m:sty m:val="p"/>
-                  </m:rPr>
-                  <w:rPr>
-                    <w:rFonts w:ascii="Times New Roman" w:hAnsi="Times New Roman" w:cs="Times New Roman" w:eastAsia="SimSun"/>
-                  </w:rPr>
-                  <m:t>O</m:t>
-                </m:r>
-              </m:e>
-              <m:sub>
-                <m:r>
-                  <w:rPr>
-                    <w:rFonts w:ascii="Times New Roman" w:hAnsi="Times New Roman" w:cs="Times New Roman" w:eastAsia="SimSun"/>
-                  </w:rPr>
-                  <m:t>3</m:t>
-                </m:r>
-              </m:sub>
-            </m:sSub>
-            <m:sSub>
-              <m:e>
-                <m:r>
-                  <m:rPr>
-                    <m:nor/>
-                    <m:sty m:val="p"/>
-                  </m:rPr>
-                  <w:rPr>
-                    <w:rFonts w:ascii="Times New Roman" w:hAnsi="Times New Roman" w:cs="Times New Roman" w:eastAsia="SimSun"/>
-                  </w:rPr>
-                  <m:t>、SrTiO</m:t>
-                </m:r>
-              </m:e>
-              <m:sub>
-                <m:r>
-                  <w:rPr>
-                    <w:rFonts w:ascii="Times New Roman" w:hAnsi="Times New Roman" w:cs="Times New Roman" w:eastAsia="SimSun"/>
-                  </w:rPr>
-                  <m:t>3</m:t>
-                </m:r>
-              </m:sub>
-            </m:sSub>
-            <m:sSub>
-              <m:e>
-                <m:r>
-                  <m:rPr>
-                    <m:nor/>
-                    <m:sty m:val="p"/>
-                  </m:rPr>
-                  <w:rPr>
-                    <w:rFonts w:ascii="Times New Roman" w:hAnsi="Times New Roman" w:cs="Times New Roman" w:eastAsia="SimSun"/>
-                  </w:rPr>
-                  <m:t>、BaTiO</m:t>
-                </m:r>
-              </m:e>
-              <m:sub>
-                <m:r>
-                  <w:rPr>
-                    <w:rFonts w:ascii="Times New Roman" w:hAnsi="Times New Roman" w:cs="Times New Roman" w:eastAsia="SimSun"/>
-                  </w:rPr>
-                  <m:t>3</m:t>
-                </m:r>
-              </m:sub>
-            </m:sSub>
+            <m:r>
+              <w:rPr>
+                <w:rFonts w:ascii="Times New Roman" w:hAnsi="Times New Roman" w:cs="Times New Roman" w:eastAsia="SimSun"/>
+              </w:rPr>
+              <m:t>σ</m:t>
+            </m:r>
           </m:e>
-        </m:d>
-      </m:oMath>
-      <w:r>
-        <w:t xml:space="preserve"> </w:t>
-      </w:r>
-      <w:r>
-        <w:rPr>
-          <w:rFonts w:ascii="Times New Roman" w:hAnsi="Times New Roman" w:cs="Times New Roman" w:eastAsia="SimSun"/>
-        </w:rPr>
-        <w:t xml:space="preserve">属于铁电相。</w:t>
-      </w:r>
-      <w:r>
-        <w:t xml:space="preserve"> </w:t>
-      </w:r>
-      <w:r>
-        <w:t xml:space="preserve">1-2 </w:t>
-      </w:r>
-      <w:r>
-        <w:rPr>
-          <w:rFonts w:ascii="Times New Roman" w:hAnsi="Times New Roman" w:cs="Times New Roman" w:eastAsia="SimSun"/>
-        </w:rPr>
-        <w:t xml:space="preserve">下面给出了三种常见的四方相二维钙钛矿晶体，分别给出其化学式和点阵形式。(化学式用</w:t>
-      </w:r>
-      <w:r>
-        <w:t xml:space="preserve"> A、B、X </w:t>
-      </w:r>
-      <w:r>
-        <w:rPr>
-          <w:rFonts w:ascii="Times New Roman" w:hAnsi="Times New Roman" w:cs="Times New Roman" w:eastAsia="SimSun"/>
-        </w:rPr>
-        <w:t xml:space="preserve">表示，若引入了新种类的原子则记为</w:t>
-      </w:r>
-      <w:r>
-        <w:t xml:space="preserve"> C)</w:t>
-      </w:r>
-      <w:r>
-        <w:t xml:space="preserve"> </w:t>
-      </w:r>
-      <w:r>
-        <w:t xml:space="preserve">1-3 </w:t>
-      </w:r>
-      <w:r>
-        <w:rPr>
-          <w:rFonts w:ascii="Times New Roman" w:hAnsi="Times New Roman" w:cs="Times New Roman" w:eastAsia="SimSun"/>
-        </w:rPr>
-        <w:t xml:space="preserve">由于传统的半导体电池并不能吸收所有波长的光，这导致太阳能电池并不能将太阳能全部转换为电能，这个理论上限被称为</w:t>
-      </w:r>
-      <w:r>
-        <w:t xml:space="preserve"> Shockley-Queisser </w:t>
-      </w:r>
-      <w:r>
-        <w:rPr>
-          <w:rFonts w:ascii="Times New Roman" w:hAnsi="Times New Roman" w:cs="Times New Roman" w:eastAsia="SimSun"/>
-        </w:rPr>
-        <w:t xml:space="preserve">理论极限。使用非线性光学器件可能可以突破理论上限，解释原因。</w:t>
-      </w:r>
-      <w:r>
-        <w:t xml:space="preserve"> </w:t>
-      </w:r>
-      <w:r>
-        <w:t xml:space="preserve">1-4-1 </w:t>
-      </w:r>
-      <w:r>
-        <w:rPr>
-          <w:rFonts w:ascii="Times New Roman" w:hAnsi="Times New Roman" w:cs="Times New Roman" w:eastAsia="SimSun"/>
-        </w:rPr>
-        <w:t xml:space="preserve">直接指出</w:t>
-      </w:r>
-      <w:r>
-        <w:t xml:space="preserve"> M </w:t>
-      </w:r>
-      <w:r>
-        <w:rPr>
-          <w:rFonts w:ascii="Times New Roman" w:hAnsi="Times New Roman" w:cs="Times New Roman" w:eastAsia="SimSun"/>
-        </w:rPr>
-        <w:t xml:space="preserve">属于哪种类型的二维钙钛矿(Ruddlesden-Popper</w:t>
-      </w:r>
-      <w:r>
-        <w:t xml:space="preserve"> </w:t>
-      </w:r>
-      <w:r>
-        <w:rPr>
-          <w:rFonts w:ascii="Times New Roman" w:hAnsi="Times New Roman" w:cs="Times New Roman" w:eastAsia="SimSun"/>
-        </w:rPr>
-        <w:t xml:space="preserve">相、Dion-Jacobson</w:t>
-      </w:r>
-      <w:r>
-        <w:t xml:space="preserve"> </w:t>
-      </w:r>
-      <w:r>
-        <w:rPr>
-          <w:rFonts w:ascii="Times New Roman" w:hAnsi="Times New Roman" w:cs="Times New Roman" w:eastAsia="SimSun"/>
-        </w:rPr>
-        <w:t xml:space="preserve">相或</w:t>
-      </w:r>
-      <w:r>
-        <w:t xml:space="preserve"> Aurivillius </w:t>
-      </w:r>
-      <w:r>
-        <w:rPr>
-          <w:rFonts w:ascii="Times New Roman" w:hAnsi="Times New Roman" w:cs="Times New Roman" w:eastAsia="SimSun"/>
-        </w:rPr>
-        <w:t xml:space="preserve">相)。</w:t>
-      </w:r>
-      <w:r>
-        <w:t xml:space="preserve"> </w:t>
-      </w:r>
-      <w:r>
-        <w:t xml:space="preserve">1-4-2 X </w:t>
-      </w:r>
-      <w:r>
-        <w:rPr>
-          <w:rFonts w:ascii="Times New Roman" w:hAnsi="Times New Roman" w:cs="Times New Roman" w:eastAsia="SimSun"/>
-        </w:rPr>
-        <w:t xml:space="preserve">射线衍射测得</w:t>
-      </w:r>
-      <w:r>
-        <w:t xml:space="preserve"> M </w:t>
-      </w:r>
-      <w:r>
-        <w:rPr>
-          <w:rFonts w:ascii="Times New Roman" w:hAnsi="Times New Roman" w:cs="Times New Roman" w:eastAsia="SimSun"/>
-        </w:rPr>
-        <w:t xml:space="preserve">属于正交晶系，晶胞参数</w:t>
-      </w:r>
-      <w:r>
-        <w:t xml:space="preserve"> </w:t>
-      </w:r>
-      <m:oMath>
-        <m:r>
-          <w:rPr>
-            <w:rFonts w:ascii="Times New Roman" w:hAnsi="Times New Roman" w:cs="Times New Roman" w:eastAsia="SimSun"/>
-          </w:rPr>
-          <m:t>a</m:t>
-        </m:r>
+          <m:sub>
+            <m:r>
+              <w:rPr>
+                <w:rFonts w:ascii="Times New Roman" w:hAnsi="Times New Roman" w:cs="Times New Roman" w:eastAsia="SimSun"/>
+              </w:rPr>
+              <m:t>2</m:t>
+            </m:r>
+          </m:sub>
+          <m:sup>
+            <m:r>
+              <w:rPr>
+                <w:rFonts w:ascii="Times New Roman" w:hAnsi="Times New Roman" w:cs="Times New Roman" w:eastAsia="SimSun"/>
+              </w:rPr>
+              <m:t>2</m:t>
+            </m:r>
+          </m:sup>
+        </m:sSubSup>
         <m:r>
           <m:rPr>
             <m:sty m:val="p"/>
@@ -1436,268 +1205,41 @@
           </w:rPr>
           <m:t>=</m:t>
         </m:r>
-        <m:r>
-          <w:rPr>
-            <w:rFonts w:ascii="Times New Roman" w:hAnsi="Times New Roman" w:cs="Times New Roman" w:eastAsia="SimSun"/>
-          </w:rPr>
-          <m:t>8.435</m:t>
-        </m:r>
-        <m:r>
-          <w:rPr>
-            <w:rFonts w:ascii="Times New Roman" w:hAnsi="Times New Roman" w:cs="Times New Roman" w:eastAsia="SimSun"/>
-          </w:rPr>
-          <m:t> </m:t>
-        </m:r>
-        <m:r>
-          <m:rPr>
-            <m:nor/>
-            <m:sty m:val="p"/>
-          </m:rPr>
-          <w:rPr>
-            <w:rFonts w:ascii="Times New Roman" w:hAnsi="Times New Roman" w:cs="Times New Roman" w:eastAsia="SimSun"/>
-          </w:rPr>
-          <m:t>Å</m:t>
-        </m:r>
-      </m:oMath>
-      <w:r>
-        <w:t xml:space="preserve"> </w:t>
-      </w:r>
-      <w:r>
-        <w:rPr>
-          <w:rFonts w:ascii="Times New Roman" w:hAnsi="Times New Roman" w:cs="Times New Roman" w:eastAsia="SimSun"/>
-        </w:rPr>
-        <w:t xml:space="preserve">，</w:t>
-      </w:r>
-      <w:r>
-        <w:t xml:space="preserve"> </w:t>
-      </w:r>
-      <m:oMath>
-        <m:r>
-          <w:rPr>
-            <w:rFonts w:ascii="Times New Roman" w:hAnsi="Times New Roman" w:cs="Times New Roman" w:eastAsia="SimSun"/>
-          </w:rPr>
-          <m:t>b</m:t>
-        </m:r>
-        <m:r>
-          <m:rPr>
-            <m:sty m:val="p"/>
-          </m:rPr>
-          <w:rPr>
-            <w:rFonts w:ascii="Times New Roman" w:hAnsi="Times New Roman" w:cs="Times New Roman" w:eastAsia="SimSun"/>
-          </w:rPr>
-          <m:t>=</m:t>
-        </m:r>
-        <m:r>
-          <w:rPr>
-            <w:rFonts w:ascii="Times New Roman" w:hAnsi="Times New Roman" w:cs="Times New Roman" w:eastAsia="SimSun"/>
-          </w:rPr>
-          <m:t>46.305</m:t>
-        </m:r>
-        <m:r>
-          <w:rPr>
-            <w:rFonts w:ascii="Times New Roman" w:hAnsi="Times New Roman" w:cs="Times New Roman" w:eastAsia="SimSun"/>
-          </w:rPr>
-          <m:t> </m:t>
-        </m:r>
-        <m:r>
-          <m:rPr>
-            <m:nor/>
-            <m:sty m:val="p"/>
-          </m:rPr>
-          <w:rPr>
-            <w:rFonts w:ascii="Times New Roman" w:hAnsi="Times New Roman" w:cs="Times New Roman" w:eastAsia="SimSun"/>
-          </w:rPr>
-          <m:t>Å</m:t>
-        </m:r>
-      </m:oMath>
-      <w:r>
-        <w:t xml:space="preserve"> </w:t>
-      </w:r>
-      <w:r>
-        <w:rPr>
-          <w:rFonts w:ascii="Times New Roman" w:hAnsi="Times New Roman" w:cs="Times New Roman" w:eastAsia="SimSun"/>
-        </w:rPr>
-        <w:t xml:space="preserve">，</w:t>
-      </w:r>
-      <w:r>
-        <w:t xml:space="preserve"> </w:t>
-      </w:r>
-      <m:oMath>
-        <m:r>
-          <w:rPr>
-            <w:rFonts w:ascii="Times New Roman" w:hAnsi="Times New Roman" w:cs="Times New Roman" w:eastAsia="SimSun"/>
-          </w:rPr>
-          <m:t>c</m:t>
-        </m:r>
-        <m:r>
-          <m:rPr>
-            <m:sty m:val="p"/>
-          </m:rPr>
-          <w:rPr>
-            <w:rFonts w:ascii="Times New Roman" w:hAnsi="Times New Roman" w:cs="Times New Roman" w:eastAsia="SimSun"/>
-          </w:rPr>
-          <m:t>=</m:t>
-        </m:r>
-        <m:r>
-          <w:rPr>
-            <w:rFonts w:ascii="Times New Roman" w:hAnsi="Times New Roman" w:cs="Times New Roman" w:eastAsia="SimSun"/>
-          </w:rPr>
-          <m:t>8.436</m:t>
-        </m:r>
-        <m:r>
-          <w:rPr>
-            <w:rFonts w:ascii="Times New Roman" w:hAnsi="Times New Roman" w:cs="Times New Roman" w:eastAsia="SimSun"/>
-          </w:rPr>
-          <m:t> </m:t>
-        </m:r>
-        <m:r>
-          <m:rPr>
-            <m:nor/>
-            <m:sty m:val="p"/>
-          </m:rPr>
-          <w:rPr>
-            <w:rFonts w:ascii="Times New Roman" w:hAnsi="Times New Roman" w:cs="Times New Roman" w:eastAsia="SimSun"/>
-          </w:rPr>
-          <m:t>Å</m:t>
-        </m:r>
-      </m:oMath>
-      <w:r>
-        <w:t xml:space="preserve"> </w:t>
-      </w:r>
-      <w:r>
-        <w:rPr>
-          <w:rFonts w:ascii="Times New Roman" w:hAnsi="Times New Roman" w:cs="Times New Roman" w:eastAsia="SimSun"/>
-        </w:rPr>
-        <w:t xml:space="preserve">，</w:t>
-      </w:r>
-      <w:r>
-        <w:t xml:space="preserve"> </w:t>
-      </w:r>
-      <w:r>
-        <w:t xml:space="preserve">1-4-3 </w:t>
-      </w:r>
-      <w:r>
-        <w:rPr>
-          <w:rFonts w:ascii="Times New Roman" w:hAnsi="Times New Roman" w:cs="Times New Roman" w:eastAsia="SimSun"/>
-        </w:rPr>
-        <w:t xml:space="preserve">实验发现</w:t>
-      </w:r>
-      <w:r>
-        <w:t xml:space="preserve"> M </w:t>
-      </w:r>
-      <w:r>
-        <w:rPr>
-          <w:rFonts w:ascii="Times New Roman" w:hAnsi="Times New Roman" w:cs="Times New Roman" w:eastAsia="SimSun"/>
-        </w:rPr>
-        <w:t xml:space="preserve">在</w:t>
-      </w:r>
-      <w:r>
-        <w:t xml:space="preserve"> 370 K </w:t>
-      </w:r>
-      <w:r>
-        <w:rPr>
-          <w:rFonts w:ascii="Times New Roman" w:hAnsi="Times New Roman" w:cs="Times New Roman" w:eastAsia="SimSun"/>
-        </w:rPr>
-        <w:t xml:space="preserve">下会发生快速相变转化为四方相。结合题目信息，画出</w:t>
-      </w:r>
-      <w:r>
-        <w:t xml:space="preserve"> M </w:t>
-      </w:r>
-      <w:r>
-        <w:rPr>
-          <w:rFonts w:ascii="Times New Roman" w:hAnsi="Times New Roman" w:cs="Times New Roman" w:eastAsia="SimSun"/>
-        </w:rPr>
-        <w:t xml:space="preserve">产生的</w:t>
-      </w:r>
-      <w:r>
-        <w:t xml:space="preserve"> SHG </w:t>
-      </w:r>
-      <w:r>
-        <w:rPr>
-          <w:rFonts w:ascii="Times New Roman" w:hAnsi="Times New Roman" w:cs="Times New Roman" w:eastAsia="SimSun"/>
-        </w:rPr>
-        <w:t xml:space="preserve">信号强度和温度之间的关系图。</w:t>
-      </w:r>
-    </w:p>
-    <w:bookmarkStart w:id="28" w:name="答案"/>
-    <w:p>
-      <w:pPr>
-        <w:pStyle w:val="Heading4"/>
-      </w:pPr>
-      <w:r>
-        <w:rPr>
-          <w:rFonts w:ascii="Times New Roman" w:hAnsi="Times New Roman" w:cs="Times New Roman" w:eastAsia="SimSun"/>
-        </w:rPr>
-        <w:t xml:space="preserve">答案</w:t>
-      </w:r>
-    </w:p>
-    <w:p>
-      <w:pPr>
-        <w:pStyle w:val="FirstParagraph"/>
-        <w:spacing w:before="0" w:after="0" w:line="276" w:lineRule="auto"/>
-        <w:ind w:firstLineChars="200" w:firstLine="420"/>
-      </w:pPr>
-      <w:r>
-        <w:rPr>
-          <w:rFonts w:ascii="Times New Roman" w:hAnsi="Times New Roman" w:cs="Times New Roman" w:eastAsia="SimSun"/>
-        </w:rPr>
-        <w:t xml:space="preserve">（共</w:t>
-      </w:r>
-      <w:r>
-        <w:t xml:space="preserve"> 4 </w:t>
-      </w:r>
-      <w:r>
-        <w:rPr>
-          <w:rFonts w:ascii="Times New Roman" w:hAnsi="Times New Roman" w:cs="Times New Roman" w:eastAsia="SimSun"/>
-        </w:rPr>
-        <w:t xml:space="preserve">分）</w:t>
-      </w:r>
-    </w:p>
-    <w:p>
-      <w:pPr>
-        <w:pStyle w:val="BodyText"/>
-        <w:spacing w:before="0" w:after="0" w:line="276" w:lineRule="auto"/>
-        <w:ind w:firstLineChars="200" w:firstLine="420"/>
-      </w:pPr>
-      <m:oMath>
-        <m:r>
-          <m:rPr>
-            <m:sty m:val="p"/>
-          </m:rPr>
-          <w:rPr>
-            <w:rFonts w:ascii="Times New Roman" w:hAnsi="Times New Roman" w:cs="Times New Roman" w:eastAsia="SimSun"/>
-          </w:rPr>
-          <m:t>C</m:t>
-        </m:r>
-        <m:r>
-          <m:rPr>
-            <m:sty m:val="p"/>
-          </m:rPr>
-          <w:rPr>
-            <w:rFonts w:ascii="Times New Roman" w:hAnsi="Times New Roman" w:cs="Times New Roman" w:eastAsia="SimSun"/>
-          </w:rPr>
-          <m:t>a</m:t>
-        </m:r>
-        <m:r>
-          <m:rPr>
-            <m:sty m:val="p"/>
-          </m:rPr>
-          <w:rPr>
-            <w:rFonts w:ascii="Times New Roman" w:hAnsi="Times New Roman" w:cs="Times New Roman" w:eastAsia="SimSun"/>
-          </w:rPr>
-          <m:t>T</m:t>
-        </m:r>
-        <m:r>
-          <m:rPr>
-            <m:sty m:val="p"/>
-          </m:rPr>
-          <w:rPr>
-            <w:rFonts w:ascii="Times New Roman" w:hAnsi="Times New Roman" w:cs="Times New Roman" w:eastAsia="SimSun"/>
-          </w:rPr>
-          <m:t>i</m:t>
-        </m:r>
-        <m:sSub>
-          <m:e>
+        <m:f>
+          <m:fPr>
+            <m:type m:val="bar"/>
+          </m:fPr>
+          <m:num>
+            <m:r>
+              <w:rPr>
+                <w:rFonts w:ascii="Times New Roman" w:hAnsi="Times New Roman" w:cs="Times New Roman" w:eastAsia="SimSun"/>
+              </w:rPr>
+              <m:t>1</m:t>
+            </m:r>
+          </m:num>
+          <m:den>
+            <m:r>
+              <w:rPr>
+                <w:rFonts w:ascii="Times New Roman" w:hAnsi="Times New Roman" w:cs="Times New Roman" w:eastAsia="SimSun"/>
+              </w:rPr>
+              <m:t>2</m:t>
+            </m:r>
+          </m:den>
+        </m:f>
+        <m:nary>
+          <m:naryPr>
+            <m:chr m:val="∑"/>
+            <m:limLoc m:val="undOvr"/>
+            <m:subHide m:val="off"/>
+            <m:supHide m:val="off"/>
+          </m:naryPr>
+          <m:sub>
+            <m:r>
+              <w:rPr>
+                <w:rFonts w:ascii="Times New Roman" w:hAnsi="Times New Roman" w:cs="Times New Roman" w:eastAsia="SimSun"/>
+              </w:rPr>
+              <m:t>i</m:t>
+            </m:r>
             <m:r>
               <m:rPr>
                 <m:sty m:val="p"/>
@@ -1705,10 +1247,24 @@
               <w:rPr>
                 <w:rFonts w:ascii="Times New Roman" w:hAnsi="Times New Roman" w:cs="Times New Roman" w:eastAsia="SimSun"/>
               </w:rPr>
-              <m:t>O</m:t>
-            </m:r>
-          </m:e>
-          <m:sub>
+              <m:t>=</m:t>
+            </m:r>
+            <m:r>
+              <w:rPr>
+                <w:rFonts w:ascii="Times New Roman" w:hAnsi="Times New Roman" w:cs="Times New Roman" w:eastAsia="SimSun"/>
+              </w:rPr>
+              <m:t>1</m:t>
+            </m:r>
+          </m:sub>
+          <m:sup>
+            <m:r>
+              <w:rPr>
+                <w:rFonts w:ascii="Times New Roman" w:hAnsi="Times New Roman" w:cs="Times New Roman" w:eastAsia="SimSun"/>
+              </w:rPr>
+              <m:t>3</m:t>
+            </m:r>
+          </m:sup>
+          <m:e>
             <m:r>
               <m:rPr>
                 <m:sty m:val="p"/>
@@ -1716,35 +1272,47 @@
               <w:rPr>
                 <w:rFonts w:ascii="Times New Roman" w:hAnsi="Times New Roman" w:cs="Times New Roman" w:eastAsia="SimSun"/>
               </w:rPr>
-              <m:t>3</m:t>
+              <m:t>(</m:t>
+            </m:r>
+          </m:e>
+        </m:nary>
+        <m:sSub>
+          <m:e>
+            <m:r>
+              <w:rPr>
+                <w:rFonts w:ascii="Times New Roman" w:hAnsi="Times New Roman" w:cs="Times New Roman" w:eastAsia="SimSun"/>
+              </w:rPr>
+              <m:t>β</m:t>
+            </m:r>
+          </m:e>
+          <m:sub>
+            <m:r>
+              <w:rPr>
+                <w:rFonts w:ascii="Times New Roman" w:hAnsi="Times New Roman" w:cs="Times New Roman" w:eastAsia="SimSun"/>
+              </w:rPr>
+              <m:t>i</m:t>
             </m:r>
           </m:sub>
         </m:sSub>
-      </m:oMath>
-      <w:r>
-        <w:t xml:space="preserve"> </w:t>
-      </w:r>
-      <w:r>
-        <w:rPr>
-          <w:rFonts w:ascii="Times New Roman" w:hAnsi="Times New Roman" w:cs="Times New Roman" w:eastAsia="SimSun"/>
-        </w:rPr>
-        <w:t xml:space="preserve">中</w:t>
-      </w:r>
-      <w:r>
-        <w:t xml:space="preserve"> </w:t>
-      </w:r>
-      <m:oMath>
-        <m:r>
-          <m:rPr>
-            <m:sty m:val="p"/>
-          </m:rPr>
-          <w:rPr>
-            <w:rFonts w:ascii="Times New Roman" w:hAnsi="Times New Roman" w:cs="Times New Roman" w:eastAsia="SimSun"/>
-          </w:rPr>
-          <m:t>C</m:t>
+        <m:r>
+          <m:rPr>
+            <m:sty m:val="p"/>
+          </m:rPr>
+          <w:rPr>
+            <w:rFonts w:ascii="Times New Roman" w:hAnsi="Times New Roman" w:cs="Times New Roman" w:eastAsia="SimSun"/>
+          </w:rPr>
+          <m:t>−</m:t>
         </m:r>
         <m:sSup>
           <m:e>
+            <m:r>
+              <w:rPr>
+                <w:rFonts w:ascii="Times New Roman" w:hAnsi="Times New Roman" w:cs="Times New Roman" w:eastAsia="SimSun"/>
+              </w:rPr>
+              <m:t>180</m:t>
+            </m:r>
+          </m:e>
+          <m:sup>
             <m:r>
               <m:rPr>
                 <m:sty m:val="p"/>
@@ -1752,10 +1320,12 @@
               <w:rPr>
                 <w:rFonts w:ascii="Times New Roman" w:hAnsi="Times New Roman" w:cs="Times New Roman" w:eastAsia="SimSun"/>
               </w:rPr>
-              <m:t>a</m:t>
-            </m:r>
-          </m:e>
-          <m:sup>
+              <m:t>∘</m:t>
+            </m:r>
+          </m:sup>
+        </m:sSup>
+        <m:sSup>
+          <m:e>
             <m:r>
               <m:rPr>
                 <m:sty m:val="p"/>
@@ -1763,16 +1333,15 @@
               <w:rPr>
                 <w:rFonts w:ascii="Times New Roman" w:hAnsi="Times New Roman" w:cs="Times New Roman" w:eastAsia="SimSun"/>
               </w:rPr>
+              <m:t>)</m:t>
+            </m:r>
+          </m:e>
+          <m:sup>
+            <m:r>
+              <w:rPr>
+                <w:rFonts w:ascii="Times New Roman" w:hAnsi="Times New Roman" w:cs="Times New Roman" w:eastAsia="SimSun"/>
+              </w:rPr>
               <m:t>2</m:t>
-            </m:r>
-            <m:r>
-              <m:rPr>
-                <m:sty m:val="p"/>
-              </m:rPr>
-              <w:rPr>
-                <w:rFonts w:ascii="Times New Roman" w:hAnsi="Times New Roman" w:cs="Times New Roman" w:eastAsia="SimSun"/>
-              </w:rPr>
-              <m:t>+</m:t>
             </m:r>
           </m:sup>
         </m:sSup>
@@ -1784,269 +1353,7 @@
         <w:rPr>
           <w:rFonts w:ascii="Times New Roman" w:hAnsi="Times New Roman" w:cs="Times New Roman" w:eastAsia="SimSun"/>
         </w:rPr>
-        <w:t xml:space="preserve">半径小（1</w:t>
-      </w:r>
-      <w:r>
-        <w:t xml:space="preserve"> </w:t>
-      </w:r>
-      <w:r>
-        <w:rPr>
-          <w:rFonts w:ascii="Times New Roman" w:hAnsi="Times New Roman" w:cs="Times New Roman" w:eastAsia="SimSun"/>
-        </w:rPr>
-        <w:t xml:space="preserve">分），无法支撑八面体骨架（1</w:t>
-      </w:r>
-      <w:r>
-        <w:t xml:space="preserve"> </w:t>
-      </w:r>
-      <w:r>
-        <w:rPr>
-          <w:rFonts w:ascii="Times New Roman" w:hAnsi="Times New Roman" w:cs="Times New Roman" w:eastAsia="SimSun"/>
-        </w:rPr>
-        <w:t xml:space="preserve">分），导致八面体向</w:t>
-      </w:r>
-      <w:r>
-        <w:t xml:space="preserve"> A </w:t>
-      </w:r>
-      <w:r>
-        <w:rPr>
-          <w:rFonts w:ascii="Times New Roman" w:hAnsi="Times New Roman" w:cs="Times New Roman" w:eastAsia="SimSun"/>
-        </w:rPr>
-        <w:t xml:space="preserve">位阳离子倾斜。</w:t>
-      </w:r>
-      <w:r>
-        <w:t xml:space="preserve"> </w:t>
-      </w:r>
-      <m:oMath>
-        <m:r>
-          <m:rPr>
-            <m:sty m:val="p"/>
-          </m:rPr>
-          <w:rPr>
-            <w:rFonts w:ascii="Times New Roman" w:hAnsi="Times New Roman" w:cs="Times New Roman" w:eastAsia="SimSun"/>
-          </w:rPr>
-          <m:t>B</m:t>
-        </m:r>
-        <m:r>
-          <m:rPr>
-            <m:sty m:val="p"/>
-          </m:rPr>
-          <w:rPr>
-            <w:rFonts w:ascii="Times New Roman" w:hAnsi="Times New Roman" w:cs="Times New Roman" w:eastAsia="SimSun"/>
-          </w:rPr>
-          <m:t>a</m:t>
-        </m:r>
-        <m:r>
-          <m:rPr>
-            <m:sty m:val="p"/>
-          </m:rPr>
-          <w:rPr>
-            <w:rFonts w:ascii="Times New Roman" w:hAnsi="Times New Roman" w:cs="Times New Roman" w:eastAsia="SimSun"/>
-          </w:rPr>
-          <m:t>T</m:t>
-        </m:r>
-        <m:r>
-          <m:rPr>
-            <m:sty m:val="p"/>
-          </m:rPr>
-          <w:rPr>
-            <w:rFonts w:ascii="Times New Roman" w:hAnsi="Times New Roman" w:cs="Times New Roman" w:eastAsia="SimSun"/>
-          </w:rPr>
-          <m:t>i</m:t>
-        </m:r>
-        <m:sSub>
-          <m:e>
-            <m:r>
-              <m:rPr>
-                <m:sty m:val="p"/>
-              </m:rPr>
-              <w:rPr>
-                <w:rFonts w:ascii="Times New Roman" w:hAnsi="Times New Roman" w:cs="Times New Roman" w:eastAsia="SimSun"/>
-              </w:rPr>
-              <m:t>O</m:t>
-            </m:r>
-          </m:e>
-          <m:sub>
-            <m:r>
-              <m:rPr>
-                <m:sty m:val="p"/>
-              </m:rPr>
-              <w:rPr>
-                <w:rFonts w:ascii="Times New Roman" w:hAnsi="Times New Roman" w:cs="Times New Roman" w:eastAsia="SimSun"/>
-              </w:rPr>
-              <m:t>3</m:t>
-            </m:r>
-          </m:sub>
-        </m:sSub>
-      </m:oMath>
-      <w:r>
-        <w:t xml:space="preserve"> </w:t>
-      </w:r>
-      <w:r>
-        <w:rPr>
-          <w:rFonts w:ascii="Times New Roman" w:hAnsi="Times New Roman" w:cs="Times New Roman" w:eastAsia="SimSun"/>
-        </w:rPr>
-        <w:t xml:space="preserve">中</w:t>
-      </w:r>
-      <w:r>
-        <w:t xml:space="preserve"> </w:t>
-      </w:r>
-      <m:oMath>
-        <m:r>
-          <m:rPr>
-            <m:sty m:val="p"/>
-          </m:rPr>
-          <w:rPr>
-            <w:rFonts w:ascii="Times New Roman" w:hAnsi="Times New Roman" w:cs="Times New Roman" w:eastAsia="SimSun"/>
-          </w:rPr>
-          <m:t>B</m:t>
-        </m:r>
-        <m:sSup>
-          <m:e>
-            <m:r>
-              <m:rPr>
-                <m:sty m:val="p"/>
-              </m:rPr>
-              <w:rPr>
-                <w:rFonts w:ascii="Times New Roman" w:hAnsi="Times New Roman" w:cs="Times New Roman" w:eastAsia="SimSun"/>
-              </w:rPr>
-              <m:t>a</m:t>
-            </m:r>
-          </m:e>
-          <m:sup>
-            <m:r>
-              <m:rPr>
-                <m:sty m:val="p"/>
-              </m:rPr>
-              <w:rPr>
-                <w:rFonts w:ascii="Times New Roman" w:hAnsi="Times New Roman" w:cs="Times New Roman" w:eastAsia="SimSun"/>
-              </w:rPr>
-              <m:t>2</m:t>
-            </m:r>
-            <m:r>
-              <m:rPr>
-                <m:sty m:val="p"/>
-              </m:rPr>
-              <w:rPr>
-                <w:rFonts w:ascii="Times New Roman" w:hAnsi="Times New Roman" w:cs="Times New Roman" w:eastAsia="SimSun"/>
-              </w:rPr>
-              <m:t>+</m:t>
-            </m:r>
-          </m:sup>
-        </m:sSup>
-      </m:oMath>
-      <w:r>
-        <w:t xml:space="preserve"> </w:t>
-      </w:r>
-      <w:r>
-        <w:rPr>
-          <w:rFonts w:ascii="Times New Roman" w:hAnsi="Times New Roman" w:cs="Times New Roman" w:eastAsia="SimSun"/>
-        </w:rPr>
-        <w:t xml:space="preserve">半径过大（1</w:t>
-      </w:r>
-      <w:r>
-        <w:t xml:space="preserve"> </w:t>
-      </w:r>
-      <w:r>
-        <w:rPr>
-          <w:rFonts w:ascii="Times New Roman" w:hAnsi="Times New Roman" w:cs="Times New Roman" w:eastAsia="SimSun"/>
-        </w:rPr>
-        <w:t xml:space="preserve">分），使得相邻的</w:t>
-      </w:r>
-      <w:r>
-        <w:t xml:space="preserve"> </w:t>
-      </w:r>
-      <w:r>
-        <w:rPr>
-          <w:rFonts w:ascii="Times New Roman" w:hAnsi="Times New Roman" w:cs="Times New Roman" w:eastAsia="SimSun"/>
-        </w:rPr>
-        <w:t xml:space="preserve">O离子之间距离增大，撑大了</w:t>
-      </w:r>
-      <w:r>
-        <w:t xml:space="preserve"> </w:t>
-      </w:r>
-      <m:oMath>
-        <m:r>
-          <m:rPr>
-            <m:sty m:val="p"/>
-          </m:rPr>
-          <w:rPr>
-            <w:rFonts w:ascii="Times New Roman" w:hAnsi="Times New Roman" w:cs="Times New Roman" w:eastAsia="SimSun"/>
-          </w:rPr>
-          <m:t>T</m:t>
-        </m:r>
-        <m:r>
-          <m:rPr>
-            <m:sty m:val="p"/>
-          </m:rPr>
-          <w:rPr>
-            <w:rFonts w:ascii="Times New Roman" w:hAnsi="Times New Roman" w:cs="Times New Roman" w:eastAsia="SimSun"/>
-          </w:rPr>
-          <m:t>i</m:t>
-        </m:r>
-        <m:sSub>
-          <m:e>
-            <m:r>
-              <m:rPr>
-                <m:sty m:val="p"/>
-              </m:rPr>
-              <w:rPr>
-                <w:rFonts w:ascii="Times New Roman" w:hAnsi="Times New Roman" w:cs="Times New Roman" w:eastAsia="SimSun"/>
-              </w:rPr>
-              <m:t>O</m:t>
-            </m:r>
-          </m:e>
-          <m:sub>
-            <m:r>
-              <m:rPr>
-                <m:sty m:val="p"/>
-              </m:rPr>
-              <w:rPr>
-                <w:rFonts w:ascii="Times New Roman" w:hAnsi="Times New Roman" w:cs="Times New Roman" w:eastAsia="SimSun"/>
-              </w:rPr>
-              <m:t>6</m:t>
-            </m:r>
-          </m:sub>
-        </m:sSub>
-      </m:oMath>
-      <w:r>
-        <w:t xml:space="preserve"> </w:t>
-      </w:r>
-      <w:r>
-        <w:rPr>
-          <w:rFonts w:ascii="Times New Roman" w:hAnsi="Times New Roman" w:cs="Times New Roman" w:eastAsia="SimSun"/>
-        </w:rPr>
-        <w:t xml:space="preserve">八面体（1</w:t>
-      </w:r>
-      <w:r>
-        <w:t xml:space="preserve"> </w:t>
-      </w:r>
-      <w:r>
-        <w:rPr>
-          <w:rFonts w:ascii="Times New Roman" w:hAnsi="Times New Roman" w:cs="Times New Roman" w:eastAsia="SimSun"/>
-        </w:rPr>
-        <w:t xml:space="preserve">分），Ti</w:t>
-      </w:r>
-      <w:r>
-        <w:t xml:space="preserve"> </w:t>
-      </w:r>
-      <w:r>
-        <w:rPr>
-          <w:rFonts w:ascii="Times New Roman" w:hAnsi="Times New Roman" w:cs="Times New Roman" w:eastAsia="SimSun"/>
-        </w:rPr>
-        <w:t xml:space="preserve">发生偏心位移。</w:t>
-      </w:r>
-    </w:p>
-    <w:p>
-      <w:pPr>
-        <w:pStyle w:val="BodyText"/>
-        <w:spacing w:before="0" w:after="0" w:line="276" w:lineRule="auto"/>
-        <w:ind w:firstLineChars="200" w:firstLine="420"/>
-      </w:pPr>
-      <w:r>
-        <w:rPr>
-          <w:rFonts w:ascii="Times New Roman" w:hAnsi="Times New Roman" w:cs="Times New Roman" w:eastAsia="SimSun"/>
-        </w:rPr>
-        <w:t xml:space="preserve">其中</w:t>
+        <w:t xml:space="preserve">。其中</w:t>
       </w:r>
       <w:r>
         <w:t xml:space="preserve"> </w:t>
@@ -2874,6 +2181,875 @@
           <w:rFonts w:ascii="Times New Roman" w:hAnsi="Times New Roman" w:cs="Times New Roman" w:eastAsia="SimSun"/>
         </w:rPr>
         <w:t xml:space="preserve">提示：晶胞图中给出的原子并不都在晶胞内。</w:t>
+      </w:r>
+      <w:r>
+        <w:t xml:space="preserve"> </w:t>
+      </w:r>
+      <w:r>
+        <w:t xml:space="preserve">1-1-3 </w:t>
+      </w:r>
+      <w:r>
+        <w:rPr>
+          <w:rFonts w:ascii="Times New Roman" w:hAnsi="Times New Roman" w:cs="Times New Roman" w:eastAsia="SimSun"/>
+        </w:rPr>
+        <w:t xml:space="preserve">铁电性是材料的一种重要物理性质，只有存在自发极化的晶体才具有铁电性质。指出上述哪种晶体</w:t>
+      </w:r>
+      <w:r>
+        <w:t xml:space="preserve"> </w:t>
+      </w:r>
+      <m:oMath>
+        <m:d>
+          <m:dPr>
+            <m:begChr m:val="("/>
+            <m:sepChr m:val=""/>
+            <m:endChr m:val=")"/>
+            <m:grow/>
+          </m:dPr>
+          <m:e>
+            <m:sSub>
+              <m:e>
+                <m:r>
+                  <m:rPr>
+                    <m:sty m:val="p"/>
+                  </m:rPr>
+                  <w:rPr>
+                    <w:rFonts w:ascii="Times New Roman" w:hAnsi="Times New Roman" w:cs="Times New Roman" w:eastAsia="SimSun"/>
+                  </w:rPr>
+                  <m:t>C</m:t>
+                </m:r>
+                <m:r>
+                  <m:rPr>
+                    <m:sty m:val="p"/>
+                  </m:rPr>
+                  <w:rPr>
+                    <w:rFonts w:ascii="Times New Roman" w:hAnsi="Times New Roman" w:cs="Times New Roman" w:eastAsia="SimSun"/>
+                  </w:rPr>
+                  <m:t>a</m:t>
+                </m:r>
+                <m:r>
+                  <m:rPr>
+                    <m:sty m:val="p"/>
+                  </m:rPr>
+                  <w:rPr>
+                    <w:rFonts w:ascii="Times New Roman" w:hAnsi="Times New Roman" w:cs="Times New Roman" w:eastAsia="SimSun"/>
+                  </w:rPr>
+                  <m:t>T</m:t>
+                </m:r>
+                <m:r>
+                  <m:rPr>
+                    <m:sty m:val="p"/>
+                  </m:rPr>
+                  <w:rPr>
+                    <w:rFonts w:ascii="Times New Roman" w:hAnsi="Times New Roman" w:cs="Times New Roman" w:eastAsia="SimSun"/>
+                  </w:rPr>
+                  <m:t>i</m:t>
+                </m:r>
+                <m:r>
+                  <m:rPr>
+                    <m:sty m:val="p"/>
+                  </m:rPr>
+                  <w:rPr>
+                    <w:rFonts w:ascii="Times New Roman" w:hAnsi="Times New Roman" w:cs="Times New Roman" w:eastAsia="SimSun"/>
+                  </w:rPr>
+                  <m:t>O</m:t>
+                </m:r>
+              </m:e>
+              <m:sub>
+                <m:r>
+                  <w:rPr>
+                    <w:rFonts w:ascii="Times New Roman" w:hAnsi="Times New Roman" w:cs="Times New Roman" w:eastAsia="SimSun"/>
+                  </w:rPr>
+                  <m:t>3</m:t>
+                </m:r>
+              </m:sub>
+            </m:sSub>
+            <m:sSub>
+              <m:e>
+                <m:r>
+                  <m:rPr>
+                    <m:nor/>
+                    <m:sty m:val="p"/>
+                  </m:rPr>
+                  <w:rPr>
+                    <w:rFonts w:ascii="Times New Roman" w:hAnsi="Times New Roman" w:cs="Times New Roman" w:eastAsia="SimSun"/>
+                  </w:rPr>
+                  <m:t>、SrTiO</m:t>
+                </m:r>
+              </m:e>
+              <m:sub>
+                <m:r>
+                  <w:rPr>
+                    <w:rFonts w:ascii="Times New Roman" w:hAnsi="Times New Roman" w:cs="Times New Roman" w:eastAsia="SimSun"/>
+                  </w:rPr>
+                  <m:t>3</m:t>
+                </m:r>
+              </m:sub>
+            </m:sSub>
+            <m:sSub>
+              <m:e>
+                <m:r>
+                  <m:rPr>
+                    <m:nor/>
+                    <m:sty m:val="p"/>
+                  </m:rPr>
+                  <w:rPr>
+                    <w:rFonts w:ascii="Times New Roman" w:hAnsi="Times New Roman" w:cs="Times New Roman" w:eastAsia="SimSun"/>
+                  </w:rPr>
+                  <m:t>、BaTiO</m:t>
+                </m:r>
+              </m:e>
+              <m:sub>
+                <m:r>
+                  <w:rPr>
+                    <w:rFonts w:ascii="Times New Roman" w:hAnsi="Times New Roman" w:cs="Times New Roman" w:eastAsia="SimSun"/>
+                  </w:rPr>
+                  <m:t>3</m:t>
+                </m:r>
+              </m:sub>
+            </m:sSub>
+          </m:e>
+        </m:d>
+      </m:oMath>
+      <w:r>
+        <w:t xml:space="preserve"> </w:t>
+      </w:r>
+      <w:r>
+        <w:rPr>
+          <w:rFonts w:ascii="Times New Roman" w:hAnsi="Times New Roman" w:cs="Times New Roman" w:eastAsia="SimSun"/>
+        </w:rPr>
+        <w:t xml:space="preserve">属于铁电相。</w:t>
+      </w:r>
+      <w:r>
+        <w:t xml:space="preserve"> </w:t>
+      </w:r>
+      <w:r>
+        <w:t xml:space="preserve">1-2 </w:t>
+      </w:r>
+      <w:r>
+        <w:rPr>
+          <w:rFonts w:ascii="Times New Roman" w:hAnsi="Times New Roman" w:cs="Times New Roman" w:eastAsia="SimSun"/>
+        </w:rPr>
+        <w:t xml:space="preserve">下面给出了三种常见的四方相二维钙钛矿晶体，分别给出其化学式和点阵形式。(化学式用</w:t>
+      </w:r>
+      <w:r>
+        <w:t xml:space="preserve"> A、B、X </w:t>
+      </w:r>
+      <w:r>
+        <w:rPr>
+          <w:rFonts w:ascii="Times New Roman" w:hAnsi="Times New Roman" w:cs="Times New Roman" w:eastAsia="SimSun"/>
+        </w:rPr>
+        <w:t xml:space="preserve">表示，若引入了新种类的原子则记为</w:t>
+      </w:r>
+      <w:r>
+        <w:t xml:space="preserve"> C)</w:t>
+      </w:r>
+      <w:r>
+        <w:t xml:space="preserve"> </w:t>
+      </w:r>
+      <w:r>
+        <w:t xml:space="preserve">1-3 </w:t>
+      </w:r>
+      <w:r>
+        <w:rPr>
+          <w:rFonts w:ascii="Times New Roman" w:hAnsi="Times New Roman" w:cs="Times New Roman" w:eastAsia="SimSun"/>
+        </w:rPr>
+        <w:t xml:space="preserve">由于传统的半导体电池并不能吸收所有波长的光，这导致太阳能电池并不能将太阳能全部转换为电能，这个理论上限被称为</w:t>
+      </w:r>
+      <w:r>
+        <w:t xml:space="preserve"> Shockley-Queisser </w:t>
+      </w:r>
+      <w:r>
+        <w:rPr>
+          <w:rFonts w:ascii="Times New Roman" w:hAnsi="Times New Roman" w:cs="Times New Roman" w:eastAsia="SimSun"/>
+        </w:rPr>
+        <w:t xml:space="preserve">理论极限。使用非线性光学器件可能可以突破理论上限，解释原因。</w:t>
+      </w:r>
+      <w:r>
+        <w:t xml:space="preserve"> </w:t>
+      </w:r>
+      <w:r>
+        <w:t xml:space="preserve">1-4-1 </w:t>
+      </w:r>
+      <w:r>
+        <w:rPr>
+          <w:rFonts w:ascii="Times New Roman" w:hAnsi="Times New Roman" w:cs="Times New Roman" w:eastAsia="SimSun"/>
+        </w:rPr>
+        <w:t xml:space="preserve">直接指出</w:t>
+      </w:r>
+      <w:r>
+        <w:t xml:space="preserve"> M </w:t>
+      </w:r>
+      <w:r>
+        <w:rPr>
+          <w:rFonts w:ascii="Times New Roman" w:hAnsi="Times New Roman" w:cs="Times New Roman" w:eastAsia="SimSun"/>
+        </w:rPr>
+        <w:t xml:space="preserve">属于哪种类型的二维钙钛矿(Ruddlesden-Popper</w:t>
+      </w:r>
+      <w:r>
+        <w:t xml:space="preserve"> </w:t>
+      </w:r>
+      <w:r>
+        <w:rPr>
+          <w:rFonts w:ascii="Times New Roman" w:hAnsi="Times New Roman" w:cs="Times New Roman" w:eastAsia="SimSun"/>
+        </w:rPr>
+        <w:t xml:space="preserve">相、Dion-Jacobson</w:t>
+      </w:r>
+      <w:r>
+        <w:t xml:space="preserve"> </w:t>
+      </w:r>
+      <w:r>
+        <w:rPr>
+          <w:rFonts w:ascii="Times New Roman" w:hAnsi="Times New Roman" w:cs="Times New Roman" w:eastAsia="SimSun"/>
+        </w:rPr>
+        <w:t xml:space="preserve">相或</w:t>
+      </w:r>
+      <w:r>
+        <w:t xml:space="preserve"> Aurivillius </w:t>
+      </w:r>
+      <w:r>
+        <w:rPr>
+          <w:rFonts w:ascii="Times New Roman" w:hAnsi="Times New Roman" w:cs="Times New Roman" w:eastAsia="SimSun"/>
+        </w:rPr>
+        <w:t xml:space="preserve">相)。</w:t>
+      </w:r>
+      <w:r>
+        <w:t xml:space="preserve"> </w:t>
+      </w:r>
+      <w:r>
+        <w:t xml:space="preserve">1-4-2 X </w:t>
+      </w:r>
+      <w:r>
+        <w:rPr>
+          <w:rFonts w:ascii="Times New Roman" w:hAnsi="Times New Roman" w:cs="Times New Roman" w:eastAsia="SimSun"/>
+        </w:rPr>
+        <w:t xml:space="preserve">射线衍射测得</w:t>
+      </w:r>
+      <w:r>
+        <w:t xml:space="preserve"> M </w:t>
+      </w:r>
+      <w:r>
+        <w:rPr>
+          <w:rFonts w:ascii="Times New Roman" w:hAnsi="Times New Roman" w:cs="Times New Roman" w:eastAsia="SimSun"/>
+        </w:rPr>
+        <w:t xml:space="preserve">属于正交晶系，晶胞参数</w:t>
+      </w:r>
+      <w:r>
+        <w:t xml:space="preserve"> </w:t>
+      </w:r>
+      <m:oMath>
+        <m:r>
+          <w:rPr>
+            <w:rFonts w:ascii="Times New Roman" w:hAnsi="Times New Roman" w:cs="Times New Roman" w:eastAsia="SimSun"/>
+          </w:rPr>
+          <m:t>a</m:t>
+        </m:r>
+        <m:r>
+          <m:rPr>
+            <m:sty m:val="p"/>
+          </m:rPr>
+          <w:rPr>
+            <w:rFonts w:ascii="Times New Roman" w:hAnsi="Times New Roman" w:cs="Times New Roman" w:eastAsia="SimSun"/>
+          </w:rPr>
+          <m:t>=</m:t>
+        </m:r>
+        <m:r>
+          <w:rPr>
+            <w:rFonts w:ascii="Times New Roman" w:hAnsi="Times New Roman" w:cs="Times New Roman" w:eastAsia="SimSun"/>
+          </w:rPr>
+          <m:t>8.435</m:t>
+        </m:r>
+        <m:r>
+          <w:rPr>
+            <w:rFonts w:ascii="Times New Roman" w:hAnsi="Times New Roman" w:cs="Times New Roman" w:eastAsia="SimSun"/>
+          </w:rPr>
+          <m:t> </m:t>
+        </m:r>
+        <m:r>
+          <m:rPr>
+            <m:nor/>
+            <m:sty m:val="p"/>
+          </m:rPr>
+          <w:rPr>
+            <w:rFonts w:ascii="Times New Roman" w:hAnsi="Times New Roman" w:cs="Times New Roman" w:eastAsia="SimSun"/>
+          </w:rPr>
+          <m:t>Å</m:t>
+        </m:r>
+      </m:oMath>
+      <w:r>
+        <w:t xml:space="preserve"> </w:t>
+      </w:r>
+      <w:r>
+        <w:rPr>
+          <w:rFonts w:ascii="Times New Roman" w:hAnsi="Times New Roman" w:cs="Times New Roman" w:eastAsia="SimSun"/>
+        </w:rPr>
+        <w:t xml:space="preserve">，</w:t>
+      </w:r>
+      <w:r>
+        <w:t xml:space="preserve"> </w:t>
+      </w:r>
+      <m:oMath>
+        <m:r>
+          <w:rPr>
+            <w:rFonts w:ascii="Times New Roman" w:hAnsi="Times New Roman" w:cs="Times New Roman" w:eastAsia="SimSun"/>
+          </w:rPr>
+          <m:t>b</m:t>
+        </m:r>
+        <m:r>
+          <m:rPr>
+            <m:sty m:val="p"/>
+          </m:rPr>
+          <w:rPr>
+            <w:rFonts w:ascii="Times New Roman" w:hAnsi="Times New Roman" w:cs="Times New Roman" w:eastAsia="SimSun"/>
+          </w:rPr>
+          <m:t>=</m:t>
+        </m:r>
+        <m:r>
+          <w:rPr>
+            <w:rFonts w:ascii="Times New Roman" w:hAnsi="Times New Roman" w:cs="Times New Roman" w:eastAsia="SimSun"/>
+          </w:rPr>
+          <m:t>46.305</m:t>
+        </m:r>
+        <m:r>
+          <w:rPr>
+            <w:rFonts w:ascii="Times New Roman" w:hAnsi="Times New Roman" w:cs="Times New Roman" w:eastAsia="SimSun"/>
+          </w:rPr>
+          <m:t> </m:t>
+        </m:r>
+        <m:r>
+          <m:rPr>
+            <m:nor/>
+            <m:sty m:val="p"/>
+          </m:rPr>
+          <w:rPr>
+            <w:rFonts w:ascii="Times New Roman" w:hAnsi="Times New Roman" w:cs="Times New Roman" w:eastAsia="SimSun"/>
+          </w:rPr>
+          <m:t>Å</m:t>
+        </m:r>
+      </m:oMath>
+      <w:r>
+        <w:t xml:space="preserve"> </w:t>
+      </w:r>
+      <w:r>
+        <w:rPr>
+          <w:rFonts w:ascii="Times New Roman" w:hAnsi="Times New Roman" w:cs="Times New Roman" w:eastAsia="SimSun"/>
+        </w:rPr>
+        <w:t xml:space="preserve">，</w:t>
+      </w:r>
+      <w:r>
+        <w:t xml:space="preserve"> </w:t>
+      </w:r>
+      <m:oMath>
+        <m:r>
+          <w:rPr>
+            <w:rFonts w:ascii="Times New Roman" w:hAnsi="Times New Roman" w:cs="Times New Roman" w:eastAsia="SimSun"/>
+          </w:rPr>
+          <m:t>c</m:t>
+        </m:r>
+        <m:r>
+          <m:rPr>
+            <m:sty m:val="p"/>
+          </m:rPr>
+          <w:rPr>
+            <w:rFonts w:ascii="Times New Roman" w:hAnsi="Times New Roman" w:cs="Times New Roman" w:eastAsia="SimSun"/>
+          </w:rPr>
+          <m:t>=</m:t>
+        </m:r>
+        <m:r>
+          <w:rPr>
+            <w:rFonts w:ascii="Times New Roman" w:hAnsi="Times New Roman" w:cs="Times New Roman" w:eastAsia="SimSun"/>
+          </w:rPr>
+          <m:t>8.436</m:t>
+        </m:r>
+        <m:r>
+          <w:rPr>
+            <w:rFonts w:ascii="Times New Roman" w:hAnsi="Times New Roman" w:cs="Times New Roman" w:eastAsia="SimSun"/>
+          </w:rPr>
+          <m:t> </m:t>
+        </m:r>
+        <m:r>
+          <m:rPr>
+            <m:nor/>
+            <m:sty m:val="p"/>
+          </m:rPr>
+          <w:rPr>
+            <w:rFonts w:ascii="Times New Roman" w:hAnsi="Times New Roman" w:cs="Times New Roman" w:eastAsia="SimSun"/>
+          </w:rPr>
+          <m:t>Å</m:t>
+        </m:r>
+      </m:oMath>
+      <w:r>
+        <w:t xml:space="preserve"> </w:t>
+      </w:r>
+      <w:r>
+        <w:rPr>
+          <w:rFonts w:ascii="Times New Roman" w:hAnsi="Times New Roman" w:cs="Times New Roman" w:eastAsia="SimSun"/>
+        </w:rPr>
+        <w:t xml:space="preserve">，</w:t>
+      </w:r>
+      <w:r>
+        <w:t xml:space="preserve"> </w:t>
+      </w:r>
+      <w:r>
+        <w:t xml:space="preserve">1-4-3 </w:t>
+      </w:r>
+      <w:r>
+        <w:rPr>
+          <w:rFonts w:ascii="Times New Roman" w:hAnsi="Times New Roman" w:cs="Times New Roman" w:eastAsia="SimSun"/>
+        </w:rPr>
+        <w:t xml:space="preserve">实验发现</w:t>
+      </w:r>
+      <w:r>
+        <w:t xml:space="preserve"> M </w:t>
+      </w:r>
+      <w:r>
+        <w:rPr>
+          <w:rFonts w:ascii="Times New Roman" w:hAnsi="Times New Roman" w:cs="Times New Roman" w:eastAsia="SimSun"/>
+        </w:rPr>
+        <w:t xml:space="preserve">在</w:t>
+      </w:r>
+      <w:r>
+        <w:t xml:space="preserve"> 370 K </w:t>
+      </w:r>
+      <w:r>
+        <w:rPr>
+          <w:rFonts w:ascii="Times New Roman" w:hAnsi="Times New Roman" w:cs="Times New Roman" w:eastAsia="SimSun"/>
+        </w:rPr>
+        <w:t xml:space="preserve">下会发生快速相变转化为四方相。结合题目信息，画出</w:t>
+      </w:r>
+      <w:r>
+        <w:t xml:space="preserve"> M </w:t>
+      </w:r>
+      <w:r>
+        <w:rPr>
+          <w:rFonts w:ascii="Times New Roman" w:hAnsi="Times New Roman" w:cs="Times New Roman" w:eastAsia="SimSun"/>
+        </w:rPr>
+        <w:t xml:space="preserve">产生的</w:t>
+      </w:r>
+      <w:r>
+        <w:t xml:space="preserve"> SHG </w:t>
+      </w:r>
+      <w:r>
+        <w:rPr>
+          <w:rFonts w:ascii="Times New Roman" w:hAnsi="Times New Roman" w:cs="Times New Roman" w:eastAsia="SimSun"/>
+        </w:rPr>
+        <w:t xml:space="preserve">信号强度和温度之间的关系图。</w:t>
+      </w:r>
+    </w:p>
+    <w:bookmarkStart w:id="28" w:name="答案"/>
+    <w:p>
+      <w:pPr>
+        <w:pStyle w:val="Heading4"/>
+      </w:pPr>
+      <w:r>
+        <w:rPr>
+          <w:rFonts w:ascii="Times New Roman" w:hAnsi="Times New Roman" w:cs="Times New Roman" w:eastAsia="SimSun"/>
+        </w:rPr>
+        <w:t xml:space="preserve">答案</w:t>
+      </w:r>
+    </w:p>
+    <w:p>
+      <w:pPr>
+        <w:pStyle w:val="FirstParagraph"/>
+        <w:spacing w:before="0" w:after="0" w:line="276" w:lineRule="auto"/>
+        <w:ind w:firstLineChars="200" w:firstLine="420"/>
+      </w:pPr>
+      <w:r>
+        <w:rPr>
+          <w:rFonts w:ascii="Times New Roman" w:hAnsi="Times New Roman" w:cs="Times New Roman" w:eastAsia="SimSun"/>
+        </w:rPr>
+        <w:t xml:space="preserve">（共</w:t>
+      </w:r>
+      <w:r>
+        <w:t xml:space="preserve"> 4 </w:t>
+      </w:r>
+      <w:r>
+        <w:rPr>
+          <w:rFonts w:ascii="Times New Roman" w:hAnsi="Times New Roman" w:cs="Times New Roman" w:eastAsia="SimSun"/>
+        </w:rPr>
+        <w:t xml:space="preserve">分）</w:t>
+      </w:r>
+    </w:p>
+    <w:p>
+      <w:pPr>
+        <w:pStyle w:val="BodyText"/>
+        <w:spacing w:before="0" w:after="0" w:line="276" w:lineRule="auto"/>
+        <w:ind w:firstLineChars="200" w:firstLine="420"/>
+      </w:pPr>
+      <m:oMath>
+        <m:r>
+          <m:rPr>
+            <m:sty m:val="p"/>
+          </m:rPr>
+          <w:rPr>
+            <w:rFonts w:ascii="Times New Roman" w:hAnsi="Times New Roman" w:cs="Times New Roman" w:eastAsia="SimSun"/>
+          </w:rPr>
+          <m:t>C</m:t>
+        </m:r>
+        <m:r>
+          <m:rPr>
+            <m:sty m:val="p"/>
+          </m:rPr>
+          <w:rPr>
+            <w:rFonts w:ascii="Times New Roman" w:hAnsi="Times New Roman" w:cs="Times New Roman" w:eastAsia="SimSun"/>
+          </w:rPr>
+          <m:t>a</m:t>
+        </m:r>
+        <m:r>
+          <m:rPr>
+            <m:sty m:val="p"/>
+          </m:rPr>
+          <w:rPr>
+            <w:rFonts w:ascii="Times New Roman" w:hAnsi="Times New Roman" w:cs="Times New Roman" w:eastAsia="SimSun"/>
+          </w:rPr>
+          <m:t>T</m:t>
+        </m:r>
+        <m:r>
+          <m:rPr>
+            <m:sty m:val="p"/>
+          </m:rPr>
+          <w:rPr>
+            <w:rFonts w:ascii="Times New Roman" w:hAnsi="Times New Roman" w:cs="Times New Roman" w:eastAsia="SimSun"/>
+          </w:rPr>
+          <m:t>i</m:t>
+        </m:r>
+        <m:sSub>
+          <m:e>
+            <m:r>
+              <m:rPr>
+                <m:sty m:val="p"/>
+              </m:rPr>
+              <w:rPr>
+                <w:rFonts w:ascii="Times New Roman" w:hAnsi="Times New Roman" w:cs="Times New Roman" w:eastAsia="SimSun"/>
+              </w:rPr>
+              <m:t>O</m:t>
+            </m:r>
+          </m:e>
+          <m:sub>
+            <m:r>
+              <m:rPr>
+                <m:sty m:val="p"/>
+              </m:rPr>
+              <w:rPr>
+                <w:rFonts w:ascii="Times New Roman" w:hAnsi="Times New Roman" w:cs="Times New Roman" w:eastAsia="SimSun"/>
+              </w:rPr>
+              <m:t>3</m:t>
+            </m:r>
+          </m:sub>
+        </m:sSub>
+      </m:oMath>
+      <w:r>
+        <w:t xml:space="preserve"> </w:t>
+      </w:r>
+      <w:r>
+        <w:rPr>
+          <w:rFonts w:ascii="Times New Roman" w:hAnsi="Times New Roman" w:cs="Times New Roman" w:eastAsia="SimSun"/>
+        </w:rPr>
+        <w:t xml:space="preserve">中</w:t>
+      </w:r>
+      <w:r>
+        <w:t xml:space="preserve"> </w:t>
+      </w:r>
+      <m:oMath>
+        <m:r>
+          <m:rPr>
+            <m:sty m:val="p"/>
+          </m:rPr>
+          <w:rPr>
+            <w:rFonts w:ascii="Times New Roman" w:hAnsi="Times New Roman" w:cs="Times New Roman" w:eastAsia="SimSun"/>
+          </w:rPr>
+          <m:t>C</m:t>
+        </m:r>
+        <m:sSup>
+          <m:e>
+            <m:r>
+              <m:rPr>
+                <m:sty m:val="p"/>
+              </m:rPr>
+              <w:rPr>
+                <w:rFonts w:ascii="Times New Roman" w:hAnsi="Times New Roman" w:cs="Times New Roman" w:eastAsia="SimSun"/>
+              </w:rPr>
+              <m:t>a</m:t>
+            </m:r>
+          </m:e>
+          <m:sup>
+            <m:r>
+              <m:rPr>
+                <m:sty m:val="p"/>
+              </m:rPr>
+              <w:rPr>
+                <w:rFonts w:ascii="Times New Roman" w:hAnsi="Times New Roman" w:cs="Times New Roman" w:eastAsia="SimSun"/>
+              </w:rPr>
+              <m:t>2</m:t>
+            </m:r>
+            <m:r>
+              <m:rPr>
+                <m:sty m:val="p"/>
+              </m:rPr>
+              <w:rPr>
+                <w:rFonts w:ascii="Times New Roman" w:hAnsi="Times New Roman" w:cs="Times New Roman" w:eastAsia="SimSun"/>
+              </w:rPr>
+              <m:t>+</m:t>
+            </m:r>
+          </m:sup>
+        </m:sSup>
+      </m:oMath>
+      <w:r>
+        <w:t xml:space="preserve"> </w:t>
+      </w:r>
+      <w:r>
+        <w:rPr>
+          <w:rFonts w:ascii="Times New Roman" w:hAnsi="Times New Roman" w:cs="Times New Roman" w:eastAsia="SimSun"/>
+        </w:rPr>
+        <w:t xml:space="preserve">半径小（1</w:t>
+      </w:r>
+      <w:r>
+        <w:t xml:space="preserve"> </w:t>
+      </w:r>
+      <w:r>
+        <w:rPr>
+          <w:rFonts w:ascii="Times New Roman" w:hAnsi="Times New Roman" w:cs="Times New Roman" w:eastAsia="SimSun"/>
+        </w:rPr>
+        <w:t xml:space="preserve">分），无法支撑八面体骨架（1</w:t>
+      </w:r>
+      <w:r>
+        <w:t xml:space="preserve"> </w:t>
+      </w:r>
+      <w:r>
+        <w:rPr>
+          <w:rFonts w:ascii="Times New Roman" w:hAnsi="Times New Roman" w:cs="Times New Roman" w:eastAsia="SimSun"/>
+        </w:rPr>
+        <w:t xml:space="preserve">分），导致八面体向</w:t>
+      </w:r>
+      <w:r>
+        <w:t xml:space="preserve"> A </w:t>
+      </w:r>
+      <w:r>
+        <w:rPr>
+          <w:rFonts w:ascii="Times New Roman" w:hAnsi="Times New Roman" w:cs="Times New Roman" w:eastAsia="SimSun"/>
+        </w:rPr>
+        <w:t xml:space="preserve">位阳离子倾斜。</w:t>
+      </w:r>
+      <w:r>
+        <w:t xml:space="preserve"> </w:t>
+      </w:r>
+      <m:oMath>
+        <m:r>
+          <m:rPr>
+            <m:sty m:val="p"/>
+          </m:rPr>
+          <w:rPr>
+            <w:rFonts w:ascii="Times New Roman" w:hAnsi="Times New Roman" w:cs="Times New Roman" w:eastAsia="SimSun"/>
+          </w:rPr>
+          <m:t>B</m:t>
+        </m:r>
+        <m:r>
+          <m:rPr>
+            <m:sty m:val="p"/>
+          </m:rPr>
+          <w:rPr>
+            <w:rFonts w:ascii="Times New Roman" w:hAnsi="Times New Roman" w:cs="Times New Roman" w:eastAsia="SimSun"/>
+          </w:rPr>
+          <m:t>a</m:t>
+        </m:r>
+        <m:r>
+          <m:rPr>
+            <m:sty m:val="p"/>
+          </m:rPr>
+          <w:rPr>
+            <w:rFonts w:ascii="Times New Roman" w:hAnsi="Times New Roman" w:cs="Times New Roman" w:eastAsia="SimSun"/>
+          </w:rPr>
+          <m:t>T</m:t>
+        </m:r>
+        <m:r>
+          <m:rPr>
+            <m:sty m:val="p"/>
+          </m:rPr>
+          <w:rPr>
+            <w:rFonts w:ascii="Times New Roman" w:hAnsi="Times New Roman" w:cs="Times New Roman" w:eastAsia="SimSun"/>
+          </w:rPr>
+          <m:t>i</m:t>
+        </m:r>
+        <m:sSub>
+          <m:e>
+            <m:r>
+              <m:rPr>
+                <m:sty m:val="p"/>
+              </m:rPr>
+              <w:rPr>
+                <w:rFonts w:ascii="Times New Roman" w:hAnsi="Times New Roman" w:cs="Times New Roman" w:eastAsia="SimSun"/>
+              </w:rPr>
+              <m:t>O</m:t>
+            </m:r>
+          </m:e>
+          <m:sub>
+            <m:r>
+              <m:rPr>
+                <m:sty m:val="p"/>
+              </m:rPr>
+              <w:rPr>
+                <w:rFonts w:ascii="Times New Roman" w:hAnsi="Times New Roman" w:cs="Times New Roman" w:eastAsia="SimSun"/>
+              </w:rPr>
+              <m:t>3</m:t>
+            </m:r>
+          </m:sub>
+        </m:sSub>
+      </m:oMath>
+      <w:r>
+        <w:t xml:space="preserve"> </w:t>
+      </w:r>
+      <w:r>
+        <w:rPr>
+          <w:rFonts w:ascii="Times New Roman" w:hAnsi="Times New Roman" w:cs="Times New Roman" w:eastAsia="SimSun"/>
+        </w:rPr>
+        <w:t xml:space="preserve">中</w:t>
+      </w:r>
+      <w:r>
+        <w:t xml:space="preserve"> </w:t>
+      </w:r>
+      <m:oMath>
+        <m:r>
+          <m:rPr>
+            <m:sty m:val="p"/>
+          </m:rPr>
+          <w:rPr>
+            <w:rFonts w:ascii="Times New Roman" w:hAnsi="Times New Roman" w:cs="Times New Roman" w:eastAsia="SimSun"/>
+          </w:rPr>
+          <m:t>B</m:t>
+        </m:r>
+        <m:sSup>
+          <m:e>
+            <m:r>
+              <m:rPr>
+                <m:sty m:val="p"/>
+              </m:rPr>
+              <w:rPr>
+                <w:rFonts w:ascii="Times New Roman" w:hAnsi="Times New Roman" w:cs="Times New Roman" w:eastAsia="SimSun"/>
+              </w:rPr>
+              <m:t>a</m:t>
+            </m:r>
+          </m:e>
+          <m:sup>
+            <m:r>
+              <m:rPr>
+                <m:sty m:val="p"/>
+              </m:rPr>
+              <w:rPr>
+                <w:rFonts w:ascii="Times New Roman" w:hAnsi="Times New Roman" w:cs="Times New Roman" w:eastAsia="SimSun"/>
+              </w:rPr>
+              <m:t>2</m:t>
+            </m:r>
+            <m:r>
+              <m:rPr>
+                <m:sty m:val="p"/>
+              </m:rPr>
+              <w:rPr>
+                <w:rFonts w:ascii="Times New Roman" w:hAnsi="Times New Roman" w:cs="Times New Roman" w:eastAsia="SimSun"/>
+              </w:rPr>
+              <m:t>+</m:t>
+            </m:r>
+          </m:sup>
+        </m:sSup>
+      </m:oMath>
+      <w:r>
+        <w:t xml:space="preserve"> </w:t>
+      </w:r>
+      <w:r>
+        <w:rPr>
+          <w:rFonts w:ascii="Times New Roman" w:hAnsi="Times New Roman" w:cs="Times New Roman" w:eastAsia="SimSun"/>
+        </w:rPr>
+        <w:t xml:space="preserve">半径过大（1</w:t>
+      </w:r>
+      <w:r>
+        <w:t xml:space="preserve"> </w:t>
+      </w:r>
+      <w:r>
+        <w:rPr>
+          <w:rFonts w:ascii="Times New Roman" w:hAnsi="Times New Roman" w:cs="Times New Roman" w:eastAsia="SimSun"/>
+        </w:rPr>
+        <w:t xml:space="preserve">分），使得相邻的</w:t>
+      </w:r>
+      <w:r>
+        <w:t xml:space="preserve"> </w:t>
+      </w:r>
+      <w:r>
+        <w:rPr>
+          <w:rFonts w:ascii="Times New Roman" w:hAnsi="Times New Roman" w:cs="Times New Roman" w:eastAsia="SimSun"/>
+        </w:rPr>
+        <w:t xml:space="preserve">O离子之间距离增大，撑大了</w:t>
+      </w:r>
+      <w:r>
+        <w:t xml:space="preserve"> </w:t>
+      </w:r>
+      <m:oMath>
+        <m:r>
+          <m:rPr>
+            <m:sty m:val="p"/>
+          </m:rPr>
+          <w:rPr>
+            <w:rFonts w:ascii="Times New Roman" w:hAnsi="Times New Roman" w:cs="Times New Roman" w:eastAsia="SimSun"/>
+          </w:rPr>
+          <m:t>T</m:t>
+        </m:r>
+        <m:r>
+          <m:rPr>
+            <m:sty m:val="p"/>
+          </m:rPr>
+          <w:rPr>
+            <w:rFonts w:ascii="Times New Roman" w:hAnsi="Times New Roman" w:cs="Times New Roman" w:eastAsia="SimSun"/>
+          </w:rPr>
+          <m:t>i</m:t>
+        </m:r>
+        <m:sSub>
+          <m:e>
+            <m:r>
+              <m:rPr>
+                <m:sty m:val="p"/>
+              </m:rPr>
+              <w:rPr>
+                <w:rFonts w:ascii="Times New Roman" w:hAnsi="Times New Roman" w:cs="Times New Roman" w:eastAsia="SimSun"/>
+              </w:rPr>
+              <m:t>O</m:t>
+            </m:r>
+          </m:e>
+          <m:sub>
+            <m:r>
+              <m:rPr>
+                <m:sty m:val="p"/>
+              </m:rPr>
+              <w:rPr>
+                <w:rFonts w:ascii="Times New Roman" w:hAnsi="Times New Roman" w:cs="Times New Roman" w:eastAsia="SimSun"/>
+              </w:rPr>
+              <m:t>6</m:t>
+            </m:r>
+          </m:sub>
+        </m:sSub>
+      </m:oMath>
+      <w:r>
+        <w:t xml:space="preserve"> </w:t>
+      </w:r>
+      <w:r>
+        <w:rPr>
+          <w:rFonts w:ascii="Times New Roman" w:hAnsi="Times New Roman" w:cs="Times New Roman" w:eastAsia="SimSun"/>
+        </w:rPr>
+        <w:t xml:space="preserve">八面体（1</w:t>
+      </w:r>
+      <w:r>
+        <w:t xml:space="preserve"> </w:t>
+      </w:r>
+      <w:r>
+        <w:rPr>
+          <w:rFonts w:ascii="Times New Roman" w:hAnsi="Times New Roman" w:cs="Times New Roman" w:eastAsia="SimSun"/>
+        </w:rPr>
+        <w:t xml:space="preserve">分），Ti</w:t>
+      </w:r>
+      <w:r>
+        <w:t xml:space="preserve"> </w:t>
+      </w:r>
+      <w:r>
+        <w:rPr>
+          <w:rFonts w:ascii="Times New Roman" w:hAnsi="Times New Roman" w:cs="Times New Roman" w:eastAsia="SimSun"/>
+        </w:rPr>
+        <w:t xml:space="preserve">发生偏心位移。</w:t>
       </w:r>
       <w:r>
         <w:t xml:space="preserve"> </w:t>
@@ -7017,6 +7193,566 @@
         </w:rPr>
         <w:t xml:space="preserve">分）</w:t>
       </w:r>
+      <w:r>
+        <w:t xml:space="preserve"> </w:t>
+      </w:r>
+      <w:r>
+        <w:rPr>
+          <w:rFonts w:ascii="Times New Roman" w:hAnsi="Times New Roman" w:cs="Times New Roman" w:eastAsia="SimSun"/>
+        </w:rPr>
+        <w:t xml:space="preserve">2-2Cu：四方锥配位（1</w:t>
+      </w:r>
+      <w:r>
+        <w:t xml:space="preserve"> </w:t>
+      </w:r>
+      <w:r>
+        <w:rPr>
+          <w:rFonts w:ascii="Times New Roman" w:hAnsi="Times New Roman" w:cs="Times New Roman" w:eastAsia="SimSun"/>
+        </w:rPr>
+        <w:t xml:space="preserve">分）；Ln：四棱柱（1.5</w:t>
+      </w:r>
+      <w:r>
+        <w:t xml:space="preserve"> </w:t>
+      </w:r>
+      <w:r>
+        <w:rPr>
+          <w:rFonts w:ascii="Times New Roman" w:hAnsi="Times New Roman" w:cs="Times New Roman" w:eastAsia="SimSun"/>
+        </w:rPr>
+        <w:t xml:space="preserve">分）与单加帽四方反棱柱（1</w:t>
+      </w:r>
+      <w:r>
+        <w:t xml:space="preserve"> </w:t>
+      </w:r>
+      <w:r>
+        <w:rPr>
+          <w:rFonts w:ascii="Times New Roman" w:hAnsi="Times New Roman" w:cs="Times New Roman" w:eastAsia="SimSun"/>
+        </w:rPr>
+        <w:t xml:space="preserve">分）；后者答四方锥得</w:t>
+      </w:r>
+      <w:r>
+        <w:t xml:space="preserve"> 0.5 </w:t>
+      </w:r>
+      <w:r>
+        <w:rPr>
+          <w:rFonts w:ascii="Times New Roman" w:hAnsi="Times New Roman" w:cs="Times New Roman" w:eastAsia="SimSun"/>
+        </w:rPr>
+        <w:t xml:space="preserve">分。</w:t>
+      </w:r>
+      <w:r>
+        <w:t xml:space="preserve"> </w:t>
+      </w:r>
+      <w:r>
+        <w:t xml:space="preserve">2-3-1</w:t>
+      </w:r>
+      <m:oMath>
+        <m:sSub>
+          <m:e>
+            <m:r>
+              <w:rPr>
+                <w:rFonts w:ascii="Times New Roman" w:hAnsi="Times New Roman" w:cs="Times New Roman" w:eastAsia="SimSun"/>
+              </w:rPr>
+              <m:t>N</m:t>
+            </m:r>
+          </m:e>
+          <m:sub>
+            <m:r>
+              <w:rPr>
+                <w:rFonts w:ascii="Times New Roman" w:hAnsi="Times New Roman" w:cs="Times New Roman" w:eastAsia="SimSun"/>
+              </w:rPr>
+              <m:t>n</m:t>
+            </m:r>
+          </m:sub>
+        </m:sSub>
+        <m:r>
+          <w:rPr>
+            <w:rFonts w:ascii="Times New Roman" w:hAnsi="Times New Roman" w:cs="Times New Roman" w:eastAsia="SimSun"/>
+          </w:rPr>
+          <m:t>M</m:t>
+        </m:r>
+        <m:sSub>
+          <m:e>
+            <m:r>
+              <w:rPr>
+                <w:rFonts w:ascii="Times New Roman" w:hAnsi="Times New Roman" w:cs="Times New Roman" w:eastAsia="SimSun"/>
+              </w:rPr>
+              <m:t>O</m:t>
+            </m:r>
+          </m:e>
+          <m:sub>
+            <m:r>
+              <w:rPr>
+                <w:rFonts w:ascii="Times New Roman" w:hAnsi="Times New Roman" w:cs="Times New Roman" w:eastAsia="SimSun"/>
+              </w:rPr>
+              <m:t>2</m:t>
+            </m:r>
+            <m:r>
+              <m:rPr>
+                <m:sty m:val="p"/>
+              </m:rPr>
+              <w:rPr>
+                <w:rFonts w:ascii="Times New Roman" w:hAnsi="Times New Roman" w:cs="Times New Roman" w:eastAsia="SimSun"/>
+              </w:rPr>
+              <m:t>+</m:t>
+            </m:r>
+            <m:r>
+              <w:rPr>
+                <w:rFonts w:ascii="Times New Roman" w:hAnsi="Times New Roman" w:cs="Times New Roman" w:eastAsia="SimSun"/>
+              </w:rPr>
+              <m:t>n</m:t>
+            </m:r>
+          </m:sub>
+        </m:sSub>
+      </m:oMath>
+      <w:r>
+        <w:rPr>
+          <w:rFonts w:ascii="Times New Roman" w:hAnsi="Times New Roman" w:cs="Times New Roman" w:eastAsia="SimSun"/>
+        </w:rPr>
+        <w:t xml:space="preserve">（1</w:t>
+      </w:r>
+      <w:r>
+        <w:t xml:space="preserve"> </w:t>
+      </w:r>
+      <w:r>
+        <w:rPr>
+          <w:rFonts w:ascii="Times New Roman" w:hAnsi="Times New Roman" w:cs="Times New Roman" w:eastAsia="SimSun"/>
+        </w:rPr>
+        <w:t xml:space="preserve">分）</w:t>
+      </w:r>
+      <w:r>
+        <w:t xml:space="preserve"> </w:t>
+      </w:r>
+      <w:r>
+        <w:t xml:space="preserve">2-3-2</w:t>
+      </w:r>
+      <m:oMath>
+        <m:r>
+          <w:rPr>
+            <w:rFonts w:ascii="Times New Roman" w:hAnsi="Times New Roman" w:cs="Times New Roman" w:eastAsia="SimSun"/>
+          </w:rPr>
+          <m:t>a</m:t>
+        </m:r>
+        <m:r>
+          <m:rPr>
+            <m:sty m:val="p"/>
+          </m:rPr>
+          <w:rPr>
+            <w:rFonts w:ascii="Times New Roman" w:hAnsi="Times New Roman" w:cs="Times New Roman" w:eastAsia="SimSun"/>
+          </w:rPr>
+          <m:t>=</m:t>
+        </m:r>
+        <m:rad>
+          <m:radPr>
+            <m:degHide m:val="on"/>
+          </m:radPr>
+          <m:deg/>
+          <m:e>
+            <m:r>
+              <w:rPr>
+                <w:rFonts w:ascii="Times New Roman" w:hAnsi="Times New Roman" w:cs="Times New Roman" w:eastAsia="SimSun"/>
+              </w:rPr>
+              <m:t>2</m:t>
+            </m:r>
+          </m:e>
+        </m:rad>
+        <m:r>
+          <w:rPr>
+            <w:rFonts w:ascii="Times New Roman" w:hAnsi="Times New Roman" w:cs="Times New Roman" w:eastAsia="SimSun"/>
+          </w:rPr>
+          <m:t>d</m:t>
+        </m:r>
+      </m:oMath>
+      <w:r>
+        <w:rPr>
+          <w:rFonts w:ascii="Times New Roman" w:hAnsi="Times New Roman" w:cs="Times New Roman" w:eastAsia="SimSun"/>
+        </w:rPr>
+        <w:t xml:space="preserve">（1</w:t>
+      </w:r>
+      <w:r>
+        <w:t xml:space="preserve"> </w:t>
+      </w:r>
+      <w:r>
+        <w:rPr>
+          <w:rFonts w:ascii="Times New Roman" w:hAnsi="Times New Roman" w:cs="Times New Roman" w:eastAsia="SimSun"/>
+        </w:rPr>
+        <w:t xml:space="preserve">分）；一个钙钛矿层的高度为</w:t>
+      </w:r>
+      <w:r>
+        <w:t xml:space="preserve"> </w:t>
+      </w:r>
+      <m:oMath>
+        <m:rad>
+          <m:radPr>
+            <m:degHide m:val="on"/>
+          </m:radPr>
+          <m:deg/>
+          <m:e>
+            <m:r>
+              <w:rPr>
+                <w:rFonts w:ascii="Times New Roman" w:hAnsi="Times New Roman" w:cs="Times New Roman" w:eastAsia="SimSun"/>
+              </w:rPr>
+              <m:t>2</m:t>
+            </m:r>
+          </m:e>
+        </m:rad>
+        <m:r>
+          <w:rPr>
+            <w:rFonts w:ascii="Times New Roman" w:hAnsi="Times New Roman" w:cs="Times New Roman" w:eastAsia="SimSun"/>
+          </w:rPr>
+          <m:t>d</m:t>
+        </m:r>
+      </m:oMath>
+      <w:r>
+        <w:rPr>
+          <w:rFonts w:ascii="Times New Roman" w:hAnsi="Times New Roman" w:cs="Times New Roman" w:eastAsia="SimSun"/>
+        </w:rPr>
+        <w:t xml:space="preserve">；</w:t>
+      </w:r>
+      <m:oMath>
+        <m:r>
+          <w:rPr>
+            <w:rFonts w:ascii="Times New Roman" w:hAnsi="Times New Roman" w:cs="Times New Roman" w:eastAsia="SimSun"/>
+          </w:rPr>
+          <m:t>n</m:t>
+        </m:r>
+      </m:oMath>
+      <w:r>
+        <w:t xml:space="preserve"> </w:t>
+      </w:r>
+      <w:r>
+        <w:rPr>
+          <w:rFonts w:ascii="Times New Roman" w:hAnsi="Times New Roman" w:cs="Times New Roman" w:eastAsia="SimSun"/>
+        </w:rPr>
+        <w:t xml:space="preserve">个连续岩盐层的高度为</w:t>
+      </w:r>
+      <w:r>
+        <w:t xml:space="preserve"> </w:t>
+      </w:r>
+      <m:oMath>
+        <m:r>
+          <m:rPr>
+            <m:sty m:val="p"/>
+          </m:rPr>
+          <w:rPr>
+            <w:rFonts w:ascii="Times New Roman" w:hAnsi="Times New Roman" w:cs="Times New Roman" w:eastAsia="SimSun"/>
+          </w:rPr>
+          <m:t>(</m:t>
+        </m:r>
+        <m:r>
+          <w:rPr>
+            <w:rFonts w:ascii="Times New Roman" w:hAnsi="Times New Roman" w:cs="Times New Roman" w:eastAsia="SimSun"/>
+          </w:rPr>
+          <m:t>n</m:t>
+        </m:r>
+        <m:r>
+          <m:rPr>
+            <m:sty m:val="p"/>
+          </m:rPr>
+          <w:rPr>
+            <w:rFonts w:ascii="Times New Roman" w:hAnsi="Times New Roman" w:cs="Times New Roman" w:eastAsia="SimSun"/>
+          </w:rPr>
+          <m:t>−</m:t>
+        </m:r>
+        <m:r>
+          <w:rPr>
+            <w:rFonts w:ascii="Times New Roman" w:hAnsi="Times New Roman" w:cs="Times New Roman" w:eastAsia="SimSun"/>
+          </w:rPr>
+          <m:t>1</m:t>
+        </m:r>
+        <m:r>
+          <m:rPr>
+            <m:sty m:val="p"/>
+          </m:rPr>
+          <w:rPr>
+            <w:rFonts w:ascii="Times New Roman" w:hAnsi="Times New Roman" w:cs="Times New Roman" w:eastAsia="SimSun"/>
+          </w:rPr>
+          <m:t>)</m:t>
+        </m:r>
+        <m:r>
+          <w:rPr>
+            <w:rFonts w:ascii="Times New Roman" w:hAnsi="Times New Roman" w:cs="Times New Roman" w:eastAsia="SimSun"/>
+          </w:rPr>
+          <m:t>d</m:t>
+        </m:r>
+      </m:oMath>
+      <w:r>
+        <w:rPr>
+          <w:rFonts w:ascii="Times New Roman" w:hAnsi="Times New Roman" w:cs="Times New Roman" w:eastAsia="SimSun"/>
+        </w:rPr>
+        <w:t xml:space="preserve">（1</w:t>
+      </w:r>
+      <w:r>
+        <w:t xml:space="preserve"> </w:t>
+      </w:r>
+      <w:r>
+        <w:rPr>
+          <w:rFonts w:ascii="Times New Roman" w:hAnsi="Times New Roman" w:cs="Times New Roman" w:eastAsia="SimSun"/>
+        </w:rPr>
+        <w:t xml:space="preserve">分）；若</w:t>
+      </w:r>
+      <w:r>
+        <w:t xml:space="preserve"> </w:t>
+      </w:r>
+      <m:oMath>
+        <m:r>
+          <w:rPr>
+            <w:rFonts w:ascii="Times New Roman" w:hAnsi="Times New Roman" w:cs="Times New Roman" w:eastAsia="SimSun"/>
+          </w:rPr>
+          <m:t>n</m:t>
+        </m:r>
+      </m:oMath>
+      <w:r>
+        <w:t xml:space="preserve"> </w:t>
+      </w:r>
+      <w:r>
+        <w:rPr>
+          <w:rFonts w:ascii="Times New Roman" w:hAnsi="Times New Roman" w:cs="Times New Roman" w:eastAsia="SimSun"/>
+        </w:rPr>
+        <w:t xml:space="preserve">为奇数，晶体为体心点阵，</w:t>
+      </w:r>
+      <m:oMath>
+        <m:r>
+          <w:rPr>
+            <w:rFonts w:ascii="Times New Roman" w:hAnsi="Times New Roman" w:cs="Times New Roman" w:eastAsia="SimSun"/>
+          </w:rPr>
+          <m:t>c</m:t>
+        </m:r>
+        <m:r>
+          <m:rPr>
+            <m:sty m:val="p"/>
+          </m:rPr>
+          <w:rPr>
+            <w:rFonts w:ascii="Times New Roman" w:hAnsi="Times New Roman" w:cs="Times New Roman" w:eastAsia="SimSun"/>
+          </w:rPr>
+          <m:t>=</m:t>
+        </m:r>
+        <m:r>
+          <w:rPr>
+            <w:rFonts w:ascii="Times New Roman" w:hAnsi="Times New Roman" w:cs="Times New Roman" w:eastAsia="SimSun"/>
+          </w:rPr>
+          <m:t>2</m:t>
+        </m:r>
+        <m:rad>
+          <m:radPr>
+            <m:degHide m:val="on"/>
+          </m:radPr>
+          <m:deg/>
+          <m:e>
+            <m:r>
+              <w:rPr>
+                <w:rFonts w:ascii="Times New Roman" w:hAnsi="Times New Roman" w:cs="Times New Roman" w:eastAsia="SimSun"/>
+              </w:rPr>
+              <m:t>2</m:t>
+            </m:r>
+          </m:e>
+        </m:rad>
+        <m:r>
+          <w:rPr>
+            <w:rFonts w:ascii="Times New Roman" w:hAnsi="Times New Roman" w:cs="Times New Roman" w:eastAsia="SimSun"/>
+          </w:rPr>
+          <m:t>d</m:t>
+        </m:r>
+        <m:r>
+          <m:rPr>
+            <m:sty m:val="p"/>
+          </m:rPr>
+          <w:rPr>
+            <w:rFonts w:ascii="Times New Roman" w:hAnsi="Times New Roman" w:cs="Times New Roman" w:eastAsia="SimSun"/>
+          </w:rPr>
+          <m:t>+</m:t>
+        </m:r>
+        <m:r>
+          <w:rPr>
+            <w:rFonts w:ascii="Times New Roman" w:hAnsi="Times New Roman" w:cs="Times New Roman" w:eastAsia="SimSun"/>
+          </w:rPr>
+          <m:t>2</m:t>
+        </m:r>
+        <m:r>
+          <m:rPr>
+            <m:sty m:val="p"/>
+          </m:rPr>
+          <w:rPr>
+            <w:rFonts w:ascii="Times New Roman" w:hAnsi="Times New Roman" w:cs="Times New Roman" w:eastAsia="SimSun"/>
+          </w:rPr>
+          <m:t>(</m:t>
+        </m:r>
+        <m:r>
+          <w:rPr>
+            <w:rFonts w:ascii="Times New Roman" w:hAnsi="Times New Roman" w:cs="Times New Roman" w:eastAsia="SimSun"/>
+          </w:rPr>
+          <m:t>n</m:t>
+        </m:r>
+        <m:r>
+          <m:rPr>
+            <m:sty m:val="p"/>
+          </m:rPr>
+          <w:rPr>
+            <w:rFonts w:ascii="Times New Roman" w:hAnsi="Times New Roman" w:cs="Times New Roman" w:eastAsia="SimSun"/>
+          </w:rPr>
+          <m:t>−</m:t>
+        </m:r>
+        <m:r>
+          <w:rPr>
+            <w:rFonts w:ascii="Times New Roman" w:hAnsi="Times New Roman" w:cs="Times New Roman" w:eastAsia="SimSun"/>
+          </w:rPr>
+          <m:t>1</m:t>
+        </m:r>
+        <m:r>
+          <m:rPr>
+            <m:sty m:val="p"/>
+          </m:rPr>
+          <w:rPr>
+            <w:rFonts w:ascii="Times New Roman" w:hAnsi="Times New Roman" w:cs="Times New Roman" w:eastAsia="SimSun"/>
+          </w:rPr>
+          <m:t>)</m:t>
+        </m:r>
+        <m:r>
+          <w:rPr>
+            <w:rFonts w:ascii="Times New Roman" w:hAnsi="Times New Roman" w:cs="Times New Roman" w:eastAsia="SimSun"/>
+          </w:rPr>
+          <m:t>d</m:t>
+        </m:r>
+      </m:oMath>
+      <w:r>
+        <w:rPr>
+          <w:rFonts w:ascii="Times New Roman" w:hAnsi="Times New Roman" w:cs="Times New Roman" w:eastAsia="SimSun"/>
+        </w:rPr>
+        <w:t xml:space="preserve">（1</w:t>
+      </w:r>
+      <w:r>
+        <w:t xml:space="preserve"> </w:t>
+      </w:r>
+      <w:r>
+        <w:rPr>
+          <w:rFonts w:ascii="Times New Roman" w:hAnsi="Times New Roman" w:cs="Times New Roman" w:eastAsia="SimSun"/>
+        </w:rPr>
+        <w:t xml:space="preserve">分）；若</w:t>
+      </w:r>
+      <w:r>
+        <w:t xml:space="preserve"> </w:t>
+      </w:r>
+      <m:oMath>
+        <m:r>
+          <w:rPr>
+            <w:rFonts w:ascii="Times New Roman" w:hAnsi="Times New Roman" w:cs="Times New Roman" w:eastAsia="SimSun"/>
+          </w:rPr>
+          <m:t>n</m:t>
+        </m:r>
+      </m:oMath>
+      <w:r>
+        <w:t xml:space="preserve"> </w:t>
+      </w:r>
+      <w:r>
+        <w:rPr>
+          <w:rFonts w:ascii="Times New Roman" w:hAnsi="Times New Roman" w:cs="Times New Roman" w:eastAsia="SimSun"/>
+        </w:rPr>
+        <w:t xml:space="preserve">为正偶数，晶体为简单点阵，</w:t>
+      </w:r>
+      <m:oMath>
+        <m:r>
+          <w:rPr>
+            <w:rFonts w:ascii="Times New Roman" w:hAnsi="Times New Roman" w:cs="Times New Roman" w:eastAsia="SimSun"/>
+          </w:rPr>
+          <m:t>c</m:t>
+        </m:r>
+        <m:r>
+          <m:rPr>
+            <m:sty m:val="p"/>
+          </m:rPr>
+          <w:rPr>
+            <w:rFonts w:ascii="Times New Roman" w:hAnsi="Times New Roman" w:cs="Times New Roman" w:eastAsia="SimSun"/>
+          </w:rPr>
+          <m:t>=</m:t>
+        </m:r>
+        <m:rad>
+          <m:radPr>
+            <m:degHide m:val="on"/>
+          </m:radPr>
+          <m:deg/>
+          <m:e>
+            <m:r>
+              <w:rPr>
+                <w:rFonts w:ascii="Times New Roman" w:hAnsi="Times New Roman" w:cs="Times New Roman" w:eastAsia="SimSun"/>
+              </w:rPr>
+              <m:t>2</m:t>
+            </m:r>
+          </m:e>
+        </m:rad>
+        <m:r>
+          <w:rPr>
+            <w:rFonts w:ascii="Times New Roman" w:hAnsi="Times New Roman" w:cs="Times New Roman" w:eastAsia="SimSun"/>
+          </w:rPr>
+          <m:t>d</m:t>
+        </m:r>
+        <m:r>
+          <m:rPr>
+            <m:sty m:val="p"/>
+          </m:rPr>
+          <w:rPr>
+            <w:rFonts w:ascii="Times New Roman" w:hAnsi="Times New Roman" w:cs="Times New Roman" w:eastAsia="SimSun"/>
+          </w:rPr>
+          <m:t>+</m:t>
+        </m:r>
+        <m:r>
+          <m:rPr>
+            <m:sty m:val="p"/>
+          </m:rPr>
+          <w:rPr>
+            <w:rFonts w:ascii="Times New Roman" w:hAnsi="Times New Roman" w:cs="Times New Roman" w:eastAsia="SimSun"/>
+          </w:rPr>
+          <m:t>(</m:t>
+        </m:r>
+        <m:r>
+          <w:rPr>
+            <w:rFonts w:ascii="Times New Roman" w:hAnsi="Times New Roman" w:cs="Times New Roman" w:eastAsia="SimSun"/>
+          </w:rPr>
+          <m:t>n</m:t>
+        </m:r>
+        <m:r>
+          <m:rPr>
+            <m:sty m:val="p"/>
+          </m:rPr>
+          <w:rPr>
+            <w:rFonts w:ascii="Times New Roman" w:hAnsi="Times New Roman" w:cs="Times New Roman" w:eastAsia="SimSun"/>
+          </w:rPr>
+          <m:t>−</m:t>
+        </m:r>
+        <m:r>
+          <w:rPr>
+            <w:rFonts w:ascii="Times New Roman" w:hAnsi="Times New Roman" w:cs="Times New Roman" w:eastAsia="SimSun"/>
+          </w:rPr>
+          <m:t>1</m:t>
+        </m:r>
+        <m:r>
+          <m:rPr>
+            <m:sty m:val="p"/>
+          </m:rPr>
+          <w:rPr>
+            <w:rFonts w:ascii="Times New Roman" w:hAnsi="Times New Roman" w:cs="Times New Roman" w:eastAsia="SimSun"/>
+          </w:rPr>
+          <m:t>)</m:t>
+        </m:r>
+        <m:r>
+          <w:rPr>
+            <w:rFonts w:ascii="Times New Roman" w:hAnsi="Times New Roman" w:cs="Times New Roman" w:eastAsia="SimSun"/>
+          </w:rPr>
+          <m:t>d</m:t>
+        </m:r>
+      </m:oMath>
+      <w:r>
+        <w:rPr>
+          <w:rFonts w:ascii="Times New Roman" w:hAnsi="Times New Roman" w:cs="Times New Roman" w:eastAsia="SimSun"/>
+        </w:rPr>
+        <w:t xml:space="preserve">（1</w:t>
+      </w:r>
+      <w:r>
+        <w:t xml:space="preserve"> </w:t>
+      </w:r>
+      <w:r>
+        <w:rPr>
+          <w:rFonts w:ascii="Times New Roman" w:hAnsi="Times New Roman" w:cs="Times New Roman" w:eastAsia="SimSun"/>
+        </w:rPr>
+        <w:t xml:space="preserve">分）。</w:t>
+      </w:r>
     </w:p>
     <w:bookmarkEnd w:id="54"/>
     <w:bookmarkEnd w:id="55"/>
@@ -7412,84 +8148,13 @@
         </m:r>
         <m:r>
           <m:rPr>
-            <m:sty m:val="p"/>
-          </m:rPr>
-          <w:rPr>
-            <w:rFonts w:ascii="Times New Roman" w:hAnsi="Times New Roman" w:cs="Times New Roman" w:eastAsia="SimSun"/>
-          </w:rPr>
-          <m:t>m</m:t>
-        </m:r>
-        <m:r>
-          <m:rPr>
-            <m:sty m:val="p"/>
-          </m:rPr>
-          <w:rPr>
-            <w:rFonts w:ascii="Times New Roman" w:hAnsi="Times New Roman" w:cs="Times New Roman" w:eastAsia="SimSun"/>
-          </w:rPr>
-          <m:t>a</m:t>
-        </m:r>
-        <m:r>
-          <m:rPr>
-            <m:sty m:val="p"/>
-          </m:rPr>
-          <w:rPr>
-            <w:rFonts w:ascii="Times New Roman" w:hAnsi="Times New Roman" w:cs="Times New Roman" w:eastAsia="SimSun"/>
-          </w:rPr>
-          <m:t>t</m:t>
-        </m:r>
-        <m:r>
-          <m:rPr>
-            <m:sty m:val="p"/>
-          </m:rPr>
-          <w:rPr>
-            <w:rFonts w:ascii="Times New Roman" w:hAnsi="Times New Roman" w:cs="Times New Roman" w:eastAsia="SimSun"/>
-          </w:rPr>
-          <m:t>h</m:t>
-        </m:r>
-        <m:r>
-          <m:rPr>
-            <m:sty m:val="p"/>
-          </m:rPr>
-          <w:rPr>
-            <w:rFonts w:ascii="Times New Roman" w:hAnsi="Times New Roman" w:cs="Times New Roman" w:eastAsia="SimSun"/>
-          </w:rPr>
-          <m:t>r</m:t>
-        </m:r>
-        <m:r>
-          <m:rPr>
-            <m:sty m:val="p"/>
-          </m:rPr>
-          <w:rPr>
-            <w:rFonts w:ascii="Times New Roman" w:hAnsi="Times New Roman" w:cs="Times New Roman" w:eastAsia="SimSun"/>
-          </w:rPr>
-          <m:t>i</m:t>
-        </m:r>
-        <m:r>
-          <m:rPr>
-            <m:sty m:val="p"/>
-          </m:rPr>
-          <w:rPr>
-            <w:rFonts w:ascii="Times New Roman" w:hAnsi="Times New Roman" w:cs="Times New Roman" w:eastAsia="SimSun"/>
-          </w:rPr>
-          <m:t>n</m:t>
-        </m:r>
-        <m:r>
-          <m:rPr>
-            <m:sty m:val="p"/>
-          </m:rPr>
-          <w:rPr>
-            <w:rFonts w:ascii="Times New Roman" w:hAnsi="Times New Roman" w:cs="Times New Roman" w:eastAsia="SimSun"/>
-          </w:rPr>
-          <m:t>g</m:t>
-        </m:r>
-        <m:r>
-          <m:rPr>
-            <m:sty m:val="p"/>
-          </m:rPr>
-          <w:rPr>
-            <w:rFonts w:ascii="Times New Roman" w:hAnsi="Times New Roman" w:cs="Times New Roman" w:eastAsia="SimSun"/>
-          </w:rPr>
-          <m:t>A</m:t>
+            <m:nor/>
+            <m:sty m:val="p"/>
+          </m:rPr>
+          <w:rPr>
+            <w:rFonts w:ascii="Times New Roman" w:hAnsi="Times New Roman" w:cs="Times New Roman" w:eastAsia="SimSun"/>
+          </w:rPr>
+          <m:t>Å</m:t>
         </m:r>
         <m:r>
           <m:rPr>
@@ -7523,84 +8188,13 @@
         </m:r>
         <m:r>
           <m:rPr>
-            <m:sty m:val="p"/>
-          </m:rPr>
-          <w:rPr>
-            <w:rFonts w:ascii="Times New Roman" w:hAnsi="Times New Roman" w:cs="Times New Roman" w:eastAsia="SimSun"/>
-          </w:rPr>
-          <m:t>m</m:t>
-        </m:r>
-        <m:r>
-          <m:rPr>
-            <m:sty m:val="p"/>
-          </m:rPr>
-          <w:rPr>
-            <w:rFonts w:ascii="Times New Roman" w:hAnsi="Times New Roman" w:cs="Times New Roman" w:eastAsia="SimSun"/>
-          </w:rPr>
-          <m:t>a</m:t>
-        </m:r>
-        <m:r>
-          <m:rPr>
-            <m:sty m:val="p"/>
-          </m:rPr>
-          <w:rPr>
-            <w:rFonts w:ascii="Times New Roman" w:hAnsi="Times New Roman" w:cs="Times New Roman" w:eastAsia="SimSun"/>
-          </w:rPr>
-          <m:t>t</m:t>
-        </m:r>
-        <m:r>
-          <m:rPr>
-            <m:sty m:val="p"/>
-          </m:rPr>
-          <w:rPr>
-            <w:rFonts w:ascii="Times New Roman" w:hAnsi="Times New Roman" w:cs="Times New Roman" w:eastAsia="SimSun"/>
-          </w:rPr>
-          <m:t>h</m:t>
-        </m:r>
-        <m:r>
-          <m:rPr>
-            <m:sty m:val="p"/>
-          </m:rPr>
-          <w:rPr>
-            <w:rFonts w:ascii="Times New Roman" w:hAnsi="Times New Roman" w:cs="Times New Roman" w:eastAsia="SimSun"/>
-          </w:rPr>
-          <m:t>r</m:t>
-        </m:r>
-        <m:r>
-          <m:rPr>
-            <m:sty m:val="p"/>
-          </m:rPr>
-          <w:rPr>
-            <w:rFonts w:ascii="Times New Roman" w:hAnsi="Times New Roman" w:cs="Times New Roman" w:eastAsia="SimSun"/>
-          </w:rPr>
-          <m:t>i</m:t>
-        </m:r>
-        <m:r>
-          <m:rPr>
-            <m:sty m:val="p"/>
-          </m:rPr>
-          <w:rPr>
-            <w:rFonts w:ascii="Times New Roman" w:hAnsi="Times New Roman" w:cs="Times New Roman" w:eastAsia="SimSun"/>
-          </w:rPr>
-          <m:t>n</m:t>
-        </m:r>
-        <m:r>
-          <m:rPr>
-            <m:sty m:val="p"/>
-          </m:rPr>
-          <w:rPr>
-            <w:rFonts w:ascii="Times New Roman" w:hAnsi="Times New Roman" w:cs="Times New Roman" w:eastAsia="SimSun"/>
-          </w:rPr>
-          <m:t>g</m:t>
-        </m:r>
-        <m:r>
-          <m:rPr>
-            <m:sty m:val="p"/>
-          </m:rPr>
-          <w:rPr>
-            <w:rFonts w:ascii="Times New Roman" w:hAnsi="Times New Roman" w:cs="Times New Roman" w:eastAsia="SimSun"/>
-          </w:rPr>
-          <m:t>A</m:t>
+            <m:nor/>
+            <m:sty m:val="p"/>
+          </m:rPr>
+          <w:rPr>
+            <w:rFonts w:ascii="Times New Roman" w:hAnsi="Times New Roman" w:cs="Times New Roman" w:eastAsia="SimSun"/>
+          </w:rPr>
+          <m:t>Å</m:t>
         </m:r>
         <m:r>
           <m:rPr>
@@ -7634,84 +8228,13 @@
         </m:r>
         <m:r>
           <m:rPr>
-            <m:sty m:val="p"/>
-          </m:rPr>
-          <w:rPr>
-            <w:rFonts w:ascii="Times New Roman" w:hAnsi="Times New Roman" w:cs="Times New Roman" w:eastAsia="SimSun"/>
-          </w:rPr>
-          <m:t>m</m:t>
-        </m:r>
-        <m:r>
-          <m:rPr>
-            <m:sty m:val="p"/>
-          </m:rPr>
-          <w:rPr>
-            <w:rFonts w:ascii="Times New Roman" w:hAnsi="Times New Roman" w:cs="Times New Roman" w:eastAsia="SimSun"/>
-          </w:rPr>
-          <m:t>a</m:t>
-        </m:r>
-        <m:r>
-          <m:rPr>
-            <m:sty m:val="p"/>
-          </m:rPr>
-          <w:rPr>
-            <w:rFonts w:ascii="Times New Roman" w:hAnsi="Times New Roman" w:cs="Times New Roman" w:eastAsia="SimSun"/>
-          </w:rPr>
-          <m:t>t</m:t>
-        </m:r>
-        <m:r>
-          <m:rPr>
-            <m:sty m:val="p"/>
-          </m:rPr>
-          <w:rPr>
-            <w:rFonts w:ascii="Times New Roman" w:hAnsi="Times New Roman" w:cs="Times New Roman" w:eastAsia="SimSun"/>
-          </w:rPr>
-          <m:t>h</m:t>
-        </m:r>
-        <m:r>
-          <m:rPr>
-            <m:sty m:val="p"/>
-          </m:rPr>
-          <w:rPr>
-            <w:rFonts w:ascii="Times New Roman" w:hAnsi="Times New Roman" w:cs="Times New Roman" w:eastAsia="SimSun"/>
-          </w:rPr>
-          <m:t>r</m:t>
-        </m:r>
-        <m:r>
-          <m:rPr>
-            <m:sty m:val="p"/>
-          </m:rPr>
-          <w:rPr>
-            <w:rFonts w:ascii="Times New Roman" w:hAnsi="Times New Roman" w:cs="Times New Roman" w:eastAsia="SimSun"/>
-          </w:rPr>
-          <m:t>i</m:t>
-        </m:r>
-        <m:r>
-          <m:rPr>
-            <m:sty m:val="p"/>
-          </m:rPr>
-          <w:rPr>
-            <w:rFonts w:ascii="Times New Roman" w:hAnsi="Times New Roman" w:cs="Times New Roman" w:eastAsia="SimSun"/>
-          </w:rPr>
-          <m:t>n</m:t>
-        </m:r>
-        <m:r>
-          <m:rPr>
-            <m:sty m:val="p"/>
-          </m:rPr>
-          <w:rPr>
-            <w:rFonts w:ascii="Times New Roman" w:hAnsi="Times New Roman" w:cs="Times New Roman" w:eastAsia="SimSun"/>
-          </w:rPr>
-          <m:t>g</m:t>
-        </m:r>
-        <m:r>
-          <m:rPr>
-            <m:sty m:val="p"/>
-          </m:rPr>
-          <w:rPr>
-            <w:rFonts w:ascii="Times New Roman" w:hAnsi="Times New Roman" w:cs="Times New Roman" w:eastAsia="SimSun"/>
-          </w:rPr>
-          <m:t>A</m:t>
+            <m:nor/>
+            <m:sty m:val="p"/>
+          </m:rPr>
+          <w:rPr>
+            <w:rFonts w:ascii="Times New Roman" w:hAnsi="Times New Roman" w:cs="Times New Roman" w:eastAsia="SimSun"/>
+          </w:rPr>
+          <m:t>Å</m:t>
         </m:r>
         <m:r>
           <m:rPr>
@@ -8249,84 +8772,13 @@
         </m:r>
         <m:r>
           <m:rPr>
-            <m:sty m:val="p"/>
-          </m:rPr>
-          <w:rPr>
-            <w:rFonts w:ascii="Times New Roman" w:hAnsi="Times New Roman" w:cs="Times New Roman" w:eastAsia="SimSun"/>
-          </w:rPr>
-          <m:t>m</m:t>
-        </m:r>
-        <m:r>
-          <m:rPr>
-            <m:sty m:val="p"/>
-          </m:rPr>
-          <w:rPr>
-            <w:rFonts w:ascii="Times New Roman" w:hAnsi="Times New Roman" w:cs="Times New Roman" w:eastAsia="SimSun"/>
-          </w:rPr>
-          <m:t>a</m:t>
-        </m:r>
-        <m:r>
-          <m:rPr>
-            <m:sty m:val="p"/>
-          </m:rPr>
-          <w:rPr>
-            <w:rFonts w:ascii="Times New Roman" w:hAnsi="Times New Roman" w:cs="Times New Roman" w:eastAsia="SimSun"/>
-          </w:rPr>
-          <m:t>t</m:t>
-        </m:r>
-        <m:r>
-          <m:rPr>
-            <m:sty m:val="p"/>
-          </m:rPr>
-          <w:rPr>
-            <w:rFonts w:ascii="Times New Roman" w:hAnsi="Times New Roman" w:cs="Times New Roman" w:eastAsia="SimSun"/>
-          </w:rPr>
-          <m:t>h</m:t>
-        </m:r>
-        <m:r>
-          <m:rPr>
-            <m:sty m:val="p"/>
-          </m:rPr>
-          <w:rPr>
-            <w:rFonts w:ascii="Times New Roman" w:hAnsi="Times New Roman" w:cs="Times New Roman" w:eastAsia="SimSun"/>
-          </w:rPr>
-          <m:t>r</m:t>
-        </m:r>
-        <m:r>
-          <m:rPr>
-            <m:sty m:val="p"/>
-          </m:rPr>
-          <w:rPr>
-            <w:rFonts w:ascii="Times New Roman" w:hAnsi="Times New Roman" w:cs="Times New Roman" w:eastAsia="SimSun"/>
-          </w:rPr>
-          <m:t>i</m:t>
-        </m:r>
-        <m:r>
-          <m:rPr>
-            <m:sty m:val="p"/>
-          </m:rPr>
-          <w:rPr>
-            <w:rFonts w:ascii="Times New Roman" w:hAnsi="Times New Roman" w:cs="Times New Roman" w:eastAsia="SimSun"/>
-          </w:rPr>
-          <m:t>n</m:t>
-        </m:r>
-        <m:r>
-          <m:rPr>
-            <m:sty m:val="p"/>
-          </m:rPr>
-          <w:rPr>
-            <w:rFonts w:ascii="Times New Roman" w:hAnsi="Times New Roman" w:cs="Times New Roman" w:eastAsia="SimSun"/>
-          </w:rPr>
-          <m:t>g</m:t>
-        </m:r>
-        <m:r>
-          <m:rPr>
-            <m:sty m:val="p"/>
-          </m:rPr>
-          <w:rPr>
-            <w:rFonts w:ascii="Times New Roman" w:hAnsi="Times New Roman" w:cs="Times New Roman" w:eastAsia="SimSun"/>
-          </w:rPr>
-          <m:t>A</m:t>
+            <m:nor/>
+            <m:sty m:val="p"/>
+          </m:rPr>
+          <w:rPr>
+            <w:rFonts w:ascii="Times New Roman" w:hAnsi="Times New Roman" w:cs="Times New Roman" w:eastAsia="SimSun"/>
+          </w:rPr>
+          <m:t>Å</m:t>
         </m:r>
       </m:oMath>
       <w:r>
@@ -8371,84 +8823,13 @@
         </m:r>
         <m:r>
           <m:rPr>
-            <m:sty m:val="p"/>
-          </m:rPr>
-          <w:rPr>
-            <w:rFonts w:ascii="Times New Roman" w:hAnsi="Times New Roman" w:cs="Times New Roman" w:eastAsia="SimSun"/>
-          </w:rPr>
-          <m:t>m</m:t>
-        </m:r>
-        <m:r>
-          <m:rPr>
-            <m:sty m:val="p"/>
-          </m:rPr>
-          <w:rPr>
-            <w:rFonts w:ascii="Times New Roman" w:hAnsi="Times New Roman" w:cs="Times New Roman" w:eastAsia="SimSun"/>
-          </w:rPr>
-          <m:t>a</m:t>
-        </m:r>
-        <m:r>
-          <m:rPr>
-            <m:sty m:val="p"/>
-          </m:rPr>
-          <w:rPr>
-            <w:rFonts w:ascii="Times New Roman" w:hAnsi="Times New Roman" w:cs="Times New Roman" w:eastAsia="SimSun"/>
-          </w:rPr>
-          <m:t>t</m:t>
-        </m:r>
-        <m:r>
-          <m:rPr>
-            <m:sty m:val="p"/>
-          </m:rPr>
-          <w:rPr>
-            <w:rFonts w:ascii="Times New Roman" w:hAnsi="Times New Roman" w:cs="Times New Roman" w:eastAsia="SimSun"/>
-          </w:rPr>
-          <m:t>h</m:t>
-        </m:r>
-        <m:r>
-          <m:rPr>
-            <m:sty m:val="p"/>
-          </m:rPr>
-          <w:rPr>
-            <w:rFonts w:ascii="Times New Roman" w:hAnsi="Times New Roman" w:cs="Times New Roman" w:eastAsia="SimSun"/>
-          </w:rPr>
-          <m:t>r</m:t>
-        </m:r>
-        <m:r>
-          <m:rPr>
-            <m:sty m:val="p"/>
-          </m:rPr>
-          <w:rPr>
-            <w:rFonts w:ascii="Times New Roman" w:hAnsi="Times New Roman" w:cs="Times New Roman" w:eastAsia="SimSun"/>
-          </w:rPr>
-          <m:t>i</m:t>
-        </m:r>
-        <m:r>
-          <m:rPr>
-            <m:sty m:val="p"/>
-          </m:rPr>
-          <w:rPr>
-            <w:rFonts w:ascii="Times New Roman" w:hAnsi="Times New Roman" w:cs="Times New Roman" w:eastAsia="SimSun"/>
-          </w:rPr>
-          <m:t>n</m:t>
-        </m:r>
-        <m:r>
-          <m:rPr>
-            <m:sty m:val="p"/>
-          </m:rPr>
-          <w:rPr>
-            <w:rFonts w:ascii="Times New Roman" w:hAnsi="Times New Roman" w:cs="Times New Roman" w:eastAsia="SimSun"/>
-          </w:rPr>
-          <m:t>g</m:t>
-        </m:r>
-        <m:r>
-          <m:rPr>
-            <m:sty m:val="p"/>
-          </m:rPr>
-          <w:rPr>
-            <w:rFonts w:ascii="Times New Roman" w:hAnsi="Times New Roman" w:cs="Times New Roman" w:eastAsia="SimSun"/>
-          </w:rPr>
-          <m:t>A</m:t>
+            <m:nor/>
+            <m:sty m:val="p"/>
+          </m:rPr>
+          <w:rPr>
+            <w:rFonts w:ascii="Times New Roman" w:hAnsi="Times New Roman" w:cs="Times New Roman" w:eastAsia="SimSun"/>
+          </w:rPr>
+          <m:t>Å</m:t>
         </m:r>
       </m:oMath>
       <w:r>
@@ -8888,18 +9269,6 @@
           <w:rFonts w:ascii="Times New Roman" w:hAnsi="Times New Roman" w:cs="Times New Roman" w:eastAsia="SimSun"/>
         </w:rPr>
         <w:t xml:space="preserve">八面体的连接方式。</w:t>
-      </w:r>
-      <w:r>
-        <w:t xml:space="preserve"> </w:t>
-      </w:r>
-      <w:r>
-        <w:t xml:space="preserve">4 </w:t>
-      </w:r>
-      <w:r>
-        <w:rPr>
-          <w:rFonts w:ascii="Times New Roman" w:hAnsi="Times New Roman" w:cs="Times New Roman" w:eastAsia="SimSun"/>
-        </w:rPr>
-        <w:t xml:space="preserve">指出[GeO6]八面体的连接方式。3-3</w:t>
       </w:r>
     </w:p>
     <w:p>
@@ -9648,7 +10017,16 @@
         <w:rPr>
           <w:rFonts w:ascii="Times New Roman" w:hAnsi="Times New Roman" w:cs="Times New Roman" w:eastAsia="SimSun"/>
         </w:rPr>
-        <w:t xml:space="preserve">绕该轴旋转60°，然后平移6c，晶体结</w:t>
+        <w:t xml:space="preserve">（3</w:t>
+      </w:r>
+      <w:r>
+        <w:t xml:space="preserve"> </w:t>
+      </w:r>
+      <w:r>
+        <w:rPr>
+          <w:rFonts w:ascii="Times New Roman" w:hAnsi="Times New Roman" w:cs="Times New Roman" w:eastAsia="SimSun"/>
+        </w:rPr>
+        <w:t xml:space="preserve">分）</w:t>
       </w:r>
     </w:p>
     <w:p>
@@ -9661,28 +10039,6 @@
         <w:rPr>
           <w:rFonts w:ascii="Times New Roman" w:hAnsi="Times New Roman" w:cs="Times New Roman" w:eastAsia="SimSun"/>
         </w:rPr>
-        <w:t xml:space="preserve">（3</w:t>
-      </w:r>
-      <w:r>
-        <w:t xml:space="preserve"> </w:t>
-      </w:r>
-      <w:r>
-        <w:rPr>
-          <w:rFonts w:ascii="Times New Roman" w:hAnsi="Times New Roman" w:cs="Times New Roman" w:eastAsia="SimSun"/>
-        </w:rPr>
-        <w:t xml:space="preserve">分）</w:t>
-      </w:r>
-    </w:p>
-    <w:p>
-      <w:pPr>
-        <w:pStyle w:val="BodyText"/>
-        <w:spacing w:before="0" w:after="0" w:line="276" w:lineRule="auto"/>
-        <w:ind w:firstLineChars="200" w:firstLine="420"/>
-      </w:pPr>
-      <w:r>
-        <w:rPr>
-          <w:rFonts w:ascii="Times New Roman" w:hAnsi="Times New Roman" w:cs="Times New Roman" w:eastAsia="SimSun"/>
-        </w:rPr>
         <w:t xml:space="preserve">晶胞边界的位置不做要求，但是晶胞大小和形状必须与答案一致。</w:t>
       </w:r>
       <w:r>
@@ -9819,84 +10175,13 @@
         </m:r>
         <m:r>
           <m:rPr>
-            <m:sty m:val="p"/>
-          </m:rPr>
-          <w:rPr>
-            <w:rFonts w:ascii="Times New Roman" w:hAnsi="Times New Roman" w:cs="Times New Roman" w:eastAsia="SimSun"/>
-          </w:rPr>
-          <m:t>m</m:t>
-        </m:r>
-        <m:r>
-          <m:rPr>
-            <m:sty m:val="p"/>
-          </m:rPr>
-          <w:rPr>
-            <w:rFonts w:ascii="Times New Roman" w:hAnsi="Times New Roman" w:cs="Times New Roman" w:eastAsia="SimSun"/>
-          </w:rPr>
-          <m:t>a</m:t>
-        </m:r>
-        <m:r>
-          <m:rPr>
-            <m:sty m:val="p"/>
-          </m:rPr>
-          <w:rPr>
-            <w:rFonts w:ascii="Times New Roman" w:hAnsi="Times New Roman" w:cs="Times New Roman" w:eastAsia="SimSun"/>
-          </w:rPr>
-          <m:t>t</m:t>
-        </m:r>
-        <m:r>
-          <m:rPr>
-            <m:sty m:val="p"/>
-          </m:rPr>
-          <w:rPr>
-            <w:rFonts w:ascii="Times New Roman" w:hAnsi="Times New Roman" w:cs="Times New Roman" w:eastAsia="SimSun"/>
-          </w:rPr>
-          <m:t>h</m:t>
-        </m:r>
-        <m:r>
-          <m:rPr>
-            <m:sty m:val="p"/>
-          </m:rPr>
-          <w:rPr>
-            <w:rFonts w:ascii="Times New Roman" w:hAnsi="Times New Roman" w:cs="Times New Roman" w:eastAsia="SimSun"/>
-          </w:rPr>
-          <m:t>r</m:t>
-        </m:r>
-        <m:r>
-          <m:rPr>
-            <m:sty m:val="p"/>
-          </m:rPr>
-          <w:rPr>
-            <w:rFonts w:ascii="Times New Roman" w:hAnsi="Times New Roman" w:cs="Times New Roman" w:eastAsia="SimSun"/>
-          </w:rPr>
-          <m:t>i</m:t>
-        </m:r>
-        <m:r>
-          <m:rPr>
-            <m:sty m:val="p"/>
-          </m:rPr>
-          <w:rPr>
-            <w:rFonts w:ascii="Times New Roman" w:hAnsi="Times New Roman" w:cs="Times New Roman" w:eastAsia="SimSun"/>
-          </w:rPr>
-          <m:t>n</m:t>
-        </m:r>
-        <m:r>
-          <m:rPr>
-            <m:sty m:val="p"/>
-          </m:rPr>
-          <w:rPr>
-            <w:rFonts w:ascii="Times New Roman" w:hAnsi="Times New Roman" w:cs="Times New Roman" w:eastAsia="SimSun"/>
-          </w:rPr>
-          <m:t>g</m:t>
-        </m:r>
-        <m:r>
-          <m:rPr>
-            <m:sty m:val="p"/>
-          </m:rPr>
-          <w:rPr>
-            <w:rFonts w:ascii="Times New Roman" w:hAnsi="Times New Roman" w:cs="Times New Roman" w:eastAsia="SimSun"/>
-          </w:rPr>
-          <m:t>A</m:t>
+            <m:nor/>
+            <m:sty m:val="p"/>
+          </m:rPr>
+          <w:rPr>
+            <w:rFonts w:ascii="Times New Roman" w:hAnsi="Times New Roman" w:cs="Times New Roman" w:eastAsia="SimSun"/>
+          </w:rPr>
+          <m:t>Å</m:t>
         </m:r>
       </m:oMath>
       <w:r>
@@ -10010,84 +10295,13 @@
         </m:r>
         <m:r>
           <m:rPr>
-            <m:sty m:val="p"/>
-          </m:rPr>
-          <w:rPr>
-            <w:rFonts w:ascii="Times New Roman" w:hAnsi="Times New Roman" w:cs="Times New Roman" w:eastAsia="SimSun"/>
-          </w:rPr>
-          <m:t>m</m:t>
-        </m:r>
-        <m:r>
-          <m:rPr>
-            <m:sty m:val="p"/>
-          </m:rPr>
-          <w:rPr>
-            <w:rFonts w:ascii="Times New Roman" w:hAnsi="Times New Roman" w:cs="Times New Roman" w:eastAsia="SimSun"/>
-          </w:rPr>
-          <m:t>a</m:t>
-        </m:r>
-        <m:r>
-          <m:rPr>
-            <m:sty m:val="p"/>
-          </m:rPr>
-          <w:rPr>
-            <w:rFonts w:ascii="Times New Roman" w:hAnsi="Times New Roman" w:cs="Times New Roman" w:eastAsia="SimSun"/>
-          </w:rPr>
-          <m:t>t</m:t>
-        </m:r>
-        <m:r>
-          <m:rPr>
-            <m:sty m:val="p"/>
-          </m:rPr>
-          <w:rPr>
-            <w:rFonts w:ascii="Times New Roman" w:hAnsi="Times New Roman" w:cs="Times New Roman" w:eastAsia="SimSun"/>
-          </w:rPr>
-          <m:t>h</m:t>
-        </m:r>
-        <m:r>
-          <m:rPr>
-            <m:sty m:val="p"/>
-          </m:rPr>
-          <w:rPr>
-            <w:rFonts w:ascii="Times New Roman" w:hAnsi="Times New Roman" w:cs="Times New Roman" w:eastAsia="SimSun"/>
-          </w:rPr>
-          <m:t>r</m:t>
-        </m:r>
-        <m:r>
-          <m:rPr>
-            <m:sty m:val="p"/>
-          </m:rPr>
-          <w:rPr>
-            <w:rFonts w:ascii="Times New Roman" w:hAnsi="Times New Roman" w:cs="Times New Roman" w:eastAsia="SimSun"/>
-          </w:rPr>
-          <m:t>i</m:t>
-        </m:r>
-        <m:r>
-          <m:rPr>
-            <m:sty m:val="p"/>
-          </m:rPr>
-          <w:rPr>
-            <w:rFonts w:ascii="Times New Roman" w:hAnsi="Times New Roman" w:cs="Times New Roman" w:eastAsia="SimSun"/>
-          </w:rPr>
-          <m:t>n</m:t>
-        </m:r>
-        <m:r>
-          <m:rPr>
-            <m:sty m:val="p"/>
-          </m:rPr>
-          <w:rPr>
-            <w:rFonts w:ascii="Times New Roman" w:hAnsi="Times New Roman" w:cs="Times New Roman" w:eastAsia="SimSun"/>
-          </w:rPr>
-          <m:t>g</m:t>
-        </m:r>
-        <m:r>
-          <m:rPr>
-            <m:sty m:val="p"/>
-          </m:rPr>
-          <w:rPr>
-            <w:rFonts w:ascii="Times New Roman" w:hAnsi="Times New Roman" w:cs="Times New Roman" w:eastAsia="SimSun"/>
-          </w:rPr>
-          <m:t>A</m:t>
+            <m:nor/>
+            <m:sty m:val="p"/>
+          </m:rPr>
+          <w:rPr>
+            <w:rFonts w:ascii="Times New Roman" w:hAnsi="Times New Roman" w:cs="Times New Roman" w:eastAsia="SimSun"/>
+          </w:rPr>
+          <m:t>Å</m:t>
         </m:r>
         <m:r>
           <m:rPr>
@@ -10150,84 +10364,13 @@
         </m:r>
         <m:r>
           <m:rPr>
-            <m:sty m:val="p"/>
-          </m:rPr>
-          <w:rPr>
-            <w:rFonts w:ascii="Times New Roman" w:hAnsi="Times New Roman" w:cs="Times New Roman" w:eastAsia="SimSun"/>
-          </w:rPr>
-          <m:t>m</m:t>
-        </m:r>
-        <m:r>
-          <m:rPr>
-            <m:sty m:val="p"/>
-          </m:rPr>
-          <w:rPr>
-            <w:rFonts w:ascii="Times New Roman" w:hAnsi="Times New Roman" w:cs="Times New Roman" w:eastAsia="SimSun"/>
-          </w:rPr>
-          <m:t>a</m:t>
-        </m:r>
-        <m:r>
-          <m:rPr>
-            <m:sty m:val="p"/>
-          </m:rPr>
-          <w:rPr>
-            <w:rFonts w:ascii="Times New Roman" w:hAnsi="Times New Roman" w:cs="Times New Roman" w:eastAsia="SimSun"/>
-          </w:rPr>
-          <m:t>t</m:t>
-        </m:r>
-        <m:r>
-          <m:rPr>
-            <m:sty m:val="p"/>
-          </m:rPr>
-          <w:rPr>
-            <w:rFonts w:ascii="Times New Roman" w:hAnsi="Times New Roman" w:cs="Times New Roman" w:eastAsia="SimSun"/>
-          </w:rPr>
-          <m:t>h</m:t>
-        </m:r>
-        <m:r>
-          <m:rPr>
-            <m:sty m:val="p"/>
-          </m:rPr>
-          <w:rPr>
-            <w:rFonts w:ascii="Times New Roman" w:hAnsi="Times New Roman" w:cs="Times New Roman" w:eastAsia="SimSun"/>
-          </w:rPr>
-          <m:t>r</m:t>
-        </m:r>
-        <m:r>
-          <m:rPr>
-            <m:sty m:val="p"/>
-          </m:rPr>
-          <w:rPr>
-            <w:rFonts w:ascii="Times New Roman" w:hAnsi="Times New Roman" w:cs="Times New Roman" w:eastAsia="SimSun"/>
-          </w:rPr>
-          <m:t>i</m:t>
-        </m:r>
-        <m:r>
-          <m:rPr>
-            <m:sty m:val="p"/>
-          </m:rPr>
-          <w:rPr>
-            <w:rFonts w:ascii="Times New Roman" w:hAnsi="Times New Roman" w:cs="Times New Roman" w:eastAsia="SimSun"/>
-          </w:rPr>
-          <m:t>n</m:t>
-        </m:r>
-        <m:r>
-          <m:rPr>
-            <m:sty m:val="p"/>
-          </m:rPr>
-          <w:rPr>
-            <w:rFonts w:ascii="Times New Roman" w:hAnsi="Times New Roman" w:cs="Times New Roman" w:eastAsia="SimSun"/>
-          </w:rPr>
-          <m:t>g</m:t>
-        </m:r>
-        <m:r>
-          <m:rPr>
-            <m:sty m:val="p"/>
-          </m:rPr>
-          <w:rPr>
-            <w:rFonts w:ascii="Times New Roman" w:hAnsi="Times New Roman" w:cs="Times New Roman" w:eastAsia="SimSun"/>
-          </w:rPr>
-          <m:t>A</m:t>
+            <m:nor/>
+            <m:sty m:val="p"/>
+          </m:rPr>
+          <w:rPr>
+            <w:rFonts w:ascii="Times New Roman" w:hAnsi="Times New Roman" w:cs="Times New Roman" w:eastAsia="SimSun"/>
+          </w:rPr>
+          <m:t>Å</m:t>
         </m:r>
       </m:oMath>
       <w:r>
@@ -13726,34 +13869,169 @@
         <w:rPr>
           <w:rFonts w:ascii="Times New Roman" w:hAnsi="Times New Roman" w:cs="Times New Roman" w:eastAsia="SimSun"/>
         </w:rPr>
-        <w:t xml:space="preserve">八面体边长d=√2d(m-o)</w:t>
-      </w:r>
-      <w:r>
-        <w:t xml:space="preserve"> = </w:t>
-      </w:r>
-      <w:r>
-        <w:rPr>
-          <w:rFonts w:ascii="Times New Roman" w:hAnsi="Times New Roman" w:cs="Times New Roman" w:eastAsia="SimSun"/>
-        </w:rPr>
-        <w:t xml:space="preserve">2.874Å（1</w:t>
-      </w:r>
-      <w:r>
-        <w:t xml:space="preserve"> </w:t>
-      </w:r>
-      <w:r>
-        <w:rPr>
-          <w:rFonts w:ascii="Times New Roman" w:hAnsi="Times New Roman" w:cs="Times New Roman" w:eastAsia="SimSun"/>
-        </w:rPr>
-        <w:t xml:space="preserve">分）晶胞参数a=2d=5.747Å</w:t>
-      </w:r>
-      <w:r>
-        <w:t xml:space="preserve"> </w:t>
-      </w:r>
-      <w:r>
-        <w:rPr>
-          <w:rFonts w:ascii="Times New Roman" w:hAnsi="Times New Roman" w:cs="Times New Roman" w:eastAsia="SimSun"/>
-        </w:rPr>
-        <w:t xml:space="preserve">（1</w:t>
+        <w:t xml:space="preserve">八面体边长</w:t>
+      </w:r>
+      <w:r>
+        <w:t xml:space="preserve"> </w:t>
+      </w:r>
+      <m:oMath>
+        <m:r>
+          <w:rPr>
+            <w:rFonts w:ascii="Times New Roman" w:hAnsi="Times New Roman" w:cs="Times New Roman" w:eastAsia="SimSun"/>
+          </w:rPr>
+          <m:t>d</m:t>
+        </m:r>
+        <m:r>
+          <m:rPr>
+            <m:sty m:val="p"/>
+          </m:rPr>
+          <w:rPr>
+            <w:rFonts w:ascii="Times New Roman" w:hAnsi="Times New Roman" w:cs="Times New Roman" w:eastAsia="SimSun"/>
+          </w:rPr>
+          <m:t>=</m:t>
+        </m:r>
+        <m:rad>
+          <m:radPr>
+            <m:degHide m:val="on"/>
+          </m:radPr>
+          <m:deg/>
+          <m:e>
+            <m:r>
+              <w:rPr>
+                <w:rFonts w:ascii="Times New Roman" w:hAnsi="Times New Roman" w:cs="Times New Roman" w:eastAsia="SimSun"/>
+              </w:rPr>
+              <m:t>2</m:t>
+            </m:r>
+          </m:e>
+        </m:rad>
+        <m:sSub>
+          <m:e>
+            <m:r>
+              <w:rPr>
+                <w:rFonts w:ascii="Times New Roman" w:hAnsi="Times New Roman" w:cs="Times New Roman" w:eastAsia="SimSun"/>
+              </w:rPr>
+              <m:t>d</m:t>
+            </m:r>
+          </m:e>
+          <m:sub>
+            <m:r>
+              <m:rPr>
+                <m:sty m:val="p"/>
+              </m:rPr>
+              <w:rPr>
+                <w:rFonts w:ascii="Times New Roman" w:hAnsi="Times New Roman" w:cs="Times New Roman" w:eastAsia="SimSun"/>
+              </w:rPr>
+              <m:t>M</m:t>
+            </m:r>
+            <m:r>
+              <m:rPr>
+                <m:sty m:val="p"/>
+              </m:rPr>
+              <w:rPr>
+                <w:rFonts w:ascii="Times New Roman" w:hAnsi="Times New Roman" w:cs="Times New Roman" w:eastAsia="SimSun"/>
+              </w:rPr>
+              <m:t>−</m:t>
+            </m:r>
+            <m:r>
+              <m:rPr>
+                <m:sty m:val="p"/>
+              </m:rPr>
+              <w:rPr>
+                <w:rFonts w:ascii="Times New Roman" w:hAnsi="Times New Roman" w:cs="Times New Roman" w:eastAsia="SimSun"/>
+              </w:rPr>
+              <m:t>O</m:t>
+            </m:r>
+          </m:sub>
+        </m:sSub>
+        <m:r>
+          <m:rPr>
+            <m:sty m:val="p"/>
+          </m:rPr>
+          <w:rPr>
+            <w:rFonts w:ascii="Times New Roman" w:hAnsi="Times New Roman" w:cs="Times New Roman" w:eastAsia="SimSun"/>
+          </w:rPr>
+          <m:t>=</m:t>
+        </m:r>
+        <m:r>
+          <w:rPr>
+            <w:rFonts w:ascii="Times New Roman" w:hAnsi="Times New Roman" w:cs="Times New Roman" w:eastAsia="SimSun"/>
+          </w:rPr>
+          <m:t>2.874</m:t>
+        </m:r>
+      </m:oMath>
+      <w:r>
+        <w:t xml:space="preserve"> </w:t>
+      </w:r>
+      <w:r>
+        <w:rPr>
+          <w:rFonts w:ascii="Times New Roman" w:hAnsi="Times New Roman" w:cs="Times New Roman" w:eastAsia="SimSun"/>
+        </w:rPr>
+        <w:t xml:space="preserve">Å（1</w:t>
+      </w:r>
+      <w:r>
+        <w:t xml:space="preserve"> </w:t>
+      </w:r>
+      <w:r>
+        <w:rPr>
+          <w:rFonts w:ascii="Times New Roman" w:hAnsi="Times New Roman" w:cs="Times New Roman" w:eastAsia="SimSun"/>
+        </w:rPr>
+        <w:t xml:space="preserve">分）晶胞参数</w:t>
+      </w:r>
+      <w:r>
+        <w:t xml:space="preserve"> </w:t>
+      </w:r>
+      <m:oMath>
+        <m:r>
+          <w:rPr>
+            <w:rFonts w:ascii="Times New Roman" w:hAnsi="Times New Roman" w:cs="Times New Roman" w:eastAsia="SimSun"/>
+          </w:rPr>
+          <m:t>a</m:t>
+        </m:r>
+        <m:r>
+          <m:rPr>
+            <m:sty m:val="p"/>
+          </m:rPr>
+          <w:rPr>
+            <w:rFonts w:ascii="Times New Roman" w:hAnsi="Times New Roman" w:cs="Times New Roman" w:eastAsia="SimSun"/>
+          </w:rPr>
+          <m:t>=</m:t>
+        </m:r>
+        <m:r>
+          <w:rPr>
+            <w:rFonts w:ascii="Times New Roman" w:hAnsi="Times New Roman" w:cs="Times New Roman" w:eastAsia="SimSun"/>
+          </w:rPr>
+          <m:t>2</m:t>
+        </m:r>
+        <m:r>
+          <w:rPr>
+            <w:rFonts w:ascii="Times New Roman" w:hAnsi="Times New Roman" w:cs="Times New Roman" w:eastAsia="SimSun"/>
+          </w:rPr>
+          <m:t>d</m:t>
+        </m:r>
+        <m:r>
+          <m:rPr>
+            <m:sty m:val="p"/>
+          </m:rPr>
+          <w:rPr>
+            <w:rFonts w:ascii="Times New Roman" w:hAnsi="Times New Roman" w:cs="Times New Roman" w:eastAsia="SimSun"/>
+          </w:rPr>
+          <m:t>=</m:t>
+        </m:r>
+        <m:r>
+          <w:rPr>
+            <w:rFonts w:ascii="Times New Roman" w:hAnsi="Times New Roman" w:cs="Times New Roman" w:eastAsia="SimSun"/>
+          </w:rPr>
+          <m:t>5.747</m:t>
+        </m:r>
+      </m:oMath>
+      <w:r>
+        <w:t xml:space="preserve"> </w:t>
+      </w:r>
+      <w:r>
+        <w:rPr>
+          <w:rFonts w:ascii="Times New Roman" w:hAnsi="Times New Roman" w:cs="Times New Roman" w:eastAsia="SimSun"/>
+        </w:rPr>
+        <w:t xml:space="preserve">Å（1</w:t>
       </w:r>
       <w:r>
         <w:t xml:space="preserve"> </w:t>
@@ -13775,68 +14053,328 @@
         <w:rPr>
           <w:rFonts w:ascii="Times New Roman" w:hAnsi="Times New Roman" w:cs="Times New Roman" w:eastAsia="SimSun"/>
         </w:rPr>
-        <w:t xml:space="preserve">\6层间距h=</w:t>
-      </w:r>
-      <w:r>
-        <w:t xml:space="preserve"> </w:t>
-      </w:r>
-      <w:r>
-        <w:t xml:space="preserve">2.346A,a </w:t>
-      </w:r>
-      <w:r>
-        <w:rPr>
-          <w:rFonts w:ascii="Times New Roman" w:hAnsi="Times New Roman" w:cs="Times New Roman" w:eastAsia="SimSun"/>
-        </w:rPr>
-        <w:t xml:space="preserve">故晶胞参数c=12h=</w:t>
-      </w:r>
-      <w:r>
-        <w:t xml:space="preserve"> </w:t>
-      </w:r>
-      <w:r>
-        <w:rPr>
-          <w:rFonts w:ascii="Times New Roman" w:hAnsi="Times New Roman" w:cs="Times New Roman" w:eastAsia="SimSun"/>
-        </w:rPr>
-        <w:t xml:space="preserve">28.16Å（1</w:t>
-      </w:r>
-      <w:r>
-        <w:t xml:space="preserve"> </w:t>
-      </w:r>
-      <w:r>
-        <w:rPr>
-          <w:rFonts w:ascii="Times New Roman" w:hAnsi="Times New Roman" w:cs="Times New Roman" w:eastAsia="SimSun"/>
-        </w:rPr>
-        <w:t xml:space="preserve">分）对于一层cchh，</w:t>
-      </w:r>
-      <w:r>
-        <w:t xml:space="preserve"> </w:t>
-      </w:r>
-      <w:r>
-        <w:rPr>
-          <w:rFonts w:ascii="Times New Roman" w:hAnsi="Times New Roman" w:cs="Times New Roman" w:eastAsia="SimSun"/>
-        </w:rPr>
-        <w:t xml:space="preserve">填入了一层Ca，一层Mn，</w:t>
-      </w:r>
-      <w:r>
-        <w:t xml:space="preserve"> </w:t>
-      </w:r>
-      <w:r>
-        <w:rPr>
-          <w:rFonts w:ascii="Times New Roman" w:hAnsi="Times New Roman" w:cs="Times New Roman" w:eastAsia="SimSun"/>
-        </w:rPr>
-        <w:t xml:space="preserve">两层</w:t>
-      </w:r>
-      <w:r>
-        <w:t xml:space="preserve"> </w:t>
-      </w:r>
-      <w:r>
-        <w:rPr>
-          <w:rFonts w:ascii="Times New Roman" w:hAnsi="Times New Roman" w:cs="Times New Roman" w:eastAsia="SimSun"/>
-        </w:rPr>
-        <w:t xml:space="preserve">0.5Mn+0.5Mo故A化学式为</w:t>
-      </w:r>
-      <w:r>
-        <w:t xml:space="preserve"> CaMoMn2Ba4O12 </w:t>
-      </w:r>
+        <w:t xml:space="preserve">层间距</w:t>
+      </w:r>
+      <w:r>
+        <w:t xml:space="preserve"> </w:t>
+      </w:r>
+      <m:oMath>
+        <m:r>
+          <w:rPr>
+            <w:rFonts w:ascii="Times New Roman" w:hAnsi="Times New Roman" w:cs="Times New Roman" w:eastAsia="SimSun"/>
+          </w:rPr>
+          <m:t>h</m:t>
+        </m:r>
+        <m:r>
+          <m:rPr>
+            <m:sty m:val="p"/>
+          </m:rPr>
+          <w:rPr>
+            <w:rFonts w:ascii="Times New Roman" w:hAnsi="Times New Roman" w:cs="Times New Roman" w:eastAsia="SimSun"/>
+          </w:rPr>
+          <m:t>=</m:t>
+        </m:r>
+        <m:f>
+          <m:fPr>
+            <m:type m:val="bar"/>
+          </m:fPr>
+          <m:num>
+            <m:rad>
+              <m:radPr>
+                <m:degHide m:val="on"/>
+              </m:radPr>
+              <m:deg/>
+              <m:e>
+                <m:r>
+                  <w:rPr>
+                    <w:rFonts w:ascii="Times New Roman" w:hAnsi="Times New Roman" w:cs="Times New Roman" w:eastAsia="SimSun"/>
+                  </w:rPr>
+                  <m:t>6</m:t>
+                </m:r>
+              </m:e>
+            </m:rad>
+          </m:num>
+          <m:den>
+            <m:r>
+              <w:rPr>
+                <w:rFonts w:ascii="Times New Roman" w:hAnsi="Times New Roman" w:cs="Times New Roman" w:eastAsia="SimSun"/>
+              </w:rPr>
+              <m:t>3</m:t>
+            </m:r>
+          </m:den>
+        </m:f>
+        <m:r>
+          <w:rPr>
+            <w:rFonts w:ascii="Times New Roman" w:hAnsi="Times New Roman" w:cs="Times New Roman" w:eastAsia="SimSun"/>
+          </w:rPr>
+          <m:t>d</m:t>
+        </m:r>
+        <m:r>
+          <m:rPr>
+            <m:sty m:val="p"/>
+          </m:rPr>
+          <w:rPr>
+            <w:rFonts w:ascii="Times New Roman" w:hAnsi="Times New Roman" w:cs="Times New Roman" w:eastAsia="SimSun"/>
+          </w:rPr>
+          <m:t>=</m:t>
+        </m:r>
+        <m:r>
+          <w:rPr>
+            <w:rFonts w:ascii="Times New Roman" w:hAnsi="Times New Roman" w:cs="Times New Roman" w:eastAsia="SimSun"/>
+          </w:rPr>
+          <m:t>2.346</m:t>
+        </m:r>
+      </m:oMath>
+      <w:r>
+        <w:t xml:space="preserve"> </w:t>
+      </w:r>
+      <w:r>
+        <w:rPr>
+          <w:rFonts w:ascii="Times New Roman" w:hAnsi="Times New Roman" w:cs="Times New Roman" w:eastAsia="SimSun"/>
+        </w:rPr>
+        <w:t xml:space="preserve">Å，故晶胞参数</w:t>
+      </w:r>
+      <w:r>
+        <w:t xml:space="preserve"> </w:t>
+      </w:r>
+      <m:oMath>
+        <m:r>
+          <w:rPr>
+            <w:rFonts w:ascii="Times New Roman" w:hAnsi="Times New Roman" w:cs="Times New Roman" w:eastAsia="SimSun"/>
+          </w:rPr>
+          <m:t>c</m:t>
+        </m:r>
+        <m:r>
+          <m:rPr>
+            <m:sty m:val="p"/>
+          </m:rPr>
+          <w:rPr>
+            <w:rFonts w:ascii="Times New Roman" w:hAnsi="Times New Roman" w:cs="Times New Roman" w:eastAsia="SimSun"/>
+          </w:rPr>
+          <m:t>=</m:t>
+        </m:r>
+        <m:r>
+          <w:rPr>
+            <w:rFonts w:ascii="Times New Roman" w:hAnsi="Times New Roman" w:cs="Times New Roman" w:eastAsia="SimSun"/>
+          </w:rPr>
+          <m:t>12</m:t>
+        </m:r>
+        <m:r>
+          <w:rPr>
+            <w:rFonts w:ascii="Times New Roman" w:hAnsi="Times New Roman" w:cs="Times New Roman" w:eastAsia="SimSun"/>
+          </w:rPr>
+          <m:t>h</m:t>
+        </m:r>
+        <m:r>
+          <m:rPr>
+            <m:sty m:val="p"/>
+          </m:rPr>
+          <w:rPr>
+            <w:rFonts w:ascii="Times New Roman" w:hAnsi="Times New Roman" w:cs="Times New Roman" w:eastAsia="SimSun"/>
+          </w:rPr>
+          <m:t>=</m:t>
+        </m:r>
+        <m:r>
+          <w:rPr>
+            <w:rFonts w:ascii="Times New Roman" w:hAnsi="Times New Roman" w:cs="Times New Roman" w:eastAsia="SimSun"/>
+          </w:rPr>
+          <m:t>28.16</m:t>
+        </m:r>
+      </m:oMath>
+      <w:r>
+        <w:t xml:space="preserve"> </w:t>
+      </w:r>
+      <w:r>
+        <w:rPr>
+          <w:rFonts w:ascii="Times New Roman" w:hAnsi="Times New Roman" w:cs="Times New Roman" w:eastAsia="SimSun"/>
+        </w:rPr>
+        <w:t xml:space="preserve">Å（1</w:t>
+      </w:r>
+      <w:r>
+        <w:t xml:space="preserve"> </w:t>
+      </w:r>
+      <w:r>
+        <w:rPr>
+          <w:rFonts w:ascii="Times New Roman" w:hAnsi="Times New Roman" w:cs="Times New Roman" w:eastAsia="SimSun"/>
+        </w:rPr>
+        <w:t xml:space="preserve">分）。对于一层</w:t>
+      </w:r>
+      <w:r>
+        <w:t xml:space="preserve"> </w:t>
+      </w:r>
+      <w:r>
+        <w:rPr>
+          <w:rFonts w:ascii="Times New Roman" w:hAnsi="Times New Roman" w:cs="Times New Roman" w:eastAsia="SimSun"/>
+        </w:rPr>
+        <w:t xml:space="preserve">cchh，填入了一层</w:t>
+      </w:r>
+      <w:r>
+        <w:t xml:space="preserve"> </w:t>
+      </w:r>
+      <w:r>
+        <w:rPr>
+          <w:rFonts w:ascii="Times New Roman" w:hAnsi="Times New Roman" w:cs="Times New Roman" w:eastAsia="SimSun"/>
+        </w:rPr>
+        <w:t xml:space="preserve">Ca、一层</w:t>
+      </w:r>
+      <w:r>
+        <w:t xml:space="preserve"> </w:t>
+      </w:r>
+      <w:r>
+        <w:rPr>
+          <w:rFonts w:ascii="Times New Roman" w:hAnsi="Times New Roman" w:cs="Times New Roman" w:eastAsia="SimSun"/>
+        </w:rPr>
+        <w:t xml:space="preserve">Mn、两层</w:t>
+      </w:r>
+      <w:r>
+        <w:t xml:space="preserve"> </w:t>
+      </w:r>
+      <w:r>
+        <w:rPr>
+          <w:rFonts w:ascii="Times New Roman" w:hAnsi="Times New Roman" w:cs="Times New Roman" w:eastAsia="SimSun"/>
+        </w:rPr>
+        <w:t xml:space="preserve">0.5Mn+0.5Mo，故</w:t>
+      </w:r>
+      <w:r>
+        <w:t xml:space="preserve"> A </w:t>
+      </w:r>
+      <w:r>
+        <w:rPr>
+          <w:rFonts w:ascii="Times New Roman" w:hAnsi="Times New Roman" w:cs="Times New Roman" w:eastAsia="SimSun"/>
+        </w:rPr>
+        <w:t xml:space="preserve">化学式为</w:t>
+      </w:r>
+      <w:r>
+        <w:t xml:space="preserve"> </w:t>
+      </w:r>
+      <m:oMath>
+        <m:r>
+          <m:rPr>
+            <m:sty m:val="p"/>
+          </m:rPr>
+          <w:rPr>
+            <w:rFonts w:ascii="Times New Roman" w:hAnsi="Times New Roman" w:cs="Times New Roman" w:eastAsia="SimSun"/>
+          </w:rPr>
+          <m:t>C</m:t>
+        </m:r>
+        <m:r>
+          <m:rPr>
+            <m:sty m:val="p"/>
+          </m:rPr>
+          <w:rPr>
+            <w:rFonts w:ascii="Times New Roman" w:hAnsi="Times New Roman" w:cs="Times New Roman" w:eastAsia="SimSun"/>
+          </w:rPr>
+          <m:t>a</m:t>
+        </m:r>
+        <m:r>
+          <m:rPr>
+            <m:sty m:val="p"/>
+          </m:rPr>
+          <w:rPr>
+            <w:rFonts w:ascii="Times New Roman" w:hAnsi="Times New Roman" w:cs="Times New Roman" w:eastAsia="SimSun"/>
+          </w:rPr>
+          <m:t>M</m:t>
+        </m:r>
+        <m:r>
+          <m:rPr>
+            <m:sty m:val="p"/>
+          </m:rPr>
+          <w:rPr>
+            <w:rFonts w:ascii="Times New Roman" w:hAnsi="Times New Roman" w:cs="Times New Roman" w:eastAsia="SimSun"/>
+          </w:rPr>
+          <m:t>o</m:t>
+        </m:r>
+        <m:r>
+          <m:rPr>
+            <m:sty m:val="p"/>
+          </m:rPr>
+          <w:rPr>
+            <w:rFonts w:ascii="Times New Roman" w:hAnsi="Times New Roman" w:cs="Times New Roman" w:eastAsia="SimSun"/>
+          </w:rPr>
+          <m:t>M</m:t>
+        </m:r>
+        <m:sSub>
+          <m:e>
+            <m:r>
+              <m:rPr>
+                <m:sty m:val="p"/>
+              </m:rPr>
+              <w:rPr>
+                <w:rFonts w:ascii="Times New Roman" w:hAnsi="Times New Roman" w:cs="Times New Roman" w:eastAsia="SimSun"/>
+              </w:rPr>
+              <m:t>n</m:t>
+            </m:r>
+          </m:e>
+          <m:sub>
+            <m:r>
+              <m:rPr>
+                <m:sty m:val="p"/>
+              </m:rPr>
+              <w:rPr>
+                <w:rFonts w:ascii="Times New Roman" w:hAnsi="Times New Roman" w:cs="Times New Roman" w:eastAsia="SimSun"/>
+              </w:rPr>
+              <m:t>2</m:t>
+            </m:r>
+          </m:sub>
+        </m:sSub>
+        <m:r>
+          <m:rPr>
+            <m:sty m:val="p"/>
+          </m:rPr>
+          <w:rPr>
+            <w:rFonts w:ascii="Times New Roman" w:hAnsi="Times New Roman" w:cs="Times New Roman" w:eastAsia="SimSun"/>
+          </w:rPr>
+          <m:t>B</m:t>
+        </m:r>
+        <m:sSub>
+          <m:e>
+            <m:r>
+              <m:rPr>
+                <m:sty m:val="p"/>
+              </m:rPr>
+              <w:rPr>
+                <w:rFonts w:ascii="Times New Roman" w:hAnsi="Times New Roman" w:cs="Times New Roman" w:eastAsia="SimSun"/>
+              </w:rPr>
+              <m:t>a</m:t>
+            </m:r>
+          </m:e>
+          <m:sub>
+            <m:r>
+              <m:rPr>
+                <m:sty m:val="p"/>
+              </m:rPr>
+              <w:rPr>
+                <w:rFonts w:ascii="Times New Roman" w:hAnsi="Times New Roman" w:cs="Times New Roman" w:eastAsia="SimSun"/>
+              </w:rPr>
+              <m:t>4</m:t>
+            </m:r>
+          </m:sub>
+        </m:sSub>
+        <m:sSub>
+          <m:e>
+            <m:r>
+              <m:rPr>
+                <m:sty m:val="p"/>
+              </m:rPr>
+              <w:rPr>
+                <w:rFonts w:ascii="Times New Roman" w:hAnsi="Times New Roman" w:cs="Times New Roman" w:eastAsia="SimSun"/>
+              </w:rPr>
+              <m:t>O</m:t>
+            </m:r>
+          </m:e>
+          <m:sub>
+            <m:r>
+              <m:rPr>
+                <m:sty m:val="p"/>
+              </m:rPr>
+              <w:rPr>
+                <w:rFonts w:ascii="Times New Roman" w:hAnsi="Times New Roman" w:cs="Times New Roman" w:eastAsia="SimSun"/>
+              </w:rPr>
+              <m:t>12</m:t>
+            </m:r>
+          </m:sub>
+        </m:sSub>
+      </m:oMath>
       <w:r>
         <w:rPr>
           <w:rFonts w:ascii="Times New Roman" w:hAnsi="Times New Roman" w:cs="Times New Roman" w:eastAsia="SimSun"/>
@@ -13850,11 +14388,258 @@
         <w:rPr>
           <w:rFonts w:ascii="Times New Roman" w:hAnsi="Times New Roman" w:cs="Times New Roman" w:eastAsia="SimSun"/>
         </w:rPr>
-        <w:t xml:space="preserve">分），Z=3Z·</w:t>
-      </w:r>
-      <w:r>
-        <w:t xml:space="preserve"> M(A)PA = ac·sin120°.NA = 6.106 g/cm³ </w:t>
-      </w:r>
+        <w:t xml:space="preserve">分），</w:t>
+      </w:r>
+      <m:oMath>
+        <m:r>
+          <w:rPr>
+            <w:rFonts w:ascii="Times New Roman" w:hAnsi="Times New Roman" w:cs="Times New Roman" w:eastAsia="SimSun"/>
+          </w:rPr>
+          <m:t>Z</m:t>
+        </m:r>
+        <m:r>
+          <m:rPr>
+            <m:sty m:val="p"/>
+          </m:rPr>
+          <w:rPr>
+            <w:rFonts w:ascii="Times New Roman" w:hAnsi="Times New Roman" w:cs="Times New Roman" w:eastAsia="SimSun"/>
+          </w:rPr>
+          <m:t>=</m:t>
+        </m:r>
+        <m:r>
+          <w:rPr>
+            <w:rFonts w:ascii="Times New Roman" w:hAnsi="Times New Roman" w:cs="Times New Roman" w:eastAsia="SimSun"/>
+          </w:rPr>
+          <m:t>3</m:t>
+        </m:r>
+      </m:oMath>
+      <w:r>
+        <w:rPr>
+          <w:rFonts w:ascii="Times New Roman" w:hAnsi="Times New Roman" w:cs="Times New Roman" w:eastAsia="SimSun"/>
+        </w:rPr>
+        <w:t xml:space="preserve">，</w:t>
+      </w:r>
+      <m:oMath>
+        <m:sSub>
+          <m:e>
+            <m:r>
+              <w:rPr>
+                <w:rFonts w:ascii="Times New Roman" w:hAnsi="Times New Roman" w:cs="Times New Roman" w:eastAsia="SimSun"/>
+              </w:rPr>
+              <m:t>ρ</m:t>
+            </m:r>
+          </m:e>
+          <m:sub>
+            <m:r>
+              <w:rPr>
+                <w:rFonts w:ascii="Times New Roman" w:hAnsi="Times New Roman" w:cs="Times New Roman" w:eastAsia="SimSun"/>
+              </w:rPr>
+              <m:t>A</m:t>
+            </m:r>
+          </m:sub>
+        </m:sSub>
+        <m:r>
+          <m:rPr>
+            <m:sty m:val="p"/>
+          </m:rPr>
+          <w:rPr>
+            <w:rFonts w:ascii="Times New Roman" w:hAnsi="Times New Roman" w:cs="Times New Roman" w:eastAsia="SimSun"/>
+          </w:rPr>
+          <m:t>=</m:t>
+        </m:r>
+        <m:f>
+          <m:fPr>
+            <m:type m:val="bar"/>
+          </m:fPr>
+          <m:num>
+            <m:r>
+              <w:rPr>
+                <w:rFonts w:ascii="Times New Roman" w:hAnsi="Times New Roman" w:cs="Times New Roman" w:eastAsia="SimSun"/>
+              </w:rPr>
+              <m:t>Z</m:t>
+            </m:r>
+            <m:r>
+              <w:rPr>
+                <w:rFonts w:ascii="Times New Roman" w:hAnsi="Times New Roman" w:cs="Times New Roman" w:eastAsia="SimSun"/>
+              </w:rPr>
+              <m:t>M</m:t>
+            </m:r>
+            <m:r>
+              <m:rPr>
+                <m:sty m:val="p"/>
+              </m:rPr>
+              <w:rPr>
+                <w:rFonts w:ascii="Times New Roman" w:hAnsi="Times New Roman" w:cs="Times New Roman" w:eastAsia="SimSun"/>
+              </w:rPr>
+              <m:t>(</m:t>
+            </m:r>
+            <m:r>
+              <w:rPr>
+                <w:rFonts w:ascii="Times New Roman" w:hAnsi="Times New Roman" w:cs="Times New Roman" w:eastAsia="SimSun"/>
+              </w:rPr>
+              <m:t>A</m:t>
+            </m:r>
+            <m:r>
+              <m:rPr>
+                <m:sty m:val="p"/>
+              </m:rPr>
+              <w:rPr>
+                <w:rFonts w:ascii="Times New Roman" w:hAnsi="Times New Roman" w:cs="Times New Roman" w:eastAsia="SimSun"/>
+              </w:rPr>
+              <m:t>)</m:t>
+            </m:r>
+          </m:num>
+          <m:den>
+            <m:sSup>
+              <m:e>
+                <m:r>
+                  <w:rPr>
+                    <w:rFonts w:ascii="Times New Roman" w:hAnsi="Times New Roman" w:cs="Times New Roman" w:eastAsia="SimSun"/>
+                  </w:rPr>
+                  <m:t>a</m:t>
+                </m:r>
+              </m:e>
+              <m:sup>
+                <m:r>
+                  <w:rPr>
+                    <w:rFonts w:ascii="Times New Roman" w:hAnsi="Times New Roman" w:cs="Times New Roman" w:eastAsia="SimSun"/>
+                  </w:rPr>
+                  <m:t>2</m:t>
+                </m:r>
+              </m:sup>
+            </m:sSup>
+            <m:r>
+              <w:rPr>
+                <w:rFonts w:ascii="Times New Roman" w:hAnsi="Times New Roman" w:cs="Times New Roman" w:eastAsia="SimSun"/>
+              </w:rPr>
+              <m:t>c</m:t>
+            </m:r>
+            <m:r>
+              <m:rPr>
+                <m:sty m:val="p"/>
+              </m:rPr>
+              <w:rPr>
+                <w:rFonts w:ascii="Times New Roman" w:hAnsi="Times New Roman" w:cs="Times New Roman" w:eastAsia="SimSun"/>
+              </w:rPr>
+              <m:t>sin</m:t>
+            </m:r>
+            <m:sSup>
+              <m:e>
+                <m:r>
+                  <w:rPr>
+                    <w:rFonts w:ascii="Times New Roman" w:hAnsi="Times New Roman" w:cs="Times New Roman" w:eastAsia="SimSun"/>
+                  </w:rPr>
+                  <m:t>120</m:t>
+                </m:r>
+              </m:e>
+              <m:sup>
+                <m:r>
+                  <m:rPr>
+                    <m:sty m:val="p"/>
+                  </m:rPr>
+                  <w:rPr>
+                    <w:rFonts w:ascii="Times New Roman" w:hAnsi="Times New Roman" w:cs="Times New Roman" w:eastAsia="SimSun"/>
+                  </w:rPr>
+                  <m:t>∘</m:t>
+                </m:r>
+              </m:sup>
+            </m:sSup>
+            <m:sSub>
+              <m:e>
+                <m:r>
+                  <w:rPr>
+                    <w:rFonts w:ascii="Times New Roman" w:hAnsi="Times New Roman" w:cs="Times New Roman" w:eastAsia="SimSun"/>
+                  </w:rPr>
+                  <m:t>N</m:t>
+                </m:r>
+              </m:e>
+              <m:sub>
+                <m:r>
+                  <m:rPr>
+                    <m:sty m:val="p"/>
+                  </m:rPr>
+                  <w:rPr>
+                    <w:rFonts w:ascii="Times New Roman" w:hAnsi="Times New Roman" w:cs="Times New Roman" w:eastAsia="SimSun"/>
+                  </w:rPr>
+                  <m:t>A</m:t>
+                </m:r>
+              </m:sub>
+            </m:sSub>
+          </m:den>
+        </m:f>
+        <m:r>
+          <m:rPr>
+            <m:sty m:val="p"/>
+          </m:rPr>
+          <w:rPr>
+            <w:rFonts w:ascii="Times New Roman" w:hAnsi="Times New Roman" w:cs="Times New Roman" w:eastAsia="SimSun"/>
+          </w:rPr>
+          <m:t>=</m:t>
+        </m:r>
+        <m:r>
+          <w:rPr>
+            <w:rFonts w:ascii="Times New Roman" w:hAnsi="Times New Roman" w:cs="Times New Roman" w:eastAsia="SimSun"/>
+          </w:rPr>
+          <m:t>6.106</m:t>
+        </m:r>
+        <m:r>
+          <w:rPr>
+            <w:rFonts w:ascii="Times New Roman" w:hAnsi="Times New Roman" w:cs="Times New Roman" w:eastAsia="SimSun"/>
+          </w:rPr>
+          <m:t> </m:t>
+        </m:r>
+        <m:r>
+          <m:rPr>
+            <m:sty m:val="p"/>
+          </m:rPr>
+          <w:rPr>
+            <w:rFonts w:ascii="Times New Roman" w:hAnsi="Times New Roman" w:cs="Times New Roman" w:eastAsia="SimSun"/>
+          </w:rPr>
+          <m:t>g</m:t>
+        </m:r>
+        <m:r>
+          <m:rPr>
+            <m:sty m:val="p"/>
+          </m:rPr>
+          <w:rPr>
+            <w:rFonts w:ascii="Times New Roman" w:hAnsi="Times New Roman" w:cs="Times New Roman" w:eastAsia="SimSun"/>
+          </w:rPr>
+          <m:t>/</m:t>
+        </m:r>
+        <m:r>
+          <m:rPr>
+            <m:sty m:val="p"/>
+          </m:rPr>
+          <w:rPr>
+            <w:rFonts w:ascii="Times New Roman" w:hAnsi="Times New Roman" w:cs="Times New Roman" w:eastAsia="SimSun"/>
+          </w:rPr>
+          <m:t>c</m:t>
+        </m:r>
+        <m:sSup>
+          <m:e>
+            <m:r>
+              <m:rPr>
+                <m:sty m:val="p"/>
+              </m:rPr>
+              <w:rPr>
+                <w:rFonts w:ascii="Times New Roman" w:hAnsi="Times New Roman" w:cs="Times New Roman" w:eastAsia="SimSun"/>
+              </w:rPr>
+              <m:t>m</m:t>
+            </m:r>
+          </m:e>
+          <m:sup>
+            <m:r>
+              <m:rPr>
+                <m:sty m:val="p"/>
+              </m:rPr>
+              <w:rPr>
+                <w:rFonts w:ascii="Times New Roman" w:hAnsi="Times New Roman" w:cs="Times New Roman" w:eastAsia="SimSun"/>
+              </w:rPr>
+              <m:t>3</m:t>
+            </m:r>
+          </m:sup>
+        </m:sSup>
+      </m:oMath>
       <w:r>
         <w:rPr>
           <w:rFonts w:ascii="Times New Roman" w:hAnsi="Times New Roman" w:cs="Times New Roman" w:eastAsia="SimSun"/>
@@ -13872,6 +14657,290 @@
       </w:r>
       <w:r>
         <w:t xml:space="preserve"> 7 </w:t>
+      </w:r>
+      <w:r>
+        <w:rPr>
+          <w:rFonts w:ascii="Times New Roman" w:hAnsi="Times New Roman" w:cs="Times New Roman" w:eastAsia="SimSun"/>
+        </w:rPr>
+        <w:t xml:space="preserve">分）</w:t>
+      </w:r>
+      <w:r>
+        <w:t xml:space="preserve"> </w:t>
+      </w:r>
+      <w:r>
+        <w:rPr>
+          <w:rFonts w:ascii="Times New Roman" w:hAnsi="Times New Roman" w:cs="Times New Roman" w:eastAsia="SimSun"/>
+        </w:rPr>
+        <w:t xml:space="preserve">5-2-3-116H（2</w:t>
+      </w:r>
+      <w:r>
+        <w:t xml:space="preserve"> </w:t>
+      </w:r>
+      <w:r>
+        <w:rPr>
+          <w:rFonts w:ascii="Times New Roman" w:hAnsi="Times New Roman" w:cs="Times New Roman" w:eastAsia="SimSun"/>
+        </w:rPr>
+        <w:t xml:space="preserve">分）</w:t>
+      </w:r>
+      <w:r>
+        <w:t xml:space="preserve"> </w:t>
+      </w:r>
+      <w:r>
+        <w:t xml:space="preserve">5-2-3-2</w:t>
+      </w:r>
+      <m:oMath>
+        <m:r>
+          <m:rPr>
+            <m:sty m:val="p"/>
+          </m:rPr>
+          <w:rPr>
+            <w:rFonts w:ascii="Times New Roman" w:hAnsi="Times New Roman" w:cs="Times New Roman" w:eastAsia="SimSun"/>
+          </w:rPr>
+          <m:t>B</m:t>
+        </m:r>
+        <m:sSub>
+          <m:e>
+            <m:r>
+              <m:rPr>
+                <m:sty m:val="p"/>
+              </m:rPr>
+              <w:rPr>
+                <w:rFonts w:ascii="Times New Roman" w:hAnsi="Times New Roman" w:cs="Times New Roman" w:eastAsia="SimSun"/>
+              </w:rPr>
+              <m:t>a</m:t>
+            </m:r>
+          </m:e>
+          <m:sub>
+            <m:r>
+              <m:rPr>
+                <m:sty m:val="p"/>
+              </m:rPr>
+              <w:rPr>
+                <w:rFonts w:ascii="Times New Roman" w:hAnsi="Times New Roman" w:cs="Times New Roman" w:eastAsia="SimSun"/>
+              </w:rPr>
+              <m:t>8</m:t>
+            </m:r>
+          </m:sub>
+        </m:sSub>
+        <m:r>
+          <m:rPr>
+            <m:sty m:val="p"/>
+          </m:rPr>
+          <w:rPr>
+            <w:rFonts w:ascii="Times New Roman" w:hAnsi="Times New Roman" w:cs="Times New Roman" w:eastAsia="SimSun"/>
+          </w:rPr>
+          <m:t>C</m:t>
+        </m:r>
+        <m:sSub>
+          <m:e>
+            <m:r>
+              <m:rPr>
+                <m:sty m:val="p"/>
+              </m:rPr>
+              <w:rPr>
+                <w:rFonts w:ascii="Times New Roman" w:hAnsi="Times New Roman" w:cs="Times New Roman" w:eastAsia="SimSun"/>
+              </w:rPr>
+              <m:t>a</m:t>
+            </m:r>
+          </m:e>
+          <m:sub>
+            <m:r>
+              <m:rPr>
+                <m:sty m:val="p"/>
+              </m:rPr>
+              <w:rPr>
+                <w:rFonts w:ascii="Times New Roman" w:hAnsi="Times New Roman" w:cs="Times New Roman" w:eastAsia="SimSun"/>
+              </w:rPr>
+              <m:t>2</m:t>
+            </m:r>
+          </m:sub>
+        </m:sSub>
+        <m:r>
+          <m:rPr>
+            <m:sty m:val="p"/>
+          </m:rPr>
+          <w:rPr>
+            <w:rFonts w:ascii="Times New Roman" w:hAnsi="Times New Roman" w:cs="Times New Roman" w:eastAsia="SimSun"/>
+          </w:rPr>
+          <m:t>M</m:t>
+        </m:r>
+        <m:sSub>
+          <m:e>
+            <m:r>
+              <m:rPr>
+                <m:sty m:val="p"/>
+              </m:rPr>
+              <w:rPr>
+                <w:rFonts w:ascii="Times New Roman" w:hAnsi="Times New Roman" w:cs="Times New Roman" w:eastAsia="SimSun"/>
+              </w:rPr>
+              <m:t>n</m:t>
+            </m:r>
+          </m:e>
+          <m:sub>
+            <m:r>
+              <m:rPr>
+                <m:sty m:val="p"/>
+              </m:rPr>
+              <w:rPr>
+                <w:rFonts w:ascii="Times New Roman" w:hAnsi="Times New Roman" w:cs="Times New Roman" w:eastAsia="SimSun"/>
+              </w:rPr>
+              <m:t>6</m:t>
+            </m:r>
+          </m:sub>
+        </m:sSub>
+        <m:sSub>
+          <m:e>
+            <m:r>
+              <m:rPr>
+                <m:sty m:val="p"/>
+              </m:rPr>
+              <w:rPr>
+                <w:rFonts w:ascii="Times New Roman" w:hAnsi="Times New Roman" w:cs="Times New Roman" w:eastAsia="SimSun"/>
+              </w:rPr>
+              <m:t>O</m:t>
+            </m:r>
+          </m:e>
+          <m:sub>
+            <m:r>
+              <m:rPr>
+                <m:sty m:val="p"/>
+              </m:rPr>
+              <w:rPr>
+                <w:rFonts w:ascii="Times New Roman" w:hAnsi="Times New Roman" w:cs="Times New Roman" w:eastAsia="SimSun"/>
+              </w:rPr>
+              <m:t>23</m:t>
+            </m:r>
+          </m:sub>
+        </m:sSub>
+      </m:oMath>
+      <w:r>
+        <w:rPr>
+          <w:rFonts w:ascii="Times New Roman" w:hAnsi="Times New Roman" w:cs="Times New Roman" w:eastAsia="SimSun"/>
+        </w:rPr>
+        <w:t xml:space="preserve">（2</w:t>
+      </w:r>
+      <w:r>
+        <w:t xml:space="preserve"> </w:t>
+      </w:r>
+      <w:r>
+        <w:rPr>
+          <w:rFonts w:ascii="Times New Roman" w:hAnsi="Times New Roman" w:cs="Times New Roman" w:eastAsia="SimSun"/>
+        </w:rPr>
+        <w:t xml:space="preserve">分）</w:t>
+      </w:r>
+      <w:r>
+        <w:t xml:space="preserve"> </w:t>
+      </w:r>
+      <w:r>
+        <w:t xml:space="preserve">5-2-3-3+4 </w:t>
+      </w:r>
+      <w:r>
+        <w:rPr>
+          <w:rFonts w:ascii="Times New Roman" w:hAnsi="Times New Roman" w:cs="Times New Roman" w:eastAsia="SimSun"/>
+        </w:rPr>
+        <w:t xml:space="preserve">价的</w:t>
+      </w:r>
+      <w:r>
+        <w:t xml:space="preserve"> </w:t>
+      </w:r>
+      <w:r>
+        <w:rPr>
+          <w:rFonts w:ascii="Times New Roman" w:hAnsi="Times New Roman" w:cs="Times New Roman" w:eastAsia="SimSun"/>
+        </w:rPr>
+        <w:t xml:space="preserve">Mn：ch</w:t>
+      </w:r>
+      <w:r>
+        <w:t xml:space="preserve"> </w:t>
+      </w:r>
+      <w:r>
+        <w:rPr>
+          <w:rFonts w:ascii="Times New Roman" w:hAnsi="Times New Roman" w:cs="Times New Roman" w:eastAsia="SimSun"/>
+        </w:rPr>
+        <w:t xml:space="preserve">层间和</w:t>
+      </w:r>
+      <w:r>
+        <w:t xml:space="preserve"> hh </w:t>
+      </w:r>
+      <w:r>
+        <w:rPr>
+          <w:rFonts w:ascii="Times New Roman" w:hAnsi="Times New Roman" w:cs="Times New Roman" w:eastAsia="SimSun"/>
+        </w:rPr>
+        <w:t xml:space="preserve">层间，八面体空隙；+5</w:t>
+      </w:r>
+      <w:r>
+        <w:t xml:space="preserve"> </w:t>
+      </w:r>
+      <w:r>
+        <w:rPr>
+          <w:rFonts w:ascii="Times New Roman" w:hAnsi="Times New Roman" w:cs="Times New Roman" w:eastAsia="SimSun"/>
+        </w:rPr>
+        <w:t xml:space="preserve">价的</w:t>
+      </w:r>
+      <w:r>
+        <w:t xml:space="preserve"> </w:t>
+      </w:r>
+      <w:r>
+        <w:rPr>
+          <w:rFonts w:ascii="Times New Roman" w:hAnsi="Times New Roman" w:cs="Times New Roman" w:eastAsia="SimSun"/>
+        </w:rPr>
+        <w:t xml:space="preserve">Mn：c’c</w:t>
+      </w:r>
+      <w:r>
+        <w:t xml:space="preserve"> </w:t>
+      </w:r>
+      <w:r>
+        <w:rPr>
+          <w:rFonts w:ascii="Times New Roman" w:hAnsi="Times New Roman" w:cs="Times New Roman" w:eastAsia="SimSun"/>
+        </w:rPr>
+        <w:t xml:space="preserve">层间和</w:t>
+      </w:r>
+      <w:r>
+        <w:t xml:space="preserve"> cc </w:t>
+      </w:r>
+      <w:r>
+        <w:rPr>
+          <w:rFonts w:ascii="Times New Roman" w:hAnsi="Times New Roman" w:cs="Times New Roman" w:eastAsia="SimSun"/>
+        </w:rPr>
+        <w:t xml:space="preserve">层间（仅答其中一种亦可），四面体空隙（共</w:t>
+      </w:r>
+      <w:r>
+        <w:t xml:space="preserve"> 6 </w:t>
+      </w:r>
+      <w:r>
+        <w:rPr>
+          <w:rFonts w:ascii="Times New Roman" w:hAnsi="Times New Roman" w:cs="Times New Roman" w:eastAsia="SimSun"/>
+        </w:rPr>
+        <w:t xml:space="preserve">分；价态各</w:t>
+      </w:r>
+      <w:r>
+        <w:t xml:space="preserve"> 1 </w:t>
+      </w:r>
+      <w:r>
+        <w:rPr>
+          <w:rFonts w:ascii="Times New Roman" w:hAnsi="Times New Roman" w:cs="Times New Roman" w:eastAsia="SimSun"/>
+        </w:rPr>
+        <w:t xml:space="preserve">分，将</w:t>
+      </w:r>
+      <w:r>
+        <w:t xml:space="preserve"> +4、+5 </w:t>
+      </w:r>
+      <w:r>
+        <w:rPr>
+          <w:rFonts w:ascii="Times New Roman" w:hAnsi="Times New Roman" w:cs="Times New Roman" w:eastAsia="SimSun"/>
+        </w:rPr>
+        <w:t xml:space="preserve">换成</w:t>
+      </w:r>
+      <w:r>
+        <w:t xml:space="preserve"> +3、+7 </w:t>
+      </w:r>
+      <w:r>
+        <w:rPr>
+          <w:rFonts w:ascii="Times New Roman" w:hAnsi="Times New Roman" w:cs="Times New Roman" w:eastAsia="SimSun"/>
+        </w:rPr>
+        <w:t xml:space="preserve">亦可；层间和空隙各</w:t>
+      </w:r>
+      <w:r>
+        <w:t xml:space="preserve"> 1 </w:t>
       </w:r>
       <w:r>
         <w:rPr>
@@ -17339,10 +18408,1226 @@
         <w:t xml:space="preserve"> </w:t>
       </w:r>
       <w:r>
-        <w:rPr>
-          <w:rFonts w:ascii="Times New Roman" w:hAnsi="Times New Roman" w:cs="Times New Roman" w:eastAsia="SimSun"/>
-        </w:rPr>
-        <w:t xml:space="preserve">1.假设同层Ge-Tb距离为2.81Å,竖直方向Ge-Tb距离为2.98Å,计算得晶胞参数a=b=√3×2.81=4.867Å,c=2.98×2+2.55=8.51Åρ=ZM/NAabc=158.9+54.94×6+72.61×66.022×1023×4.867×4.867×8.51×10-24×sin120°=8.79g/cm3不符合条件2.假设同层Ge-Tb距离为2.98Å,竖直方向Ge-Tb距离为2.81Å,计算得晶胞参数a=b=√3×2.98=5.16Å,c=2.81×2+2.55=8.17Åρ=ZM/NAabc=158.9+54.94×6+72.61×66.022×1023×5.16×5.16×8.17×10-24×sin120°=8.15g/cm3…1分综上所述,真实密度为8.15g/cm3无过程不得分,必须分别讨论,允许一定误差</w:t>
+        <w:t xml:space="preserve">1. </w:t>
+      </w:r>
+      <w:r>
+        <w:rPr>
+          <w:rFonts w:ascii="Times New Roman" w:hAnsi="Times New Roman" w:cs="Times New Roman" w:eastAsia="SimSun"/>
+        </w:rPr>
+        <w:t xml:space="preserve">假设同层</w:t>
+      </w:r>
+      <w:r>
+        <w:t xml:space="preserve"> Ge-Tb </w:t>
+      </w:r>
+      <w:r>
+        <w:rPr>
+          <w:rFonts w:ascii="Times New Roman" w:hAnsi="Times New Roman" w:cs="Times New Roman" w:eastAsia="SimSun"/>
+        </w:rPr>
+        <w:t xml:space="preserve">距离为</w:t>
+      </w:r>
+      <w:r>
+        <w:t xml:space="preserve"> 2.81 </w:t>
+      </w:r>
+      <w:r>
+        <w:rPr>
+          <w:rFonts w:ascii="Times New Roman" w:hAnsi="Times New Roman" w:cs="Times New Roman" w:eastAsia="SimSun"/>
+        </w:rPr>
+        <w:t xml:space="preserve">Å，竖直方向</w:t>
+      </w:r>
+      <w:r>
+        <w:t xml:space="preserve"> Ge-Tb </w:t>
+      </w:r>
+      <w:r>
+        <w:rPr>
+          <w:rFonts w:ascii="Times New Roman" w:hAnsi="Times New Roman" w:cs="Times New Roman" w:eastAsia="SimSun"/>
+        </w:rPr>
+        <w:t xml:space="preserve">距离为</w:t>
+      </w:r>
+      <w:r>
+        <w:t xml:space="preserve"> 2.98 </w:t>
+      </w:r>
+      <w:r>
+        <w:rPr>
+          <w:rFonts w:ascii="Times New Roman" w:hAnsi="Times New Roman" w:cs="Times New Roman" w:eastAsia="SimSun"/>
+        </w:rPr>
+        <w:t xml:space="preserve">Å，计算得晶胞参数</w:t>
+      </w:r>
+      <w:r>
+        <w:t xml:space="preserve"> </w:t>
+      </w:r>
+      <m:oMath>
+        <m:r>
+          <w:rPr>
+            <w:rFonts w:ascii="Times New Roman" w:hAnsi="Times New Roman" w:cs="Times New Roman" w:eastAsia="SimSun"/>
+          </w:rPr>
+          <m:t>a</m:t>
+        </m:r>
+        <m:r>
+          <m:rPr>
+            <m:sty m:val="p"/>
+          </m:rPr>
+          <w:rPr>
+            <w:rFonts w:ascii="Times New Roman" w:hAnsi="Times New Roman" w:cs="Times New Roman" w:eastAsia="SimSun"/>
+          </w:rPr>
+          <m:t>=</m:t>
+        </m:r>
+        <m:r>
+          <w:rPr>
+            <w:rFonts w:ascii="Times New Roman" w:hAnsi="Times New Roman" w:cs="Times New Roman" w:eastAsia="SimSun"/>
+          </w:rPr>
+          <m:t>b</m:t>
+        </m:r>
+        <m:r>
+          <m:rPr>
+            <m:sty m:val="p"/>
+          </m:rPr>
+          <w:rPr>
+            <w:rFonts w:ascii="Times New Roman" w:hAnsi="Times New Roman" w:cs="Times New Roman" w:eastAsia="SimSun"/>
+          </w:rPr>
+          <m:t>=</m:t>
+        </m:r>
+        <m:rad>
+          <m:radPr>
+            <m:degHide m:val="on"/>
+          </m:radPr>
+          <m:deg/>
+          <m:e>
+            <m:r>
+              <w:rPr>
+                <w:rFonts w:ascii="Times New Roman" w:hAnsi="Times New Roman" w:cs="Times New Roman" w:eastAsia="SimSun"/>
+              </w:rPr>
+              <m:t>3</m:t>
+            </m:r>
+          </m:e>
+        </m:rad>
+        <m:r>
+          <m:rPr>
+            <m:sty m:val="p"/>
+          </m:rPr>
+          <w:rPr>
+            <w:rFonts w:ascii="Times New Roman" w:hAnsi="Times New Roman" w:cs="Times New Roman" w:eastAsia="SimSun"/>
+          </w:rPr>
+          <m:t>×</m:t>
+        </m:r>
+        <m:r>
+          <w:rPr>
+            <w:rFonts w:ascii="Times New Roman" w:hAnsi="Times New Roman" w:cs="Times New Roman" w:eastAsia="SimSun"/>
+          </w:rPr>
+          <m:t>2.81</m:t>
+        </m:r>
+        <m:r>
+          <m:rPr>
+            <m:sty m:val="p"/>
+          </m:rPr>
+          <w:rPr>
+            <w:rFonts w:ascii="Times New Roman" w:hAnsi="Times New Roman" w:cs="Times New Roman" w:eastAsia="SimSun"/>
+          </w:rPr>
+          <m:t>=</m:t>
+        </m:r>
+        <m:r>
+          <w:rPr>
+            <w:rFonts w:ascii="Times New Roman" w:hAnsi="Times New Roman" w:cs="Times New Roman" w:eastAsia="SimSun"/>
+          </w:rPr>
+          <m:t>4.867</m:t>
+        </m:r>
+      </m:oMath>
+      <w:r>
+        <w:t xml:space="preserve"> </w:t>
+      </w:r>
+      <w:r>
+        <w:rPr>
+          <w:rFonts w:ascii="Times New Roman" w:hAnsi="Times New Roman" w:cs="Times New Roman" w:eastAsia="SimSun"/>
+        </w:rPr>
+        <w:t xml:space="preserve">Å，</w:t>
+      </w:r>
+      <m:oMath>
+        <m:r>
+          <w:rPr>
+            <w:rFonts w:ascii="Times New Roman" w:hAnsi="Times New Roman" w:cs="Times New Roman" w:eastAsia="SimSun"/>
+          </w:rPr>
+          <m:t>c</m:t>
+        </m:r>
+        <m:r>
+          <m:rPr>
+            <m:sty m:val="p"/>
+          </m:rPr>
+          <w:rPr>
+            <w:rFonts w:ascii="Times New Roman" w:hAnsi="Times New Roman" w:cs="Times New Roman" w:eastAsia="SimSun"/>
+          </w:rPr>
+          <m:t>=</m:t>
+        </m:r>
+        <m:r>
+          <w:rPr>
+            <w:rFonts w:ascii="Times New Roman" w:hAnsi="Times New Roman" w:cs="Times New Roman" w:eastAsia="SimSun"/>
+          </w:rPr>
+          <m:t>2.98</m:t>
+        </m:r>
+        <m:r>
+          <m:rPr>
+            <m:sty m:val="p"/>
+          </m:rPr>
+          <w:rPr>
+            <w:rFonts w:ascii="Times New Roman" w:hAnsi="Times New Roman" w:cs="Times New Roman" w:eastAsia="SimSun"/>
+          </w:rPr>
+          <m:t>×</m:t>
+        </m:r>
+        <m:r>
+          <w:rPr>
+            <w:rFonts w:ascii="Times New Roman" w:hAnsi="Times New Roman" w:cs="Times New Roman" w:eastAsia="SimSun"/>
+          </w:rPr>
+          <m:t>2</m:t>
+        </m:r>
+        <m:r>
+          <m:rPr>
+            <m:sty m:val="p"/>
+          </m:rPr>
+          <w:rPr>
+            <w:rFonts w:ascii="Times New Roman" w:hAnsi="Times New Roman" w:cs="Times New Roman" w:eastAsia="SimSun"/>
+          </w:rPr>
+          <m:t>+</m:t>
+        </m:r>
+        <m:r>
+          <w:rPr>
+            <w:rFonts w:ascii="Times New Roman" w:hAnsi="Times New Roman" w:cs="Times New Roman" w:eastAsia="SimSun"/>
+          </w:rPr>
+          <m:t>2.55</m:t>
+        </m:r>
+        <m:r>
+          <m:rPr>
+            <m:sty m:val="p"/>
+          </m:rPr>
+          <w:rPr>
+            <w:rFonts w:ascii="Times New Roman" w:hAnsi="Times New Roman" w:cs="Times New Roman" w:eastAsia="SimSun"/>
+          </w:rPr>
+          <m:t>=</m:t>
+        </m:r>
+        <m:r>
+          <w:rPr>
+            <w:rFonts w:ascii="Times New Roman" w:hAnsi="Times New Roman" w:cs="Times New Roman" w:eastAsia="SimSun"/>
+          </w:rPr>
+          <m:t>8.51</m:t>
+        </m:r>
+      </m:oMath>
+      <w:r>
+        <w:t xml:space="preserve"> </w:t>
+      </w:r>
+      <w:r>
+        <w:rPr>
+          <w:rFonts w:ascii="Times New Roman" w:hAnsi="Times New Roman" w:cs="Times New Roman" w:eastAsia="SimSun"/>
+        </w:rPr>
+        <w:t xml:space="preserve">Å，</w:t>
+      </w:r>
+      <m:oMath>
+        <m:r>
+          <w:rPr>
+            <w:rFonts w:ascii="Times New Roman" w:hAnsi="Times New Roman" w:cs="Times New Roman" w:eastAsia="SimSun"/>
+          </w:rPr>
+          <m:t>ρ</m:t>
+        </m:r>
+        <m:r>
+          <m:rPr>
+            <m:sty m:val="p"/>
+          </m:rPr>
+          <w:rPr>
+            <w:rFonts w:ascii="Times New Roman" w:hAnsi="Times New Roman" w:cs="Times New Roman" w:eastAsia="SimSun"/>
+          </w:rPr>
+          <m:t>=</m:t>
+        </m:r>
+        <m:f>
+          <m:fPr>
+            <m:type m:val="bar"/>
+          </m:fPr>
+          <m:num>
+            <m:r>
+              <w:rPr>
+                <w:rFonts w:ascii="Times New Roman" w:hAnsi="Times New Roman" w:cs="Times New Roman" w:eastAsia="SimSun"/>
+              </w:rPr>
+              <m:t>Z</m:t>
+            </m:r>
+            <m:r>
+              <w:rPr>
+                <w:rFonts w:ascii="Times New Roman" w:hAnsi="Times New Roman" w:cs="Times New Roman" w:eastAsia="SimSun"/>
+              </w:rPr>
+              <m:t>M</m:t>
+            </m:r>
+          </m:num>
+          <m:den>
+            <m:sSub>
+              <m:e>
+                <m:r>
+                  <w:rPr>
+                    <w:rFonts w:ascii="Times New Roman" w:hAnsi="Times New Roman" w:cs="Times New Roman" w:eastAsia="SimSun"/>
+                  </w:rPr>
+                  <m:t>N</m:t>
+                </m:r>
+              </m:e>
+              <m:sub>
+                <m:r>
+                  <m:rPr>
+                    <m:sty m:val="p"/>
+                  </m:rPr>
+                  <w:rPr>
+                    <w:rFonts w:ascii="Times New Roman" w:hAnsi="Times New Roman" w:cs="Times New Roman" w:eastAsia="SimSun"/>
+                  </w:rPr>
+                  <m:t>A</m:t>
+                </m:r>
+              </m:sub>
+            </m:sSub>
+            <m:r>
+              <w:rPr>
+                <w:rFonts w:ascii="Times New Roman" w:hAnsi="Times New Roman" w:cs="Times New Roman" w:eastAsia="SimSun"/>
+              </w:rPr>
+              <m:t>a</m:t>
+            </m:r>
+            <m:r>
+              <w:rPr>
+                <w:rFonts w:ascii="Times New Roman" w:hAnsi="Times New Roman" w:cs="Times New Roman" w:eastAsia="SimSun"/>
+              </w:rPr>
+              <m:t>b</m:t>
+            </m:r>
+            <m:r>
+              <w:rPr>
+                <w:rFonts w:ascii="Times New Roman" w:hAnsi="Times New Roman" w:cs="Times New Roman" w:eastAsia="SimSun"/>
+              </w:rPr>
+              <m:t>c</m:t>
+            </m:r>
+          </m:den>
+        </m:f>
+        <m:r>
+          <m:rPr>
+            <m:sty m:val="p"/>
+          </m:rPr>
+          <w:rPr>
+            <w:rFonts w:ascii="Times New Roman" w:hAnsi="Times New Roman" w:cs="Times New Roman" w:eastAsia="SimSun"/>
+          </w:rPr>
+          <m:t>=</m:t>
+        </m:r>
+        <m:f>
+          <m:fPr>
+            <m:type m:val="bar"/>
+          </m:fPr>
+          <m:num>
+            <m:r>
+              <w:rPr>
+                <w:rFonts w:ascii="Times New Roman" w:hAnsi="Times New Roman" w:cs="Times New Roman" w:eastAsia="SimSun"/>
+              </w:rPr>
+              <m:t>158.9</m:t>
+            </m:r>
+            <m:r>
+              <m:rPr>
+                <m:sty m:val="p"/>
+              </m:rPr>
+              <w:rPr>
+                <w:rFonts w:ascii="Times New Roman" w:hAnsi="Times New Roman" w:cs="Times New Roman" w:eastAsia="SimSun"/>
+              </w:rPr>
+              <m:t>+</m:t>
+            </m:r>
+            <m:r>
+              <w:rPr>
+                <w:rFonts w:ascii="Times New Roman" w:hAnsi="Times New Roman" w:cs="Times New Roman" w:eastAsia="SimSun"/>
+              </w:rPr>
+              <m:t>54.94</m:t>
+            </m:r>
+            <m:r>
+              <m:rPr>
+                <m:sty m:val="p"/>
+              </m:rPr>
+              <w:rPr>
+                <w:rFonts w:ascii="Times New Roman" w:hAnsi="Times New Roman" w:cs="Times New Roman" w:eastAsia="SimSun"/>
+              </w:rPr>
+              <m:t>×</m:t>
+            </m:r>
+            <m:r>
+              <w:rPr>
+                <w:rFonts w:ascii="Times New Roman" w:hAnsi="Times New Roman" w:cs="Times New Roman" w:eastAsia="SimSun"/>
+              </w:rPr>
+              <m:t>6</m:t>
+            </m:r>
+            <m:r>
+              <m:rPr>
+                <m:sty m:val="p"/>
+              </m:rPr>
+              <w:rPr>
+                <w:rFonts w:ascii="Times New Roman" w:hAnsi="Times New Roman" w:cs="Times New Roman" w:eastAsia="SimSun"/>
+              </w:rPr>
+              <m:t>+</m:t>
+            </m:r>
+            <m:r>
+              <w:rPr>
+                <w:rFonts w:ascii="Times New Roman" w:hAnsi="Times New Roman" w:cs="Times New Roman" w:eastAsia="SimSun"/>
+              </w:rPr>
+              <m:t>72.61</m:t>
+            </m:r>
+            <m:r>
+              <m:rPr>
+                <m:sty m:val="p"/>
+              </m:rPr>
+              <w:rPr>
+                <w:rFonts w:ascii="Times New Roman" w:hAnsi="Times New Roman" w:cs="Times New Roman" w:eastAsia="SimSun"/>
+              </w:rPr>
+              <m:t>×</m:t>
+            </m:r>
+            <m:r>
+              <w:rPr>
+                <w:rFonts w:ascii="Times New Roman" w:hAnsi="Times New Roman" w:cs="Times New Roman" w:eastAsia="SimSun"/>
+              </w:rPr>
+              <m:t>6</m:t>
+            </m:r>
+          </m:num>
+          <m:den>
+            <m:r>
+              <w:rPr>
+                <w:rFonts w:ascii="Times New Roman" w:hAnsi="Times New Roman" w:cs="Times New Roman" w:eastAsia="SimSun"/>
+              </w:rPr>
+              <m:t>6.022</m:t>
+            </m:r>
+            <m:r>
+              <m:rPr>
+                <m:sty m:val="p"/>
+              </m:rPr>
+              <w:rPr>
+                <w:rFonts w:ascii="Times New Roman" w:hAnsi="Times New Roman" w:cs="Times New Roman" w:eastAsia="SimSun"/>
+              </w:rPr>
+              <m:t>×</m:t>
+            </m:r>
+            <m:sSup>
+              <m:e>
+                <m:r>
+                  <w:rPr>
+                    <w:rFonts w:ascii="Times New Roman" w:hAnsi="Times New Roman" w:cs="Times New Roman" w:eastAsia="SimSun"/>
+                  </w:rPr>
+                  <m:t>10</m:t>
+                </m:r>
+              </m:e>
+              <m:sup>
+                <m:r>
+                  <w:rPr>
+                    <w:rFonts w:ascii="Times New Roman" w:hAnsi="Times New Roman" w:cs="Times New Roman" w:eastAsia="SimSun"/>
+                  </w:rPr>
+                  <m:t>23</m:t>
+                </m:r>
+              </m:sup>
+            </m:sSup>
+            <m:r>
+              <m:rPr>
+                <m:sty m:val="p"/>
+              </m:rPr>
+              <w:rPr>
+                <w:rFonts w:ascii="Times New Roman" w:hAnsi="Times New Roman" w:cs="Times New Roman" w:eastAsia="SimSun"/>
+              </w:rPr>
+              <m:t>×</m:t>
+            </m:r>
+            <m:r>
+              <w:rPr>
+                <w:rFonts w:ascii="Times New Roman" w:hAnsi="Times New Roman" w:cs="Times New Roman" w:eastAsia="SimSun"/>
+              </w:rPr>
+              <m:t>4.867</m:t>
+            </m:r>
+            <m:r>
+              <m:rPr>
+                <m:sty m:val="p"/>
+              </m:rPr>
+              <w:rPr>
+                <w:rFonts w:ascii="Times New Roman" w:hAnsi="Times New Roman" w:cs="Times New Roman" w:eastAsia="SimSun"/>
+              </w:rPr>
+              <m:t>×</m:t>
+            </m:r>
+            <m:r>
+              <w:rPr>
+                <w:rFonts w:ascii="Times New Roman" w:hAnsi="Times New Roman" w:cs="Times New Roman" w:eastAsia="SimSun"/>
+              </w:rPr>
+              <m:t>4.867</m:t>
+            </m:r>
+            <m:r>
+              <m:rPr>
+                <m:sty m:val="p"/>
+              </m:rPr>
+              <w:rPr>
+                <w:rFonts w:ascii="Times New Roman" w:hAnsi="Times New Roman" w:cs="Times New Roman" w:eastAsia="SimSun"/>
+              </w:rPr>
+              <m:t>×</m:t>
+            </m:r>
+            <m:r>
+              <w:rPr>
+                <w:rFonts w:ascii="Times New Roman" w:hAnsi="Times New Roman" w:cs="Times New Roman" w:eastAsia="SimSun"/>
+              </w:rPr>
+              <m:t>8.51</m:t>
+            </m:r>
+            <m:r>
+              <m:rPr>
+                <m:sty m:val="p"/>
+              </m:rPr>
+              <w:rPr>
+                <w:rFonts w:ascii="Times New Roman" w:hAnsi="Times New Roman" w:cs="Times New Roman" w:eastAsia="SimSun"/>
+              </w:rPr>
+              <m:t>×</m:t>
+            </m:r>
+            <m:sSup>
+              <m:e>
+                <m:r>
+                  <w:rPr>
+                    <w:rFonts w:ascii="Times New Roman" w:hAnsi="Times New Roman" w:cs="Times New Roman" w:eastAsia="SimSun"/>
+                  </w:rPr>
+                  <m:t>10</m:t>
+                </m:r>
+              </m:e>
+              <m:sup>
+                <m:r>
+                  <m:rPr>
+                    <m:sty m:val="p"/>
+                  </m:rPr>
+                  <w:rPr>
+                    <w:rFonts w:ascii="Times New Roman" w:hAnsi="Times New Roman" w:cs="Times New Roman" w:eastAsia="SimSun"/>
+                  </w:rPr>
+                  <m:t>−</m:t>
+                </m:r>
+                <m:r>
+                  <w:rPr>
+                    <w:rFonts w:ascii="Times New Roman" w:hAnsi="Times New Roman" w:cs="Times New Roman" w:eastAsia="SimSun"/>
+                  </w:rPr>
+                  <m:t>24</m:t>
+                </m:r>
+              </m:sup>
+            </m:sSup>
+            <m:r>
+              <m:rPr>
+                <m:sty m:val="p"/>
+              </m:rPr>
+              <w:rPr>
+                <w:rFonts w:ascii="Times New Roman" w:hAnsi="Times New Roman" w:cs="Times New Roman" w:eastAsia="SimSun"/>
+              </w:rPr>
+              <m:t>×</m:t>
+            </m:r>
+            <m:r>
+              <m:rPr>
+                <m:sty m:val="p"/>
+              </m:rPr>
+              <w:rPr>
+                <w:rFonts w:ascii="Times New Roman" w:hAnsi="Times New Roman" w:cs="Times New Roman" w:eastAsia="SimSun"/>
+              </w:rPr>
+              <m:t>sin</m:t>
+            </m:r>
+            <m:sSup>
+              <m:e>
+                <m:r>
+                  <w:rPr>
+                    <w:rFonts w:ascii="Times New Roman" w:hAnsi="Times New Roman" w:cs="Times New Roman" w:eastAsia="SimSun"/>
+                  </w:rPr>
+                  <m:t>120</m:t>
+                </m:r>
+              </m:e>
+              <m:sup>
+                <m:r>
+                  <m:rPr>
+                    <m:sty m:val="p"/>
+                  </m:rPr>
+                  <w:rPr>
+                    <w:rFonts w:ascii="Times New Roman" w:hAnsi="Times New Roman" w:cs="Times New Roman" w:eastAsia="SimSun"/>
+                  </w:rPr>
+                  <m:t>∘</m:t>
+                </m:r>
+              </m:sup>
+            </m:sSup>
+          </m:den>
+        </m:f>
+        <m:r>
+          <m:rPr>
+            <m:sty m:val="p"/>
+          </m:rPr>
+          <w:rPr>
+            <w:rFonts w:ascii="Times New Roman" w:hAnsi="Times New Roman" w:cs="Times New Roman" w:eastAsia="SimSun"/>
+          </w:rPr>
+          <m:t>=</m:t>
+        </m:r>
+        <m:r>
+          <w:rPr>
+            <w:rFonts w:ascii="Times New Roman" w:hAnsi="Times New Roman" w:cs="Times New Roman" w:eastAsia="SimSun"/>
+          </w:rPr>
+          <m:t>8.79</m:t>
+        </m:r>
+        <m:r>
+          <w:rPr>
+            <w:rFonts w:ascii="Times New Roman" w:hAnsi="Times New Roman" w:cs="Times New Roman" w:eastAsia="SimSun"/>
+          </w:rPr>
+          <m:t> </m:t>
+        </m:r>
+        <m:r>
+          <m:rPr>
+            <m:sty m:val="p"/>
+          </m:rPr>
+          <w:rPr>
+            <w:rFonts w:ascii="Times New Roman" w:hAnsi="Times New Roman" w:cs="Times New Roman" w:eastAsia="SimSun"/>
+          </w:rPr>
+          <m:t>g</m:t>
+        </m:r>
+        <m:r>
+          <m:rPr>
+            <m:sty m:val="p"/>
+          </m:rPr>
+          <w:rPr>
+            <w:rFonts w:ascii="Times New Roman" w:hAnsi="Times New Roman" w:cs="Times New Roman" w:eastAsia="SimSun"/>
+          </w:rPr>
+          <m:t>/</m:t>
+        </m:r>
+        <m:r>
+          <m:rPr>
+            <m:sty m:val="p"/>
+          </m:rPr>
+          <w:rPr>
+            <w:rFonts w:ascii="Times New Roman" w:hAnsi="Times New Roman" w:cs="Times New Roman" w:eastAsia="SimSun"/>
+          </w:rPr>
+          <m:t>c</m:t>
+        </m:r>
+        <m:sSup>
+          <m:e>
+            <m:r>
+              <m:rPr>
+                <m:sty m:val="p"/>
+              </m:rPr>
+              <w:rPr>
+                <w:rFonts w:ascii="Times New Roman" w:hAnsi="Times New Roman" w:cs="Times New Roman" w:eastAsia="SimSun"/>
+              </w:rPr>
+              <m:t>m</m:t>
+            </m:r>
+          </m:e>
+          <m:sup>
+            <m:r>
+              <m:rPr>
+                <m:sty m:val="p"/>
+              </m:rPr>
+              <w:rPr>
+                <w:rFonts w:ascii="Times New Roman" w:hAnsi="Times New Roman" w:cs="Times New Roman" w:eastAsia="SimSun"/>
+              </w:rPr>
+              <m:t>3</m:t>
+            </m:r>
+          </m:sup>
+        </m:sSup>
+      </m:oMath>
+      <w:r>
+        <w:rPr>
+          <w:rFonts w:ascii="Times New Roman" w:hAnsi="Times New Roman" w:cs="Times New Roman" w:eastAsia="SimSun"/>
+        </w:rPr>
+        <w:t xml:space="preserve">，不符合条件。2.</w:t>
+      </w:r>
+      <w:r>
+        <w:t xml:space="preserve"> </w:t>
+      </w:r>
+      <w:r>
+        <w:rPr>
+          <w:rFonts w:ascii="Times New Roman" w:hAnsi="Times New Roman" w:cs="Times New Roman" w:eastAsia="SimSun"/>
+        </w:rPr>
+        <w:t xml:space="preserve">假设同层</w:t>
+      </w:r>
+      <w:r>
+        <w:t xml:space="preserve"> Ge-Tb </w:t>
+      </w:r>
+      <w:r>
+        <w:rPr>
+          <w:rFonts w:ascii="Times New Roman" w:hAnsi="Times New Roman" w:cs="Times New Roman" w:eastAsia="SimSun"/>
+        </w:rPr>
+        <w:t xml:space="preserve">距离为</w:t>
+      </w:r>
+      <w:r>
+        <w:t xml:space="preserve"> 2.98 </w:t>
+      </w:r>
+      <w:r>
+        <w:rPr>
+          <w:rFonts w:ascii="Times New Roman" w:hAnsi="Times New Roman" w:cs="Times New Roman" w:eastAsia="SimSun"/>
+        </w:rPr>
+        <w:t xml:space="preserve">Å，竖直方向</w:t>
+      </w:r>
+      <w:r>
+        <w:t xml:space="preserve"> Ge-Tb </w:t>
+      </w:r>
+      <w:r>
+        <w:rPr>
+          <w:rFonts w:ascii="Times New Roman" w:hAnsi="Times New Roman" w:cs="Times New Roman" w:eastAsia="SimSun"/>
+        </w:rPr>
+        <w:t xml:space="preserve">距离为</w:t>
+      </w:r>
+      <w:r>
+        <w:t xml:space="preserve"> 2.81 </w:t>
+      </w:r>
+      <w:r>
+        <w:rPr>
+          <w:rFonts w:ascii="Times New Roman" w:hAnsi="Times New Roman" w:cs="Times New Roman" w:eastAsia="SimSun"/>
+        </w:rPr>
+        <w:t xml:space="preserve">Å，计算得晶胞参数</w:t>
+      </w:r>
+      <w:r>
+        <w:t xml:space="preserve"> </w:t>
+      </w:r>
+      <m:oMath>
+        <m:r>
+          <w:rPr>
+            <w:rFonts w:ascii="Times New Roman" w:hAnsi="Times New Roman" w:cs="Times New Roman" w:eastAsia="SimSun"/>
+          </w:rPr>
+          <m:t>a</m:t>
+        </m:r>
+        <m:r>
+          <m:rPr>
+            <m:sty m:val="p"/>
+          </m:rPr>
+          <w:rPr>
+            <w:rFonts w:ascii="Times New Roman" w:hAnsi="Times New Roman" w:cs="Times New Roman" w:eastAsia="SimSun"/>
+          </w:rPr>
+          <m:t>=</m:t>
+        </m:r>
+        <m:r>
+          <w:rPr>
+            <w:rFonts w:ascii="Times New Roman" w:hAnsi="Times New Roman" w:cs="Times New Roman" w:eastAsia="SimSun"/>
+          </w:rPr>
+          <m:t>b</m:t>
+        </m:r>
+        <m:r>
+          <m:rPr>
+            <m:sty m:val="p"/>
+          </m:rPr>
+          <w:rPr>
+            <w:rFonts w:ascii="Times New Roman" w:hAnsi="Times New Roman" w:cs="Times New Roman" w:eastAsia="SimSun"/>
+          </w:rPr>
+          <m:t>=</m:t>
+        </m:r>
+        <m:rad>
+          <m:radPr>
+            <m:degHide m:val="on"/>
+          </m:radPr>
+          <m:deg/>
+          <m:e>
+            <m:r>
+              <w:rPr>
+                <w:rFonts w:ascii="Times New Roman" w:hAnsi="Times New Roman" w:cs="Times New Roman" w:eastAsia="SimSun"/>
+              </w:rPr>
+              <m:t>3</m:t>
+            </m:r>
+          </m:e>
+        </m:rad>
+        <m:r>
+          <m:rPr>
+            <m:sty m:val="p"/>
+          </m:rPr>
+          <w:rPr>
+            <w:rFonts w:ascii="Times New Roman" w:hAnsi="Times New Roman" w:cs="Times New Roman" w:eastAsia="SimSun"/>
+          </w:rPr>
+          <m:t>×</m:t>
+        </m:r>
+        <m:r>
+          <w:rPr>
+            <w:rFonts w:ascii="Times New Roman" w:hAnsi="Times New Roman" w:cs="Times New Roman" w:eastAsia="SimSun"/>
+          </w:rPr>
+          <m:t>2.98</m:t>
+        </m:r>
+        <m:r>
+          <m:rPr>
+            <m:sty m:val="p"/>
+          </m:rPr>
+          <w:rPr>
+            <w:rFonts w:ascii="Times New Roman" w:hAnsi="Times New Roman" w:cs="Times New Roman" w:eastAsia="SimSun"/>
+          </w:rPr>
+          <m:t>=</m:t>
+        </m:r>
+        <m:r>
+          <w:rPr>
+            <w:rFonts w:ascii="Times New Roman" w:hAnsi="Times New Roman" w:cs="Times New Roman" w:eastAsia="SimSun"/>
+          </w:rPr>
+          <m:t>5.16</m:t>
+        </m:r>
+      </m:oMath>
+      <w:r>
+        <w:t xml:space="preserve"> </w:t>
+      </w:r>
+      <w:r>
+        <w:rPr>
+          <w:rFonts w:ascii="Times New Roman" w:hAnsi="Times New Roman" w:cs="Times New Roman" w:eastAsia="SimSun"/>
+        </w:rPr>
+        <w:t xml:space="preserve">Å，</w:t>
+      </w:r>
+      <m:oMath>
+        <m:r>
+          <w:rPr>
+            <w:rFonts w:ascii="Times New Roman" w:hAnsi="Times New Roman" w:cs="Times New Roman" w:eastAsia="SimSun"/>
+          </w:rPr>
+          <m:t>c</m:t>
+        </m:r>
+        <m:r>
+          <m:rPr>
+            <m:sty m:val="p"/>
+          </m:rPr>
+          <w:rPr>
+            <w:rFonts w:ascii="Times New Roman" w:hAnsi="Times New Roman" w:cs="Times New Roman" w:eastAsia="SimSun"/>
+          </w:rPr>
+          <m:t>=</m:t>
+        </m:r>
+        <m:r>
+          <w:rPr>
+            <w:rFonts w:ascii="Times New Roman" w:hAnsi="Times New Roman" w:cs="Times New Roman" w:eastAsia="SimSun"/>
+          </w:rPr>
+          <m:t>2.81</m:t>
+        </m:r>
+        <m:r>
+          <m:rPr>
+            <m:sty m:val="p"/>
+          </m:rPr>
+          <w:rPr>
+            <w:rFonts w:ascii="Times New Roman" w:hAnsi="Times New Roman" w:cs="Times New Roman" w:eastAsia="SimSun"/>
+          </w:rPr>
+          <m:t>×</m:t>
+        </m:r>
+        <m:r>
+          <w:rPr>
+            <w:rFonts w:ascii="Times New Roman" w:hAnsi="Times New Roman" w:cs="Times New Roman" w:eastAsia="SimSun"/>
+          </w:rPr>
+          <m:t>2</m:t>
+        </m:r>
+        <m:r>
+          <m:rPr>
+            <m:sty m:val="p"/>
+          </m:rPr>
+          <w:rPr>
+            <w:rFonts w:ascii="Times New Roman" w:hAnsi="Times New Roman" w:cs="Times New Roman" w:eastAsia="SimSun"/>
+          </w:rPr>
+          <m:t>+</m:t>
+        </m:r>
+        <m:r>
+          <w:rPr>
+            <w:rFonts w:ascii="Times New Roman" w:hAnsi="Times New Roman" w:cs="Times New Roman" w:eastAsia="SimSun"/>
+          </w:rPr>
+          <m:t>2.55</m:t>
+        </m:r>
+        <m:r>
+          <m:rPr>
+            <m:sty m:val="p"/>
+          </m:rPr>
+          <w:rPr>
+            <w:rFonts w:ascii="Times New Roman" w:hAnsi="Times New Roman" w:cs="Times New Roman" w:eastAsia="SimSun"/>
+          </w:rPr>
+          <m:t>=</m:t>
+        </m:r>
+        <m:r>
+          <w:rPr>
+            <w:rFonts w:ascii="Times New Roman" w:hAnsi="Times New Roman" w:cs="Times New Roman" w:eastAsia="SimSun"/>
+          </w:rPr>
+          <m:t>8.17</m:t>
+        </m:r>
+      </m:oMath>
+      <w:r>
+        <w:t xml:space="preserve"> </w:t>
+      </w:r>
+      <w:r>
+        <w:rPr>
+          <w:rFonts w:ascii="Times New Roman" w:hAnsi="Times New Roman" w:cs="Times New Roman" w:eastAsia="SimSun"/>
+        </w:rPr>
+        <w:t xml:space="preserve">Å，</w:t>
+      </w:r>
+      <m:oMath>
+        <m:r>
+          <w:rPr>
+            <w:rFonts w:ascii="Times New Roman" w:hAnsi="Times New Roman" w:cs="Times New Roman" w:eastAsia="SimSun"/>
+          </w:rPr>
+          <m:t>ρ</m:t>
+        </m:r>
+        <m:r>
+          <m:rPr>
+            <m:sty m:val="p"/>
+          </m:rPr>
+          <w:rPr>
+            <w:rFonts w:ascii="Times New Roman" w:hAnsi="Times New Roman" w:cs="Times New Roman" w:eastAsia="SimSun"/>
+          </w:rPr>
+          <m:t>=</m:t>
+        </m:r>
+        <m:f>
+          <m:fPr>
+            <m:type m:val="bar"/>
+          </m:fPr>
+          <m:num>
+            <m:r>
+              <w:rPr>
+                <w:rFonts w:ascii="Times New Roman" w:hAnsi="Times New Roman" w:cs="Times New Roman" w:eastAsia="SimSun"/>
+              </w:rPr>
+              <m:t>Z</m:t>
+            </m:r>
+            <m:r>
+              <w:rPr>
+                <w:rFonts w:ascii="Times New Roman" w:hAnsi="Times New Roman" w:cs="Times New Roman" w:eastAsia="SimSun"/>
+              </w:rPr>
+              <m:t>M</m:t>
+            </m:r>
+          </m:num>
+          <m:den>
+            <m:sSub>
+              <m:e>
+                <m:r>
+                  <w:rPr>
+                    <w:rFonts w:ascii="Times New Roman" w:hAnsi="Times New Roman" w:cs="Times New Roman" w:eastAsia="SimSun"/>
+                  </w:rPr>
+                  <m:t>N</m:t>
+                </m:r>
+              </m:e>
+              <m:sub>
+                <m:r>
+                  <m:rPr>
+                    <m:sty m:val="p"/>
+                  </m:rPr>
+                  <w:rPr>
+                    <w:rFonts w:ascii="Times New Roman" w:hAnsi="Times New Roman" w:cs="Times New Roman" w:eastAsia="SimSun"/>
+                  </w:rPr>
+                  <m:t>A</m:t>
+                </m:r>
+              </m:sub>
+            </m:sSub>
+            <m:r>
+              <w:rPr>
+                <w:rFonts w:ascii="Times New Roman" w:hAnsi="Times New Roman" w:cs="Times New Roman" w:eastAsia="SimSun"/>
+              </w:rPr>
+              <m:t>a</m:t>
+            </m:r>
+            <m:r>
+              <w:rPr>
+                <w:rFonts w:ascii="Times New Roman" w:hAnsi="Times New Roman" w:cs="Times New Roman" w:eastAsia="SimSun"/>
+              </w:rPr>
+              <m:t>b</m:t>
+            </m:r>
+            <m:r>
+              <w:rPr>
+                <w:rFonts w:ascii="Times New Roman" w:hAnsi="Times New Roman" w:cs="Times New Roman" w:eastAsia="SimSun"/>
+              </w:rPr>
+              <m:t>c</m:t>
+            </m:r>
+          </m:den>
+        </m:f>
+        <m:r>
+          <m:rPr>
+            <m:sty m:val="p"/>
+          </m:rPr>
+          <w:rPr>
+            <w:rFonts w:ascii="Times New Roman" w:hAnsi="Times New Roman" w:cs="Times New Roman" w:eastAsia="SimSun"/>
+          </w:rPr>
+          <m:t>=</m:t>
+        </m:r>
+        <m:f>
+          <m:fPr>
+            <m:type m:val="bar"/>
+          </m:fPr>
+          <m:num>
+            <m:r>
+              <w:rPr>
+                <w:rFonts w:ascii="Times New Roman" w:hAnsi="Times New Roman" w:cs="Times New Roman" w:eastAsia="SimSun"/>
+              </w:rPr>
+              <m:t>158.9</m:t>
+            </m:r>
+            <m:r>
+              <m:rPr>
+                <m:sty m:val="p"/>
+              </m:rPr>
+              <w:rPr>
+                <w:rFonts w:ascii="Times New Roman" w:hAnsi="Times New Roman" w:cs="Times New Roman" w:eastAsia="SimSun"/>
+              </w:rPr>
+              <m:t>+</m:t>
+            </m:r>
+            <m:r>
+              <w:rPr>
+                <w:rFonts w:ascii="Times New Roman" w:hAnsi="Times New Roman" w:cs="Times New Roman" w:eastAsia="SimSun"/>
+              </w:rPr>
+              <m:t>54.94</m:t>
+            </m:r>
+            <m:r>
+              <m:rPr>
+                <m:sty m:val="p"/>
+              </m:rPr>
+              <w:rPr>
+                <w:rFonts w:ascii="Times New Roman" w:hAnsi="Times New Roman" w:cs="Times New Roman" w:eastAsia="SimSun"/>
+              </w:rPr>
+              <m:t>×</m:t>
+            </m:r>
+            <m:r>
+              <w:rPr>
+                <w:rFonts w:ascii="Times New Roman" w:hAnsi="Times New Roman" w:cs="Times New Roman" w:eastAsia="SimSun"/>
+              </w:rPr>
+              <m:t>6</m:t>
+            </m:r>
+            <m:r>
+              <m:rPr>
+                <m:sty m:val="p"/>
+              </m:rPr>
+              <w:rPr>
+                <w:rFonts w:ascii="Times New Roman" w:hAnsi="Times New Roman" w:cs="Times New Roman" w:eastAsia="SimSun"/>
+              </w:rPr>
+              <m:t>+</m:t>
+            </m:r>
+            <m:r>
+              <w:rPr>
+                <w:rFonts w:ascii="Times New Roman" w:hAnsi="Times New Roman" w:cs="Times New Roman" w:eastAsia="SimSun"/>
+              </w:rPr>
+              <m:t>72.61</m:t>
+            </m:r>
+            <m:r>
+              <m:rPr>
+                <m:sty m:val="p"/>
+              </m:rPr>
+              <w:rPr>
+                <w:rFonts w:ascii="Times New Roman" w:hAnsi="Times New Roman" w:cs="Times New Roman" w:eastAsia="SimSun"/>
+              </w:rPr>
+              <m:t>×</m:t>
+            </m:r>
+            <m:r>
+              <w:rPr>
+                <w:rFonts w:ascii="Times New Roman" w:hAnsi="Times New Roman" w:cs="Times New Roman" w:eastAsia="SimSun"/>
+              </w:rPr>
+              <m:t>6</m:t>
+            </m:r>
+          </m:num>
+          <m:den>
+            <m:r>
+              <w:rPr>
+                <w:rFonts w:ascii="Times New Roman" w:hAnsi="Times New Roman" w:cs="Times New Roman" w:eastAsia="SimSun"/>
+              </w:rPr>
+              <m:t>6.022</m:t>
+            </m:r>
+            <m:r>
+              <m:rPr>
+                <m:sty m:val="p"/>
+              </m:rPr>
+              <w:rPr>
+                <w:rFonts w:ascii="Times New Roman" w:hAnsi="Times New Roman" w:cs="Times New Roman" w:eastAsia="SimSun"/>
+              </w:rPr>
+              <m:t>×</m:t>
+            </m:r>
+            <m:sSup>
+              <m:e>
+                <m:r>
+                  <w:rPr>
+                    <w:rFonts w:ascii="Times New Roman" w:hAnsi="Times New Roman" w:cs="Times New Roman" w:eastAsia="SimSun"/>
+                  </w:rPr>
+                  <m:t>10</m:t>
+                </m:r>
+              </m:e>
+              <m:sup>
+                <m:r>
+                  <w:rPr>
+                    <w:rFonts w:ascii="Times New Roman" w:hAnsi="Times New Roman" w:cs="Times New Roman" w:eastAsia="SimSun"/>
+                  </w:rPr>
+                  <m:t>23</m:t>
+                </m:r>
+              </m:sup>
+            </m:sSup>
+            <m:r>
+              <m:rPr>
+                <m:sty m:val="p"/>
+              </m:rPr>
+              <w:rPr>
+                <w:rFonts w:ascii="Times New Roman" w:hAnsi="Times New Roman" w:cs="Times New Roman" w:eastAsia="SimSun"/>
+              </w:rPr>
+              <m:t>×</m:t>
+            </m:r>
+            <m:r>
+              <w:rPr>
+                <w:rFonts w:ascii="Times New Roman" w:hAnsi="Times New Roman" w:cs="Times New Roman" w:eastAsia="SimSun"/>
+              </w:rPr>
+              <m:t>5.16</m:t>
+            </m:r>
+            <m:r>
+              <m:rPr>
+                <m:sty m:val="p"/>
+              </m:rPr>
+              <w:rPr>
+                <w:rFonts w:ascii="Times New Roman" w:hAnsi="Times New Roman" w:cs="Times New Roman" w:eastAsia="SimSun"/>
+              </w:rPr>
+              <m:t>×</m:t>
+            </m:r>
+            <m:r>
+              <w:rPr>
+                <w:rFonts w:ascii="Times New Roman" w:hAnsi="Times New Roman" w:cs="Times New Roman" w:eastAsia="SimSun"/>
+              </w:rPr>
+              <m:t>5.16</m:t>
+            </m:r>
+            <m:r>
+              <m:rPr>
+                <m:sty m:val="p"/>
+              </m:rPr>
+              <w:rPr>
+                <w:rFonts w:ascii="Times New Roman" w:hAnsi="Times New Roman" w:cs="Times New Roman" w:eastAsia="SimSun"/>
+              </w:rPr>
+              <m:t>×</m:t>
+            </m:r>
+            <m:r>
+              <w:rPr>
+                <w:rFonts w:ascii="Times New Roman" w:hAnsi="Times New Roman" w:cs="Times New Roman" w:eastAsia="SimSun"/>
+              </w:rPr>
+              <m:t>8.17</m:t>
+            </m:r>
+            <m:r>
+              <m:rPr>
+                <m:sty m:val="p"/>
+              </m:rPr>
+              <w:rPr>
+                <w:rFonts w:ascii="Times New Roman" w:hAnsi="Times New Roman" w:cs="Times New Roman" w:eastAsia="SimSun"/>
+              </w:rPr>
+              <m:t>×</m:t>
+            </m:r>
+            <m:sSup>
+              <m:e>
+                <m:r>
+                  <w:rPr>
+                    <w:rFonts w:ascii="Times New Roman" w:hAnsi="Times New Roman" w:cs="Times New Roman" w:eastAsia="SimSun"/>
+                  </w:rPr>
+                  <m:t>10</m:t>
+                </m:r>
+              </m:e>
+              <m:sup>
+                <m:r>
+                  <m:rPr>
+                    <m:sty m:val="p"/>
+                  </m:rPr>
+                  <w:rPr>
+                    <w:rFonts w:ascii="Times New Roman" w:hAnsi="Times New Roman" w:cs="Times New Roman" w:eastAsia="SimSun"/>
+                  </w:rPr>
+                  <m:t>−</m:t>
+                </m:r>
+                <m:r>
+                  <w:rPr>
+                    <w:rFonts w:ascii="Times New Roman" w:hAnsi="Times New Roman" w:cs="Times New Roman" w:eastAsia="SimSun"/>
+                  </w:rPr>
+                  <m:t>24</m:t>
+                </m:r>
+              </m:sup>
+            </m:sSup>
+            <m:r>
+              <m:rPr>
+                <m:sty m:val="p"/>
+              </m:rPr>
+              <w:rPr>
+                <w:rFonts w:ascii="Times New Roman" w:hAnsi="Times New Roman" w:cs="Times New Roman" w:eastAsia="SimSun"/>
+              </w:rPr>
+              <m:t>×</m:t>
+            </m:r>
+            <m:r>
+              <m:rPr>
+                <m:sty m:val="p"/>
+              </m:rPr>
+              <w:rPr>
+                <w:rFonts w:ascii="Times New Roman" w:hAnsi="Times New Roman" w:cs="Times New Roman" w:eastAsia="SimSun"/>
+              </w:rPr>
+              <m:t>sin</m:t>
+            </m:r>
+            <m:sSup>
+              <m:e>
+                <m:r>
+                  <w:rPr>
+                    <w:rFonts w:ascii="Times New Roman" w:hAnsi="Times New Roman" w:cs="Times New Roman" w:eastAsia="SimSun"/>
+                  </w:rPr>
+                  <m:t>120</m:t>
+                </m:r>
+              </m:e>
+              <m:sup>
+                <m:r>
+                  <m:rPr>
+                    <m:sty m:val="p"/>
+                  </m:rPr>
+                  <w:rPr>
+                    <w:rFonts w:ascii="Times New Roman" w:hAnsi="Times New Roman" w:cs="Times New Roman" w:eastAsia="SimSun"/>
+                  </w:rPr>
+                  <m:t>∘</m:t>
+                </m:r>
+              </m:sup>
+            </m:sSup>
+          </m:den>
+        </m:f>
+        <m:r>
+          <m:rPr>
+            <m:sty m:val="p"/>
+          </m:rPr>
+          <w:rPr>
+            <w:rFonts w:ascii="Times New Roman" w:hAnsi="Times New Roman" w:cs="Times New Roman" w:eastAsia="SimSun"/>
+          </w:rPr>
+          <m:t>=</m:t>
+        </m:r>
+        <m:r>
+          <w:rPr>
+            <w:rFonts w:ascii="Times New Roman" w:hAnsi="Times New Roman" w:cs="Times New Roman" w:eastAsia="SimSun"/>
+          </w:rPr>
+          <m:t>8.15</m:t>
+        </m:r>
+        <m:r>
+          <w:rPr>
+            <w:rFonts w:ascii="Times New Roman" w:hAnsi="Times New Roman" w:cs="Times New Roman" w:eastAsia="SimSun"/>
+          </w:rPr>
+          <m:t> </m:t>
+        </m:r>
+        <m:r>
+          <m:rPr>
+            <m:sty m:val="p"/>
+          </m:rPr>
+          <w:rPr>
+            <w:rFonts w:ascii="Times New Roman" w:hAnsi="Times New Roman" w:cs="Times New Roman" w:eastAsia="SimSun"/>
+          </w:rPr>
+          <m:t>g</m:t>
+        </m:r>
+        <m:r>
+          <m:rPr>
+            <m:sty m:val="p"/>
+          </m:rPr>
+          <w:rPr>
+            <w:rFonts w:ascii="Times New Roman" w:hAnsi="Times New Roman" w:cs="Times New Roman" w:eastAsia="SimSun"/>
+          </w:rPr>
+          <m:t>/</m:t>
+        </m:r>
+        <m:r>
+          <m:rPr>
+            <m:sty m:val="p"/>
+          </m:rPr>
+          <w:rPr>
+            <w:rFonts w:ascii="Times New Roman" w:hAnsi="Times New Roman" w:cs="Times New Roman" w:eastAsia="SimSun"/>
+          </w:rPr>
+          <m:t>c</m:t>
+        </m:r>
+        <m:sSup>
+          <m:e>
+            <m:r>
+              <m:rPr>
+                <m:sty m:val="p"/>
+              </m:rPr>
+              <w:rPr>
+                <w:rFonts w:ascii="Times New Roman" w:hAnsi="Times New Roman" w:cs="Times New Roman" w:eastAsia="SimSun"/>
+              </w:rPr>
+              <m:t>m</m:t>
+            </m:r>
+          </m:e>
+          <m:sup>
+            <m:r>
+              <m:rPr>
+                <m:sty m:val="p"/>
+              </m:rPr>
+              <w:rPr>
+                <w:rFonts w:ascii="Times New Roman" w:hAnsi="Times New Roman" w:cs="Times New Roman" w:eastAsia="SimSun"/>
+              </w:rPr>
+              <m:t>3</m:t>
+            </m:r>
+          </m:sup>
+        </m:sSup>
+      </m:oMath>
+      <w:r>
+        <w:rPr>
+          <w:rFonts w:ascii="Times New Roman" w:hAnsi="Times New Roman" w:cs="Times New Roman" w:eastAsia="SimSun"/>
+        </w:rPr>
+        <w:t xml:space="preserve">……（1</w:t>
+      </w:r>
+      <w:r>
+        <w:t xml:space="preserve"> </w:t>
+      </w:r>
+      <w:r>
+        <w:rPr>
+          <w:rFonts w:ascii="Times New Roman" w:hAnsi="Times New Roman" w:cs="Times New Roman" w:eastAsia="SimSun"/>
+        </w:rPr>
+        <w:t xml:space="preserve">分）综上所述，真实密度为</w:t>
+      </w:r>
+      <w:r>
+        <w:t xml:space="preserve"> 8.15 </w:t>
+      </w:r>
+      <w:r>
+        <w:rPr>
+          <w:rFonts w:ascii="Times New Roman" w:hAnsi="Times New Roman" w:cs="Times New Roman" w:eastAsia="SimSun"/>
+        </w:rPr>
+        <w:t xml:space="preserve">g/cm³。无过程不得分，必须分别讨论，允许一定误差</w:t>
       </w:r>
     </w:p>
     <w:p>
@@ -19946,56 +22231,50 @@
           </m:e>
           <m:sub>
             <m:r>
-              <w:rPr>
-                <w:rFonts w:ascii="Times New Roman" w:hAnsi="Times New Roman" w:cs="Times New Roman" w:eastAsia="SimSun"/>
-              </w:rPr>
-              <m:t>4</m:t>
-            </m:r>
-          </m:sub>
-        </m:sSub>
-        <m:r>
-          <m:rPr>
-            <m:sty m:val="p"/>
-          </m:rPr>
-          <w:rPr>
-            <w:rFonts w:ascii="Times New Roman" w:hAnsi="Times New Roman" w:cs="Times New Roman" w:eastAsia="SimSun"/>
-          </w:rPr>
-          <m:t>A</m:t>
-        </m:r>
-        <m:r>
-          <m:rPr>
-            <m:sty m:val="p"/>
-          </m:rPr>
-          <w:rPr>
-            <w:rFonts w:ascii="Times New Roman" w:hAnsi="Times New Roman" w:cs="Times New Roman" w:eastAsia="SimSun"/>
-          </w:rPr>
-          <m:t>s</m:t>
-        </m:r>
-        <m:sSub>
-          <m:e>
-            <m:r>
               <m:rPr>
                 <m:sty m:val="p"/>
               </m:rPr>
               <w:rPr>
                 <w:rFonts w:ascii="Times New Roman" w:hAnsi="Times New Roman" w:cs="Times New Roman" w:eastAsia="SimSun"/>
               </w:rPr>
-              <m:t>I</m:t>
+              <m:t>4</m:t>
+            </m:r>
+          </m:sub>
+        </m:sSub>
+        <m:r>
+          <m:rPr>
+            <m:sty m:val="p"/>
+          </m:rPr>
+          <w:rPr>
+            <w:rFonts w:ascii="Times New Roman" w:hAnsi="Times New Roman" w:cs="Times New Roman" w:eastAsia="SimSun"/>
+          </w:rPr>
+          <m:t>A</m:t>
+        </m:r>
+        <m:sSub>
+          <m:e>
+            <m:r>
+              <m:rPr>
+                <m:sty m:val="p"/>
+              </m:rPr>
+              <w:rPr>
+                <w:rFonts w:ascii="Times New Roman" w:hAnsi="Times New Roman" w:cs="Times New Roman" w:eastAsia="SimSun"/>
+              </w:rPr>
+              <m:t>s</m:t>
             </m:r>
           </m:e>
           <m:sub>
             <m:r>
-              <w:rPr>
-                <w:rFonts w:ascii="Times New Roman" w:hAnsi="Times New Roman" w:cs="Times New Roman" w:eastAsia="SimSun"/>
-              </w:rPr>
-              <m:t>2</m:t>
+              <m:rPr>
+                <m:sty m:val="p"/>
+              </m:rPr>
+              <w:rPr>
+                <w:rFonts w:ascii="Times New Roman" w:hAnsi="Times New Roman" w:cs="Times New Roman" w:eastAsia="SimSun"/>
+              </w:rPr>
+              <m:t>12</m:t>
             </m:r>
           </m:sub>
         </m:sSub>
       </m:oMath>
-      <w:r>
-        <w:t xml:space="preserve"> </w:t>
-      </w:r>
       <w:r>
         <w:rPr>
           <w:rFonts w:ascii="Times New Roman" w:hAnsi="Times New Roman" w:cs="Times New Roman" w:eastAsia="SimSun"/>
@@ -20219,7 +22498,7 @@
               <w:rPr>
                 <w:rFonts w:ascii="Times New Roman" w:hAnsi="Times New Roman" w:cs="Times New Roman" w:eastAsia="SimSun"/>
               </w:rPr>
-              <m:t>u</m:t>
+              <m:t>a</m:t>
             </m:r>
           </m:e>
           <m:sub>
@@ -20251,7 +22530,7 @@
               <w:rPr>
                 <w:rFonts w:ascii="Times New Roman" w:hAnsi="Times New Roman" w:cs="Times New Roman" w:eastAsia="SimSun"/>
               </w:rPr>
-              <m:t>u</m:t>
+              <m:t>a</m:t>
             </m:r>
           </m:e>
           <m:sub>
@@ -20259,7 +22538,7 @@
               <w:rPr>
                 <w:rFonts w:ascii="Times New Roman" w:hAnsi="Times New Roman" w:cs="Times New Roman" w:eastAsia="SimSun"/>
               </w:rPr>
-              <m:t>1</m:t>
+              <m:t>2</m:t>
             </m:r>
           </m:sub>
         </m:sSub>
@@ -20272,12 +22551,24 @@
           </w:rPr>
           <m:t>=</m:t>
         </m:r>
-        <m:r>
-          <w:rPr>
-            <w:rFonts w:ascii="Times New Roman" w:hAnsi="Times New Roman" w:cs="Times New Roman" w:eastAsia="SimSun"/>
-          </w:rPr>
-          <m:t>u</m:t>
-        </m:r>
+        <m:sSub>
+          <m:e>
+            <m:r>
+              <w:rPr>
+                <w:rFonts w:ascii="Times New Roman" w:hAnsi="Times New Roman" w:cs="Times New Roman" w:eastAsia="SimSun"/>
+              </w:rPr>
+              <m:t>a</m:t>
+            </m:r>
+          </m:e>
+          <m:sub>
+            <m:r>
+              <w:rPr>
+                <w:rFonts w:ascii="Times New Roman" w:hAnsi="Times New Roman" w:cs="Times New Roman" w:eastAsia="SimSun"/>
+              </w:rPr>
+              <m:t>1</m:t>
+            </m:r>
+          </m:sub>
+        </m:sSub>
         <m:r>
           <m:rPr>
             <m:sty m:val="p"/>
@@ -20380,7 +22671,7 @@
               <w:rPr>
                 <w:rFonts w:ascii="Times New Roman" w:hAnsi="Times New Roman" w:cs="Times New Roman" w:eastAsia="SimSun"/>
               </w:rPr>
-              <m:t>u</m:t>
+              <m:t>a</m:t>
             </m:r>
           </m:e>
           <m:sub>
@@ -20396,6 +22687,15 @@
       <w:r>
         <w:t xml:space="preserve"> </w:t>
       </w:r>
+      <w:r>
+        <w:rPr>
+          <w:rFonts w:ascii="Times New Roman" w:hAnsi="Times New Roman" w:cs="Times New Roman" w:eastAsia="SimSun"/>
+        </w:rPr>
+        <w:t xml:space="preserve">，</w:t>
+      </w:r>
+      <w:r>
+        <w:t xml:space="preserve"> </w:t>
+      </w:r>
       <m:oMath>
         <m:sSub>
           <m:e>
@@ -20406,7 +22706,7 @@
               <w:rPr>
                 <w:rFonts w:ascii="Times New Roman" w:hAnsi="Times New Roman" w:cs="Times New Roman" w:eastAsia="SimSun"/>
               </w:rPr>
-              <m:t>u</m:t>
+              <m:t>a</m:t>
             </m:r>
           </m:e>
           <m:sub>
@@ -21474,7 +23774,7 @@
                 <w:rPr>
                   <w:rFonts w:ascii="Times New Roman" w:hAnsi="Times New Roman" w:cs="Times New Roman" w:eastAsia="SimSun"/>
                 </w:rPr>
-                <m:t>p</m:t>
+                <m:t>ρ</m:t>
               </m:r>
               <m:r>
                 <m:rPr>
@@ -21516,13 +23816,10 @@
                 <m:t>(</m:t>
               </m:r>
               <m:r>
-                <m:rPr>
-                  <m:sty m:val="p"/>
-                </m:rPr>
                 <w:rPr>
                   <w:rFonts w:ascii="Times New Roman" w:hAnsi="Times New Roman" w:cs="Times New Roman" w:eastAsia="SimSun"/>
                 </w:rPr>
-                <m:t>∇</m:t>
+                <m:t>V</m:t>
               </m:r>
               <m:r>
                 <m:rPr>
@@ -21767,6 +24064,86 @@
           <w:rFonts w:ascii="Times New Roman" w:hAnsi="Times New Roman" w:cs="Times New Roman" w:eastAsia="SimSun"/>
         </w:rPr>
         <w:t xml:space="preserve">分）；配位多面体：变形八面体（2分，写“八面体”得1分，写“正八面体”不得分）</w:t>
+      </w:r>
+    </w:p>
+    <w:p>
+      <w:pPr>
+        <w:pStyle w:val="BodyText"/>
+        <w:spacing w:before="0" w:after="0" w:line="276" w:lineRule="auto"/>
+        <w:ind w:firstLineChars="200" w:firstLine="420"/>
+      </w:pPr>
+      <m:oMath>
+        <m:r>
+          <w:rPr>
+            <w:rFonts w:ascii="Times New Roman" w:hAnsi="Times New Roman" w:cs="Times New Roman" w:eastAsia="SimSun"/>
+          </w:rPr>
+          <m:t>a</m:t>
+        </m:r>
+        <m:r>
+          <m:rPr>
+            <m:sty m:val="p"/>
+          </m:rPr>
+          <w:rPr>
+            <w:rFonts w:ascii="Times New Roman" w:hAnsi="Times New Roman" w:cs="Times New Roman" w:eastAsia="SimSun"/>
+          </w:rPr>
+          <m:t>/</m:t>
+        </m:r>
+        <m:r>
+          <w:rPr>
+            <w:rFonts w:ascii="Times New Roman" w:hAnsi="Times New Roman" w:cs="Times New Roman" w:eastAsia="SimSun"/>
+          </w:rPr>
+          <m:t>2</m:t>
+        </m:r>
+      </m:oMath>
+      <w:r>
+        <w:t xml:space="preserve"> </w:t>
+      </w:r>
+      <w:r>
+        <w:rPr>
+          <w:rFonts w:ascii="Times New Roman" w:hAnsi="Times New Roman" w:cs="Times New Roman" w:eastAsia="SimSun"/>
+        </w:rPr>
+        <w:t xml:space="preserve">；</w:t>
+      </w:r>
+      <w:r>
+        <w:t xml:space="preserve"> </w:t>
+      </w:r>
+      <m:oMath>
+        <m:r>
+          <w:rPr>
+            <w:rFonts w:ascii="Times New Roman" w:hAnsi="Times New Roman" w:cs="Times New Roman" w:eastAsia="SimSun"/>
+          </w:rPr>
+          <m:t>a</m:t>
+        </m:r>
+        <m:r>
+          <m:rPr>
+            <m:sty m:val="p"/>
+          </m:rPr>
+          <w:rPr>
+            <w:rFonts w:ascii="Times New Roman" w:hAnsi="Times New Roman" w:cs="Times New Roman" w:eastAsia="SimSun"/>
+          </w:rPr>
+          <m:t>/</m:t>
+        </m:r>
+        <m:r>
+          <w:rPr>
+            <w:rFonts w:ascii="Times New Roman" w:hAnsi="Times New Roman" w:cs="Times New Roman" w:eastAsia="SimSun"/>
+          </w:rPr>
+          <m:t>2</m:t>
+        </m:r>
+      </m:oMath>
+      <w:r>
+        <w:rPr>
+          <w:rFonts w:ascii="Times New Roman" w:hAnsi="Times New Roman" w:cs="Times New Roman" w:eastAsia="SimSun"/>
+        </w:rPr>
+        <w:t xml:space="preserve">（各</w:t>
+      </w:r>
+      <w:r>
+        <w:t xml:space="preserve"> 1 </w:t>
+      </w:r>
+      <w:r>
+        <w:rPr>
+          <w:rFonts w:ascii="Times New Roman" w:hAnsi="Times New Roman" w:cs="Times New Roman" w:eastAsia="SimSun"/>
+        </w:rPr>
+        <w:t xml:space="preserve">分）</w:t>
       </w:r>
     </w:p>
     <w:p>
@@ -25040,7 +27417,7 @@
         <w:t xml:space="preserve">正确确定</w:t>
       </w:r>
       <w:r>
-        <w:t xml:space="preserve"> 9-5 </w:t>
+        <w:t xml:space="preserve"> 1-5 </w:t>
       </w:r>
       <w:r>
         <w:rPr>

--- a/00-首页/题组Word/初赛模拟卷/真题版式/初赛模拟卷XIV（非有机·答案与解析版·真题版式）.docx
+++ b/00-首页/题组Word/初赛模拟卷/真题版式/初赛模拟卷XIV（非有机·答案与解析版·真题版式）.docx
@@ -14998,49 +14998,6 @@
         </w:drawing>
       </w:r>
     </w:p>
-    <w:p>
-      <w:pPr>
-        <w:pStyle w:val="BlockText"/>
-        <w:spacing w:before="80" w:after="80" w:line="240" w:lineRule="auto"/>
-        <w:jc w:val="left"/>
-      </w:pPr>
-      <w:r>
-        <w:t xml:space="preserve">✅ </w:t>
-      </w:r>
-      <w:r>
-        <w:rPr>
-          <w:rFonts w:ascii="Times New Roman" w:hAnsi="Times New Roman" w:cs="Times New Roman" w:eastAsia="SimSun"/>
-        </w:rPr>
-        <w:t xml:space="preserve">答案由源《第40届化英社化学奥林匹克（初赛）春季联考1</w:t>
-      </w:r>
-      <w:r>
-        <w:t xml:space="preserve"> </w:t>
-      </w:r>
-      <w:r>
-        <w:rPr>
-          <w:rFonts w:ascii="Times New Roman" w:hAnsi="Times New Roman" w:cs="Times New Roman" w:eastAsia="SimSun"/>
-        </w:rPr>
-        <w:t xml:space="preserve">答案(1).md》第</w:t>
-      </w:r>
-      <w:r>
-        <w:t xml:space="preserve"> 2 </w:t>
-      </w:r>
-      <w:r>
-        <w:rPr>
-          <w:rFonts w:ascii="Times New Roman" w:hAnsi="Times New Roman" w:cs="Times New Roman" w:eastAsia="SimSun"/>
-        </w:rPr>
-        <w:t xml:space="preserve">题回收补录（回源核对</w:t>
-      </w:r>
-      <w:r>
-        <w:t xml:space="preserve"> </w:t>
-      </w:r>
-      <w:r>
-        <w:rPr>
-          <w:rFonts w:ascii="Times New Roman" w:hAnsi="Times New Roman" w:cs="Times New Roman" w:eastAsia="SimSun"/>
-        </w:rPr>
-        <w:t xml:space="preserve">2026-09-27）。</w:t>
-      </w:r>
-    </w:p>
     <w:bookmarkEnd w:id="81"/>
     <w:bookmarkEnd w:id="82"/>
     <w:bookmarkStart w:id="105" w:name="第-6-题13-分的结构常被称为六方钙钛矿"/>
@@ -23690,13 +23647,20 @@
             <m:t>8.08</m:t>
           </m:r>
           <m:r>
+            <w:rPr>
+              <w:rFonts w:ascii="Times New Roman" w:hAnsi="Times New Roman" w:cs="Times New Roman" w:eastAsia="SimSun"/>
+            </w:rPr>
+            <m:t> </m:t>
+          </m:r>
+          <m:r>
             <m:rPr>
+              <m:nor/>
               <m:sty m:val="p"/>
             </m:rPr>
             <w:rPr>
               <w:rFonts w:ascii="Times New Roman" w:hAnsi="Times New Roman" w:cs="Times New Roman" w:eastAsia="SimSun"/>
             </w:rPr>
-            <m:t>A</m:t>
+            <m:t>Å</m:t>
           </m:r>
         </m:oMath>
       </m:oMathPara>
@@ -33824,12 +33788,13 @@
         </w:rPr>
         <w:t xml:space="preserve">个来源机构。</w:t>
       </w:r>
-      <w:r>
-        <w:t xml:space="preserve"> </w:t>
-      </w:r>
-      <w:r>
-        <w:t xml:space="preserve">&gt; </w:t>
-      </w:r>
+    </w:p>
+    <w:p>
+      <w:pPr>
+        <w:pStyle w:val="BlockText"/>
+        <w:spacing w:before="80" w:after="80" w:line="240" w:lineRule="auto"/>
+        <w:jc w:val="left"/>
+      </w:pPr>
       <w:r>
         <w:rPr>
           <w:rFonts w:ascii="Times New Roman" w:hAnsi="Times New Roman" w:cs="Times New Roman" w:eastAsia="SimSun"/>

--- a/00-首页/题组Word/初赛模拟卷/真题版式/初赛模拟卷XIV（非有机·答案与解析版·真题版式）.docx
+++ b/00-首页/题组Word/初赛模拟卷/真题版式/初赛模拟卷XIV（非有机·答案与解析版·真题版式）.docx
@@ -2,7 +2,7 @@
 <file path=word/document.xml><?xml version="1.0" encoding="utf-8"?>
 <w:document xmlns:w="http://schemas.openxmlformats.org/wordprocessingml/2006/main" xmlns:m="http://schemas.openxmlformats.org/officeDocument/2006/math" xmlns:r="http://schemas.openxmlformats.org/officeDocument/2006/relationships" xmlns:o="urn:schemas-microsoft-com:office:office" xmlns:v="urn:schemas-microsoft-com:vml" xmlns:w10="urn:schemas-microsoft-com:office:word" xmlns:a="http://schemas.openxmlformats.org/drawingml/2006/main" xmlns:pic="http://schemas.openxmlformats.org/drawingml/2006/picture" xmlns:wp="http://schemas.openxmlformats.org/drawingml/2006/wordprocessingDrawing">
   <w:body>
-    <w:bookmarkStart w:id="200" w:name="初赛模拟卷-xiv非有机-答案与解析"/>
+    <w:bookmarkStart w:id="203" w:name="初赛模拟卷-xiv非有机-答案与解析"/>
     <w:p>
       <w:pPr>
         <w:pStyle w:val="Heading1"/>
@@ -467,7 +467,7 @@
         <w:t xml:space="preserve">题卡溯源见卷末选题清单。</w:t>
       </w:r>
     </w:p>
-    <w:bookmarkStart w:id="198" w:name="第一部分-晶体结构第-110-题共-130-分"/>
+    <w:bookmarkStart w:id="201" w:name="第一部分-晶体结构第-110-题共-130-分"/>
     <w:p>
       <w:pPr>
         <w:pStyle w:val="Heading2"/>
@@ -2584,7 +2584,108 @@
         <w:rPr>
           <w:rFonts w:ascii="Times New Roman" w:hAnsi="Times New Roman" w:cs="Times New Roman" w:eastAsia="SimSun"/>
         </w:rPr>
-        <w:t xml:space="preserve">，</w:t>
+        <w:t xml:space="preserve">，计算出的理论密度</w:t>
+      </w:r>
+      <w:r>
+        <w:t xml:space="preserve"> </w:t>
+      </w:r>
+      <m:oMath>
+        <m:r>
+          <w:rPr>
+            <w:rFonts w:ascii="Times New Roman" w:hAnsi="Times New Roman" w:cs="Times New Roman" w:eastAsia="SimSun"/>
+          </w:rPr>
+          <m:t>D</m:t>
+        </m:r>
+        <m:r>
+          <m:rPr>
+            <m:sty m:val="p"/>
+          </m:rPr>
+          <w:rPr>
+            <w:rFonts w:ascii="Times New Roman" w:hAnsi="Times New Roman" w:cs="Times New Roman" w:eastAsia="SimSun"/>
+          </w:rPr>
+          <m:t>=</m:t>
+        </m:r>
+        <m:r>
+          <w:rPr>
+            <w:rFonts w:ascii="Times New Roman" w:hAnsi="Times New Roman" w:cs="Times New Roman" w:eastAsia="SimSun"/>
+          </w:rPr>
+          <m:t>3.243</m:t>
+        </m:r>
+        <m:r>
+          <w:rPr>
+            <w:rFonts w:ascii="Times New Roman" w:hAnsi="Times New Roman" w:cs="Times New Roman" w:eastAsia="SimSun"/>
+          </w:rPr>
+          <m:t> </m:t>
+        </m:r>
+        <m:r>
+          <m:rPr>
+            <m:sty m:val="p"/>
+          </m:rPr>
+          <w:rPr>
+            <w:rFonts w:ascii="Times New Roman" w:hAnsi="Times New Roman" w:cs="Times New Roman" w:eastAsia="SimSun"/>
+          </w:rPr>
+          <m:t>g</m:t>
+        </m:r>
+        <m:r>
+          <m:rPr>
+            <m:sty m:val="p"/>
+          </m:rPr>
+          <w:rPr>
+            <w:rFonts w:ascii="Times New Roman" w:hAnsi="Times New Roman" w:cs="Times New Roman" w:eastAsia="SimSun"/>
+          </w:rPr>
+          <m:t>/</m:t>
+        </m:r>
+        <m:r>
+          <m:rPr>
+            <m:sty m:val="p"/>
+          </m:rPr>
+          <w:rPr>
+            <w:rFonts w:ascii="Times New Roman" w:hAnsi="Times New Roman" w:cs="Times New Roman" w:eastAsia="SimSun"/>
+          </w:rPr>
+          <m:t>c</m:t>
+        </m:r>
+        <m:sSup>
+          <m:e>
+            <m:r>
+              <m:rPr>
+                <m:sty m:val="p"/>
+              </m:rPr>
+              <w:rPr>
+                <w:rFonts w:ascii="Times New Roman" w:hAnsi="Times New Roman" w:cs="Times New Roman" w:eastAsia="SimSun"/>
+              </w:rPr>
+              <m:t>m</m:t>
+            </m:r>
+          </m:e>
+          <m:sup>
+            <m:r>
+              <m:rPr>
+                <m:sty m:val="p"/>
+              </m:rPr>
+              <w:rPr>
+                <w:rFonts w:ascii="Times New Roman" w:hAnsi="Times New Roman" w:cs="Times New Roman" w:eastAsia="SimSun"/>
+              </w:rPr>
+              <m:t>3</m:t>
+            </m:r>
+          </m:sup>
+        </m:sSup>
+      </m:oMath>
+      <w:r>
+        <w:t xml:space="preserve"> </w:t>
+      </w:r>
+      <w:r>
+        <w:rPr>
+          <w:rFonts w:ascii="Times New Roman" w:hAnsi="Times New Roman" w:cs="Times New Roman" w:eastAsia="SimSun"/>
+        </w:rPr>
+        <w:t xml:space="preserve">，据此计算</w:t>
+      </w:r>
+      <w:r>
+        <w:t xml:space="preserve"> M </w:t>
+      </w:r>
+      <w:r>
+        <w:rPr>
+          <w:rFonts w:ascii="Times New Roman" w:hAnsi="Times New Roman" w:cs="Times New Roman" w:eastAsia="SimSun"/>
+        </w:rPr>
+        <w:t xml:space="preserve">的化学式。</w:t>
       </w:r>
       <w:r>
         <w:t xml:space="preserve"> </w:t>
@@ -2651,8 +2752,10 @@
       <w:pPr>
         <w:pStyle w:val="FirstParagraph"/>
         <w:spacing w:before="0" w:after="0" w:line="276" w:lineRule="auto"/>
-        <w:ind w:firstLineChars="200" w:firstLine="420"/>
       </w:pPr>
+      <w:r>
+        <w:t xml:space="preserve">1-1-1 </w:t>
+      </w:r>
       <w:r>
         <w:rPr>
           <w:rFonts w:ascii="Times New Roman" w:hAnsi="Times New Roman" w:cs="Times New Roman" w:eastAsia="SimSun"/>
@@ -3055,10 +3158,13 @@
         <w:t xml:space="preserve"> </w:t>
       </w:r>
       <w:r>
-        <w:rPr>
-          <w:rFonts w:ascii="Times New Roman" w:hAnsi="Times New Roman" w:cs="Times New Roman" w:eastAsia="SimSun"/>
-        </w:rPr>
-        <w:t xml:space="preserve">1-1-2（共</w:t>
+        <w:t xml:space="preserve">1-1-2 </w:t>
+      </w:r>
+      <w:r>
+        <w:rPr>
+          <w:rFonts w:ascii="Times New Roman" w:hAnsi="Times New Roman" w:cs="Times New Roman" w:eastAsia="SimSun"/>
+        </w:rPr>
+        <w:t xml:space="preserve">（共</w:t>
       </w:r>
       <w:r>
         <w:t xml:space="preserve"> 4 </w:t>
@@ -3860,6 +3966,9 @@
       <w:r>
         <w:t xml:space="preserve">1-1-3</w:t>
       </w:r>
+      <w:r>
+        <w:t xml:space="preserve"> </w:t>
+      </w:r>
       <m:oMath>
         <m:r>
           <m:rPr>
@@ -4009,10 +4118,13 @@
         <w:spacing w:before="0" w:after="0" w:line="276" w:lineRule="auto"/>
       </w:pPr>
       <w:r>
-        <w:rPr>
-          <w:rFonts w:ascii="Times New Roman" w:hAnsi="Times New Roman" w:cs="Times New Roman" w:eastAsia="SimSun"/>
-        </w:rPr>
-        <w:t xml:space="preserve">1-2（共6分，每空1分）</w:t>
+        <w:t xml:space="preserve">1-2 </w:t>
+      </w:r>
+      <w:r>
+        <w:rPr>
+          <w:rFonts w:ascii="Times New Roman" w:hAnsi="Times New Roman" w:cs="Times New Roman" w:eastAsia="SimSun"/>
+        </w:rPr>
+        <w:t xml:space="preserve">（共6分，每空1分）</w:t>
       </w:r>
     </w:p>
     <w:tbl>
@@ -4467,10 +4579,13 @@
         <w:t xml:space="preserve"> </w:t>
       </w:r>
       <w:r>
-        <w:rPr>
-          <w:rFonts w:ascii="Times New Roman" w:hAnsi="Times New Roman" w:cs="Times New Roman" w:eastAsia="SimSun"/>
-        </w:rPr>
-        <w:t xml:space="preserve">1-3只有能量大于半导体带隙的光子才能被吸收（1</w:t>
+        <w:t xml:space="preserve">1-3 </w:t>
+      </w:r>
+      <w:r>
+        <w:rPr>
+          <w:rFonts w:ascii="Times New Roman" w:hAnsi="Times New Roman" w:cs="Times New Roman" w:eastAsia="SimSun"/>
+        </w:rPr>
+        <w:t xml:space="preserve">只有能量大于半导体带隙的光子才能被吸收（1</w:t>
       </w:r>
       <w:r>
         <w:t xml:space="preserve"> </w:t>
@@ -4763,7 +4878,7 @@
         <w:t xml:space="preserve"> </w:t>
       </w:r>
       <w:r>
-        <w:t xml:space="preserve">1-4-1Ruddlesden-Popper </w:t>
+        <w:t xml:space="preserve">1-4-1 Ruddlesden-Popper </w:t>
       </w:r>
       <w:r>
         <w:rPr>
@@ -4789,116 +4904,17 @@
         </w:rPr>
         <w:t xml:space="preserve">分）</w:t>
       </w:r>
-    </w:p>
-    <w:p>
-      <w:pPr>
-        <w:pStyle w:val="BodyText"/>
-        <w:spacing w:before="0" w:after="0" w:line="276" w:lineRule="auto"/>
-        <w:ind w:firstLineChars="200" w:firstLine="420"/>
-      </w:pPr>
-      <w:r>
-        <w:rPr>
-          <w:rFonts w:ascii="Times New Roman" w:hAnsi="Times New Roman" w:cs="Times New Roman" w:eastAsia="SimSun"/>
-        </w:rPr>
-        <w:t xml:space="preserve">计算出的理论密度</w:t>
-      </w:r>
-      <w:r>
-        <w:t xml:space="preserve"> </w:t>
-      </w:r>
-      <m:oMath>
-        <m:r>
-          <w:rPr>
-            <w:rFonts w:ascii="Times New Roman" w:hAnsi="Times New Roman" w:cs="Times New Roman" w:eastAsia="SimSun"/>
-          </w:rPr>
-          <m:t>D</m:t>
-        </m:r>
-        <m:r>
-          <m:rPr>
-            <m:sty m:val="p"/>
-          </m:rPr>
-          <w:rPr>
-            <w:rFonts w:ascii="Times New Roman" w:hAnsi="Times New Roman" w:cs="Times New Roman" w:eastAsia="SimSun"/>
-          </w:rPr>
-          <m:t>=</m:t>
-        </m:r>
-        <m:r>
-          <w:rPr>
-            <w:rFonts w:ascii="Times New Roman" w:hAnsi="Times New Roman" w:cs="Times New Roman" w:eastAsia="SimSun"/>
-          </w:rPr>
-          <m:t>3.243</m:t>
-        </m:r>
-        <m:r>
-          <w:rPr>
-            <w:rFonts w:ascii="Times New Roman" w:hAnsi="Times New Roman" w:cs="Times New Roman" w:eastAsia="SimSun"/>
-          </w:rPr>
-          <m:t> </m:t>
-        </m:r>
-        <m:r>
-          <w:rPr>
-            <w:rFonts w:ascii="Times New Roman" w:hAnsi="Times New Roman" w:cs="Times New Roman" w:eastAsia="SimSun"/>
-          </w:rPr>
-          <m:t>g</m:t>
-        </m:r>
-        <m:r>
-          <m:rPr>
-            <m:sty m:val="p"/>
-          </m:rPr>
-          <w:rPr>
-            <w:rFonts w:ascii="Times New Roman" w:hAnsi="Times New Roman" w:cs="Times New Roman" w:eastAsia="SimSun"/>
-          </w:rPr>
-          <m:t>/</m:t>
-        </m:r>
-        <m:r>
-          <w:rPr>
-            <w:rFonts w:ascii="Times New Roman" w:hAnsi="Times New Roman" w:cs="Times New Roman" w:eastAsia="SimSun"/>
-          </w:rPr>
-          <m:t>c</m:t>
-        </m:r>
-        <m:sSup>
-          <m:e>
-            <m:r>
-              <w:rPr>
-                <w:rFonts w:ascii="Times New Roman" w:hAnsi="Times New Roman" w:cs="Times New Roman" w:eastAsia="SimSun"/>
-              </w:rPr>
-              <m:t>m</m:t>
-            </m:r>
-          </m:e>
-          <m:sup>
-            <m:r>
-              <w:rPr>
-                <w:rFonts w:ascii="Times New Roman" w:hAnsi="Times New Roman" w:cs="Times New Roman" w:eastAsia="SimSun"/>
-              </w:rPr>
-              <m:t>3</m:t>
-            </m:r>
-          </m:sup>
-        </m:sSup>
-      </m:oMath>
-      <w:r>
-        <w:t xml:space="preserve"> </w:t>
-      </w:r>
-      <w:r>
-        <w:rPr>
-          <w:rFonts w:ascii="Times New Roman" w:hAnsi="Times New Roman" w:cs="Times New Roman" w:eastAsia="SimSun"/>
-        </w:rPr>
-        <w:t xml:space="preserve">，据此计算</w:t>
-      </w:r>
-      <w:r>
-        <w:t xml:space="preserve"> M </w:t>
-      </w:r>
-      <w:r>
-        <w:rPr>
-          <w:rFonts w:ascii="Times New Roman" w:hAnsi="Times New Roman" w:cs="Times New Roman" w:eastAsia="SimSun"/>
-        </w:rPr>
-        <w:t xml:space="preserve">的化学式。</w:t>
-      </w:r>
-      <w:r>
-        <w:t xml:space="preserve"> </w:t>
-      </w:r>
-      <w:r>
-        <w:rPr>
-          <w:rFonts w:ascii="Times New Roman" w:hAnsi="Times New Roman" w:cs="Times New Roman" w:eastAsia="SimSun"/>
-        </w:rPr>
-        <w:t xml:space="preserve">1-4-2（共</w:t>
+      <w:r>
+        <w:t xml:space="preserve"> </w:t>
+      </w:r>
+      <w:r>
+        <w:t xml:space="preserve">1-4-2 </w:t>
+      </w:r>
+      <w:r>
+        <w:rPr>
+          <w:rFonts w:ascii="Times New Roman" w:hAnsi="Times New Roman" w:cs="Times New Roman" w:eastAsia="SimSun"/>
+        </w:rPr>
+        <w:t xml:space="preserve">（共</w:t>
       </w:r>
       <w:r>
         <w:t xml:space="preserve"> 6 </w:t>
@@ -5972,10 +5988,13 @@
         <w:t xml:space="preserve"> </w:t>
       </w:r>
       <w:r>
-        <w:rPr>
-          <w:rFonts w:ascii="Times New Roman" w:hAnsi="Times New Roman" w:cs="Times New Roman" w:eastAsia="SimSun"/>
-        </w:rPr>
-        <w:t xml:space="preserve">1-4-3（3分，示出低温相有SHG信号1分，示出高温相没有SHG信号1分，示出在相变温</w:t>
+        <w:t xml:space="preserve">1-4-3 </w:t>
+      </w:r>
+      <w:r>
+        <w:rPr>
+          <w:rFonts w:ascii="Times New Roman" w:hAnsi="Times New Roman" w:cs="Times New Roman" w:eastAsia="SimSun"/>
+        </w:rPr>
+        <w:t xml:space="preserve">（3分，示出低温相有SHG信号1分，示出高温相没有SHG信号1分，示出在相变温</w:t>
       </w:r>
     </w:p>
     <w:p>
@@ -6956,6 +6975,9 @@
       <w:r>
         <w:t xml:space="preserve">2-1</w:t>
       </w:r>
+      <w:r>
+        <w:t xml:space="preserve"> </w:t>
+      </w:r>
       <m:oMath>
         <m:r>
           <m:rPr>
@@ -7197,10 +7219,13 @@
         <w:t xml:space="preserve"> </w:t>
       </w:r>
       <w:r>
-        <w:rPr>
-          <w:rFonts w:ascii="Times New Roman" w:hAnsi="Times New Roman" w:cs="Times New Roman" w:eastAsia="SimSun"/>
-        </w:rPr>
-        <w:t xml:space="preserve">2-2Cu：四方锥配位（1</w:t>
+        <w:t xml:space="preserve">2-2 </w:t>
+      </w:r>
+      <w:r>
+        <w:rPr>
+          <w:rFonts w:ascii="Times New Roman" w:hAnsi="Times New Roman" w:cs="Times New Roman" w:eastAsia="SimSun"/>
+        </w:rPr>
+        <w:t xml:space="preserve">Cu：四方锥配位（1</w:t>
       </w:r>
       <w:r>
         <w:t xml:space="preserve"> </w:t>
@@ -7243,6 +7268,9 @@
       </w:r>
       <w:r>
         <w:t xml:space="preserve">2-3-1</w:t>
+      </w:r>
+      <w:r>
+        <w:t xml:space="preserve"> </w:t>
       </w:r>
       <m:oMath>
         <m:sSub>
@@ -7323,6 +7351,9 @@
       </w:r>
       <w:r>
         <w:t xml:space="preserve">2-3-2</w:t>
+      </w:r>
+      <w:r>
+        <w:t xml:space="preserve"> </w:t>
       </w:r>
       <m:oMath>
         <m:r>
@@ -7756,7 +7787,7 @@
     </w:p>
     <w:bookmarkEnd w:id="54"/>
     <w:bookmarkEnd w:id="55"/>
-    <w:bookmarkStart w:id="60" w:name="第-3-题13-分锗酸钡及其结构变化"/>
+    <w:bookmarkStart w:id="63" w:name="第-3-题13-分锗酸钡及其结构变化"/>
     <w:p>
       <w:pPr>
         <w:pStyle w:val="Heading3"/>
@@ -9399,7 +9430,7 @@
         <w:t xml:space="preserve">的压力？简述判断理由。</w:t>
       </w:r>
     </w:p>
-    <w:bookmarkStart w:id="59" w:name="答案-2"/>
+    <w:bookmarkStart w:id="62" w:name="答案-2"/>
     <w:p>
       <w:pPr>
         <w:pStyle w:val="Heading4"/>
@@ -9767,6 +9798,9 @@
       <w:r>
         <w:t xml:space="preserve">3-2</w:t>
       </w:r>
+      <w:r>
+        <w:t xml:space="preserve"> </w:t>
+      </w:r>
       <m:oMath>
         <m:r>
           <w:rPr>
@@ -10032,6 +10066,55 @@
     <w:p>
       <w:pPr>
         <w:pStyle w:val="BodyText"/>
+        <w:spacing w:before="120" w:after="120" w:line="240" w:lineRule="auto"/>
+        <w:jc w:val="center"/>
+      </w:pPr>
+      <w:r>
+        <w:drawing>
+          <wp:inline>
+            <wp:extent cx="2520000" cy="1562745"/>
+            <wp:effectExtent b="0" l="0" r="0" t="0"/>
+            <wp:docPr descr="" title="" id="60" name="Picture"/>
+            <a:graphic>
+              <a:graphicData uri="http://schemas.openxmlformats.org/drawingml/2006/picture">
+                <pic:pic>
+                  <pic:nvPicPr>
+                    <pic:cNvPr descr="1ec0e9504a8e52a962998d97d2e9f9387016dda6f3b2ae404fbbc41e547348f6.jpg" id="61" name="Picture"/>
+                    <pic:cNvPicPr>
+                      <a:picLocks noChangeArrowheads="1" noChangeAspect="1"/>
+                    </pic:cNvPicPr>
+                  </pic:nvPicPr>
+                  <pic:blipFill>
+                    <a:blip r:embed="rId59"/>
+                    <a:stretch>
+                      <a:fillRect/>
+                    </a:stretch>
+                  </pic:blipFill>
+                  <pic:spPr bwMode="auto">
+                    <a:xfrm>
+                      <a:off x="0" y="0"/>
+                      <a:ext cx="2520000" cy="1562745"/>
+                    </a:xfrm>
+                    <a:prstGeom prst="rect">
+                      <a:avLst/>
+                    </a:prstGeom>
+                    <a:noFill/>
+                    <a:ln w="9525">
+                      <a:noFill/>
+                      <a:headEnd/>
+                      <a:tailEnd/>
+                    </a:ln>
+                  </pic:spPr>
+                </pic:pic>
+              </a:graphicData>
+            </a:graphic>
+          </wp:inline>
+        </w:drawing>
+      </w:r>
+    </w:p>
+    <w:p>
+      <w:pPr>
+        <w:pStyle w:val="BodyText"/>
         <w:spacing w:before="0" w:after="0" w:line="276" w:lineRule="auto"/>
         <w:ind w:firstLineChars="200" w:firstLine="420"/>
       </w:pPr>
@@ -10045,10 +10128,13 @@
         <w:t xml:space="preserve"> </w:t>
       </w:r>
       <w:r>
-        <w:rPr>
-          <w:rFonts w:ascii="Times New Roman" w:hAnsi="Times New Roman" w:cs="Times New Roman" w:eastAsia="SimSun"/>
-        </w:rPr>
-        <w:t xml:space="preserve">3-3-2根据</w:t>
+        <w:t xml:space="preserve">3-3-2 </w:t>
+      </w:r>
+      <w:r>
+        <w:rPr>
+          <w:rFonts w:ascii="Times New Roman" w:hAnsi="Times New Roman" w:cs="Times New Roman" w:eastAsia="SimSun"/>
+        </w:rPr>
+        <w:t xml:space="preserve">根据</w:t>
       </w:r>
       <w:r>
         <w:t xml:space="preserve"> 3-3-1 </w:t>
@@ -10596,10 +10682,13 @@
         <w:t xml:space="preserve"> </w:t>
       </w:r>
       <w:r>
-        <w:rPr>
-          <w:rFonts w:ascii="Times New Roman" w:hAnsi="Times New Roman" w:cs="Times New Roman" w:eastAsia="SimSun"/>
-        </w:rPr>
-        <w:t xml:space="preserve">3-3-3堆积方式为：…ABCACBABCACB…（3</w:t>
+        <w:t xml:space="preserve">3-3-3 </w:t>
+      </w:r>
+      <w:r>
+        <w:rPr>
+          <w:rFonts w:ascii="Times New Roman" w:hAnsi="Times New Roman" w:cs="Times New Roman" w:eastAsia="SimSun"/>
+        </w:rPr>
+        <w:t xml:space="preserve">堆积方式为：…ABCACBABCACB…（3</w:t>
       </w:r>
       <w:r>
         <w:t xml:space="preserve"> </w:t>
@@ -10614,10 +10703,13 @@
         <w:t xml:space="preserve"> </w:t>
       </w:r>
       <w:r>
-        <w:rPr>
-          <w:rFonts w:ascii="Times New Roman" w:hAnsi="Times New Roman" w:cs="Times New Roman" w:eastAsia="SimSun"/>
-        </w:rPr>
-        <w:t xml:space="preserve">3-3-4连接方式为共顶点连接（1</w:t>
+        <w:t xml:space="preserve">3-3-4 </w:t>
+      </w:r>
+      <w:r>
+        <w:rPr>
+          <w:rFonts w:ascii="Times New Roman" w:hAnsi="Times New Roman" w:cs="Times New Roman" w:eastAsia="SimSun"/>
+        </w:rPr>
+        <w:t xml:space="preserve">连接方式为共顶点连接（1</w:t>
       </w:r>
       <w:r>
         <w:t xml:space="preserve"> </w:t>
@@ -10654,10 +10746,13 @@
         <w:t xml:space="preserve"> </w:t>
       </w:r>
       <w:r>
-        <w:rPr>
-          <w:rFonts w:ascii="Times New Roman" w:hAnsi="Times New Roman" w:cs="Times New Roman" w:eastAsia="SimSun"/>
-        </w:rPr>
-        <w:t xml:space="preserve">3-3-5点阵形式为简单六方（2</w:t>
+        <w:t xml:space="preserve">3-3-5 </w:t>
+      </w:r>
+      <w:r>
+        <w:rPr>
+          <w:rFonts w:ascii="Times New Roman" w:hAnsi="Times New Roman" w:cs="Times New Roman" w:eastAsia="SimSun"/>
+        </w:rPr>
+        <w:t xml:space="preserve">点阵形式为简单六方（2</w:t>
       </w:r>
       <w:r>
         <w:t xml:space="preserve"> </w:t>
@@ -10672,10 +10767,13 @@
         <w:t xml:space="preserve"> </w:t>
       </w:r>
       <w:r>
-        <w:rPr>
-          <w:rFonts w:ascii="Times New Roman" w:hAnsi="Times New Roman" w:cs="Times New Roman" w:eastAsia="SimSun"/>
-        </w:rPr>
-        <w:t xml:space="preserve">3-3-6需要低于</w:t>
+        <w:t xml:space="preserve">3-3-6 </w:t>
+      </w:r>
+      <w:r>
+        <w:rPr>
+          <w:rFonts w:ascii="Times New Roman" w:hAnsi="Times New Roman" w:cs="Times New Roman" w:eastAsia="SimSun"/>
+        </w:rPr>
+        <w:t xml:space="preserve">需要低于</w:t>
       </w:r>
       <w:r>
         <w:t xml:space="preserve"> 17.4 GPa </w:t>
@@ -10750,9 +10848,9 @@
         <w:t xml:space="preserve">分）。从配位多面体的共顶点/共面连接的比例来进行讨论，或采取其他合理理由的，都可得分。</w:t>
       </w:r>
     </w:p>
-    <w:bookmarkEnd w:id="59"/>
-    <w:bookmarkEnd w:id="60"/>
-    <w:bookmarkStart w:id="77" w:name="第-4-题13-分简单的晶体结构"/>
+    <w:bookmarkEnd w:id="62"/>
+    <w:bookmarkEnd w:id="63"/>
+    <w:bookmarkStart w:id="80" w:name="第-4-题13-分简单的晶体结构"/>
     <w:p>
       <w:pPr>
         <w:pStyle w:val="Heading3"/>
@@ -10900,18 +10998,18 @@
                 <wp:inline>
                   <wp:extent cx="816204" cy="1655999"/>
                   <wp:effectExtent b="0" l="0" r="0" t="0"/>
-                  <wp:docPr descr="" title="" id="62" name="Picture"/>
+                  <wp:docPr descr="" title="" id="65" name="Picture"/>
                   <a:graphic>
                     <a:graphicData uri="http://schemas.openxmlformats.org/drawingml/2006/picture">
                       <pic:pic>
                         <pic:nvPicPr>
-                          <pic:cNvPr descr="6a7cbcf3dfd44a534bf6325f3b4687aa361245698395205597594924db34c817.jpg" id="63" name="Picture"/>
+                          <pic:cNvPr descr="6a7cbcf3dfd44a534bf6325f3b4687aa361245698395205597594924db34c817.jpg" id="66" name="Picture"/>
                           <pic:cNvPicPr>
                             <a:picLocks noChangeArrowheads="1" noChangeAspect="1"/>
                           </pic:cNvPicPr>
                         </pic:nvPicPr>
                         <pic:blipFill>
-                          <a:blip r:embed="rId61"/>
+                          <a:blip r:embed="rId64"/>
                           <a:stretch>
                             <a:fillRect/>
                           </a:stretch>
@@ -10954,18 +11052,18 @@
                 <wp:inline>
                   <wp:extent cx="1583254" cy="1655999"/>
                   <wp:effectExtent b="0" l="0" r="0" t="0"/>
-                  <wp:docPr descr="" title="" id="65" name="Picture"/>
+                  <wp:docPr descr="" title="" id="68" name="Picture"/>
                   <a:graphic>
                     <a:graphicData uri="http://schemas.openxmlformats.org/drawingml/2006/picture">
                       <pic:pic>
                         <pic:nvPicPr>
-                          <pic:cNvPr descr="2166f9778b29c1758cde1d80fe2cc1ed68459e80798e911b603824eaae559953.jpg" id="66" name="Picture"/>
+                          <pic:cNvPr descr="2166f9778b29c1758cde1d80fe2cc1ed68459e80798e911b603824eaae559953.jpg" id="69" name="Picture"/>
                           <pic:cNvPicPr>
                             <a:picLocks noChangeArrowheads="1" noChangeAspect="1"/>
                           </pic:cNvPicPr>
                         </pic:nvPicPr>
                         <pic:blipFill>
-                          <a:blip r:embed="rId64"/>
+                          <a:blip r:embed="rId67"/>
                           <a:stretch>
                             <a:fillRect/>
                           </a:stretch>
@@ -11558,7 +11656,7 @@
         <w:t xml:space="preserve">的配位多面体。</w:t>
       </w:r>
     </w:p>
-    <w:bookmarkStart w:id="76" w:name="答案-3"/>
+    <w:bookmarkStart w:id="79" w:name="答案-3"/>
     <w:p>
       <w:pPr>
         <w:pStyle w:val="Heading4"/>
@@ -11612,18 +11710,18 @@
           <wp:inline>
             <wp:extent cx="790353" cy="2376000"/>
             <wp:effectExtent b="0" l="0" r="0" t="0"/>
-            <wp:docPr descr="" title="" id="68" name="Picture"/>
+            <wp:docPr descr="" title="" id="71" name="Picture"/>
             <a:graphic>
               <a:graphicData uri="http://schemas.openxmlformats.org/drawingml/2006/picture">
                 <pic:pic>
                   <pic:nvPicPr>
-                    <pic:cNvPr descr="ab118f6bbf29c1a4334abe74b5733aafdbc7c28d888bad62028d88ddc790b366.jpg" id="69" name="Picture"/>
+                    <pic:cNvPr descr="ab118f6bbf29c1a4334abe74b5733aafdbc7c28d888bad62028d88ddc790b366.jpg" id="72" name="Picture"/>
                     <pic:cNvPicPr>
                       <a:picLocks noChangeArrowheads="1" noChangeAspect="1"/>
                     </pic:cNvPicPr>
                   </pic:nvPicPr>
                   <pic:blipFill>
-                    <a:blip r:embed="rId67"/>
+                    <a:blip r:embed="rId70"/>
                     <a:stretch>
                       <a:fillRect/>
                     </a:stretch>
@@ -11707,18 +11805,18 @@
                 <wp:inline>
                   <wp:extent cx="813169" cy="1655999"/>
                   <wp:effectExtent b="0" l="0" r="0" t="0"/>
-                  <wp:docPr descr="" title="" id="71" name="Picture"/>
+                  <wp:docPr descr="" title="" id="74" name="Picture"/>
                   <a:graphic>
                     <a:graphicData uri="http://schemas.openxmlformats.org/drawingml/2006/picture">
                       <pic:pic>
                         <pic:nvPicPr>
-                          <pic:cNvPr descr="3fa1fe223bab08d138417d31bfeb436bbf0e06da51cffd505dd17346ad8f14e0.jpg" id="72" name="Picture"/>
+                          <pic:cNvPr descr="3fa1fe223bab08d138417d31bfeb436bbf0e06da51cffd505dd17346ad8f14e0.jpg" id="75" name="Picture"/>
                           <pic:cNvPicPr>
                             <a:picLocks noChangeArrowheads="1" noChangeAspect="1"/>
                           </pic:cNvPicPr>
                         </pic:nvPicPr>
                         <pic:blipFill>
-                          <a:blip r:embed="rId70"/>
+                          <a:blip r:embed="rId73"/>
                           <a:stretch>
                             <a:fillRect/>
                           </a:stretch>
@@ -11761,18 +11859,18 @@
                 <wp:inline>
                   <wp:extent cx="1566966" cy="1655999"/>
                   <wp:effectExtent b="0" l="0" r="0" t="0"/>
-                  <wp:docPr descr="" title="" id="74" name="Picture"/>
+                  <wp:docPr descr="" title="" id="77" name="Picture"/>
                   <a:graphic>
                     <a:graphicData uri="http://schemas.openxmlformats.org/drawingml/2006/picture">
                       <pic:pic>
                         <pic:nvPicPr>
-                          <pic:cNvPr descr="b0ea3a13c613fe414ecd7944e4f285ccb74badc7072d25d1465638a990fb0587.jpg" id="75" name="Picture"/>
+                          <pic:cNvPr descr="b0ea3a13c613fe414ecd7944e4f285ccb74badc7072d25d1465638a990fb0587.jpg" id="78" name="Picture"/>
                           <pic:cNvPicPr>
                             <a:picLocks noChangeArrowheads="1" noChangeAspect="1"/>
                           </pic:cNvPicPr>
                         </pic:nvPicPr>
                         <pic:blipFill>
-                          <a:blip r:embed="rId73"/>
+                          <a:blip r:embed="rId76"/>
                           <a:stretch>
                             <a:fillRect/>
                           </a:stretch>
@@ -12036,46 +12134,6 @@
         <w:rPr>
           <w:rFonts w:ascii="Times New Roman" w:hAnsi="Times New Roman" w:cs="Times New Roman" w:eastAsia="SimSun"/>
         </w:rPr>
-        <w:t xml:space="preserve">指出</w:t>
-      </w:r>
-      <w:r>
-        <w:t xml:space="preserve"> A </w:t>
-      </w:r>
-      <w:r>
-        <w:rPr>
-          <w:rFonts w:ascii="Times New Roman" w:hAnsi="Times New Roman" w:cs="Times New Roman" w:eastAsia="SimSun"/>
-        </w:rPr>
-        <w:t xml:space="preserve">和</w:t>
-      </w:r>
-      <w:r>
-        <w:t xml:space="preserve"> B </w:t>
-      </w:r>
-      <w:r>
-        <w:rPr>
-          <w:rFonts w:ascii="Times New Roman" w:hAnsi="Times New Roman" w:cs="Times New Roman" w:eastAsia="SimSun"/>
-        </w:rPr>
-        <w:t xml:space="preserve">的配位数。</w:t>
-      </w:r>
-    </w:p>
-    <w:p>
-      <w:pPr>
-        <w:pStyle w:val="BodyText"/>
-        <w:spacing w:before="0" w:after="0" w:line="276" w:lineRule="auto"/>
-      </w:pPr>
-      <w:r>
-        <w:rPr>
-          <w:b/>
-          <w:bCs/>
-        </w:rPr>
-        <w:t xml:space="preserve">4-2</w:t>
-      </w:r>
-      <w:r>
-        <w:t xml:space="preserve"> </w:t>
-      </w:r>
-      <w:r>
-        <w:rPr>
-          <w:rFonts w:ascii="Times New Roman" w:hAnsi="Times New Roman" w:cs="Times New Roman" w:eastAsia="SimSun"/>
-        </w:rPr>
         <w:t xml:space="preserve">（4</w:t>
       </w:r>
       <w:r>
@@ -12249,9 +12307,9 @@
         <w:t xml:space="preserve">分）</w:t>
       </w:r>
     </w:p>
-    <w:bookmarkEnd w:id="76"/>
-    <w:bookmarkEnd w:id="77"/>
-    <w:bookmarkStart w:id="82" w:name="第-5-题13-分钙钛矿衍生结构"/>
+    <w:bookmarkEnd w:id="79"/>
+    <w:bookmarkEnd w:id="80"/>
+    <w:bookmarkStart w:id="85" w:name="第-5-题13-分钙钛矿衍生结构"/>
     <w:p>
       <w:pPr>
         <w:pStyle w:val="Heading3"/>
@@ -12415,10 +12473,16 @@
         <w:rPr>
           <w:rFonts w:ascii="Times New Roman" w:hAnsi="Times New Roman" w:cs="Times New Roman" w:eastAsia="SimSun"/>
         </w:rPr>
-        <w:t xml:space="preserve">分别代表立方/三方/六方对称性。5-1</w:t>
-      </w:r>
-      <w:r>
-        <w:t xml:space="preserve"> </w:t>
+        <w:t xml:space="preserve">分别代表立方/三方/六方对称性。</w:t>
+      </w:r>
+    </w:p>
+    <w:p>
+      <w:pPr>
+        <w:pStyle w:val="BodyText"/>
+        <w:spacing w:before="0" w:after="0" w:line="276" w:lineRule="auto"/>
+      </w:pPr>
+      <w:r>
+        <w:t xml:space="preserve">5-1 </w:t>
       </w:r>
       <w:r>
         <w:rPr>
@@ -13677,7 +13741,7 @@
         <w:t xml:space="preserve">填充于哪两层间和填充多面体空隙的种类。</w:t>
       </w:r>
     </w:p>
-    <w:bookmarkStart w:id="81" w:name="答案-4"/>
+    <w:bookmarkStart w:id="84" w:name="答案-4"/>
     <w:p>
       <w:pPr>
         <w:pStyle w:val="Heading4"/>
@@ -13694,24 +13758,6 @@
         <w:pStyle w:val="FirstParagraph"/>
         <w:spacing w:before="0" w:after="0" w:line="276" w:lineRule="auto"/>
       </w:pPr>
-      <w:r>
-        <w:rPr>
-          <w:rFonts w:ascii="Times New Roman" w:hAnsi="Times New Roman" w:cs="Times New Roman" w:eastAsia="SimSun"/>
-        </w:rPr>
-        <w:t xml:space="preserve">5-1钛酸钡</w:t>
-      </w:r>
-      <w:r>
-        <w:t xml:space="preserve"> (BaTiO3) </w:t>
-      </w:r>
-      <w:r>
-        <w:rPr>
-          <w:rFonts w:ascii="Times New Roman" w:hAnsi="Times New Roman" w:cs="Times New Roman" w:eastAsia="SimSun"/>
-        </w:rPr>
-        <w:t xml:space="preserve">在120℃以上转化成立方晶系，升温至1460℃时变为六方晶系。</w:t>
-      </w:r>
-      <w:r>
-        <w:t xml:space="preserve"> </w:t>
-      </w:r>
       <w:r>
         <w:rPr>
           <w:b/>
@@ -13754,10 +13800,13 @@
         <w:t xml:space="preserve"> </w:t>
       </w:r>
       <w:r>
-        <w:rPr>
-          <w:rFonts w:ascii="Times New Roman" w:hAnsi="Times New Roman" w:cs="Times New Roman" w:eastAsia="SimSun"/>
-        </w:rPr>
-        <w:t xml:space="preserve">5-1-2钛酸钡中存在[O6]和[Ba₂O4]两种八面体空隙，这两种空隙的比例是多少？Ti仅填入[O6]八面体，对于[O6]而言，</w:t>
+        <w:t xml:space="preserve">5-1-2 </w:t>
+      </w:r>
+      <w:r>
+        <w:rPr>
+          <w:rFonts w:ascii="Times New Roman" w:hAnsi="Times New Roman" w:cs="Times New Roman" w:eastAsia="SimSun"/>
+        </w:rPr>
+        <w:t xml:space="preserve">钛酸钡中存在[O6]和[Ba₂O4]两种八面体空隙，这两种空隙的比例是多少？Ti仅填入[O6]八面体，对于[O6]而言，</w:t>
       </w:r>
       <w:r>
         <w:t xml:space="preserve"> </w:t>
@@ -13788,10 +13837,13 @@
         <w:t xml:space="preserve"> </w:t>
       </w:r>
       <w:r>
-        <w:rPr>
-          <w:rFonts w:ascii="Times New Roman" w:hAnsi="Times New Roman" w:cs="Times New Roman" w:eastAsia="SimSun"/>
-        </w:rPr>
-        <w:t xml:space="preserve">5-2-1堆积层为[MO3]时，全c层中的[O6]八面体和全h层中的[Oa]八面体分别以何种方式连接（共顶点/共棱/共面)</w:t>
+        <w:t xml:space="preserve">5-2-1 </w:t>
+      </w:r>
+      <w:r>
+        <w:rPr>
+          <w:rFonts w:ascii="Times New Roman" w:hAnsi="Times New Roman" w:cs="Times New Roman" w:eastAsia="SimSun"/>
+        </w:rPr>
+        <w:t xml:space="preserve">堆积层为[MO3]时，全c层中的[O6]八面体和全h层中的[Oa]八面体分别以何种方式连接（共顶点/共棱/共面)</w:t>
       </w:r>
     </w:p>
     <w:p>
@@ -14668,10 +14720,13 @@
         <w:t xml:space="preserve"> </w:t>
       </w:r>
       <w:r>
-        <w:rPr>
-          <w:rFonts w:ascii="Times New Roman" w:hAnsi="Times New Roman" w:cs="Times New Roman" w:eastAsia="SimSun"/>
-        </w:rPr>
-        <w:t xml:space="preserve">5-2-3-116H（2</w:t>
+        <w:t xml:space="preserve">5-2-3-1 </w:t>
+      </w:r>
+      <w:r>
+        <w:rPr>
+          <w:rFonts w:ascii="Times New Roman" w:hAnsi="Times New Roman" w:cs="Times New Roman" w:eastAsia="SimSun"/>
+        </w:rPr>
+        <w:t xml:space="preserve">16H（2</w:t>
       </w:r>
       <w:r>
         <w:t xml:space="preserve"> </w:t>
@@ -14687,6 +14742,9 @@
       </w:r>
       <w:r>
         <w:t xml:space="preserve">5-2-3-2</w:t>
+      </w:r>
+      <w:r>
+        <w:t xml:space="preserve"> </w:t>
       </w:r>
       <m:oMath>
         <m:r>
@@ -14832,7 +14890,7 @@
         <w:t xml:space="preserve"> </w:t>
       </w:r>
       <w:r>
-        <w:t xml:space="preserve">5-2-3-3+4 </w:t>
+        <w:t xml:space="preserve">5-2-3-3 +4 </w:t>
       </w:r>
       <w:r>
         <w:rPr>
@@ -14960,18 +15018,18 @@
           <wp:inline>
             <wp:extent cx="2520000" cy="809999"/>
             <wp:effectExtent b="0" l="0" r="0" t="0"/>
-            <wp:docPr descr="" title="" id="79" name="Picture"/>
+            <wp:docPr descr="" title="" id="82" name="Picture"/>
             <a:graphic>
               <a:graphicData uri="http://schemas.openxmlformats.org/drawingml/2006/picture">
                 <pic:pic>
                   <pic:nvPicPr>
-                    <pic:cNvPr descr="17d0299c3c47c1daaa24f4973376ec5c79bb6895bdd21a76b3b17d8220863dd6.jpg" id="80" name="Picture"/>
+                    <pic:cNvPr descr="17d0299c3c47c1daaa24f4973376ec5c79bb6895bdd21a76b3b17d8220863dd6.jpg" id="83" name="Picture"/>
                     <pic:cNvPicPr>
                       <a:picLocks noChangeArrowheads="1" noChangeAspect="1"/>
                     </pic:cNvPicPr>
                   </pic:nvPicPr>
                   <pic:blipFill>
-                    <a:blip r:embed="rId78"/>
+                    <a:blip r:embed="rId81"/>
                     <a:stretch>
                       <a:fillRect/>
                     </a:stretch>
@@ -14998,9 +15056,9 @@
         </w:drawing>
       </w:r>
     </w:p>
-    <w:bookmarkEnd w:id="81"/>
-    <w:bookmarkEnd w:id="82"/>
-    <w:bookmarkStart w:id="105" w:name="第-6-题13-分的结构常被称为六方钙钛矿"/>
+    <w:bookmarkEnd w:id="84"/>
+    <w:bookmarkEnd w:id="85"/>
+    <w:bookmarkStart w:id="108" w:name="第-6-题13-分的结构常被称为六方钙钛矿"/>
     <w:p>
       <w:pPr>
         <w:pStyle w:val="Heading3"/>
@@ -15548,18 +15606,18 @@
           <wp:inline>
             <wp:extent cx="2520000" cy="1090746"/>
             <wp:effectExtent b="0" l="0" r="0" t="0"/>
-            <wp:docPr descr="" title="" id="84" name="Picture"/>
+            <wp:docPr descr="" title="" id="87" name="Picture"/>
             <a:graphic>
               <a:graphicData uri="http://schemas.openxmlformats.org/drawingml/2006/picture">
                 <pic:pic>
                   <pic:nvPicPr>
-                    <pic:cNvPr descr="a84c322c75e285eecf7d5bd04daf64a30a02b452005190b85d311c485ad83f48.jpg" id="85" name="Picture"/>
+                    <pic:cNvPr descr="a84c322c75e285eecf7d5bd04daf64a30a02b452005190b85d311c485ad83f48.jpg" id="88" name="Picture"/>
                     <pic:cNvPicPr>
                       <a:picLocks noChangeArrowheads="1" noChangeAspect="1"/>
                     </pic:cNvPicPr>
                   </pic:nvPicPr>
                   <pic:blipFill>
-                    <a:blip r:embed="rId83"/>
+                    <a:blip r:embed="rId86"/>
                     <a:stretch>
                       <a:fillRect/>
                     </a:stretch>
@@ -15735,18 +15793,18 @@
           <wp:inline>
             <wp:extent cx="2520000" cy="983293"/>
             <wp:effectExtent b="0" l="0" r="0" t="0"/>
-            <wp:docPr descr="" title="" id="87" name="Picture"/>
+            <wp:docPr descr="" title="" id="90" name="Picture"/>
             <a:graphic>
               <a:graphicData uri="http://schemas.openxmlformats.org/drawingml/2006/picture">
                 <pic:pic>
                   <pic:nvPicPr>
-                    <pic:cNvPr descr="c45e6c669682ebb68089a4b065f540963891886ee8a11e95b2fbb74545abe126.jpg" id="88" name="Picture"/>
+                    <pic:cNvPr descr="c45e6c669682ebb68089a4b065f540963891886ee8a11e95b2fbb74545abe126.jpg" id="91" name="Picture"/>
                     <pic:cNvPicPr>
                       <a:picLocks noChangeArrowheads="1" noChangeAspect="1"/>
                     </pic:cNvPicPr>
                   </pic:nvPicPr>
                   <pic:blipFill>
-                    <a:blip r:embed="rId86"/>
+                    <a:blip r:embed="rId89"/>
                     <a:stretch>
                       <a:fillRect/>
                     </a:stretch>
@@ -15909,7 +15967,7 @@
         <w:t xml:space="preserve">原子），并写出脱水的反应方程式。</w:t>
       </w:r>
     </w:p>
-    <w:bookmarkStart w:id="104" w:name="答案-5"/>
+    <w:bookmarkStart w:id="107" w:name="答案-5"/>
     <w:p>
       <w:pPr>
         <w:pStyle w:val="Heading4"/>
@@ -15956,18 +16014,18 @@
                 <wp:inline>
                   <wp:extent cx="2406600" cy="1177770"/>
                   <wp:effectExtent b="0" l="0" r="0" t="0"/>
-                  <wp:docPr descr="" title="" id="90" name="Picture"/>
+                  <wp:docPr descr="" title="" id="93" name="Picture"/>
                   <a:graphic>
                     <a:graphicData uri="http://schemas.openxmlformats.org/drawingml/2006/picture">
                       <pic:pic>
                         <pic:nvPicPr>
-                          <pic:cNvPr descr="c92049c40f168f76f75a6bde9a188e5380d331b5ecb37dae0140e5fec998bb9b.jpg" id="91" name="Picture"/>
+                          <pic:cNvPr descr="c92049c40f168f76f75a6bde9a188e5380d331b5ecb37dae0140e5fec998bb9b.jpg" id="94" name="Picture"/>
                           <pic:cNvPicPr>
                             <a:picLocks noChangeArrowheads="1" noChangeAspect="1"/>
                           </pic:cNvPicPr>
                         </pic:nvPicPr>
                         <pic:blipFill>
-                          <a:blip r:embed="rId89"/>
+                          <a:blip r:embed="rId92"/>
                           <a:stretch>
                             <a:fillRect/>
                           </a:stretch>
@@ -16010,18 +16068,18 @@
                 <wp:inline>
                   <wp:extent cx="2406600" cy="1204868"/>
                   <wp:effectExtent b="0" l="0" r="0" t="0"/>
-                  <wp:docPr descr="" title="" id="93" name="Picture"/>
+                  <wp:docPr descr="" title="" id="96" name="Picture"/>
                   <a:graphic>
                     <a:graphicData uri="http://schemas.openxmlformats.org/drawingml/2006/picture">
                       <pic:pic>
                         <pic:nvPicPr>
-                          <pic:cNvPr descr="0f39ee604f6f46f50c1fd996600d8e3672c138eb7e74f793860efa998be37239.jpg" id="94" name="Picture"/>
+                          <pic:cNvPr descr="0f39ee604f6f46f50c1fd996600d8e3672c138eb7e74f793860efa998be37239.jpg" id="97" name="Picture"/>
                           <pic:cNvPicPr>
                             <a:picLocks noChangeArrowheads="1" noChangeAspect="1"/>
                           </pic:cNvPicPr>
                         </pic:nvPicPr>
                         <pic:blipFill>
-                          <a:blip r:embed="rId92"/>
+                          <a:blip r:embed="rId95"/>
                           <a:stretch>
                             <a:fillRect/>
                           </a:stretch>
@@ -16106,18 +16164,18 @@
                 <wp:inline>
                   <wp:extent cx="2406600" cy="856350"/>
                   <wp:effectExtent b="0" l="0" r="0" t="0"/>
-                  <wp:docPr descr="" title="" id="96" name="Picture"/>
+                  <wp:docPr descr="" title="" id="99" name="Picture"/>
                   <a:graphic>
                     <a:graphicData uri="http://schemas.openxmlformats.org/drawingml/2006/picture">
                       <pic:pic>
                         <pic:nvPicPr>
-                          <pic:cNvPr descr="78692994126b9cc1bf44d400a1d807f1553223c433006d8d37a8f674ae32a4d3.jpg" id="97" name="Picture"/>
+                          <pic:cNvPr descr="78692994126b9cc1bf44d400a1d807f1553223c433006d8d37a8f674ae32a4d3.jpg" id="100" name="Picture"/>
                           <pic:cNvPicPr>
                             <a:picLocks noChangeArrowheads="1" noChangeAspect="1"/>
                           </pic:cNvPicPr>
                         </pic:nvPicPr>
                         <pic:blipFill>
-                          <a:blip r:embed="rId95"/>
+                          <a:blip r:embed="rId98"/>
                           <a:stretch>
                             <a:fillRect/>
                           </a:stretch>
@@ -16183,18 +16241,18 @@
                 <wp:inline>
                   <wp:extent cx="2406600" cy="1558372"/>
                   <wp:effectExtent b="0" l="0" r="0" t="0"/>
-                  <wp:docPr descr="" title="" id="99" name="Picture"/>
+                  <wp:docPr descr="" title="" id="102" name="Picture"/>
                   <a:graphic>
                     <a:graphicData uri="http://schemas.openxmlformats.org/drawingml/2006/picture">
                       <pic:pic>
                         <pic:nvPicPr>
-                          <pic:cNvPr descr="e0c0d21c6470389ced62640f7f289f7d1403ca3d0fc2a0b036a65f7dd9fa4bef.jpg" id="100" name="Picture"/>
+                          <pic:cNvPr descr="e0c0d21c6470389ced62640f7f289f7d1403ca3d0fc2a0b036a65f7dd9fa4bef.jpg" id="103" name="Picture"/>
                           <pic:cNvPicPr>
                             <a:picLocks noChangeArrowheads="1" noChangeAspect="1"/>
                           </pic:cNvPicPr>
                         </pic:nvPicPr>
                         <pic:blipFill>
-                          <a:blip r:embed="rId98"/>
+                          <a:blip r:embed="rId101"/>
                           <a:stretch>
                             <a:fillRect/>
                           </a:stretch>
@@ -16731,18 +16789,18 @@
                 <wp:inline>
                   <wp:extent cx="1575793" cy="1655999"/>
                   <wp:effectExtent b="0" l="0" r="0" t="0"/>
-                  <wp:docPr descr="" title="" id="102" name="Picture"/>
+                  <wp:docPr descr="" title="" id="105" name="Picture"/>
                   <a:graphic>
                     <a:graphicData uri="http://schemas.openxmlformats.org/drawingml/2006/picture">
                       <pic:pic>
                         <pic:nvPicPr>
-                          <pic:cNvPr descr="b999b0415bc5e50ab6400627939a31522e7d8cf40b3467eeda53522e2176eb01.jpg" id="103" name="Picture"/>
+                          <pic:cNvPr descr="b999b0415bc5e50ab6400627939a31522e7d8cf40b3467eeda53522e2176eb01.jpg" id="106" name="Picture"/>
                           <pic:cNvPicPr>
                             <a:picLocks noChangeArrowheads="1" noChangeAspect="1"/>
                           </pic:cNvPicPr>
                         </pic:nvPicPr>
                         <pic:blipFill>
-                          <a:blip r:embed="rId101"/>
+                          <a:blip r:embed="rId104"/>
                           <a:stretch>
                             <a:fillRect/>
                           </a:stretch>
@@ -16936,9 +16994,9 @@
         </w:tc>
       </w:tr>
     </w:tbl>
-    <w:bookmarkEnd w:id="104"/>
-    <w:bookmarkEnd w:id="105"/>
-    <w:bookmarkStart w:id="131" w:name="第-7-题13-分对六方堆积层的探索"/>
+    <w:bookmarkEnd w:id="107"/>
+    <w:bookmarkEnd w:id="108"/>
+    <w:bookmarkStart w:id="134" w:name="第-7-题13-分对六方堆积层的探索"/>
     <w:p>
       <w:pPr>
         <w:pStyle w:val="Heading3"/>
@@ -17220,7 +17278,7 @@
         <w:rPr>
           <w:rFonts w:ascii="Times New Roman" w:hAnsi="Times New Roman" w:cs="Times New Roman" w:eastAsia="SimSun"/>
         </w:rPr>
-        <w:t xml:space="preserve">中的中的五种菱形平面格子缩放至相同大小，以</w:t>
+        <w:t xml:space="preserve">中的五种菱形平面格子缩放至相同大小，以</w:t>
       </w:r>
       <w:r>
         <w:t xml:space="preserve"> A、B、C </w:t>
@@ -17462,18 +17520,18 @@
           <wp:inline>
             <wp:extent cx="2520000" cy="1306755"/>
             <wp:effectExtent b="0" l="0" r="0" t="0"/>
-            <wp:docPr descr="" title="" id="107" name="Picture"/>
+            <wp:docPr descr="" title="" id="110" name="Picture"/>
             <a:graphic>
               <a:graphicData uri="http://schemas.openxmlformats.org/drawingml/2006/picture">
                 <pic:pic>
                   <pic:nvPicPr>
-                    <pic:cNvPr descr="5d242c2ff37a0a11d72965d10a19e8b746beb20b069b35f225a6549491319b69.jpg" id="108" name="Picture"/>
+                    <pic:cNvPr descr="5d242c2ff37a0a11d72965d10a19e8b746beb20b069b35f225a6549491319b69.jpg" id="111" name="Picture"/>
                     <pic:cNvPicPr>
                       <a:picLocks noChangeArrowheads="1" noChangeAspect="1"/>
                     </pic:cNvPicPr>
                   </pic:nvPicPr>
                   <pic:blipFill>
-                    <a:blip r:embed="rId106"/>
+                    <a:blip r:embed="rId109"/>
                     <a:stretch>
                       <a:fillRect/>
                     </a:stretch>
@@ -17563,7 +17621,7 @@
         <w:t xml:space="preserve">键长。</w:t>
       </w:r>
     </w:p>
-    <w:bookmarkStart w:id="130" w:name="答案-6"/>
+    <w:bookmarkStart w:id="133" w:name="答案-6"/>
     <w:p>
       <w:pPr>
         <w:pStyle w:val="Heading4"/>
@@ -17657,18 +17715,18 @@
                 <wp:inline>
                   <wp:extent cx="1568400" cy="531370"/>
                   <wp:effectExtent b="0" l="0" r="0" t="0"/>
-                  <wp:docPr descr="" title="" id="110" name="Picture"/>
+                  <wp:docPr descr="" title="" id="113" name="Picture"/>
                   <a:graphic>
                     <a:graphicData uri="http://schemas.openxmlformats.org/drawingml/2006/picture">
                       <pic:pic>
                         <pic:nvPicPr>
-                          <pic:cNvPr descr="a5a13a54c180bd2c0f4f07e1c3fa59e965b88592b6a22c2e0319782d50e33070.jpg" id="111" name="Picture"/>
+                          <pic:cNvPr descr="a5a13a54c180bd2c0f4f07e1c3fa59e965b88592b6a22c2e0319782d50e33070.jpg" id="114" name="Picture"/>
                           <pic:cNvPicPr>
                             <a:picLocks noChangeArrowheads="1" noChangeAspect="1"/>
                           </pic:cNvPicPr>
                         </pic:nvPicPr>
                         <pic:blipFill>
-                          <a:blip r:embed="rId109"/>
+                          <a:blip r:embed="rId112"/>
                           <a:stretch>
                             <a:fillRect/>
                           </a:stretch>
@@ -17711,18 +17769,18 @@
                 <wp:inline>
                   <wp:extent cx="1568400" cy="845058"/>
                   <wp:effectExtent b="0" l="0" r="0" t="0"/>
-                  <wp:docPr descr="" title="" id="113" name="Picture"/>
+                  <wp:docPr descr="" title="" id="116" name="Picture"/>
                   <a:graphic>
                     <a:graphicData uri="http://schemas.openxmlformats.org/drawingml/2006/picture">
                       <pic:pic>
                         <pic:nvPicPr>
-                          <pic:cNvPr descr="d748f612b1ee86d17ca132ea2bfa66d4506154beddb7d8fa8d2ebbf187f10832.jpg" id="114" name="Picture"/>
+                          <pic:cNvPr descr="d748f612b1ee86d17ca132ea2bfa66d4506154beddb7d8fa8d2ebbf187f10832.jpg" id="117" name="Picture"/>
                           <pic:cNvPicPr>
                             <a:picLocks noChangeArrowheads="1" noChangeAspect="1"/>
                           </pic:cNvPicPr>
                         </pic:nvPicPr>
                         <pic:blipFill>
-                          <a:blip r:embed="rId112"/>
+                          <a:blip r:embed="rId115"/>
                           <a:stretch>
                             <a:fillRect/>
                           </a:stretch>
@@ -17765,18 +17823,18 @@
                 <wp:inline>
                   <wp:extent cx="1568400" cy="994595"/>
                   <wp:effectExtent b="0" l="0" r="0" t="0"/>
-                  <wp:docPr descr="" title="" id="116" name="Picture"/>
+                  <wp:docPr descr="" title="" id="119" name="Picture"/>
                   <a:graphic>
                     <a:graphicData uri="http://schemas.openxmlformats.org/drawingml/2006/picture">
                       <pic:pic>
                         <pic:nvPicPr>
-                          <pic:cNvPr descr="cb21098718f699d89d8309738e676258a68f91be3d9d7260a484f87265f4893c.jpg" id="117" name="Picture"/>
+                          <pic:cNvPr descr="cb21098718f699d89d8309738e676258a68f91be3d9d7260a484f87265f4893c.jpg" id="120" name="Picture"/>
                           <pic:cNvPicPr>
                             <a:picLocks noChangeArrowheads="1" noChangeAspect="1"/>
                           </pic:cNvPicPr>
                         </pic:nvPicPr>
                         <pic:blipFill>
-                          <a:blip r:embed="rId115"/>
+                          <a:blip r:embed="rId118"/>
                           <a:stretch>
                             <a:fillRect/>
                           </a:stretch>
@@ -17918,18 +17976,18 @@
                 <wp:inline>
                   <wp:extent cx="2406600" cy="1438160"/>
                   <wp:effectExtent b="0" l="0" r="0" t="0"/>
-                  <wp:docPr descr="" title="" id="119" name="Picture"/>
+                  <wp:docPr descr="" title="" id="122" name="Picture"/>
                   <a:graphic>
                     <a:graphicData uri="http://schemas.openxmlformats.org/drawingml/2006/picture">
                       <pic:pic>
                         <pic:nvPicPr>
-                          <pic:cNvPr descr="925f5cd1d560df54aff8e26d43e7f125f50a6690ecaaff5c18e7f27afb8f4a96.jpg" id="120" name="Picture"/>
+                          <pic:cNvPr descr="925f5cd1d560df54aff8e26d43e7f125f50a6690ecaaff5c18e7f27afb8f4a96.jpg" id="123" name="Picture"/>
                           <pic:cNvPicPr>
                             <a:picLocks noChangeArrowheads="1" noChangeAspect="1"/>
                           </pic:cNvPicPr>
                         </pic:nvPicPr>
                         <pic:blipFill>
-                          <a:blip r:embed="rId118"/>
+                          <a:blip r:embed="rId121"/>
                           <a:stretch>
                             <a:fillRect/>
                           </a:stretch>
@@ -17972,18 +18030,18 @@
                 <wp:inline>
                   <wp:extent cx="1566627" cy="1655999"/>
                   <wp:effectExtent b="0" l="0" r="0" t="0"/>
-                  <wp:docPr descr="" title="" id="122" name="Picture"/>
+                  <wp:docPr descr="" title="" id="125" name="Picture"/>
                   <a:graphic>
                     <a:graphicData uri="http://schemas.openxmlformats.org/drawingml/2006/picture">
                       <pic:pic>
                         <pic:nvPicPr>
-                          <pic:cNvPr descr="3dd75adbff3e4a34740ef48a45a35e801aaebff8c162207ba5ef23a27ceab9bb.jpg" id="123" name="Picture"/>
+                          <pic:cNvPr descr="3dd75adbff3e4a34740ef48a45a35e801aaebff8c162207ba5ef23a27ceab9bb.jpg" id="126" name="Picture"/>
                           <pic:cNvPicPr>
                             <a:picLocks noChangeArrowheads="1" noChangeAspect="1"/>
                           </pic:cNvPicPr>
                         </pic:nvPicPr>
                         <pic:blipFill>
-                          <a:blip r:embed="rId121"/>
+                          <a:blip r:embed="rId124"/>
                           <a:stretch>
                             <a:fillRect/>
                           </a:stretch>
@@ -18219,18 +18277,18 @@
           <wp:inline>
             <wp:extent cx="2520000" cy="1668413"/>
             <wp:effectExtent b="0" l="0" r="0" t="0"/>
-            <wp:docPr descr="" title="" id="125" name="Picture"/>
+            <wp:docPr descr="" title="" id="128" name="Picture"/>
             <a:graphic>
               <a:graphicData uri="http://schemas.openxmlformats.org/drawingml/2006/picture">
                 <pic:pic>
                   <pic:nvPicPr>
-                    <pic:cNvPr descr="bb9ee55b74e79f517a11038adc945bef9b63c95da2f41f4dd306b5ba12f7cbed.jpg" id="126" name="Picture"/>
+                    <pic:cNvPr descr="bb9ee55b74e79f517a11038adc945bef9b63c95da2f41f4dd306b5ba12f7cbed.jpg" id="129" name="Picture"/>
                     <pic:cNvPicPr>
                       <a:picLocks noChangeArrowheads="1" noChangeAspect="1"/>
                     </pic:cNvPicPr>
                   </pic:nvPicPr>
                   <pic:blipFill>
-                    <a:blip r:embed="rId124"/>
+                    <a:blip r:embed="rId127"/>
                     <a:stretch>
                       <a:fillRect/>
                     </a:stretch>
@@ -19598,18 +19656,18 @@
           <wp:inline>
             <wp:extent cx="2520000" cy="1321141"/>
             <wp:effectExtent b="0" l="0" r="0" t="0"/>
-            <wp:docPr descr="" title="" id="128" name="Picture"/>
+            <wp:docPr descr="" title="" id="131" name="Picture"/>
             <a:graphic>
               <a:graphicData uri="http://schemas.openxmlformats.org/drawingml/2006/picture">
                 <pic:pic>
                   <pic:nvPicPr>
-                    <pic:cNvPr descr="9aa7f25027635e2adaaa070bc89f8cf21350302194ad3a8249dc666497e0c6a5.jpg" id="129" name="Picture"/>
+                    <pic:cNvPr descr="9aa7f25027635e2adaaa070bc89f8cf21350302194ad3a8249dc666497e0c6a5.jpg" id="132" name="Picture"/>
                     <pic:cNvPicPr>
                       <a:picLocks noChangeArrowheads="1" noChangeAspect="1"/>
                     </pic:cNvPicPr>
                   </pic:nvPicPr>
                   <pic:blipFill>
-                    <a:blip r:embed="rId127"/>
+                    <a:blip r:embed="rId130"/>
                     <a:stretch>
                       <a:fillRect/>
                     </a:stretch>
@@ -20279,9 +20337,9 @@
         <w:t xml:space="preserve">无过程不给分</w:t>
       </w:r>
     </w:p>
-    <w:bookmarkEnd w:id="130"/>
-    <w:bookmarkEnd w:id="131"/>
-    <w:bookmarkStart w:id="154" w:name="第-8-题13-分尖晶石及其类似晶体结构的研究"/>
+    <w:bookmarkEnd w:id="133"/>
+    <w:bookmarkEnd w:id="134"/>
+    <w:bookmarkStart w:id="157" w:name="第-8-题13-分尖晶石及其类似晶体结构的研究"/>
     <w:p>
       <w:pPr>
         <w:pStyle w:val="Heading3"/>
@@ -20482,18 +20540,18 @@
           <wp:inline>
             <wp:extent cx="2002993" cy="2015999"/>
             <wp:effectExtent b="0" l="0" r="0" t="0"/>
-            <wp:docPr descr="" title="" id="133" name="Picture"/>
+            <wp:docPr descr="" title="" id="136" name="Picture"/>
             <a:graphic>
               <a:graphicData uri="http://schemas.openxmlformats.org/drawingml/2006/picture">
                 <pic:pic>
                   <pic:nvPicPr>
-                    <pic:cNvPr descr="199ccb97f5a43eef2b419c09c8b461126b96673305332dfa560e2aa12f56c04b.jpg" id="134" name="Picture"/>
+                    <pic:cNvPr descr="199ccb97f5a43eef2b419c09c8b461126b96673305332dfa560e2aa12f56c04b.jpg" id="137" name="Picture"/>
                     <pic:cNvPicPr>
                       <a:picLocks noChangeArrowheads="1" noChangeAspect="1"/>
                     </pic:cNvPicPr>
                   </pic:nvPicPr>
                   <pic:blipFill>
-                    <a:blip r:embed="rId132"/>
+                    <a:blip r:embed="rId135"/>
                     <a:stretch>
                       <a:fillRect/>
                     </a:stretch>
@@ -20968,18 +21026,18 @@
           <wp:inline>
             <wp:extent cx="2015999" cy="2000898"/>
             <wp:effectExtent b="0" l="0" r="0" t="0"/>
-            <wp:docPr descr="" title="" id="136" name="Picture"/>
+            <wp:docPr descr="" title="" id="139" name="Picture"/>
             <a:graphic>
               <a:graphicData uri="http://schemas.openxmlformats.org/drawingml/2006/picture">
                 <pic:pic>
                   <pic:nvPicPr>
-                    <pic:cNvPr descr="01e85a99b208849aaab1cb9d6f982e319ea775224b88ddc07b2538d8dd008e15.jpg" id="137" name="Picture"/>
+                    <pic:cNvPr descr="01e85a99b208849aaab1cb9d6f982e319ea775224b88ddc07b2538d8dd008e15.jpg" id="140" name="Picture"/>
                     <pic:cNvPicPr>
                       <a:picLocks noChangeArrowheads="1" noChangeAspect="1"/>
                     </pic:cNvPicPr>
                   </pic:nvPicPr>
                   <pic:blipFill>
-                    <a:blip r:embed="rId135"/>
+                    <a:blip r:embed="rId138"/>
                     <a:stretch>
                       <a:fillRect/>
                     </a:stretch>
@@ -21998,7 +22056,7 @@
         <w:t xml:space="preserve">(晶胞顶点可以没有原子)。</w:t>
       </w:r>
     </w:p>
-    <w:bookmarkStart w:id="153" w:name="答案-7"/>
+    <w:bookmarkStart w:id="156" w:name="答案-7"/>
     <w:p>
       <w:pPr>
         <w:pStyle w:val="Heading4"/>
@@ -22045,18 +22103,18 @@
                 <wp:inline>
                   <wp:extent cx="1756362" cy="1655999"/>
                   <wp:effectExtent b="0" l="0" r="0" t="0"/>
-                  <wp:docPr descr="" title="" id="139" name="Picture"/>
+                  <wp:docPr descr="" title="" id="142" name="Picture"/>
                   <a:graphic>
                     <a:graphicData uri="http://schemas.openxmlformats.org/drawingml/2006/picture">
                       <pic:pic>
                         <pic:nvPicPr>
-                          <pic:cNvPr descr="8ad647b2a3820442a66d7673c1372db9c0e2dd93d164c13e21c16b9d462e8ba0.jpg" id="140" name="Picture"/>
+                          <pic:cNvPr descr="8ad647b2a3820442a66d7673c1372db9c0e2dd93d164c13e21c16b9d462e8ba0.jpg" id="143" name="Picture"/>
                           <pic:cNvPicPr>
                             <a:picLocks noChangeArrowheads="1" noChangeAspect="1"/>
                           </pic:cNvPicPr>
                         </pic:nvPicPr>
                         <pic:blipFill>
-                          <a:blip r:embed="rId138"/>
+                          <a:blip r:embed="rId141"/>
                           <a:stretch>
                             <a:fillRect/>
                           </a:stretch>
@@ -22099,18 +22157,18 @@
                 <wp:inline>
                   <wp:extent cx="1729598" cy="1655999"/>
                   <wp:effectExtent b="0" l="0" r="0" t="0"/>
-                  <wp:docPr descr="" title="" id="142" name="Picture"/>
+                  <wp:docPr descr="" title="" id="145" name="Picture"/>
                   <a:graphic>
                     <a:graphicData uri="http://schemas.openxmlformats.org/drawingml/2006/picture">
                       <pic:pic>
                         <pic:nvPicPr>
-                          <pic:cNvPr descr="e8386fa7eed6fd1d28ba277030b12e306100a09cf3d074d7e85a372742c0fe73.jpg" id="143" name="Picture"/>
+                          <pic:cNvPr descr="e8386fa7eed6fd1d28ba277030b12e306100a09cf3d074d7e85a372742c0fe73.jpg" id="146" name="Picture"/>
                           <pic:cNvPicPr>
                             <a:picLocks noChangeArrowheads="1" noChangeAspect="1"/>
                           </pic:cNvPicPr>
                         </pic:nvPicPr>
                         <pic:blipFill>
-                          <a:blip r:embed="rId141"/>
+                          <a:blip r:embed="rId144"/>
                           <a:stretch>
                             <a:fillRect/>
                           </a:stretch>
@@ -22293,18 +22351,18 @@
                 <wp:inline>
                   <wp:extent cx="1815090" cy="1655999"/>
                   <wp:effectExtent b="0" l="0" r="0" t="0"/>
-                  <wp:docPr descr="" title="" id="145" name="Picture"/>
+                  <wp:docPr descr="" title="" id="148" name="Picture"/>
                   <a:graphic>
                     <a:graphicData uri="http://schemas.openxmlformats.org/drawingml/2006/picture">
                       <pic:pic>
                         <pic:nvPicPr>
-                          <pic:cNvPr descr="3fd24529a5ef6949ebebacfb0b236c5f37ec40292b16bea0a1c277552babf07c.jpg" id="146" name="Picture"/>
+                          <pic:cNvPr descr="3fd24529a5ef6949ebebacfb0b236c5f37ec40292b16bea0a1c277552babf07c.jpg" id="149" name="Picture"/>
                           <pic:cNvPicPr>
                             <a:picLocks noChangeArrowheads="1" noChangeAspect="1"/>
                           </pic:cNvPicPr>
                         </pic:nvPicPr>
                         <pic:blipFill>
-                          <a:blip r:embed="rId144"/>
+                          <a:blip r:embed="rId147"/>
                           <a:stretch>
                             <a:fillRect/>
                           </a:stretch>
@@ -22347,18 +22405,18 @@
                 <wp:inline>
                   <wp:extent cx="1757683" cy="1655999"/>
                   <wp:effectExtent b="0" l="0" r="0" t="0"/>
-                  <wp:docPr descr="" title="" id="148" name="Picture"/>
+                  <wp:docPr descr="" title="" id="151" name="Picture"/>
                   <a:graphic>
                     <a:graphicData uri="http://schemas.openxmlformats.org/drawingml/2006/picture">
                       <pic:pic>
                         <pic:nvPicPr>
-                          <pic:cNvPr descr="42c9becdb3d42944d8a5d4341371cd3b4bb5d30f5f3d6951bcd5b1c0201a14a9.jpg" id="149" name="Picture"/>
+                          <pic:cNvPr descr="42c9becdb3d42944d8a5d4341371cd3b4bb5d30f5f3d6951bcd5b1c0201a14a9.jpg" id="152" name="Picture"/>
                           <pic:cNvPicPr>
                             <a:picLocks noChangeArrowheads="1" noChangeAspect="1"/>
                           </pic:cNvPicPr>
                         </pic:nvPicPr>
                         <pic:blipFill>
-                          <a:blip r:embed="rId147"/>
+                          <a:blip r:embed="rId150"/>
                           <a:stretch>
                             <a:fillRect/>
                           </a:stretch>
@@ -22411,7 +22469,7 @@
         <w:rPr>
           <w:rFonts w:ascii="Times New Roman" w:hAnsi="Times New Roman" w:cs="Times New Roman" w:eastAsia="SimSun"/>
         </w:rPr>
-        <w:t xml:space="preserve">设立方体的棱长为</w:t>
+        <w:t xml:space="preserve">设大立方体的棱长为</w:t>
       </w:r>
       <w:r>
         <w:t xml:space="preserve"> </w:t>
@@ -24317,18 +24375,18 @@
           <wp:inline>
             <wp:extent cx="2015999" cy="1884664"/>
             <wp:effectExtent b="0" l="0" r="0" t="0"/>
-            <wp:docPr descr="" title="" id="151" name="Picture"/>
+            <wp:docPr descr="" title="" id="154" name="Picture"/>
             <a:graphic>
               <a:graphicData uri="http://schemas.openxmlformats.org/drawingml/2006/picture">
                 <pic:pic>
                   <pic:nvPicPr>
-                    <pic:cNvPr descr="c008f3bcc2a95d2d39842521d08e90a549104bd5a3e548bdb178edb414f1fe6a.jpg" id="152" name="Picture"/>
+                    <pic:cNvPr descr="c008f3bcc2a95d2d39842521d08e90a549104bd5a3e548bdb178edb414f1fe6a.jpg" id="155" name="Picture"/>
                     <pic:cNvPicPr>
                       <a:picLocks noChangeArrowheads="1" noChangeAspect="1"/>
                     </pic:cNvPicPr>
                   </pic:nvPicPr>
                   <pic:blipFill>
-                    <a:blip r:embed="rId150"/>
+                    <a:blip r:embed="rId153"/>
                     <a:stretch>
                       <a:fillRect/>
                     </a:stretch>
@@ -24377,9 +24435,9 @@
         <w:t xml:space="preserve">分）</w:t>
       </w:r>
     </w:p>
-    <w:bookmarkEnd w:id="153"/>
-    <w:bookmarkEnd w:id="154"/>
-    <w:bookmarkStart w:id="171" w:name="第-9-题13-分基本点阵形式问题"/>
+    <w:bookmarkEnd w:id="156"/>
+    <w:bookmarkEnd w:id="157"/>
+    <w:bookmarkStart w:id="174" w:name="第-9-题13-分基本点阵形式问题"/>
     <w:p>
       <w:pPr>
         <w:pStyle w:val="Heading3"/>
@@ -26182,18 +26240,18 @@
           <wp:inline>
             <wp:extent cx="2520000" cy="1659512"/>
             <wp:effectExtent b="0" l="0" r="0" t="0"/>
-            <wp:docPr descr="" title="" id="156" name="Picture"/>
+            <wp:docPr descr="" title="" id="159" name="Picture"/>
             <a:graphic>
               <a:graphicData uri="http://schemas.openxmlformats.org/drawingml/2006/picture">
                 <pic:pic>
                   <pic:nvPicPr>
-                    <pic:cNvPr descr="081ec994d346d21e8330865be748708fc78f8d5420fce5e2de8d9e717ba1b8d5.jpg" id="157" name="Picture"/>
+                    <pic:cNvPr descr="081ec994d346d21e8330865be748708fc78f8d5420fce5e2de8d9e717ba1b8d5.jpg" id="160" name="Picture"/>
                     <pic:cNvPicPr>
                       <a:picLocks noChangeArrowheads="1" noChangeAspect="1"/>
                     </pic:cNvPicPr>
                   </pic:nvPicPr>
                   <pic:blipFill>
-                    <a:blip r:embed="rId155"/>
+                    <a:blip r:embed="rId158"/>
                     <a:stretch>
                       <a:fillRect/>
                     </a:stretch>
@@ -26246,18 +26304,18 @@
           <wp:inline>
             <wp:extent cx="2520000" cy="1637468"/>
             <wp:effectExtent b="0" l="0" r="0" t="0"/>
-            <wp:docPr descr="" title="" id="159" name="Picture"/>
+            <wp:docPr descr="" title="" id="162" name="Picture"/>
             <a:graphic>
               <a:graphicData uri="http://schemas.openxmlformats.org/drawingml/2006/picture">
                 <pic:pic>
                   <pic:nvPicPr>
-                    <pic:cNvPr descr="32c7c3122a41b319c5e330c481f60132d7f63da6935959754ec872c196dd1e8f.jpg" id="160" name="Picture"/>
+                    <pic:cNvPr descr="32c7c3122a41b319c5e330c481f60132d7f63da6935959754ec872c196dd1e8f.jpg" id="163" name="Picture"/>
                     <pic:cNvPicPr>
                       <a:picLocks noChangeArrowheads="1" noChangeAspect="1"/>
                     </pic:cNvPicPr>
                   </pic:nvPicPr>
                   <pic:blipFill>
-                    <a:blip r:embed="rId158"/>
+                    <a:blip r:embed="rId161"/>
                     <a:stretch>
                       <a:fillRect/>
                     </a:stretch>
@@ -26310,18 +26368,18 @@
           <wp:inline>
             <wp:extent cx="1948424" cy="2015999"/>
             <wp:effectExtent b="0" l="0" r="0" t="0"/>
-            <wp:docPr descr="" title="" id="162" name="Picture"/>
+            <wp:docPr descr="" title="" id="165" name="Picture"/>
             <a:graphic>
               <a:graphicData uri="http://schemas.openxmlformats.org/drawingml/2006/picture">
                 <pic:pic>
                   <pic:nvPicPr>
-                    <pic:cNvPr descr="1e688759fd1e2da5288b4b381b0726b12b3818092f92408bb0e51cff0a892cb3.jpg" id="163" name="Picture"/>
+                    <pic:cNvPr descr="1e688759fd1e2da5288b4b381b0726b12b3818092f92408bb0e51cff0a892cb3.jpg" id="166" name="Picture"/>
                     <pic:cNvPicPr>
                       <a:picLocks noChangeArrowheads="1" noChangeAspect="1"/>
                     </pic:cNvPicPr>
                   </pic:nvPicPr>
                   <pic:blipFill>
-                    <a:blip r:embed="rId161"/>
+                    <a:blip r:embed="rId164"/>
                     <a:stretch>
                       <a:fillRect/>
                     </a:stretch>
@@ -26348,7 +26406,7 @@
         </w:drawing>
       </w:r>
     </w:p>
-    <w:bookmarkStart w:id="170" w:name="答案-8"/>
+    <w:bookmarkStart w:id="173" w:name="答案-8"/>
     <w:p>
       <w:pPr>
         <w:pStyle w:val="Heading4"/>
@@ -27667,18 +27725,18 @@
           <wp:inline>
             <wp:extent cx="2520000" cy="1819050"/>
             <wp:effectExtent b="0" l="0" r="0" t="0"/>
-            <wp:docPr descr="" title="" id="165" name="Picture"/>
+            <wp:docPr descr="" title="" id="168" name="Picture"/>
             <a:graphic>
               <a:graphicData uri="http://schemas.openxmlformats.org/drawingml/2006/picture">
                 <pic:pic>
                   <pic:nvPicPr>
-                    <pic:cNvPr descr="095ccfd9e7afbacba8ae144969a41acd0968961423a745503d70dca041fb2520.jpg" id="166" name="Picture"/>
+                    <pic:cNvPr descr="095ccfd9e7afbacba8ae144969a41acd0968961423a745503d70dca041fb2520.jpg" id="169" name="Picture"/>
                     <pic:cNvPicPr>
                       <a:picLocks noChangeArrowheads="1" noChangeAspect="1"/>
                     </pic:cNvPicPr>
                   </pic:nvPicPr>
                   <pic:blipFill>
-                    <a:blip r:embed="rId164"/>
+                    <a:blip r:embed="rId167"/>
                     <a:stretch>
                       <a:fillRect/>
                     </a:stretch>
@@ -27729,18 +27787,18 @@
           <wp:inline>
             <wp:extent cx="2015999" cy="1962666"/>
             <wp:effectExtent b="0" l="0" r="0" t="0"/>
-            <wp:docPr descr="" title="" id="168" name="Picture"/>
+            <wp:docPr descr="" title="" id="171" name="Picture"/>
             <a:graphic>
               <a:graphicData uri="http://schemas.openxmlformats.org/drawingml/2006/picture">
                 <pic:pic>
                   <pic:nvPicPr>
-                    <pic:cNvPr descr="eb72bbe2444db0869841e22973c8652a06649e432542887aa375554f1e84d6f2.jpg" id="169" name="Picture"/>
+                    <pic:cNvPr descr="eb72bbe2444db0869841e22973c8652a06649e432542887aa375554f1e84d6f2.jpg" id="172" name="Picture"/>
                     <pic:cNvPicPr>
                       <a:picLocks noChangeArrowheads="1" noChangeAspect="1"/>
                     </pic:cNvPicPr>
                   </pic:nvPicPr>
                   <pic:blipFill>
-                    <a:blip r:embed="rId167"/>
+                    <a:blip r:embed="rId170"/>
                     <a:stretch>
                       <a:fillRect/>
                     </a:stretch>
@@ -27789,9 +27847,9 @@
         <w:t xml:space="preserve">分）</w:t>
       </w:r>
     </w:p>
-    <w:bookmarkEnd w:id="170"/>
-    <w:bookmarkEnd w:id="171"/>
-    <w:bookmarkStart w:id="197" w:name="第-10-题13-分金红石及其相似结构"/>
+    <w:bookmarkEnd w:id="173"/>
+    <w:bookmarkEnd w:id="174"/>
+    <w:bookmarkStart w:id="200" w:name="第-10-题13-分金红石及其相似结构"/>
     <w:p>
       <w:pPr>
         <w:pStyle w:val="Heading3"/>
@@ -27908,18 +27966,18 @@
           <wp:inline>
             <wp:extent cx="2520000" cy="1397125"/>
             <wp:effectExtent b="0" l="0" r="0" t="0"/>
-            <wp:docPr descr="" title="" id="173" name="Picture"/>
+            <wp:docPr descr="" title="" id="176" name="Picture"/>
             <a:graphic>
               <a:graphicData uri="http://schemas.openxmlformats.org/drawingml/2006/picture">
                 <pic:pic>
                   <pic:nvPicPr>
-                    <pic:cNvPr descr="b923065217cd2f46b0d48a15c71f300e06b2e7ea19b50d98873bc16515f92651.jpg" id="174" name="Picture"/>
+                    <pic:cNvPr descr="b923065217cd2f46b0d48a15c71f300e06b2e7ea19b50d98873bc16515f92651.jpg" id="177" name="Picture"/>
                     <pic:cNvPicPr>
                       <a:picLocks noChangeArrowheads="1" noChangeAspect="1"/>
                     </pic:cNvPicPr>
                   </pic:nvPicPr>
                   <pic:blipFill>
-                    <a:blip r:embed="rId172"/>
+                    <a:blip r:embed="rId175"/>
                     <a:stretch>
                       <a:fillRect/>
                     </a:stretch>
@@ -28530,18 +28588,18 @@
           <wp:inline>
             <wp:extent cx="2015999" cy="1966068"/>
             <wp:effectExtent b="0" l="0" r="0" t="0"/>
-            <wp:docPr descr="" title="" id="176" name="Picture"/>
+            <wp:docPr descr="" title="" id="179" name="Picture"/>
             <a:graphic>
               <a:graphicData uri="http://schemas.openxmlformats.org/drawingml/2006/picture">
                 <pic:pic>
                   <pic:nvPicPr>
-                    <pic:cNvPr descr="f39cc210ff974c0c0aa6dded6592917d8541f38c86677428e74fea5967095792.jpg" id="177" name="Picture"/>
+                    <pic:cNvPr descr="f39cc210ff974c0c0aa6dded6592917d8541f38c86677428e74fea5967095792.jpg" id="180" name="Picture"/>
                     <pic:cNvPicPr>
                       <a:picLocks noChangeArrowheads="1" noChangeAspect="1"/>
                     </pic:cNvPicPr>
                   </pic:nvPicPr>
                   <pic:blipFill>
-                    <a:blip r:embed="rId175"/>
+                    <a:blip r:embed="rId178"/>
                     <a:stretch>
                       <a:fillRect/>
                     </a:stretch>
@@ -28684,18 +28742,18 @@
           <wp:inline>
             <wp:extent cx="2015999" cy="1984984"/>
             <wp:effectExtent b="0" l="0" r="0" t="0"/>
-            <wp:docPr descr="" title="" id="179" name="Picture"/>
+            <wp:docPr descr="" title="" id="182" name="Picture"/>
             <a:graphic>
               <a:graphicData uri="http://schemas.openxmlformats.org/drawingml/2006/picture">
                 <pic:pic>
                   <pic:nvPicPr>
-                    <pic:cNvPr descr="50edbee358c78d6ef62eab9f004cf03befba0ea49840da5b3aebb94be27cbcc3.jpg" id="180" name="Picture"/>
+                    <pic:cNvPr descr="50edbee358c78d6ef62eab9f004cf03befba0ea49840da5b3aebb94be27cbcc3.jpg" id="183" name="Picture"/>
                     <pic:cNvPicPr>
                       <a:picLocks noChangeArrowheads="1" noChangeAspect="1"/>
                     </pic:cNvPicPr>
                   </pic:nvPicPr>
                   <pic:blipFill>
-                    <a:blip r:embed="rId178"/>
+                    <a:blip r:embed="rId181"/>
                     <a:stretch>
                       <a:fillRect/>
                     </a:stretch>
@@ -28921,16 +28979,7 @@
         <w:rPr>
           <w:rFonts w:ascii="Times New Roman" w:hAnsi="Times New Roman" w:cs="Times New Roman" w:eastAsia="SimSun"/>
         </w:rPr>
-        <w:t xml:space="preserve">并没有画出，结合对称性看)10-3-1</w:t>
-      </w:r>
-      <w:r>
-        <w:t xml:space="preserve"> </w:t>
-      </w:r>
-      <w:r>
-        <w:rPr>
-          <w:rFonts w:ascii="Times New Roman" w:hAnsi="Times New Roman" w:cs="Times New Roman" w:eastAsia="SimSun"/>
-        </w:rPr>
-        <w:t xml:space="preserve">写出晶体的化学式。</w:t>
+        <w:t xml:space="preserve">并没有画出，结合对称性看)</w:t>
       </w:r>
     </w:p>
     <w:p>
@@ -28939,22 +28988,13 @@
         <w:spacing w:before="0" w:after="0" w:line="276" w:lineRule="auto"/>
       </w:pPr>
       <w:r>
-        <w:t xml:space="preserve">10-3-2 </w:t>
-      </w:r>
-      <w:r>
-        <w:rPr>
-          <w:rFonts w:ascii="Times New Roman" w:hAnsi="Times New Roman" w:cs="Times New Roman" w:eastAsia="SimSun"/>
-        </w:rPr>
-        <w:t xml:space="preserve">写出晶体中</w:t>
-      </w:r>
-      <w:r>
-        <w:t xml:space="preserve"> Ru </w:t>
-      </w:r>
-      <w:r>
-        <w:rPr>
-          <w:rFonts w:ascii="Times New Roman" w:hAnsi="Times New Roman" w:cs="Times New Roman" w:eastAsia="SimSun"/>
-        </w:rPr>
-        <w:t xml:space="preserve">周围的配位多面体的名称。</w:t>
+        <w:t xml:space="preserve">10-3-1 </w:t>
+      </w:r>
+      <w:r>
+        <w:rPr>
+          <w:rFonts w:ascii="Times New Roman" w:hAnsi="Times New Roman" w:cs="Times New Roman" w:eastAsia="SimSun"/>
+        </w:rPr>
+        <w:t xml:space="preserve">写出晶体的化学式。</w:t>
       </w:r>
     </w:p>
     <w:p>
@@ -28963,7 +29003,7 @@
         <w:spacing w:before="0" w:after="0" w:line="276" w:lineRule="auto"/>
       </w:pPr>
       <w:r>
-        <w:t xml:space="preserve">10-3-3 </w:t>
+        <w:t xml:space="preserve">10-3-2 </w:t>
       </w:r>
       <w:r>
         <w:rPr>
@@ -28972,22 +29012,13 @@
         <w:t xml:space="preserve">写出晶体中</w:t>
       </w:r>
       <w:r>
-        <w:t xml:space="preserve"> 3、4、5 </w:t>
-      </w:r>
-      <w:r>
-        <w:rPr>
-          <w:rFonts w:ascii="Times New Roman" w:hAnsi="Times New Roman" w:cs="Times New Roman" w:eastAsia="SimSun"/>
-        </w:rPr>
-        <w:t xml:space="preserve">配位的</w:t>
-      </w:r>
-      <w:r>
-        <w:t xml:space="preserve"> H </w:t>
-      </w:r>
-      <w:r>
-        <w:rPr>
-          <w:rFonts w:ascii="Times New Roman" w:hAnsi="Times New Roman" w:cs="Times New Roman" w:eastAsia="SimSun"/>
-        </w:rPr>
-        <w:t xml:space="preserve">的个数比。</w:t>
+        <w:t xml:space="preserve"> Ru </w:t>
+      </w:r>
+      <w:r>
+        <w:rPr>
+          <w:rFonts w:ascii="Times New Roman" w:hAnsi="Times New Roman" w:cs="Times New Roman" w:eastAsia="SimSun"/>
+        </w:rPr>
+        <w:t xml:space="preserve">周围的配位多面体的名称。</w:t>
       </w:r>
     </w:p>
     <w:p>
@@ -28996,6 +29027,39 @@
         <w:spacing w:before="0" w:after="0" w:line="276" w:lineRule="auto"/>
       </w:pPr>
       <w:r>
+        <w:t xml:space="preserve">10-3-3 </w:t>
+      </w:r>
+      <w:r>
+        <w:rPr>
+          <w:rFonts w:ascii="Times New Roman" w:hAnsi="Times New Roman" w:cs="Times New Roman" w:eastAsia="SimSun"/>
+        </w:rPr>
+        <w:t xml:space="preserve">写出晶体中</w:t>
+      </w:r>
+      <w:r>
+        <w:t xml:space="preserve"> 3、4、5 </w:t>
+      </w:r>
+      <w:r>
+        <w:rPr>
+          <w:rFonts w:ascii="Times New Roman" w:hAnsi="Times New Roman" w:cs="Times New Roman" w:eastAsia="SimSun"/>
+        </w:rPr>
+        <w:t xml:space="preserve">配位的</w:t>
+      </w:r>
+      <w:r>
+        <w:t xml:space="preserve"> H </w:t>
+      </w:r>
+      <w:r>
+        <w:rPr>
+          <w:rFonts w:ascii="Times New Roman" w:hAnsi="Times New Roman" w:cs="Times New Roman" w:eastAsia="SimSun"/>
+        </w:rPr>
+        <w:t xml:space="preserve">的个数比。</w:t>
+      </w:r>
+    </w:p>
+    <w:p>
+      <w:pPr>
+        <w:pStyle w:val="BodyText"/>
+        <w:spacing w:before="0" w:after="0" w:line="276" w:lineRule="auto"/>
+      </w:pPr>
+      <w:r>
         <w:t xml:space="preserve">10-3-4 </w:t>
       </w:r>
       <w:r>
@@ -29014,7 +29078,7 @@
         <w:t xml:space="preserve">的配位数。</w:t>
       </w:r>
     </w:p>
-    <w:bookmarkStart w:id="196" w:name="答案-9"/>
+    <w:bookmarkStart w:id="199" w:name="答案-9"/>
     <w:p>
       <w:pPr>
         <w:pStyle w:val="Heading4"/>
@@ -29037,18 +29101,18 @@
           <wp:inline>
             <wp:extent cx="2520000" cy="1802983"/>
             <wp:effectExtent b="0" l="0" r="0" t="0"/>
-            <wp:docPr descr="" title="" id="182" name="Picture"/>
+            <wp:docPr descr="" title="" id="185" name="Picture"/>
             <a:graphic>
               <a:graphicData uri="http://schemas.openxmlformats.org/drawingml/2006/picture">
                 <pic:pic>
                   <pic:nvPicPr>
-                    <pic:cNvPr descr="2cd5a19cde721ad8f8a896de05d7ca10993f4211055245b5c472965a7f67278a.jpg" id="183" name="Picture"/>
+                    <pic:cNvPr descr="2cd5a19cde721ad8f8a896de05d7ca10993f4211055245b5c472965a7f67278a.jpg" id="186" name="Picture"/>
                     <pic:cNvPicPr>
                       <a:picLocks noChangeArrowheads="1" noChangeAspect="1"/>
                     </pic:cNvPicPr>
                   </pic:nvPicPr>
                   <pic:blipFill>
-                    <a:blip r:embed="rId181"/>
+                    <a:blip r:embed="rId184"/>
                     <a:stretch>
                       <a:fillRect/>
                     </a:stretch>
@@ -29393,18 +29457,18 @@
           <wp:inline>
             <wp:extent cx="2520000" cy="1733052"/>
             <wp:effectExtent b="0" l="0" r="0" t="0"/>
-            <wp:docPr descr="" title="" id="185" name="Picture"/>
+            <wp:docPr descr="" title="" id="188" name="Picture"/>
             <a:graphic>
               <a:graphicData uri="http://schemas.openxmlformats.org/drawingml/2006/picture">
                 <pic:pic>
                   <pic:nvPicPr>
-                    <pic:cNvPr descr="565e20b5c0dc372961f72e698e7de33b553daf6be5c9ba052cb6af04952a81ea.jpg" id="186" name="Picture"/>
+                    <pic:cNvPr descr="565e20b5c0dc372961f72e698e7de33b553daf6be5c9ba052cb6af04952a81ea.jpg" id="189" name="Picture"/>
                     <pic:cNvPicPr>
                       <a:picLocks noChangeArrowheads="1" noChangeAspect="1"/>
                     </pic:cNvPicPr>
                   </pic:nvPicPr>
                   <pic:blipFill>
-                    <a:blip r:embed="rId184"/>
+                    <a:blip r:embed="rId187"/>
                     <a:stretch>
                       <a:fillRect/>
                     </a:stretch>
@@ -29797,18 +29861,18 @@
           <wp:inline>
             <wp:extent cx="2015999" cy="1966068"/>
             <wp:effectExtent b="0" l="0" r="0" t="0"/>
-            <wp:docPr descr="" title="" id="188" name="Picture"/>
+            <wp:docPr descr="" title="" id="191" name="Picture"/>
             <a:graphic>
               <a:graphicData uri="http://schemas.openxmlformats.org/drawingml/2006/picture">
                 <pic:pic>
                   <pic:nvPicPr>
-                    <pic:cNvPr descr="152bd1c115a95e8cb828dcc28ebcb964dfc471b63a5a9071167d7199e048c298.jpg" id="189" name="Picture"/>
+                    <pic:cNvPr descr="152bd1c115a95e8cb828dcc28ebcb964dfc471b63a5a9071167d7199e048c298.jpg" id="192" name="Picture"/>
                     <pic:cNvPicPr>
                       <a:picLocks noChangeArrowheads="1" noChangeAspect="1"/>
                     </pic:cNvPicPr>
                   </pic:nvPicPr>
                   <pic:blipFill>
-                    <a:blip r:embed="rId187"/>
+                    <a:blip r:embed="rId190"/>
                     <a:stretch>
                       <a:fillRect/>
                     </a:stretch>
@@ -30650,18 +30714,18 @@
           <wp:inline>
             <wp:extent cx="2015999" cy="2000372"/>
             <wp:effectExtent b="0" l="0" r="0" t="0"/>
-            <wp:docPr descr="" title="" id="191" name="Picture"/>
+            <wp:docPr descr="" title="" id="194" name="Picture"/>
             <a:graphic>
               <a:graphicData uri="http://schemas.openxmlformats.org/drawingml/2006/picture">
                 <pic:pic>
                   <pic:nvPicPr>
-                    <pic:cNvPr descr="bb44a8c2d19bbd535e1513ac9d7906c8d2dac51d941eebd81c2047d733d44140.jpg" id="192" name="Picture"/>
+                    <pic:cNvPr descr="bb44a8c2d19bbd535e1513ac9d7906c8d2dac51d941eebd81c2047d733d44140.jpg" id="195" name="Picture"/>
                     <pic:cNvPicPr>
                       <a:picLocks noChangeArrowheads="1" noChangeAspect="1"/>
                     </pic:cNvPicPr>
                   </pic:nvPicPr>
                   <pic:blipFill>
-                    <a:blip r:embed="rId190"/>
+                    <a:blip r:embed="rId193"/>
                     <a:stretch>
                       <a:fillRect/>
                     </a:stretch>
@@ -30752,18 +30816,18 @@
           <wp:inline>
             <wp:extent cx="2015999" cy="1999430"/>
             <wp:effectExtent b="0" l="0" r="0" t="0"/>
-            <wp:docPr descr="" title="" id="194" name="Picture"/>
+            <wp:docPr descr="" title="" id="197" name="Picture"/>
             <a:graphic>
               <a:graphicData uri="http://schemas.openxmlformats.org/drawingml/2006/picture">
                 <pic:pic>
                   <pic:nvPicPr>
-                    <pic:cNvPr descr="bf5a4aaf301249a579698216c4e69131b2a03881975cf89d0d4a11499febddec.jpg" id="195" name="Picture"/>
+                    <pic:cNvPr descr="bf5a4aaf301249a579698216c4e69131b2a03881975cf89d0d4a11499febddec.jpg" id="198" name="Picture"/>
                     <pic:cNvPicPr>
                       <a:picLocks noChangeArrowheads="1" noChangeAspect="1"/>
                     </pic:cNvPicPr>
                   </pic:nvPicPr>
                   <pic:blipFill>
-                    <a:blip r:embed="rId193"/>
+                    <a:blip r:embed="rId196"/>
                     <a:stretch>
                       <a:fillRect/>
                     </a:stretch>
@@ -32429,10 +32493,10 @@
         <w:t xml:space="preserve">而根据前一小问的分析，3号H是3配位的，因此这个Na与左下区域的3号H并不相连。至于其是否与2号H相连，在左下区域内不容易看出，不妨转而利用对称性把目光投向左上区域。刚才我们分析的这个Na对应的是左上区域靠近左上顶点的Na，显然它是与2号H相连的，而2号H也是有上下对称的2个的。相加可得这个Na的总配位数为8，可知我们前面的的分析都是自洽的。</w:t>
       </w:r>
     </w:p>
-    <w:bookmarkEnd w:id="196"/>
-    <w:bookmarkEnd w:id="197"/>
-    <w:bookmarkEnd w:id="198"/>
-    <w:bookmarkStart w:id="199" w:name="附选题清单题卡溯源"/>
+    <w:bookmarkEnd w:id="199"/>
+    <w:bookmarkEnd w:id="200"/>
+    <w:bookmarkEnd w:id="201"/>
+    <w:bookmarkStart w:id="202" w:name="附选题清单题卡溯源"/>
     <w:p>
       <w:pPr>
         <w:pStyle w:val="Heading2"/>
@@ -33864,8 +33928,8 @@
         <w:t xml:space="preserve">，故本卷不按考段标注。</w:t>
       </w:r>
     </w:p>
-    <w:bookmarkEnd w:id="199"/>
-    <w:bookmarkEnd w:id="200"/>
+    <w:bookmarkEnd w:id="202"/>
+    <w:bookmarkEnd w:id="203"/>
     <w:sectPr>
       <w:footerReference r:id="rId9" w:type="default"/>
       <w:headerReference r:id="rId10" w:type="default"/>

--- a/00-首页/题组Word/初赛模拟卷/真题版式/初赛模拟卷XIV（非有机·答案与解析版·真题版式）.docx
+++ b/00-首页/题组Word/初赛模拟卷/真题版式/初赛模拟卷XIV（非有机·答案与解析版·真题版式）.docx
@@ -592,19 +592,37 @@
         <w:t xml:space="preserve">很多具有钙钛矿结构的化合物是重要的功能材料。三维钙钛矿组成常用</w:t>
       </w:r>
       <w:r>
-        <w:t xml:space="preserve"> ABX</w:t>
-      </w:r>
-      <w:r>
         <w:t xml:space="preserve"> </w:t>
       </w:r>
       <m:oMath>
         <m:sSub>
           <m:e>
             <m:r>
-              <w:rPr>
-                <w:rFonts w:ascii="Times New Roman" w:hAnsi="Times New Roman" w:cs="Times New Roman" w:eastAsia="SimSun"/>
-              </w:rPr>
-              <m:t xml:space="preserve"> </m:t>
+              <m:rPr>
+                <m:sty m:val="p"/>
+              </m:rPr>
+              <w:rPr>
+                <w:rFonts w:ascii="Times New Roman" w:hAnsi="Times New Roman" w:cs="Times New Roman" w:eastAsia="SimSun"/>
+              </w:rPr>
+              <m:t>A</m:t>
+            </m:r>
+            <m:r>
+              <m:rPr>
+                <m:sty m:val="p"/>
+              </m:rPr>
+              <w:rPr>
+                <w:rFonts w:ascii="Times New Roman" w:hAnsi="Times New Roman" w:cs="Times New Roman" w:eastAsia="SimSun"/>
+              </w:rPr>
+              <m:t>B</m:t>
+            </m:r>
+            <m:r>
+              <m:rPr>
+                <m:sty m:val="p"/>
+              </m:rPr>
+              <w:rPr>
+                <w:rFonts w:ascii="Times New Roman" w:hAnsi="Times New Roman" w:cs="Times New Roman" w:eastAsia="SimSun"/>
+              </w:rPr>
+              <m:t>X</m:t>
             </m:r>
           </m:e>
           <m:sub>
@@ -2182,9 +2200,12 @@
         </w:rPr>
         <w:t xml:space="preserve">提示：晶胞图中给出的原子并不都在晶胞内。</w:t>
       </w:r>
-      <w:r>
-        <w:t xml:space="preserve"> </w:t>
-      </w:r>
+    </w:p>
+    <w:p>
+      <w:pPr>
+        <w:pStyle w:val="BodyText"/>
+        <w:spacing w:before="0" w:after="0" w:line="276" w:lineRule="auto"/>
+      </w:pPr>
       <w:r>
         <w:t xml:space="preserve">1-1-3 </w:t>
       </w:r>
@@ -2319,9 +2340,25 @@
         </w:rPr>
         <w:t xml:space="preserve">属于铁电相。</w:t>
       </w:r>
-      <w:r>
-        <w:t xml:space="preserve"> </w:t>
-      </w:r>
+    </w:p>
+    <w:p>
+      <w:pPr>
+        <w:pStyle w:val="BodyText"/>
+        <w:spacing w:before="0" w:after="0" w:line="276" w:lineRule="auto"/>
+        <w:ind w:firstLineChars="200" w:firstLine="420"/>
+      </w:pPr>
+      <w:r>
+        <w:rPr>
+          <w:rFonts w:ascii="Times New Roman" w:hAnsi="Times New Roman" w:cs="Times New Roman" w:eastAsia="SimSun"/>
+        </w:rPr>
+        <w:t xml:space="preserve">对称性的下降是产生钙钛矿独特物理化学性质的必要条件,调控钙钛矿的对称性也是科研领域的重要课题。将三维钙钛矿沿垂直四重轴的平面切开,并调整层间的原子即可得到一系列二维钙钛矿结构。</w:t>
+      </w:r>
+    </w:p>
+    <w:p>
+      <w:pPr>
+        <w:pStyle w:val="BodyText"/>
+        <w:spacing w:before="0" w:after="0" w:line="276" w:lineRule="auto"/>
+      </w:pPr>
       <w:r>
         <w:t xml:space="preserve">1-2 </w:t>
       </w:r>
@@ -2343,9 +2380,83 @@
       <w:r>
         <w:t xml:space="preserve"> C)</w:t>
       </w:r>
-      <w:r>
-        <w:t xml:space="preserve"> </w:t>
-      </w:r>
+    </w:p>
+    <w:p>
+      <w:pPr>
+        <w:pStyle w:val="BodyText"/>
+        <w:spacing w:before="120" w:after="120" w:line="240" w:lineRule="auto"/>
+        <w:jc w:val="center"/>
+      </w:pPr>
+      <w:r>
+        <w:drawing>
+          <wp:inline>
+            <wp:extent cx="2520000" cy="1482666"/>
+            <wp:effectExtent b="0" l="0" r="0" t="0"/>
+            <wp:docPr descr="" title="" id="23" name="Picture"/>
+            <a:graphic>
+              <a:graphicData uri="http://schemas.openxmlformats.org/drawingml/2006/picture">
+                <pic:pic>
+                  <pic:nvPicPr>
+                    <pic:cNvPr descr="3e836873135ef1527b0d40dee3f60bd50288ec5efe97a648cd0d1c079f700927.jpg" id="24" name="Picture"/>
+                    <pic:cNvPicPr>
+                      <a:picLocks noChangeArrowheads="1" noChangeAspect="1"/>
+                    </pic:cNvPicPr>
+                  </pic:nvPicPr>
+                  <pic:blipFill>
+                    <a:blip r:embed="rId22"/>
+                    <a:stretch>
+                      <a:fillRect/>
+                    </a:stretch>
+                  </pic:blipFill>
+                  <pic:spPr bwMode="auto">
+                    <a:xfrm>
+                      <a:off x="0" y="0"/>
+                      <a:ext cx="2520000" cy="1482666"/>
+                    </a:xfrm>
+                    <a:prstGeom prst="rect">
+                      <a:avLst/>
+                    </a:prstGeom>
+                    <a:noFill/>
+                    <a:ln w="9525">
+                      <a:noFill/>
+                      <a:headEnd/>
+                      <a:tailEnd/>
+                    </a:ln>
+                  </pic:spPr>
+                </pic:pic>
+              </a:graphicData>
+            </a:graphic>
+          </wp:inline>
+        </w:drawing>
+      </w:r>
+    </w:p>
+    <w:p>
+      <w:pPr>
+        <w:pStyle w:val="BodyText"/>
+        <w:spacing w:before="0" w:after="0" w:line="276" w:lineRule="auto"/>
+        <w:ind w:firstLineChars="200" w:firstLine="420"/>
+      </w:pPr>
+      <w:r>
+        <w:rPr>
+          <w:rFonts w:ascii="Times New Roman" w:hAnsi="Times New Roman" w:cs="Times New Roman" w:eastAsia="SimSun"/>
+        </w:rPr>
+        <w:t xml:space="preserve">二维钙钛矿在太阳能电池领域展现出极大的应用前景,这与其非线性光学性质息息相关。二次谐波(Second</w:t>
+      </w:r>
+      <w:r>
+        <w:t xml:space="preserve"> Harmonic Generation, </w:t>
+      </w:r>
+      <w:r>
+        <w:rPr>
+          <w:rFonts w:ascii="Times New Roman" w:hAnsi="Times New Roman" w:cs="Times New Roman" w:eastAsia="SimSun"/>
+        </w:rPr>
+        <w:t xml:space="preserve">SHG)是指非线性介质将相同频率的光子混合而产生的频率加倍的信号,一系列不具有对称中心的二维钙钛矿晶体均能产生二次谐波信号。</w:t>
+      </w:r>
+    </w:p>
+    <w:p>
+      <w:pPr>
+        <w:pStyle w:val="BodyText"/>
+        <w:spacing w:before="0" w:after="0" w:line="276" w:lineRule="auto"/>
+      </w:pPr>
       <w:r>
         <w:t xml:space="preserve">1-3 </w:t>
       </w:r>
@@ -2364,74 +2475,18 @@
         </w:rPr>
         <w:t xml:space="preserve">理论极限。使用非线性光学器件可能可以突破理论上限，解释原因。</w:t>
       </w:r>
-      <w:r>
-        <w:t xml:space="preserve"> </w:t>
-      </w:r>
-      <w:r>
-        <w:t xml:space="preserve">1-4-1 </w:t>
-      </w:r>
-      <w:r>
-        <w:rPr>
-          <w:rFonts w:ascii="Times New Roman" w:hAnsi="Times New Roman" w:cs="Times New Roman" w:eastAsia="SimSun"/>
-        </w:rPr>
-        <w:t xml:space="preserve">直接指出</w:t>
-      </w:r>
-      <w:r>
-        <w:t xml:space="preserve"> M </w:t>
-      </w:r>
-      <w:r>
-        <w:rPr>
-          <w:rFonts w:ascii="Times New Roman" w:hAnsi="Times New Roman" w:cs="Times New Roman" w:eastAsia="SimSun"/>
-        </w:rPr>
-        <w:t xml:space="preserve">属于哪种类型的二维钙钛矿(Ruddlesden-Popper</w:t>
-      </w:r>
-      <w:r>
-        <w:t xml:space="preserve"> </w:t>
-      </w:r>
-      <w:r>
-        <w:rPr>
-          <w:rFonts w:ascii="Times New Roman" w:hAnsi="Times New Roman" w:cs="Times New Roman" w:eastAsia="SimSun"/>
-        </w:rPr>
-        <w:t xml:space="preserve">相、Dion-Jacobson</w:t>
-      </w:r>
-      <w:r>
-        <w:t xml:space="preserve"> </w:t>
-      </w:r>
-      <w:r>
-        <w:rPr>
-          <w:rFonts w:ascii="Times New Roman" w:hAnsi="Times New Roman" w:cs="Times New Roman" w:eastAsia="SimSun"/>
-        </w:rPr>
-        <w:t xml:space="preserve">相或</w:t>
-      </w:r>
-      <w:r>
-        <w:t xml:space="preserve"> Aurivillius </w:t>
-      </w:r>
-      <w:r>
-        <w:rPr>
-          <w:rFonts w:ascii="Times New Roman" w:hAnsi="Times New Roman" w:cs="Times New Roman" w:eastAsia="SimSun"/>
-        </w:rPr>
-        <w:t xml:space="preserve">相)。</w:t>
-      </w:r>
-      <w:r>
-        <w:t xml:space="preserve"> </w:t>
-      </w:r>
-      <w:r>
-        <w:t xml:space="preserve">1-4-2 X </w:t>
-      </w:r>
-      <w:r>
-        <w:rPr>
-          <w:rFonts w:ascii="Times New Roman" w:hAnsi="Times New Roman" w:cs="Times New Roman" w:eastAsia="SimSun"/>
-        </w:rPr>
-        <w:t xml:space="preserve">射线衍射测得</w:t>
-      </w:r>
-      <w:r>
-        <w:t xml:space="preserve"> M </w:t>
-      </w:r>
-      <w:r>
-        <w:rPr>
-          <w:rFonts w:ascii="Times New Roman" w:hAnsi="Times New Roman" w:cs="Times New Roman" w:eastAsia="SimSun"/>
-        </w:rPr>
-        <w:t xml:space="preserve">属于正交晶系，晶胞参数</w:t>
+    </w:p>
+    <w:p>
+      <w:pPr>
+        <w:pStyle w:val="BodyText"/>
+        <w:spacing w:before="0" w:after="0" w:line="276" w:lineRule="auto"/>
+        <w:ind w:firstLineChars="200" w:firstLine="420"/>
+      </w:pPr>
+      <w:r>
+        <w:rPr>
+          <w:rFonts w:ascii="Times New Roman" w:hAnsi="Times New Roman" w:cs="Times New Roman" w:eastAsia="SimSun"/>
+        </w:rPr>
+        <w:t xml:space="preserve">有机-无机杂化钙钛矿已成为材料领域的热门研究对象。称取</w:t>
       </w:r>
       <w:r>
         <w:t xml:space="preserve"> </w:t>
@@ -2441,54 +2496,39 @@
           <w:rPr>
             <w:rFonts w:ascii="Times New Roman" w:hAnsi="Times New Roman" w:cs="Times New Roman" w:eastAsia="SimSun"/>
           </w:rPr>
-          <m:t>a</m:t>
-        </m:r>
-        <m:r>
-          <m:rPr>
-            <m:sty m:val="p"/>
-          </m:rPr>
-          <w:rPr>
-            <w:rFonts w:ascii="Times New Roman" w:hAnsi="Times New Roman" w:cs="Times New Roman" w:eastAsia="SimSun"/>
-          </w:rPr>
-          <m:t>=</m:t>
-        </m:r>
-        <m:r>
-          <w:rPr>
-            <w:rFonts w:ascii="Times New Roman" w:hAnsi="Times New Roman" w:cs="Times New Roman" w:eastAsia="SimSun"/>
-          </w:rPr>
-          <m:t>8.435</m:t>
-        </m:r>
-        <m:r>
-          <w:rPr>
-            <w:rFonts w:ascii="Times New Roman" w:hAnsi="Times New Roman" w:cs="Times New Roman" w:eastAsia="SimSun"/>
-          </w:rPr>
-          <m:t> </m:t>
-        </m:r>
-        <m:r>
-          <m:rPr>
-            <m:nor/>
-            <m:sty m:val="p"/>
-          </m:rPr>
-          <w:rPr>
-            <w:rFonts w:ascii="Times New Roman" w:hAnsi="Times New Roman" w:cs="Times New Roman" w:eastAsia="SimSun"/>
-          </w:rPr>
-          <m:t>Å</m:t>
-        </m:r>
-      </m:oMath>
-      <w:r>
-        <w:t xml:space="preserve"> </w:t>
-      </w:r>
-      <w:r>
-        <w:rPr>
-          <w:rFonts w:ascii="Times New Roman" w:hAnsi="Times New Roman" w:cs="Times New Roman" w:eastAsia="SimSun"/>
-        </w:rPr>
-        <w:t xml:space="preserve">，</w:t>
-      </w:r>
-      <w:r>
-        <w:t xml:space="preserve"> </w:t>
-      </w:r>
-      <m:oMath>
-        <m:r>
+          <m:t>1.89</m:t>
+        </m:r>
+        <m:r>
+          <m:rPr>
+            <m:sty m:val="p"/>
+          </m:rPr>
+          <w:rPr>
+            <w:rFonts w:ascii="Times New Roman" w:hAnsi="Times New Roman" w:cs="Times New Roman" w:eastAsia="SimSun"/>
+          </w:rPr>
+          <m:t> </m:t>
+        </m:r>
+        <m:r>
+          <m:rPr>
+            <m:sty m:val="p"/>
+          </m:rPr>
+          <w:rPr>
+            <w:rFonts w:ascii="Times New Roman" w:hAnsi="Times New Roman" w:cs="Times New Roman" w:eastAsia="SimSun"/>
+          </w:rPr>
+          <m:t>g</m:t>
+        </m:r>
+        <m:r>
+          <m:rPr>
+            <m:sty m:val="p"/>
+          </m:rPr>
+          <w:rPr>
+            <w:rFonts w:ascii="Times New Roman" w:hAnsi="Times New Roman" w:cs="Times New Roman" w:eastAsia="SimSun"/>
+          </w:rPr>
+          <m:t>P</m:t>
+        </m:r>
+        <m:r>
+          <m:rPr>
+            <m:sty m:val="p"/>
+          </m:rPr>
           <w:rPr>
             <w:rFonts w:ascii="Times New Roman" w:hAnsi="Times New Roman" w:cs="Times New Roman" w:eastAsia="SimSun"/>
           </w:rPr>
@@ -2501,150 +2541,9 @@
           <w:rPr>
             <w:rFonts w:ascii="Times New Roman" w:hAnsi="Times New Roman" w:cs="Times New Roman" w:eastAsia="SimSun"/>
           </w:rPr>
-          <m:t>=</m:t>
-        </m:r>
-        <m:r>
-          <w:rPr>
-            <w:rFonts w:ascii="Times New Roman" w:hAnsi="Times New Roman" w:cs="Times New Roman" w:eastAsia="SimSun"/>
-          </w:rPr>
-          <m:t>46.305</m:t>
-        </m:r>
-        <m:r>
-          <w:rPr>
-            <w:rFonts w:ascii="Times New Roman" w:hAnsi="Times New Roman" w:cs="Times New Roman" w:eastAsia="SimSun"/>
-          </w:rPr>
-          <m:t> </m:t>
-        </m:r>
-        <m:r>
-          <m:rPr>
-            <m:nor/>
-            <m:sty m:val="p"/>
-          </m:rPr>
-          <w:rPr>
-            <w:rFonts w:ascii="Times New Roman" w:hAnsi="Times New Roman" w:cs="Times New Roman" w:eastAsia="SimSun"/>
-          </w:rPr>
-          <m:t>Å</m:t>
-        </m:r>
-      </m:oMath>
-      <w:r>
-        <w:t xml:space="preserve"> </w:t>
-      </w:r>
-      <w:r>
-        <w:rPr>
-          <w:rFonts w:ascii="Times New Roman" w:hAnsi="Times New Roman" w:cs="Times New Roman" w:eastAsia="SimSun"/>
-        </w:rPr>
-        <w:t xml:space="preserve">，</w:t>
-      </w:r>
-      <w:r>
-        <w:t xml:space="preserve"> </w:t>
-      </w:r>
-      <m:oMath>
-        <m:r>
-          <w:rPr>
-            <w:rFonts w:ascii="Times New Roman" w:hAnsi="Times New Roman" w:cs="Times New Roman" w:eastAsia="SimSun"/>
-          </w:rPr>
-          <m:t>c</m:t>
-        </m:r>
-        <m:r>
-          <m:rPr>
-            <m:sty m:val="p"/>
-          </m:rPr>
-          <w:rPr>
-            <w:rFonts w:ascii="Times New Roman" w:hAnsi="Times New Roman" w:cs="Times New Roman" w:eastAsia="SimSun"/>
-          </w:rPr>
-          <m:t>=</m:t>
-        </m:r>
-        <m:r>
-          <w:rPr>
-            <w:rFonts w:ascii="Times New Roman" w:hAnsi="Times New Roman" w:cs="Times New Roman" w:eastAsia="SimSun"/>
-          </w:rPr>
-          <m:t>8.436</m:t>
-        </m:r>
-        <m:r>
-          <w:rPr>
-            <w:rFonts w:ascii="Times New Roman" w:hAnsi="Times New Roman" w:cs="Times New Roman" w:eastAsia="SimSun"/>
-          </w:rPr>
-          <m:t> </m:t>
-        </m:r>
-        <m:r>
-          <m:rPr>
-            <m:nor/>
-            <m:sty m:val="p"/>
-          </m:rPr>
-          <w:rPr>
-            <w:rFonts w:ascii="Times New Roman" w:hAnsi="Times New Roman" w:cs="Times New Roman" w:eastAsia="SimSun"/>
-          </w:rPr>
-          <m:t>Å</m:t>
-        </m:r>
-      </m:oMath>
-      <w:r>
-        <w:t xml:space="preserve"> </w:t>
-      </w:r>
-      <w:r>
-        <w:rPr>
-          <w:rFonts w:ascii="Times New Roman" w:hAnsi="Times New Roman" w:cs="Times New Roman" w:eastAsia="SimSun"/>
-        </w:rPr>
-        <w:t xml:space="preserve">，计算出的理论密度</w:t>
-      </w:r>
-      <w:r>
-        <w:t xml:space="preserve"> </w:t>
-      </w:r>
-      <m:oMath>
-        <m:r>
-          <w:rPr>
-            <w:rFonts w:ascii="Times New Roman" w:hAnsi="Times New Roman" w:cs="Times New Roman" w:eastAsia="SimSun"/>
-          </w:rPr>
-          <m:t>D</m:t>
-        </m:r>
-        <m:r>
-          <m:rPr>
-            <m:sty m:val="p"/>
-          </m:rPr>
-          <w:rPr>
-            <w:rFonts w:ascii="Times New Roman" w:hAnsi="Times New Roman" w:cs="Times New Roman" w:eastAsia="SimSun"/>
-          </w:rPr>
-          <m:t>=</m:t>
-        </m:r>
-        <m:r>
-          <w:rPr>
-            <w:rFonts w:ascii="Times New Roman" w:hAnsi="Times New Roman" w:cs="Times New Roman" w:eastAsia="SimSun"/>
-          </w:rPr>
-          <m:t>3.243</m:t>
-        </m:r>
-        <m:r>
-          <w:rPr>
-            <w:rFonts w:ascii="Times New Roman" w:hAnsi="Times New Roman" w:cs="Times New Roman" w:eastAsia="SimSun"/>
-          </w:rPr>
-          <m:t> </m:t>
-        </m:r>
-        <m:r>
-          <m:rPr>
-            <m:sty m:val="p"/>
-          </m:rPr>
-          <w:rPr>
-            <w:rFonts w:ascii="Times New Roman" w:hAnsi="Times New Roman" w:cs="Times New Roman" w:eastAsia="SimSun"/>
-          </w:rPr>
-          <m:t>g</m:t>
-        </m:r>
-        <m:r>
-          <m:rPr>
-            <m:sty m:val="p"/>
-          </m:rPr>
-          <w:rPr>
-            <w:rFonts w:ascii="Times New Roman" w:hAnsi="Times New Roman" w:cs="Times New Roman" w:eastAsia="SimSun"/>
-          </w:rPr>
-          <m:t>/</m:t>
-        </m:r>
-        <m:r>
-          <m:rPr>
-            <m:sty m:val="p"/>
-          </m:rPr>
-          <w:rPr>
-            <w:rFonts w:ascii="Times New Roman" w:hAnsi="Times New Roman" w:cs="Times New Roman" w:eastAsia="SimSun"/>
-          </w:rPr>
-          <m:t>c</m:t>
-        </m:r>
-        <m:sSup>
+          <m:t>(</m:t>
+        </m:r>
+        <m:sSub>
           <m:e>
             <m:r>
               <m:rPr>
@@ -2653,10 +2552,8 @@
               <w:rPr>
                 <w:rFonts w:ascii="Times New Roman" w:hAnsi="Times New Roman" w:cs="Times New Roman" w:eastAsia="SimSun"/>
               </w:rPr>
-              <m:t>m</m:t>
-            </m:r>
-          </m:e>
-          <m:sup>
+              <m:t>C</m:t>
+            </m:r>
             <m:r>
               <m:rPr>
                 <m:sty m:val="p"/>
@@ -2664,6 +2561,495 @@
               <w:rPr>
                 <w:rFonts w:ascii="Times New Roman" w:hAnsi="Times New Roman" w:cs="Times New Roman" w:eastAsia="SimSun"/>
               </w:rPr>
+              <m:t>H</m:t>
+            </m:r>
+          </m:e>
+          <m:sub>
+            <m:r>
+              <w:rPr>
+                <w:rFonts w:ascii="Times New Roman" w:hAnsi="Times New Roman" w:cs="Times New Roman" w:eastAsia="SimSun"/>
+              </w:rPr>
+              <m:t>3</m:t>
+            </m:r>
+          </m:sub>
+        </m:sSub>
+        <m:r>
+          <m:rPr>
+            <m:sty m:val="p"/>
+          </m:rPr>
+          <w:rPr>
+            <w:rFonts w:ascii="Times New Roman" w:hAnsi="Times New Roman" w:cs="Times New Roman" w:eastAsia="SimSun"/>
+          </w:rPr>
+          <m:t>C</m:t>
+        </m:r>
+        <m:r>
+          <m:rPr>
+            <m:sty m:val="p"/>
+          </m:rPr>
+          <w:rPr>
+            <w:rFonts w:ascii="Times New Roman" w:hAnsi="Times New Roman" w:cs="Times New Roman" w:eastAsia="SimSun"/>
+          </w:rPr>
+          <m:t>O</m:t>
+        </m:r>
+        <m:r>
+          <m:rPr>
+            <m:sty m:val="p"/>
+          </m:rPr>
+          <w:rPr>
+            <w:rFonts w:ascii="Times New Roman" w:hAnsi="Times New Roman" w:cs="Times New Roman" w:eastAsia="SimSun"/>
+          </w:rPr>
+          <m:t>O</m:t>
+        </m:r>
+        <m:sSub>
+          <m:e>
+            <m:r>
+              <m:rPr>
+                <m:sty m:val="p"/>
+              </m:rPr>
+              <w:rPr>
+                <w:rFonts w:ascii="Times New Roman" w:hAnsi="Times New Roman" w:cs="Times New Roman" w:eastAsia="SimSun"/>
+              </w:rPr>
+              <m:t>)</m:t>
+            </m:r>
+          </m:e>
+          <m:sub>
+            <m:r>
+              <w:rPr>
+                <w:rFonts w:ascii="Times New Roman" w:hAnsi="Times New Roman" w:cs="Times New Roman" w:eastAsia="SimSun"/>
+              </w:rPr>
+              <m:t>2</m:t>
+            </m:r>
+          </m:sub>
+        </m:sSub>
+        <m:r>
+          <m:rPr>
+            <m:sty m:val="p"/>
+          </m:rPr>
+          <w:rPr>
+            <w:rFonts w:ascii="Times New Roman" w:hAnsi="Times New Roman" w:cs="Times New Roman" w:eastAsia="SimSun"/>
+          </w:rPr>
+          <m:t>⋅</m:t>
+        </m:r>
+        <m:r>
+          <w:rPr>
+            <w:rFonts w:ascii="Times New Roman" w:hAnsi="Times New Roman" w:cs="Times New Roman" w:eastAsia="SimSun"/>
+          </w:rPr>
+          <m:t>3</m:t>
+        </m:r>
+        <m:sSub>
+          <m:e>
+            <m:r>
+              <m:rPr>
+                <m:sty m:val="p"/>
+              </m:rPr>
+              <w:rPr>
+                <w:rFonts w:ascii="Times New Roman" w:hAnsi="Times New Roman" w:cs="Times New Roman" w:eastAsia="SimSun"/>
+              </w:rPr>
+              <m:t>H</m:t>
+            </m:r>
+          </m:e>
+          <m:sub>
+            <m:r>
+              <w:rPr>
+                <w:rFonts w:ascii="Times New Roman" w:hAnsi="Times New Roman" w:cs="Times New Roman" w:eastAsia="SimSun"/>
+              </w:rPr>
+              <m:t>2</m:t>
+            </m:r>
+          </m:sub>
+        </m:sSub>
+        <m:r>
+          <m:rPr>
+            <m:sty m:val="p"/>
+          </m:rPr>
+          <w:rPr>
+            <w:rFonts w:ascii="Times New Roman" w:hAnsi="Times New Roman" w:cs="Times New Roman" w:eastAsia="SimSun"/>
+          </w:rPr>
+          <m:t>O</m:t>
+        </m:r>
+      </m:oMath>
+      <w:r>
+        <w:t xml:space="preserve"> </w:t>
+      </w:r>
+      <w:r>
+        <w:rPr>
+          <w:rFonts w:ascii="Times New Roman" w:hAnsi="Times New Roman" w:cs="Times New Roman" w:eastAsia="SimSun"/>
+        </w:rPr>
+        <w:t xml:space="preserve">溶解在</w:t>
+      </w:r>
+      <w:r>
+        <w:t xml:space="preserve"> HBr </w:t>
+      </w:r>
+      <w:r>
+        <w:rPr>
+          <w:rFonts w:ascii="Times New Roman" w:hAnsi="Times New Roman" w:cs="Times New Roman" w:eastAsia="SimSun"/>
+        </w:rPr>
+        <w:t xml:space="preserve">溶液中,</w:t>
+      </w:r>
+      <w:r>
+        <w:t xml:space="preserve"> </w:t>
+      </w:r>
+      <w:r>
+        <w:rPr>
+          <w:rFonts w:ascii="Times New Roman" w:hAnsi="Times New Roman" w:cs="Times New Roman" w:eastAsia="SimSun"/>
+        </w:rPr>
+        <w:t xml:space="preserve">再加入</w:t>
+      </w:r>
+      <w:r>
+        <w:t xml:space="preserve"> </w:t>
+      </w:r>
+      <m:oMath>
+        <m:r>
+          <w:rPr>
+            <w:rFonts w:ascii="Times New Roman" w:hAnsi="Times New Roman" w:cs="Times New Roman" w:eastAsia="SimSun"/>
+          </w:rPr>
+          <m:t>0.32</m:t>
+        </m:r>
+        <m:r>
+          <m:rPr>
+            <m:sty m:val="p"/>
+          </m:rPr>
+          <w:rPr>
+            <w:rFonts w:ascii="Times New Roman" w:hAnsi="Times New Roman" w:cs="Times New Roman" w:eastAsia="SimSun"/>
+          </w:rPr>
+          <m:t> </m:t>
+        </m:r>
+        <m:r>
+          <m:rPr>
+            <m:sty m:val="p"/>
+          </m:rPr>
+          <w:rPr>
+            <w:rFonts w:ascii="Times New Roman" w:hAnsi="Times New Roman" w:cs="Times New Roman" w:eastAsia="SimSun"/>
+          </w:rPr>
+          <m:t>g</m:t>
+        </m:r>
+      </m:oMath>
+      <w:r>
+        <w:t xml:space="preserve"> </w:t>
+      </w:r>
+      <w:r>
+        <w:rPr>
+          <w:rFonts w:ascii="Times New Roman" w:hAnsi="Times New Roman" w:cs="Times New Roman" w:eastAsia="SimSun"/>
+        </w:rPr>
+        <w:t xml:space="preserve">乙胺,</w:t>
+      </w:r>
+      <w:r>
+        <w:t xml:space="preserve"> </w:t>
+      </w:r>
+      <w:r>
+        <w:rPr>
+          <w:rFonts w:ascii="Times New Roman" w:hAnsi="Times New Roman" w:cs="Times New Roman" w:eastAsia="SimSun"/>
+        </w:rPr>
+        <w:t xml:space="preserve">在合适的条件下反应即可得到一种二维钙钛矿晶体</w:t>
+      </w:r>
+      <w:r>
+        <w:t xml:space="preserve"> M。</w:t>
+      </w:r>
+    </w:p>
+    <w:p>
+      <w:pPr>
+        <w:pStyle w:val="BodyText"/>
+        <w:spacing w:before="0" w:after="0" w:line="276" w:lineRule="auto"/>
+      </w:pPr>
+      <w:r>
+        <w:t xml:space="preserve">1-4-1 </w:t>
+      </w:r>
+      <w:r>
+        <w:rPr>
+          <w:rFonts w:ascii="Times New Roman" w:hAnsi="Times New Roman" w:cs="Times New Roman" w:eastAsia="SimSun"/>
+        </w:rPr>
+        <w:t xml:space="preserve">直接指出</w:t>
+      </w:r>
+      <w:r>
+        <w:t xml:space="preserve"> M </w:t>
+      </w:r>
+      <w:r>
+        <w:rPr>
+          <w:rFonts w:ascii="Times New Roman" w:hAnsi="Times New Roman" w:cs="Times New Roman" w:eastAsia="SimSun"/>
+        </w:rPr>
+        <w:t xml:space="preserve">属于哪种类型的二维钙钛矿(Ruddlesden-Popper</w:t>
+      </w:r>
+      <w:r>
+        <w:t xml:space="preserve"> </w:t>
+      </w:r>
+      <w:r>
+        <w:rPr>
+          <w:rFonts w:ascii="Times New Roman" w:hAnsi="Times New Roman" w:cs="Times New Roman" w:eastAsia="SimSun"/>
+        </w:rPr>
+        <w:t xml:space="preserve">相、Dion-Jacobson</w:t>
+      </w:r>
+      <w:r>
+        <w:t xml:space="preserve"> </w:t>
+      </w:r>
+      <w:r>
+        <w:rPr>
+          <w:rFonts w:ascii="Times New Roman" w:hAnsi="Times New Roman" w:cs="Times New Roman" w:eastAsia="SimSun"/>
+        </w:rPr>
+        <w:t xml:space="preserve">相或</w:t>
+      </w:r>
+      <w:r>
+        <w:t xml:space="preserve"> Aurivillius </w:t>
+      </w:r>
+      <w:r>
+        <w:rPr>
+          <w:rFonts w:ascii="Times New Roman" w:hAnsi="Times New Roman" w:cs="Times New Roman" w:eastAsia="SimSun"/>
+        </w:rPr>
+        <w:t xml:space="preserve">相)。</w:t>
+      </w:r>
+    </w:p>
+    <w:p>
+      <w:pPr>
+        <w:pStyle w:val="BodyText"/>
+        <w:spacing w:before="0" w:after="0" w:line="276" w:lineRule="auto"/>
+      </w:pPr>
+      <w:r>
+        <w:t xml:space="preserve">1-4-2 X </w:t>
+      </w:r>
+      <w:r>
+        <w:rPr>
+          <w:rFonts w:ascii="Times New Roman" w:hAnsi="Times New Roman" w:cs="Times New Roman" w:eastAsia="SimSun"/>
+        </w:rPr>
+        <w:t xml:space="preserve">射线衍射测得</w:t>
+      </w:r>
+      <w:r>
+        <w:t xml:space="preserve"> M </w:t>
+      </w:r>
+      <w:r>
+        <w:rPr>
+          <w:rFonts w:ascii="Times New Roman" w:hAnsi="Times New Roman" w:cs="Times New Roman" w:eastAsia="SimSun"/>
+        </w:rPr>
+        <w:t xml:space="preserve">属于正交晶系，晶胞参数</w:t>
+      </w:r>
+      <w:r>
+        <w:t xml:space="preserve"> </w:t>
+      </w:r>
+      <m:oMath>
+        <m:r>
+          <w:rPr>
+            <w:rFonts w:ascii="Times New Roman" w:hAnsi="Times New Roman" w:cs="Times New Roman" w:eastAsia="SimSun"/>
+          </w:rPr>
+          <m:t>a</m:t>
+        </m:r>
+        <m:r>
+          <m:rPr>
+            <m:sty m:val="p"/>
+          </m:rPr>
+          <w:rPr>
+            <w:rFonts w:ascii="Times New Roman" w:hAnsi="Times New Roman" w:cs="Times New Roman" w:eastAsia="SimSun"/>
+          </w:rPr>
+          <m:t>=</m:t>
+        </m:r>
+        <m:r>
+          <w:rPr>
+            <w:rFonts w:ascii="Times New Roman" w:hAnsi="Times New Roman" w:cs="Times New Roman" w:eastAsia="SimSun"/>
+          </w:rPr>
+          <m:t>8.435</m:t>
+        </m:r>
+        <m:r>
+          <w:rPr>
+            <w:rFonts w:ascii="Times New Roman" w:hAnsi="Times New Roman" w:cs="Times New Roman" w:eastAsia="SimSun"/>
+          </w:rPr>
+          <m:t> </m:t>
+        </m:r>
+        <m:r>
+          <m:rPr>
+            <m:nor/>
+            <m:sty m:val="p"/>
+          </m:rPr>
+          <w:rPr>
+            <w:rFonts w:ascii="Times New Roman" w:hAnsi="Times New Roman" w:cs="Times New Roman" w:eastAsia="SimSun"/>
+          </w:rPr>
+          <m:t>Å</m:t>
+        </m:r>
+      </m:oMath>
+      <w:r>
+        <w:t xml:space="preserve"> </w:t>
+      </w:r>
+      <w:r>
+        <w:rPr>
+          <w:rFonts w:ascii="Times New Roman" w:hAnsi="Times New Roman" w:cs="Times New Roman" w:eastAsia="SimSun"/>
+        </w:rPr>
+        <w:t xml:space="preserve">，</w:t>
+      </w:r>
+      <w:r>
+        <w:t xml:space="preserve"> </w:t>
+      </w:r>
+      <m:oMath>
+        <m:r>
+          <w:rPr>
+            <w:rFonts w:ascii="Times New Roman" w:hAnsi="Times New Roman" w:cs="Times New Roman" w:eastAsia="SimSun"/>
+          </w:rPr>
+          <m:t>b</m:t>
+        </m:r>
+        <m:r>
+          <m:rPr>
+            <m:sty m:val="p"/>
+          </m:rPr>
+          <w:rPr>
+            <w:rFonts w:ascii="Times New Roman" w:hAnsi="Times New Roman" w:cs="Times New Roman" w:eastAsia="SimSun"/>
+          </w:rPr>
+          <m:t>=</m:t>
+        </m:r>
+        <m:r>
+          <w:rPr>
+            <w:rFonts w:ascii="Times New Roman" w:hAnsi="Times New Roman" w:cs="Times New Roman" w:eastAsia="SimSun"/>
+          </w:rPr>
+          <m:t>46.305</m:t>
+        </m:r>
+        <m:r>
+          <w:rPr>
+            <w:rFonts w:ascii="Times New Roman" w:hAnsi="Times New Roman" w:cs="Times New Roman" w:eastAsia="SimSun"/>
+          </w:rPr>
+          <m:t> </m:t>
+        </m:r>
+        <m:r>
+          <m:rPr>
+            <m:nor/>
+            <m:sty m:val="p"/>
+          </m:rPr>
+          <w:rPr>
+            <w:rFonts w:ascii="Times New Roman" w:hAnsi="Times New Roman" w:cs="Times New Roman" w:eastAsia="SimSun"/>
+          </w:rPr>
+          <m:t>Å</m:t>
+        </m:r>
+      </m:oMath>
+      <w:r>
+        <w:t xml:space="preserve"> </w:t>
+      </w:r>
+      <w:r>
+        <w:rPr>
+          <w:rFonts w:ascii="Times New Roman" w:hAnsi="Times New Roman" w:cs="Times New Roman" w:eastAsia="SimSun"/>
+        </w:rPr>
+        <w:t xml:space="preserve">，</w:t>
+      </w:r>
+      <w:r>
+        <w:t xml:space="preserve"> </w:t>
+      </w:r>
+      <m:oMath>
+        <m:r>
+          <w:rPr>
+            <w:rFonts w:ascii="Times New Roman" w:hAnsi="Times New Roman" w:cs="Times New Roman" w:eastAsia="SimSun"/>
+          </w:rPr>
+          <m:t>c</m:t>
+        </m:r>
+        <m:r>
+          <m:rPr>
+            <m:sty m:val="p"/>
+          </m:rPr>
+          <w:rPr>
+            <w:rFonts w:ascii="Times New Roman" w:hAnsi="Times New Roman" w:cs="Times New Roman" w:eastAsia="SimSun"/>
+          </w:rPr>
+          <m:t>=</m:t>
+        </m:r>
+        <m:r>
+          <w:rPr>
+            <w:rFonts w:ascii="Times New Roman" w:hAnsi="Times New Roman" w:cs="Times New Roman" w:eastAsia="SimSun"/>
+          </w:rPr>
+          <m:t>8.436</m:t>
+        </m:r>
+        <m:r>
+          <w:rPr>
+            <w:rFonts w:ascii="Times New Roman" w:hAnsi="Times New Roman" w:cs="Times New Roman" w:eastAsia="SimSun"/>
+          </w:rPr>
+          <m:t> </m:t>
+        </m:r>
+        <m:r>
+          <m:rPr>
+            <m:nor/>
+            <m:sty m:val="p"/>
+          </m:rPr>
+          <w:rPr>
+            <w:rFonts w:ascii="Times New Roman" w:hAnsi="Times New Roman" w:cs="Times New Roman" w:eastAsia="SimSun"/>
+          </w:rPr>
+          <m:t>Å</m:t>
+        </m:r>
+      </m:oMath>
+      <w:r>
+        <w:t xml:space="preserve"> </w:t>
+      </w:r>
+      <w:r>
+        <w:rPr>
+          <w:rFonts w:ascii="Times New Roman" w:hAnsi="Times New Roman" w:cs="Times New Roman" w:eastAsia="SimSun"/>
+        </w:rPr>
+        <w:t xml:space="preserve">，计算出的理论密度</w:t>
+      </w:r>
+      <w:r>
+        <w:t xml:space="preserve"> </w:t>
+      </w:r>
+      <m:oMath>
+        <m:r>
+          <w:rPr>
+            <w:rFonts w:ascii="Times New Roman" w:hAnsi="Times New Roman" w:cs="Times New Roman" w:eastAsia="SimSun"/>
+          </w:rPr>
+          <m:t>D</m:t>
+        </m:r>
+        <m:r>
+          <m:rPr>
+            <m:sty m:val="p"/>
+          </m:rPr>
+          <w:rPr>
+            <w:rFonts w:ascii="Times New Roman" w:hAnsi="Times New Roman" w:cs="Times New Roman" w:eastAsia="SimSun"/>
+          </w:rPr>
+          <m:t>=</m:t>
+        </m:r>
+        <m:r>
+          <w:rPr>
+            <w:rFonts w:ascii="Times New Roman" w:hAnsi="Times New Roman" w:cs="Times New Roman" w:eastAsia="SimSun"/>
+          </w:rPr>
+          <m:t>3.243</m:t>
+        </m:r>
+        <m:r>
+          <w:rPr>
+            <w:rFonts w:ascii="Times New Roman" w:hAnsi="Times New Roman" w:cs="Times New Roman" w:eastAsia="SimSun"/>
+          </w:rPr>
+          <m:t> </m:t>
+        </m:r>
+        <m:r>
+          <m:rPr>
+            <m:sty m:val="p"/>
+          </m:rPr>
+          <w:rPr>
+            <w:rFonts w:ascii="Times New Roman" w:hAnsi="Times New Roman" w:cs="Times New Roman" w:eastAsia="SimSun"/>
+          </w:rPr>
+          <m:t>g</m:t>
+        </m:r>
+        <m:r>
+          <m:rPr>
+            <m:sty m:val="p"/>
+          </m:rPr>
+          <w:rPr>
+            <w:rFonts w:ascii="Times New Roman" w:hAnsi="Times New Roman" w:cs="Times New Roman" w:eastAsia="SimSun"/>
+          </w:rPr>
+          <m:t>/</m:t>
+        </m:r>
+        <m:r>
+          <m:rPr>
+            <m:sty m:val="p"/>
+          </m:rPr>
+          <w:rPr>
+            <w:rFonts w:ascii="Times New Roman" w:hAnsi="Times New Roman" w:cs="Times New Roman" w:eastAsia="SimSun"/>
+          </w:rPr>
+          <m:t>c</m:t>
+        </m:r>
+        <m:sSup>
+          <m:e>
+            <m:r>
+              <m:rPr>
+                <m:sty m:val="p"/>
+              </m:rPr>
+              <w:rPr>
+                <w:rFonts w:ascii="Times New Roman" w:hAnsi="Times New Roman" w:cs="Times New Roman" w:eastAsia="SimSun"/>
+              </w:rPr>
+              <m:t>m</m:t>
+            </m:r>
+          </m:e>
+          <m:sup>
+            <m:r>
+              <m:rPr>
+                <m:sty m:val="p"/>
+              </m:rPr>
+              <w:rPr>
+                <w:rFonts w:ascii="Times New Roman" w:hAnsi="Times New Roman" w:cs="Times New Roman" w:eastAsia="SimSun"/>
+              </w:rPr>
               <m:t>3</m:t>
             </m:r>
           </m:sup>
@@ -2687,9 +3073,12 @@
         </w:rPr>
         <w:t xml:space="preserve">的化学式。</w:t>
       </w:r>
-      <w:r>
-        <w:t xml:space="preserve"> </w:t>
-      </w:r>
+    </w:p>
+    <w:p>
+      <w:pPr>
+        <w:pStyle w:val="BodyText"/>
+        <w:spacing w:before="0" w:after="0" w:line="276" w:lineRule="auto"/>
+      </w:pPr>
       <w:r>
         <w:t xml:space="preserve">1-4-3 </w:t>
       </w:r>
@@ -4049,74 +4438,9 @@
         </w:rPr>
         <w:t xml:space="preserve">分）</w:t>
       </w:r>
-    </w:p>
-    <w:p>
-      <w:pPr>
-        <w:pStyle w:val="BodyText"/>
-        <w:spacing w:before="0" w:after="0" w:line="276" w:lineRule="auto"/>
-        <w:ind w:firstLineChars="200" w:firstLine="420"/>
-      </w:pPr>
-      <w:r>
-        <w:rPr>
-          <w:rFonts w:ascii="Times New Roman" w:hAnsi="Times New Roman" w:cs="Times New Roman" w:eastAsia="SimSun"/>
-        </w:rPr>
-        <w:t xml:space="preserve">对称性的下降是产生钙钛矿独特物理化学性质的必要条件,调控钙钛矿的对称性也是科研领域的重要课题。将三维钙钛矿沿垂直四重轴的平面切开,并调整层间的原子即可得到一系列二维钙钛矿结构。</w:t>
-      </w:r>
-    </w:p>
-    <w:p>
-      <w:pPr>
-        <w:pStyle w:val="BodyText"/>
-        <w:spacing w:before="120" w:after="120" w:line="240" w:lineRule="auto"/>
-        <w:jc w:val="center"/>
-      </w:pPr>
-      <w:r>
-        <w:drawing>
-          <wp:inline>
-            <wp:extent cx="2520000" cy="1482666"/>
-            <wp:effectExtent b="0" l="0" r="0" t="0"/>
-            <wp:docPr descr="" title="" id="23" name="Picture"/>
-            <a:graphic>
-              <a:graphicData uri="http://schemas.openxmlformats.org/drawingml/2006/picture">
-                <pic:pic>
-                  <pic:nvPicPr>
-                    <pic:cNvPr descr="3e836873135ef1527b0d40dee3f60bd50288ec5efe97a648cd0d1c079f700927.jpg" id="24" name="Picture"/>
-                    <pic:cNvPicPr>
-                      <a:picLocks noChangeArrowheads="1" noChangeAspect="1"/>
-                    </pic:cNvPicPr>
-                  </pic:nvPicPr>
-                  <pic:blipFill>
-                    <a:blip r:embed="rId22"/>
-                    <a:stretch>
-                      <a:fillRect/>
-                    </a:stretch>
-                  </pic:blipFill>
-                  <pic:spPr bwMode="auto">
-                    <a:xfrm>
-                      <a:off x="0" y="0"/>
-                      <a:ext cx="2520000" cy="1482666"/>
-                    </a:xfrm>
-                    <a:prstGeom prst="rect">
-                      <a:avLst/>
-                    </a:prstGeom>
-                    <a:noFill/>
-                    <a:ln w="9525">
-                      <a:noFill/>
-                      <a:headEnd/>
-                      <a:tailEnd/>
-                    </a:ln>
-                  </pic:spPr>
-                </pic:pic>
-              </a:graphicData>
-            </a:graphic>
-          </wp:inline>
-        </w:drawing>
-      </w:r>
-    </w:p>
-    <w:p>
-      <w:pPr>
-        <w:pStyle w:val="BodyText"/>
-        <w:spacing w:before="0" w:after="0" w:line="276" w:lineRule="auto"/>
-      </w:pPr>
+      <w:r>
+        <w:t xml:space="preserve"> </w:t>
+      </w:r>
       <w:r>
         <w:t xml:space="preserve">1-2 </w:t>
       </w:r>
@@ -4558,27 +4882,8 @@
       <w:pPr>
         <w:pStyle w:val="BodyText"/>
         <w:spacing w:before="0" w:after="0" w:line="276" w:lineRule="auto"/>
-        <w:ind w:firstLineChars="200" w:firstLine="420"/>
       </w:pPr>
       <w:r>
-        <w:rPr>
-          <w:rFonts w:ascii="Times New Roman" w:hAnsi="Times New Roman" w:cs="Times New Roman" w:eastAsia="SimSun"/>
-        </w:rPr>
-        <w:t xml:space="preserve">二维钙钛矿在太阳能电池领域展现出极大的应用前景,这与其非线性光学性质息息相关。二次谐波(Second</w:t>
-      </w:r>
-      <w:r>
-        <w:t xml:space="preserve"> Harmonic Generation, </w:t>
-      </w:r>
-      <w:r>
-        <w:rPr>
-          <w:rFonts w:ascii="Times New Roman" w:hAnsi="Times New Roman" w:cs="Times New Roman" w:eastAsia="SimSun"/>
-        </w:rPr>
-        <w:t xml:space="preserve">SHG)是指非线性介质将相同频率的光子混合而产生的频率加倍的信号,一系列不具有对称中心的二维钙钛矿晶体均能产生二次谐波信号。</w:t>
-      </w:r>
-      <w:r>
-        <w:t xml:space="preserve"> </w:t>
-      </w:r>
-      <w:r>
         <w:t xml:space="preserve">1-3 </w:t>
       </w:r>
       <w:r>
@@ -4604,275 +4909,6 @@
           <w:rFonts w:ascii="Times New Roman" w:hAnsi="Times New Roman" w:cs="Times New Roman" w:eastAsia="SimSun"/>
         </w:rPr>
         <w:t xml:space="preserve">分），使得太阳能电池可以吸收这部分光子。</w:t>
-      </w:r>
-    </w:p>
-    <w:p>
-      <w:pPr>
-        <w:pStyle w:val="BodyText"/>
-        <w:spacing w:before="0" w:after="0" w:line="276" w:lineRule="auto"/>
-        <w:ind w:firstLineChars="200" w:firstLine="420"/>
-      </w:pPr>
-      <w:r>
-        <w:rPr>
-          <w:rFonts w:ascii="Times New Roman" w:hAnsi="Times New Roman" w:cs="Times New Roman" w:eastAsia="SimSun"/>
-        </w:rPr>
-        <w:t xml:space="preserve">有机-无机杂化钙钛矿已成为材料领域的热门研究对象。称取</w:t>
-      </w:r>
-      <w:r>
-        <w:t xml:space="preserve"> </w:t>
-      </w:r>
-      <m:oMath>
-        <m:r>
-          <w:rPr>
-            <w:rFonts w:ascii="Times New Roman" w:hAnsi="Times New Roman" w:cs="Times New Roman" w:eastAsia="SimSun"/>
-          </w:rPr>
-          <m:t>1.89</m:t>
-        </m:r>
-        <m:r>
-          <m:rPr>
-            <m:sty m:val="p"/>
-          </m:rPr>
-          <w:rPr>
-            <w:rFonts w:ascii="Times New Roman" w:hAnsi="Times New Roman" w:cs="Times New Roman" w:eastAsia="SimSun"/>
-          </w:rPr>
-          <m:t> </m:t>
-        </m:r>
-        <m:r>
-          <m:rPr>
-            <m:sty m:val="p"/>
-          </m:rPr>
-          <w:rPr>
-            <w:rFonts w:ascii="Times New Roman" w:hAnsi="Times New Roman" w:cs="Times New Roman" w:eastAsia="SimSun"/>
-          </w:rPr>
-          <m:t>g</m:t>
-        </m:r>
-        <m:r>
-          <m:rPr>
-            <m:sty m:val="p"/>
-          </m:rPr>
-          <w:rPr>
-            <w:rFonts w:ascii="Times New Roman" w:hAnsi="Times New Roman" w:cs="Times New Roman" w:eastAsia="SimSun"/>
-          </w:rPr>
-          <m:t>P</m:t>
-        </m:r>
-        <m:r>
-          <m:rPr>
-            <m:sty m:val="p"/>
-          </m:rPr>
-          <w:rPr>
-            <w:rFonts w:ascii="Times New Roman" w:hAnsi="Times New Roman" w:cs="Times New Roman" w:eastAsia="SimSun"/>
-          </w:rPr>
-          <m:t>b</m:t>
-        </m:r>
-        <m:r>
-          <m:rPr>
-            <m:sty m:val="p"/>
-          </m:rPr>
-          <w:rPr>
-            <w:rFonts w:ascii="Times New Roman" w:hAnsi="Times New Roman" w:cs="Times New Roman" w:eastAsia="SimSun"/>
-          </w:rPr>
-          <m:t>(</m:t>
-        </m:r>
-        <m:sSub>
-          <m:e>
-            <m:r>
-              <m:rPr>
-                <m:sty m:val="p"/>
-              </m:rPr>
-              <w:rPr>
-                <w:rFonts w:ascii="Times New Roman" w:hAnsi="Times New Roman" w:cs="Times New Roman" w:eastAsia="SimSun"/>
-              </w:rPr>
-              <m:t>C</m:t>
-            </m:r>
-            <m:r>
-              <m:rPr>
-                <m:sty m:val="p"/>
-              </m:rPr>
-              <w:rPr>
-                <w:rFonts w:ascii="Times New Roman" w:hAnsi="Times New Roman" w:cs="Times New Roman" w:eastAsia="SimSun"/>
-              </w:rPr>
-              <m:t>H</m:t>
-            </m:r>
-          </m:e>
-          <m:sub>
-            <m:r>
-              <w:rPr>
-                <w:rFonts w:ascii="Times New Roman" w:hAnsi="Times New Roman" w:cs="Times New Roman" w:eastAsia="SimSun"/>
-              </w:rPr>
-              <m:t>3</m:t>
-            </m:r>
-          </m:sub>
-        </m:sSub>
-        <m:r>
-          <m:rPr>
-            <m:sty m:val="p"/>
-          </m:rPr>
-          <w:rPr>
-            <w:rFonts w:ascii="Times New Roman" w:hAnsi="Times New Roman" w:cs="Times New Roman" w:eastAsia="SimSun"/>
-          </w:rPr>
-          <m:t>C</m:t>
-        </m:r>
-        <m:r>
-          <m:rPr>
-            <m:sty m:val="p"/>
-          </m:rPr>
-          <w:rPr>
-            <w:rFonts w:ascii="Times New Roman" w:hAnsi="Times New Roman" w:cs="Times New Roman" w:eastAsia="SimSun"/>
-          </w:rPr>
-          <m:t>O</m:t>
-        </m:r>
-        <m:r>
-          <m:rPr>
-            <m:sty m:val="p"/>
-          </m:rPr>
-          <w:rPr>
-            <w:rFonts w:ascii="Times New Roman" w:hAnsi="Times New Roman" w:cs="Times New Roman" w:eastAsia="SimSun"/>
-          </w:rPr>
-          <m:t>O</m:t>
-        </m:r>
-        <m:sSub>
-          <m:e>
-            <m:r>
-              <m:rPr>
-                <m:sty m:val="p"/>
-              </m:rPr>
-              <w:rPr>
-                <w:rFonts w:ascii="Times New Roman" w:hAnsi="Times New Roman" w:cs="Times New Roman" w:eastAsia="SimSun"/>
-              </w:rPr>
-              <m:t>)</m:t>
-            </m:r>
-          </m:e>
-          <m:sub>
-            <m:r>
-              <w:rPr>
-                <w:rFonts w:ascii="Times New Roman" w:hAnsi="Times New Roman" w:cs="Times New Roman" w:eastAsia="SimSun"/>
-              </w:rPr>
-              <m:t>2</m:t>
-            </m:r>
-          </m:sub>
-        </m:sSub>
-        <m:r>
-          <m:rPr>
-            <m:sty m:val="p"/>
-          </m:rPr>
-          <w:rPr>
-            <w:rFonts w:ascii="Times New Roman" w:hAnsi="Times New Roman" w:cs="Times New Roman" w:eastAsia="SimSun"/>
-          </w:rPr>
-          <m:t>⋅</m:t>
-        </m:r>
-        <m:r>
-          <w:rPr>
-            <w:rFonts w:ascii="Times New Roman" w:hAnsi="Times New Roman" w:cs="Times New Roman" w:eastAsia="SimSun"/>
-          </w:rPr>
-          <m:t>3</m:t>
-        </m:r>
-        <m:sSub>
-          <m:e>
-            <m:r>
-              <m:rPr>
-                <m:sty m:val="p"/>
-              </m:rPr>
-              <w:rPr>
-                <w:rFonts w:ascii="Times New Roman" w:hAnsi="Times New Roman" w:cs="Times New Roman" w:eastAsia="SimSun"/>
-              </w:rPr>
-              <m:t>H</m:t>
-            </m:r>
-          </m:e>
-          <m:sub>
-            <m:r>
-              <w:rPr>
-                <w:rFonts w:ascii="Times New Roman" w:hAnsi="Times New Roman" w:cs="Times New Roman" w:eastAsia="SimSun"/>
-              </w:rPr>
-              <m:t>2</m:t>
-            </m:r>
-          </m:sub>
-        </m:sSub>
-        <m:r>
-          <m:rPr>
-            <m:sty m:val="p"/>
-          </m:rPr>
-          <w:rPr>
-            <w:rFonts w:ascii="Times New Roman" w:hAnsi="Times New Roman" w:cs="Times New Roman" w:eastAsia="SimSun"/>
-          </w:rPr>
-          <m:t>O</m:t>
-        </m:r>
-      </m:oMath>
-      <w:r>
-        <w:t xml:space="preserve"> </w:t>
-      </w:r>
-      <w:r>
-        <w:rPr>
-          <w:rFonts w:ascii="Times New Roman" w:hAnsi="Times New Roman" w:cs="Times New Roman" w:eastAsia="SimSun"/>
-        </w:rPr>
-        <w:t xml:space="preserve">溶解在</w:t>
-      </w:r>
-      <w:r>
-        <w:t xml:space="preserve"> HBr </w:t>
-      </w:r>
-      <w:r>
-        <w:rPr>
-          <w:rFonts w:ascii="Times New Roman" w:hAnsi="Times New Roman" w:cs="Times New Roman" w:eastAsia="SimSun"/>
-        </w:rPr>
-        <w:t xml:space="preserve">溶液中,</w:t>
-      </w:r>
-      <w:r>
-        <w:t xml:space="preserve"> </w:t>
-      </w:r>
-      <w:r>
-        <w:rPr>
-          <w:rFonts w:ascii="Times New Roman" w:hAnsi="Times New Roman" w:cs="Times New Roman" w:eastAsia="SimSun"/>
-        </w:rPr>
-        <w:t xml:space="preserve">再加入</w:t>
-      </w:r>
-      <w:r>
-        <w:t xml:space="preserve"> </w:t>
-      </w:r>
-      <m:oMath>
-        <m:r>
-          <w:rPr>
-            <w:rFonts w:ascii="Times New Roman" w:hAnsi="Times New Roman" w:cs="Times New Roman" w:eastAsia="SimSun"/>
-          </w:rPr>
-          <m:t>0.32</m:t>
-        </m:r>
-        <m:r>
-          <m:rPr>
-            <m:sty m:val="p"/>
-          </m:rPr>
-          <w:rPr>
-            <w:rFonts w:ascii="Times New Roman" w:hAnsi="Times New Roman" w:cs="Times New Roman" w:eastAsia="SimSun"/>
-          </w:rPr>
-          <m:t> </m:t>
-        </m:r>
-        <m:r>
-          <m:rPr>
-            <m:sty m:val="p"/>
-          </m:rPr>
-          <w:rPr>
-            <w:rFonts w:ascii="Times New Roman" w:hAnsi="Times New Roman" w:cs="Times New Roman" w:eastAsia="SimSun"/>
-          </w:rPr>
-          <m:t>g</m:t>
-        </m:r>
-      </m:oMath>
-      <w:r>
-        <w:t xml:space="preserve"> </w:t>
-      </w:r>
-      <w:r>
-        <w:rPr>
-          <w:rFonts w:ascii="Times New Roman" w:hAnsi="Times New Roman" w:cs="Times New Roman" w:eastAsia="SimSun"/>
-        </w:rPr>
-        <w:t xml:space="preserve">乙胺,</w:t>
-      </w:r>
-      <w:r>
-        <w:t xml:space="preserve"> </w:t>
-      </w:r>
-      <w:r>
-        <w:rPr>
-          <w:rFonts w:ascii="Times New Roman" w:hAnsi="Times New Roman" w:cs="Times New Roman" w:eastAsia="SimSun"/>
-        </w:rPr>
-        <w:t xml:space="preserve">在合适的条件下反应即可得到一种二维钙钛矿晶体</w:t>
-      </w:r>
-      <w:r>
-        <w:t xml:space="preserve"> M。</w:t>
       </w:r>
       <w:r>
         <w:t xml:space="preserve"> </w:t>
@@ -5994,20 +6030,52 @@
         <w:rPr>
           <w:rFonts w:ascii="Times New Roman" w:hAnsi="Times New Roman" w:cs="Times New Roman" w:eastAsia="SimSun"/>
         </w:rPr>
-        <w:t xml:space="preserve">（3分，示出低温相有SHG信号1分，示出高温相没有SHG信号1分，示出在相变温</w:t>
-      </w:r>
-    </w:p>
-    <w:p>
-      <w:pPr>
-        <w:pStyle w:val="BodyText"/>
-        <w:spacing w:before="0" w:after="0" w:line="276" w:lineRule="auto"/>
-        <w:ind w:firstLineChars="200" w:firstLine="420"/>
-      </w:pPr>
-      <w:r>
-        <w:rPr>
-          <w:rFonts w:ascii="Times New Roman" w:hAnsi="Times New Roman" w:cs="Times New Roman" w:eastAsia="SimSun"/>
-        </w:rPr>
-        <w:t xml:space="preserve">度（370</w:t>
+        <w:t xml:space="preserve">（共</w:t>
+      </w:r>
+      <w:r>
+        <w:t xml:space="preserve"> 3 </w:t>
+      </w:r>
+      <w:r>
+        <w:rPr>
+          <w:rFonts w:ascii="Times New Roman" w:hAnsi="Times New Roman" w:cs="Times New Roman" w:eastAsia="SimSun"/>
+        </w:rPr>
+        <w:t xml:space="preserve">分）：示出低温相有</w:t>
+      </w:r>
+      <w:r>
+        <w:t xml:space="preserve"> SHG </w:t>
+      </w:r>
+      <w:r>
+        <w:rPr>
+          <w:rFonts w:ascii="Times New Roman" w:hAnsi="Times New Roman" w:cs="Times New Roman" w:eastAsia="SimSun"/>
+        </w:rPr>
+        <w:t xml:space="preserve">信号（1</w:t>
+      </w:r>
+      <w:r>
+        <w:t xml:space="preserve"> </w:t>
+      </w:r>
+      <w:r>
+        <w:rPr>
+          <w:rFonts w:ascii="Times New Roman" w:hAnsi="Times New Roman" w:cs="Times New Roman" w:eastAsia="SimSun"/>
+        </w:rPr>
+        <w:t xml:space="preserve">分），示出高温相没有</w:t>
+      </w:r>
+      <w:r>
+        <w:t xml:space="preserve"> SHG </w:t>
+      </w:r>
+      <w:r>
+        <w:rPr>
+          <w:rFonts w:ascii="Times New Roman" w:hAnsi="Times New Roman" w:cs="Times New Roman" w:eastAsia="SimSun"/>
+        </w:rPr>
+        <w:t xml:space="preserve">信号（1</w:t>
+      </w:r>
+      <w:r>
+        <w:t xml:space="preserve"> </w:t>
+      </w:r>
+      <w:r>
+        <w:rPr>
+          <w:rFonts w:ascii="Times New Roman" w:hAnsi="Times New Roman" w:cs="Times New Roman" w:eastAsia="SimSun"/>
+        </w:rPr>
+        <w:t xml:space="preserve">分），示出在相变温度（370</w:t>
       </w:r>
       <w:r>
         <w:t xml:space="preserve"> </w:t>
@@ -6025,25 +6093,16 @@
         <w:rPr>
           <w:rFonts w:ascii="Times New Roman" w:hAnsi="Times New Roman" w:cs="Times New Roman" w:eastAsia="SimSun"/>
         </w:rPr>
-        <w:t xml:space="preserve">信号突跃消失</w:t>
-      </w:r>
-      <w:r>
-        <w:t xml:space="preserve"> </w:t>
-      </w:r>
-      <w:r>
-        <w:rPr>
-          <w:rFonts w:ascii="Times New Roman" w:hAnsi="Times New Roman" w:cs="Times New Roman" w:eastAsia="SimSun"/>
-        </w:rPr>
-        <w:t xml:space="preserve">（1</w:t>
-      </w:r>
-      <w:r>
-        <w:t xml:space="preserve"> </w:t>
-      </w:r>
-      <w:r>
-        <w:rPr>
-          <w:rFonts w:ascii="Times New Roman" w:hAnsi="Times New Roman" w:cs="Times New Roman" w:eastAsia="SimSun"/>
-        </w:rPr>
-        <w:t xml:space="preserve">分）</w:t>
+        <w:t xml:space="preserve">信号突跃消失（1</w:t>
+      </w:r>
+      <w:r>
+        <w:t xml:space="preserve"> </w:t>
+      </w:r>
+      <w:r>
+        <w:rPr>
+          <w:rFonts w:ascii="Times New Roman" w:hAnsi="Times New Roman" w:cs="Times New Roman" w:eastAsia="SimSun"/>
+        </w:rPr>
+        <w:t xml:space="preserve">分）。</w:t>
       </w:r>
     </w:p>
     <w:p>
@@ -6055,7 +6114,7 @@
       <w:r>
         <w:drawing>
           <wp:inline>
-            <wp:extent cx="2520000" cy="1613221"/>
+            <wp:extent cx="2015999" cy="1571637"/>
             <wp:effectExtent b="0" l="0" r="0" t="0"/>
             <wp:docPr descr="" title="" id="26" name="Picture"/>
             <a:graphic>
@@ -6076,7 +6135,7 @@
                   <pic:spPr bwMode="auto">
                     <a:xfrm>
                       <a:off x="0" y="0"/>
-                      <a:ext cx="2520000" cy="1613221"/>
+                      <a:ext cx="2015999" cy="1571637"/>
                     </a:xfrm>
                     <a:prstGeom prst="rect">
                       <a:avLst/>
@@ -8736,19 +8795,55 @@
         <w:rPr>
           <w:rFonts w:ascii="Times New Roman" w:hAnsi="Times New Roman" w:cs="Times New Roman" w:eastAsia="SimSun"/>
         </w:rPr>
-        <w:t xml:space="preserve">下，BaGeO</w:t>
-      </w:r>
-      <w:r>
-        <w:t xml:space="preserve"> </w:t>
+        <w:t xml:space="preserve">下，</w:t>
       </w:r>
       <m:oMath>
         <m:sSub>
           <m:e>
             <m:r>
-              <w:rPr>
-                <w:rFonts w:ascii="Times New Roman" w:hAnsi="Times New Roman" w:cs="Times New Roman" w:eastAsia="SimSun"/>
-              </w:rPr>
-              <m:t xml:space="preserve"> </m:t>
+              <m:rPr>
+                <m:sty m:val="p"/>
+              </m:rPr>
+              <w:rPr>
+                <w:rFonts w:ascii="Times New Roman" w:hAnsi="Times New Roman" w:cs="Times New Roman" w:eastAsia="SimSun"/>
+              </w:rPr>
+              <m:t>B</m:t>
+            </m:r>
+            <m:r>
+              <m:rPr>
+                <m:sty m:val="p"/>
+              </m:rPr>
+              <w:rPr>
+                <w:rFonts w:ascii="Times New Roman" w:hAnsi="Times New Roman" w:cs="Times New Roman" w:eastAsia="SimSun"/>
+              </w:rPr>
+              <m:t>a</m:t>
+            </m:r>
+            <m:r>
+              <m:rPr>
+                <m:sty m:val="p"/>
+              </m:rPr>
+              <w:rPr>
+                <w:rFonts w:ascii="Times New Roman" w:hAnsi="Times New Roman" w:cs="Times New Roman" w:eastAsia="SimSun"/>
+              </w:rPr>
+              <m:t>G</m:t>
+            </m:r>
+            <m:r>
+              <m:rPr>
+                <m:sty m:val="p"/>
+              </m:rPr>
+              <w:rPr>
+                <w:rFonts w:ascii="Times New Roman" w:hAnsi="Times New Roman" w:cs="Times New Roman" w:eastAsia="SimSun"/>
+              </w:rPr>
+              <m:t>e</m:t>
+            </m:r>
+            <m:r>
+              <m:rPr>
+                <m:sty m:val="p"/>
+              </m:rPr>
+              <w:rPr>
+                <w:rFonts w:ascii="Times New Roman" w:hAnsi="Times New Roman" w:cs="Times New Roman" w:eastAsia="SimSun"/>
+              </w:rPr>
+              <m:t>O</m:t>
             </m:r>
           </m:e>
           <m:sub>
@@ -12210,7 +12305,45 @@
         <w:rPr>
           <w:rFonts w:ascii="Times New Roman" w:hAnsi="Times New Roman" w:cs="Times New Roman" w:eastAsia="SimSun"/>
         </w:rPr>
-        <w:t xml:space="preserve">分）BC2（2</w:t>
+        <w:t xml:space="preserve">分）</w:t>
+      </w:r>
+      <m:oMath>
+        <m:sSub>
+          <m:e>
+            <m:r>
+              <m:rPr>
+                <m:sty m:val="p"/>
+              </m:rPr>
+              <w:rPr>
+                <w:rFonts w:ascii="Times New Roman" w:hAnsi="Times New Roman" w:cs="Times New Roman" w:eastAsia="SimSun"/>
+              </w:rPr>
+              <m:t>B</m:t>
+            </m:r>
+            <m:r>
+              <m:rPr>
+                <m:sty m:val="p"/>
+              </m:rPr>
+              <w:rPr>
+                <w:rFonts w:ascii="Times New Roman" w:hAnsi="Times New Roman" w:cs="Times New Roman" w:eastAsia="SimSun"/>
+              </w:rPr>
+              <m:t>C</m:t>
+            </m:r>
+          </m:e>
+          <m:sub>
+            <m:r>
+              <w:rPr>
+                <w:rFonts w:ascii="Times New Roman" w:hAnsi="Times New Roman" w:cs="Times New Roman" w:eastAsia="SimSun"/>
+              </w:rPr>
+              <m:t>2</m:t>
+            </m:r>
+          </m:sub>
+        </m:sSub>
+      </m:oMath>
+      <w:r>
+        <w:rPr>
+          <w:rFonts w:ascii="Times New Roman" w:hAnsi="Times New Roman" w:cs="Times New Roman" w:eastAsia="SimSun"/>
+        </w:rPr>
+        <w:t xml:space="preserve">（2</w:t>
       </w:r>
       <w:r>
         <w:t xml:space="preserve"> </w:t>
@@ -12224,11 +12357,46 @@
       <w:r>
         <w:t xml:space="preserve"> </w:t>
       </w:r>
-      <w:r>
-        <w:rPr>
-          <w:rFonts w:ascii="Times New Roman" w:hAnsi="Times New Roman" w:cs="Times New Roman" w:eastAsia="SimSun"/>
-        </w:rPr>
-        <w:t xml:space="preserve">BC4也得分</w:t>
+      <m:oMath>
+        <m:sSub>
+          <m:e>
+            <m:r>
+              <m:rPr>
+                <m:sty m:val="p"/>
+              </m:rPr>
+              <w:rPr>
+                <w:rFonts w:ascii="Times New Roman" w:hAnsi="Times New Roman" w:cs="Times New Roman" w:eastAsia="SimSun"/>
+              </w:rPr>
+              <m:t>B</m:t>
+            </m:r>
+            <m:r>
+              <m:rPr>
+                <m:sty m:val="p"/>
+              </m:rPr>
+              <w:rPr>
+                <w:rFonts w:ascii="Times New Roman" w:hAnsi="Times New Roman" w:cs="Times New Roman" w:eastAsia="SimSun"/>
+              </w:rPr>
+              <m:t>C</m:t>
+            </m:r>
+          </m:e>
+          <m:sub>
+            <m:r>
+              <w:rPr>
+                <w:rFonts w:ascii="Times New Roman" w:hAnsi="Times New Roman" w:cs="Times New Roman" w:eastAsia="SimSun"/>
+              </w:rPr>
+              <m:t>4</m:t>
+            </m:r>
+          </m:sub>
+        </m:sSub>
+      </m:oMath>
+      <w:r>
+        <w:t xml:space="preserve"> </w:t>
+      </w:r>
+      <w:r>
+        <w:rPr>
+          <w:rFonts w:ascii="Times New Roman" w:hAnsi="Times New Roman" w:cs="Times New Roman" w:eastAsia="SimSun"/>
+        </w:rPr>
+        <w:t xml:space="preserve">也得分</w:t>
       </w:r>
     </w:p>
     <w:p>
@@ -13806,7 +13974,7 @@
         <w:rPr>
           <w:rFonts w:ascii="Times New Roman" w:hAnsi="Times New Roman" w:cs="Times New Roman" w:eastAsia="SimSun"/>
         </w:rPr>
-        <w:t xml:space="preserve">钛酸钡中存在[O6]和[Ba₂O4]两种八面体空隙，这两种空隙的比例是多少？Ti仅填入[O6]八面体，对于[O6]而言，</w:t>
+        <w:t xml:space="preserve">钛酸钡中存在[O₆]和[Ba₂O₄]两种八面体空隙，这两种空隙的比例是多少？Ti仅填入[O₆]八面体，对于[O₆]而言，</w:t>
       </w:r>
       <w:r>
         <w:t xml:space="preserve"> </w:t>
@@ -13843,7 +14011,7 @@
         <w:rPr>
           <w:rFonts w:ascii="Times New Roman" w:hAnsi="Times New Roman" w:cs="Times New Roman" w:eastAsia="SimSun"/>
         </w:rPr>
-        <w:t xml:space="preserve">堆积层为[MO3]时，全c层中的[O6]八面体和全h层中的[Oa]八面体分别以何种方式连接（共顶点/共棱/共面)</w:t>
+        <w:t xml:space="preserve">堆积层为[MO₃]时，全c层中的[O₆]八面体和全h层中的[O₆]八面体分别以何种方式连接（共顶点/共棱/共面)</w:t>
       </w:r>
     </w:p>
     <w:p>
@@ -21594,19 +21762,46 @@
         <w:spacing w:before="0" w:after="0" w:line="276" w:lineRule="auto"/>
       </w:pPr>
       <w:r>
-        <w:t xml:space="preserve">8-2-3 “CoAs</w:t>
-      </w:r>
-      <w:r>
-        <w:t xml:space="preserve"> </w:t>
+        <w:t xml:space="preserve">8-2-3 “</w:t>
       </w:r>
       <m:oMath>
         <m:sSub>
           <m:e>
             <m:r>
-              <w:rPr>
-                <w:rFonts w:ascii="Times New Roman" w:hAnsi="Times New Roman" w:cs="Times New Roman" w:eastAsia="SimSun"/>
-              </w:rPr>
-              <m:t xml:space="preserve"> </m:t>
+              <m:rPr>
+                <m:sty m:val="p"/>
+              </m:rPr>
+              <w:rPr>
+                <w:rFonts w:ascii="Times New Roman" w:hAnsi="Times New Roman" w:cs="Times New Roman" w:eastAsia="SimSun"/>
+              </w:rPr>
+              <m:t>C</m:t>
+            </m:r>
+            <m:r>
+              <m:rPr>
+                <m:sty m:val="p"/>
+              </m:rPr>
+              <w:rPr>
+                <w:rFonts w:ascii="Times New Roman" w:hAnsi="Times New Roman" w:cs="Times New Roman" w:eastAsia="SimSun"/>
+              </w:rPr>
+              <m:t>o</m:t>
+            </m:r>
+            <m:r>
+              <m:rPr>
+                <m:sty m:val="p"/>
+              </m:rPr>
+              <w:rPr>
+                <w:rFonts w:ascii="Times New Roman" w:hAnsi="Times New Roman" w:cs="Times New Roman" w:eastAsia="SimSun"/>
+              </w:rPr>
+              <m:t>A</m:t>
+            </m:r>
+            <m:r>
+              <m:rPr>
+                <m:sty m:val="p"/>
+              </m:rPr>
+              <w:rPr>
+                <w:rFonts w:ascii="Times New Roman" w:hAnsi="Times New Roman" w:cs="Times New Roman" w:eastAsia="SimSun"/>
+              </w:rPr>
+              <m:t>s</m:t>
             </m:r>
           </m:e>
           <m:sub>
@@ -21629,19 +21824,37 @@
         <w:t xml:space="preserve">的晶体结构由立方</w:t>
       </w:r>
       <w:r>
-        <w:t xml:space="preserve"> ReO</w:t>
-      </w:r>
-      <w:r>
         <w:t xml:space="preserve"> </w:t>
       </w:r>
       <m:oMath>
         <m:sSub>
           <m:e>
             <m:r>
-              <w:rPr>
-                <w:rFonts w:ascii="Times New Roman" w:hAnsi="Times New Roman" w:cs="Times New Roman" w:eastAsia="SimSun"/>
-              </w:rPr>
-              <m:t xml:space="preserve"> </m:t>
+              <m:rPr>
+                <m:sty m:val="p"/>
+              </m:rPr>
+              <w:rPr>
+                <w:rFonts w:ascii="Times New Roman" w:hAnsi="Times New Roman" w:cs="Times New Roman" w:eastAsia="SimSun"/>
+              </w:rPr>
+              <m:t>R</m:t>
+            </m:r>
+            <m:r>
+              <m:rPr>
+                <m:sty m:val="p"/>
+              </m:rPr>
+              <w:rPr>
+                <w:rFonts w:ascii="Times New Roman" w:hAnsi="Times New Roman" w:cs="Times New Roman" w:eastAsia="SimSun"/>
+              </w:rPr>
+              <m:t>e</m:t>
+            </m:r>
+            <m:r>
+              <m:rPr>
+                <m:sty m:val="p"/>
+              </m:rPr>
+              <w:rPr>
+                <w:rFonts w:ascii="Times New Roman" w:hAnsi="Times New Roman" w:cs="Times New Roman" w:eastAsia="SimSun"/>
+              </w:rPr>
+              <m:t>O</m:t>
             </m:r>
           </m:e>
           <m:sub>
@@ -21718,19 +21931,37 @@
         <w:t xml:space="preserve">时，该晶胞即与</w:t>
       </w:r>
       <w:r>
-        <w:t xml:space="preserve"> ReO</w:t>
-      </w:r>
-      <w:r>
         <w:t xml:space="preserve"> </w:t>
       </w:r>
       <m:oMath>
         <m:sSub>
           <m:e>
             <m:r>
-              <w:rPr>
-                <w:rFonts w:ascii="Times New Roman" w:hAnsi="Times New Roman" w:cs="Times New Roman" w:eastAsia="SimSun"/>
-              </w:rPr>
-              <m:t xml:space="preserve"> </m:t>
+              <m:rPr>
+                <m:sty m:val="p"/>
+              </m:rPr>
+              <w:rPr>
+                <w:rFonts w:ascii="Times New Roman" w:hAnsi="Times New Roman" w:cs="Times New Roman" w:eastAsia="SimSun"/>
+              </w:rPr>
+              <m:t>R</m:t>
+            </m:r>
+            <m:r>
+              <m:rPr>
+                <m:sty m:val="p"/>
+              </m:rPr>
+              <w:rPr>
+                <w:rFonts w:ascii="Times New Roman" w:hAnsi="Times New Roman" w:cs="Times New Roman" w:eastAsia="SimSun"/>
+              </w:rPr>
+              <m:t>e</m:t>
+            </m:r>
+            <m:r>
+              <m:rPr>
+                <m:sty m:val="p"/>
+              </m:rPr>
+              <w:rPr>
+                <w:rFonts w:ascii="Times New Roman" w:hAnsi="Times New Roman" w:cs="Times New Roman" w:eastAsia="SimSun"/>
+              </w:rPr>
+              <m:t>O</m:t>
             </m:r>
           </m:e>
           <m:sub>

--- a/00-首页/题组Word/初赛模拟卷/真题版式/初赛模拟卷XIV（非有机·答案与解析版·真题版式）.docx
+++ b/00-首页/题组Word/初赛模拟卷/真题版式/初赛模拟卷XIV（非有机·答案与解析版·真题版式）.docx
@@ -6378,7 +6378,7 @@
             <w:r>
               <w:drawing>
                 <wp:inline>
-                  <wp:extent cx="1686894" cy="1655999"/>
+                  <wp:extent cx="1664208" cy="1633728"/>
                   <wp:effectExtent b="0" l="0" r="0" t="0"/>
                   <wp:docPr descr="" title="" id="34" name="Picture"/>
                   <a:graphic>
@@ -6399,7 +6399,7 @@
                         <pic:spPr bwMode="auto">
                           <a:xfrm>
                             <a:off x="0" y="0"/>
-                            <a:ext cx="1686894" cy="1655999"/>
+                            <a:ext cx="1664208" cy="1633728"/>
                           </a:xfrm>
                           <a:prstGeom prst="rect">
                             <a:avLst/>
@@ -9845,7 +9845,7 @@
       <w:r>
         <w:drawing>
           <wp:inline>
-            <wp:extent cx="2520000" cy="1386323"/>
+            <wp:extent cx="2371344" cy="1304543"/>
             <wp:effectExtent b="0" l="0" r="0" t="0"/>
             <wp:docPr descr="" title="" id="57" name="Picture"/>
             <a:graphic>
@@ -9866,7 +9866,7 @@
                   <pic:spPr bwMode="auto">
                     <a:xfrm>
                       <a:off x="0" y="0"/>
-                      <a:ext cx="2520000" cy="1386323"/>
+                      <a:ext cx="2371344" cy="1304543"/>
                     </a:xfrm>
                     <a:prstGeom prst="rect">
                       <a:avLst/>
@@ -18443,7 +18443,7 @@
       <w:r>
         <w:drawing>
           <wp:inline>
-            <wp:extent cx="2520000" cy="1668413"/>
+            <wp:extent cx="1767840" cy="1170431"/>
             <wp:effectExtent b="0" l="0" r="0" t="0"/>
             <wp:docPr descr="" title="" id="128" name="Picture"/>
             <a:graphic>
@@ -18464,7 +18464,7 @@
                   <pic:spPr bwMode="auto">
                     <a:xfrm>
                       <a:off x="0" y="0"/>
-                      <a:ext cx="2520000" cy="1668413"/>
+                      <a:ext cx="1767840" cy="1170431"/>
                     </a:xfrm>
                     <a:prstGeom prst="rect">
                       <a:avLst/>
@@ -21192,7 +21192,7 @@
       <w:r>
         <w:drawing>
           <wp:inline>
-            <wp:extent cx="2015999" cy="2000898"/>
+            <wp:extent cx="1627632" cy="1615440"/>
             <wp:effectExtent b="0" l="0" r="0" t="0"/>
             <wp:docPr descr="" title="" id="139" name="Picture"/>
             <a:graphic>
@@ -21213,7 +21213,7 @@
                   <pic:spPr bwMode="auto">
                     <a:xfrm>
                       <a:off x="0" y="0"/>
-                      <a:ext cx="2015999" cy="2000898"/>
+                      <a:ext cx="1627632" cy="1615440"/>
                     </a:xfrm>
                     <a:prstGeom prst="rect">
                       <a:avLst/>
@@ -22386,7 +22386,7 @@
             <w:r>
               <w:drawing>
                 <wp:inline>
-                  <wp:extent cx="1729598" cy="1655999"/>
+                  <wp:extent cx="1719071" cy="1645920"/>
                   <wp:effectExtent b="0" l="0" r="0" t="0"/>
                   <wp:docPr descr="" title="" id="145" name="Picture"/>
                   <a:graphic>
@@ -22407,7 +22407,7 @@
                         <pic:spPr bwMode="auto">
                           <a:xfrm>
                             <a:off x="0" y="0"/>
-                            <a:ext cx="1729598" cy="1655999"/>
+                            <a:ext cx="1719071" cy="1645920"/>
                           </a:xfrm>
                           <a:prstGeom prst="rect">
                             <a:avLst/>
@@ -22580,7 +22580,7 @@
             <w:r>
               <w:drawing>
                 <wp:inline>
-                  <wp:extent cx="1815090" cy="1655999"/>
+                  <wp:extent cx="1530095" cy="1395984"/>
                   <wp:effectExtent b="0" l="0" r="0" t="0"/>
                   <wp:docPr descr="" title="" id="148" name="Picture"/>
                   <a:graphic>
@@ -22601,7 +22601,7 @@
                         <pic:spPr bwMode="auto">
                           <a:xfrm>
                             <a:off x="0" y="0"/>
-                            <a:ext cx="1815090" cy="1655999"/>
+                            <a:ext cx="1530095" cy="1395984"/>
                           </a:xfrm>
                           <a:prstGeom prst="rect">
                             <a:avLst/>
@@ -22634,7 +22634,7 @@
             <w:r>
               <w:drawing>
                 <wp:inline>
-                  <wp:extent cx="1757683" cy="1655999"/>
+                  <wp:extent cx="1475232" cy="1389888"/>
                   <wp:effectExtent b="0" l="0" r="0" t="0"/>
                   <wp:docPr descr="" title="" id="151" name="Picture"/>
                   <a:graphic>
@@ -22655,7 +22655,7 @@
                         <pic:spPr bwMode="auto">
                           <a:xfrm>
                             <a:off x="0" y="0"/>
-                            <a:ext cx="1757683" cy="1655999"/>
+                            <a:ext cx="1475232" cy="1389888"/>
                           </a:xfrm>
                           <a:prstGeom prst="rect">
                             <a:avLst/>
@@ -24604,7 +24604,7 @@
       <w:r>
         <w:drawing>
           <wp:inline>
-            <wp:extent cx="2015999" cy="1884664"/>
+            <wp:extent cx="1871472" cy="1749552"/>
             <wp:effectExtent b="0" l="0" r="0" t="0"/>
             <wp:docPr descr="" title="" id="154" name="Picture"/>
             <a:graphic>
@@ -24625,7 +24625,7 @@
                   <pic:spPr bwMode="auto">
                     <a:xfrm>
                       <a:off x="0" y="0"/>
-                      <a:ext cx="2015999" cy="1884664"/>
+                      <a:ext cx="1871472" cy="1749552"/>
                     </a:xfrm>
                     <a:prstGeom prst="rect">
                       <a:avLst/>
@@ -26469,7 +26469,7 @@
       <w:r>
         <w:drawing>
           <wp:inline>
-            <wp:extent cx="2520000" cy="1659512"/>
+            <wp:extent cx="1499616" cy="987552"/>
             <wp:effectExtent b="0" l="0" r="0" t="0"/>
             <wp:docPr descr="" title="" id="159" name="Picture"/>
             <a:graphic>
@@ -26490,7 +26490,7 @@
                   <pic:spPr bwMode="auto">
                     <a:xfrm>
                       <a:off x="0" y="0"/>
-                      <a:ext cx="2520000" cy="1659512"/>
+                      <a:ext cx="1499616" cy="987552"/>
                     </a:xfrm>
                     <a:prstGeom prst="rect">
                       <a:avLst/>
@@ -26533,7 +26533,7 @@
       <w:r>
         <w:drawing>
           <wp:inline>
-            <wp:extent cx="2520000" cy="1637468"/>
+            <wp:extent cx="1444752" cy="938784"/>
             <wp:effectExtent b="0" l="0" r="0" t="0"/>
             <wp:docPr descr="" title="" id="162" name="Picture"/>
             <a:graphic>
@@ -26554,7 +26554,7 @@
                   <pic:spPr bwMode="auto">
                     <a:xfrm>
                       <a:off x="0" y="0"/>
-                      <a:ext cx="2520000" cy="1637468"/>
+                      <a:ext cx="1444752" cy="938784"/>
                     </a:xfrm>
                     <a:prstGeom prst="rect">
                       <a:avLst/>
@@ -26597,7 +26597,7 @@
       <w:r>
         <w:drawing>
           <wp:inline>
-            <wp:extent cx="1948424" cy="2015999"/>
+            <wp:extent cx="1054608" cy="1091184"/>
             <wp:effectExtent b="0" l="0" r="0" t="0"/>
             <wp:docPr descr="" title="" id="165" name="Picture"/>
             <a:graphic>
@@ -26618,7 +26618,7 @@
                   <pic:spPr bwMode="auto">
                     <a:xfrm>
                       <a:off x="0" y="0"/>
-                      <a:ext cx="1948424" cy="2015999"/>
+                      <a:ext cx="1054608" cy="1091184"/>
                     </a:xfrm>
                     <a:prstGeom prst="rect">
                       <a:avLst/>
@@ -28016,7 +28016,7 @@
       <w:r>
         <w:drawing>
           <wp:inline>
-            <wp:extent cx="2015999" cy="1962666"/>
+            <wp:extent cx="1152144" cy="1121664"/>
             <wp:effectExtent b="0" l="0" r="0" t="0"/>
             <wp:docPr descr="" title="" id="171" name="Picture"/>
             <a:graphic>
@@ -28037,7 +28037,7 @@
                   <pic:spPr bwMode="auto">
                     <a:xfrm>
                       <a:off x="0" y="0"/>
-                      <a:ext cx="2015999" cy="1962666"/>
+                      <a:ext cx="1152144" cy="1121664"/>
                     </a:xfrm>
                     <a:prstGeom prst="rect">
                       <a:avLst/>
@@ -28817,7 +28817,7 @@
       <w:r>
         <w:drawing>
           <wp:inline>
-            <wp:extent cx="2015999" cy="1966068"/>
+            <wp:extent cx="1969007" cy="1920240"/>
             <wp:effectExtent b="0" l="0" r="0" t="0"/>
             <wp:docPr descr="" title="" id="179" name="Picture"/>
             <a:graphic>
@@ -28838,7 +28838,7 @@
                   <pic:spPr bwMode="auto">
                     <a:xfrm>
                       <a:off x="0" y="0"/>
-                      <a:ext cx="2015999" cy="1966068"/>
+                      <a:ext cx="1969007" cy="1920240"/>
                     </a:xfrm>
                     <a:prstGeom prst="rect">
                       <a:avLst/>
@@ -29330,7 +29330,7 @@
       <w:r>
         <w:drawing>
           <wp:inline>
-            <wp:extent cx="2520000" cy="1802983"/>
+            <wp:extent cx="2206752" cy="1578864"/>
             <wp:effectExtent b="0" l="0" r="0" t="0"/>
             <wp:docPr descr="" title="" id="185" name="Picture"/>
             <a:graphic>
@@ -29351,7 +29351,7 @@
                   <pic:spPr bwMode="auto">
                     <a:xfrm>
                       <a:off x="0" y="0"/>
-                      <a:ext cx="2520000" cy="1802983"/>
+                      <a:ext cx="2206752" cy="1578864"/>
                     </a:xfrm>
                     <a:prstGeom prst="rect">
                       <a:avLst/>
@@ -29686,7 +29686,7 @@
       <w:r>
         <w:drawing>
           <wp:inline>
-            <wp:extent cx="2520000" cy="1733052"/>
+            <wp:extent cx="1737360" cy="1194816"/>
             <wp:effectExtent b="0" l="0" r="0" t="0"/>
             <wp:docPr descr="" title="" id="188" name="Picture"/>
             <a:graphic>
@@ -29707,7 +29707,7 @@
                   <pic:spPr bwMode="auto">
                     <a:xfrm>
                       <a:off x="0" y="0"/>
-                      <a:ext cx="2520000" cy="1733052"/>
+                      <a:ext cx="1737360" cy="1194816"/>
                     </a:xfrm>
                     <a:prstGeom prst="rect">
                       <a:avLst/>
@@ -30090,7 +30090,7 @@
       <w:r>
         <w:drawing>
           <wp:inline>
-            <wp:extent cx="2015999" cy="1966068"/>
+            <wp:extent cx="1969007" cy="1920240"/>
             <wp:effectExtent b="0" l="0" r="0" t="0"/>
             <wp:docPr descr="" title="" id="191" name="Picture"/>
             <a:graphic>
@@ -30111,7 +30111,7 @@
                   <pic:spPr bwMode="auto">
                     <a:xfrm>
                       <a:off x="0" y="0"/>
-                      <a:ext cx="2015999" cy="1966068"/>
+                      <a:ext cx="1969007" cy="1920240"/>
                     </a:xfrm>
                     <a:prstGeom prst="rect">
                       <a:avLst/>

--- a/00-首页/题组Word/初赛模拟卷/真题版式/初赛模拟卷XIV（非有机·答案与解析版·真题版式）.docx
+++ b/00-首页/题组Word/初赛模拟卷/真题版式/初赛模拟卷XIV（非有机·答案与解析版·真题版式）.docx
@@ -912,13 +912,14 @@
     <w:p>
       <w:pPr>
         <w:pStyle w:val="BodyText"/>
-        <w:spacing w:before="120" w:after="120" w:line="240" w:lineRule="auto"/>
+        <w:keepNext/>
+        <w:spacing w:before="120" w:after="40" w:line="240" w:lineRule="auto"/>
         <w:jc w:val="center"/>
       </w:pPr>
       <w:r>
         <w:drawing>
           <wp:inline>
-            <wp:extent cx="2520000" cy="1322530"/>
+            <wp:extent cx="4082400" cy="2142498"/>
             <wp:effectExtent b="0" l="0" r="0" t="0"/>
             <wp:docPr descr="" title="" id="20" name="Picture"/>
             <a:graphic>
@@ -939,7 +940,7 @@
                   <pic:spPr bwMode="auto">
                     <a:xfrm>
                       <a:off x="0" y="0"/>
-                      <a:ext cx="2520000" cy="1322530"/>
+                      <a:ext cx="4082400" cy="2142498"/>
                     </a:xfrm>
                     <a:prstGeom prst="rect">
                       <a:avLst/>
@@ -2384,13 +2385,14 @@
     <w:p>
       <w:pPr>
         <w:pStyle w:val="BodyText"/>
-        <w:spacing w:before="120" w:after="120" w:line="240" w:lineRule="auto"/>
+        <w:keepNext/>
+        <w:spacing w:before="120" w:after="40" w:line="240" w:lineRule="auto"/>
         <w:jc w:val="center"/>
       </w:pPr>
       <w:r>
         <w:drawing>
           <wp:inline>
-            <wp:extent cx="2520000" cy="1482666"/>
+            <wp:extent cx="4082400" cy="2401918"/>
             <wp:effectExtent b="0" l="0" r="0" t="0"/>
             <wp:docPr descr="" title="" id="23" name="Picture"/>
             <a:graphic>
@@ -2411,7 +2413,7 @@
                   <pic:spPr bwMode="auto">
                     <a:xfrm>
                       <a:off x="0" y="0"/>
-                      <a:ext cx="2520000" cy="1482666"/>
+                      <a:ext cx="4082400" cy="2401918"/>
                     </a:xfrm>
                     <a:prstGeom prst="rect">
                       <a:avLst/>
@@ -6108,13 +6110,14 @@
     <w:p>
       <w:pPr>
         <w:pStyle w:val="BodyText"/>
-        <w:spacing w:before="120" w:after="120" w:line="240" w:lineRule="auto"/>
+        <w:keepNext/>
+        <w:spacing w:before="120" w:after="40" w:line="240" w:lineRule="auto"/>
         <w:jc w:val="center"/>
       </w:pPr>
       <w:r>
         <w:drawing>
           <wp:inline>
-            <wp:extent cx="2015999" cy="1571637"/>
+            <wp:extent cx="3241737" cy="2527200"/>
             <wp:effectExtent b="0" l="0" r="0" t="0"/>
             <wp:docPr descr="" title="" id="26" name="Picture"/>
             <a:graphic>
@@ -6135,7 +6138,7 @@
                   <pic:spPr bwMode="auto">
                     <a:xfrm>
                       <a:off x="0" y="0"/>
-                      <a:ext cx="2015999" cy="1571637"/>
+                      <a:ext cx="3241737" cy="2527200"/>
                     </a:xfrm>
                     <a:prstGeom prst="rect">
                       <a:avLst/>
@@ -6157,7 +6160,7 @@
     <w:p>
       <w:pPr>
         <w:pStyle w:val="BlockText"/>
-        <w:spacing w:before="120" w:after="120" w:line="276" w:lineRule="auto"/>
+        <w:spacing w:before="0" w:after="120" w:line="240" w:lineRule="auto"/>
         <w:jc w:val="center"/>
       </w:pPr>
       <w:r>
@@ -10635,13 +10638,14 @@
       <w:tblPr>
         <w:tblStyle w:val="Table"/>
         <w:tblW w:type="dxa" w:w="9752"/>
+        <w:jc w:val="center"/>
         <w:tblBorders>
-          <w:top w:val="single" w:sz="6" w:space="0" w:color="000000"/>
-          <w:left w:val="single" w:sz="6" w:space="0" w:color="000000"/>
-          <w:bottom w:val="single" w:sz="6" w:space="0" w:color="000000"/>
-          <w:right w:val="single" w:sz="6" w:space="0" w:color="000000"/>
-          <w:insideH w:val="single" w:sz="6" w:space="0" w:color="000000"/>
-          <w:insideV w:val="single" w:sz="6" w:space="0" w:color="000000"/>
+          <w:top w:val="nil"/>
+          <w:left w:val="nil"/>
+          <w:bottom w:val="nil"/>
+          <w:right w:val="nil"/>
+          <w:insideH w:val="nil"/>
+          <w:insideV w:val="nil"/>
         </w:tblBorders>
         <w:tblLayout w:type="fixed"/>
         <w:tblLook w:firstRow="1" w:lastRow="0" w:firstColumn="0" w:lastColumn="0" w:noHBand="0" w:noVBand="0" w:val="0020"/>
@@ -10695,7 +10699,7 @@
             <w:r>
               <w:drawing>
                 <wp:inline>
-                  <wp:extent cx="1865914" cy="1655999"/>
+                  <wp:extent cx="1950719" cy="1731264"/>
                   <wp:effectExtent b="0" l="0" r="0" t="0"/>
                   <wp:docPr descr="" title="" id="31" name="Picture"/>
                   <a:graphic>
@@ -10716,7 +10720,7 @@
                         <pic:spPr bwMode="auto">
                           <a:xfrm>
                             <a:off x="0" y="0"/>
-                            <a:ext cx="1865914" cy="1655999"/>
+                            <a:ext cx="1950719" cy="1731264"/>
                           </a:xfrm>
                           <a:prstGeom prst="rect">
                             <a:avLst/>
@@ -10749,7 +10753,7 @@
             <w:r>
               <w:drawing>
                 <wp:inline>
-                  <wp:extent cx="1664208" cy="1633728"/>
+                  <wp:extent cx="1664207" cy="1633728"/>
                   <wp:effectExtent b="0" l="0" r="0" t="0"/>
                   <wp:docPr descr="" title="" id="34" name="Picture"/>
                   <a:graphic>
@@ -10770,7 +10774,7 @@
                         <pic:spPr bwMode="auto">
                           <a:xfrm>
                             <a:off x="0" y="0"/>
-                            <a:ext cx="1664208" cy="1633728"/>
+                            <a:ext cx="1664207" cy="1633728"/>
                           </a:xfrm>
                           <a:prstGeom prst="rect">
                             <a:avLst/>
@@ -10869,13 +10873,14 @@
       <w:tblPr>
         <w:tblStyle w:val="Table"/>
         <w:tblW w:type="dxa" w:w="9752"/>
+        <w:jc w:val="center"/>
         <w:tblBorders>
-          <w:top w:val="single" w:sz="6" w:space="0" w:color="000000"/>
-          <w:left w:val="single" w:sz="6" w:space="0" w:color="000000"/>
-          <w:bottom w:val="single" w:sz="6" w:space="0" w:color="000000"/>
-          <w:right w:val="single" w:sz="6" w:space="0" w:color="000000"/>
-          <w:insideH w:val="single" w:sz="6" w:space="0" w:color="000000"/>
-          <w:insideV w:val="single" w:sz="6" w:space="0" w:color="000000"/>
+          <w:top w:val="nil"/>
+          <w:left w:val="nil"/>
+          <w:bottom w:val="nil"/>
+          <w:right w:val="nil"/>
+          <w:insideH w:val="nil"/>
+          <w:insideV w:val="nil"/>
         </w:tblBorders>
         <w:tblLayout w:type="fixed"/>
         <w:tblLook w:firstRow="0" w:lastRow="0" w:firstColumn="0" w:lastColumn="0" w:noHBand="0" w:noVBand="0" w:val="0000"/>
@@ -10899,7 +10904,7 @@
             <w:r>
               <w:drawing>
                 <wp:inline>
-                  <wp:extent cx="1267728" cy="1655999"/>
+                  <wp:extent cx="1652015" cy="2157984"/>
                   <wp:effectExtent b="0" l="0" r="0" t="0"/>
                   <wp:docPr descr="" title="" id="37" name="Picture"/>
                   <a:graphic>
@@ -10920,7 +10925,7 @@
                         <pic:spPr bwMode="auto">
                           <a:xfrm>
                             <a:off x="0" y="0"/>
-                            <a:ext cx="1267728" cy="1655999"/>
+                            <a:ext cx="1652015" cy="2157984"/>
                           </a:xfrm>
                           <a:prstGeom prst="rect">
                             <a:avLst/>
@@ -10953,7 +10958,7 @@
             <w:r>
               <w:drawing>
                 <wp:inline>
-                  <wp:extent cx="940499" cy="1655999"/>
+                  <wp:extent cx="1274063" cy="2243328"/>
                   <wp:effectExtent b="0" l="0" r="0" t="0"/>
                   <wp:docPr descr="" title="" id="40" name="Picture"/>
                   <a:graphic>
@@ -10974,7 +10979,7 @@
                         <pic:spPr bwMode="auto">
                           <a:xfrm>
                             <a:off x="0" y="0"/>
-                            <a:ext cx="940499" cy="1655999"/>
+                            <a:ext cx="1274063" cy="2243328"/>
                           </a:xfrm>
                           <a:prstGeom prst="rect">
                             <a:avLst/>
@@ -11007,7 +11012,7 @@
             <w:r>
               <w:drawing>
                 <wp:inline>
-                  <wp:extent cx="917562" cy="1655998"/>
+                  <wp:extent cx="1530096" cy="2761487"/>
                   <wp:effectExtent b="0" l="0" r="0" t="0"/>
                   <wp:docPr descr="" title="" id="43" name="Picture"/>
                   <a:graphic>
@@ -11028,7 +11033,7 @@
                         <pic:spPr bwMode="auto">
                           <a:xfrm>
                             <a:off x="0" y="0"/>
-                            <a:ext cx="917562" cy="1655998"/>
+                            <a:ext cx="1530096" cy="2761487"/>
                           </a:xfrm>
                           <a:prstGeom prst="rect">
                             <a:avLst/>
@@ -11216,13 +11221,14 @@
       <w:tblPr>
         <w:tblStyle w:val="Table"/>
         <w:tblW w:type="dxa" w:w="9752"/>
+        <w:jc w:val="center"/>
         <w:tblBorders>
-          <w:top w:val="single" w:sz="6" w:space="0" w:color="000000"/>
-          <w:left w:val="single" w:sz="6" w:space="0" w:color="000000"/>
-          <w:bottom w:val="single" w:sz="6" w:space="0" w:color="000000"/>
-          <w:right w:val="single" w:sz="6" w:space="0" w:color="000000"/>
-          <w:insideH w:val="single" w:sz="6" w:space="0" w:color="000000"/>
-          <w:insideV w:val="single" w:sz="6" w:space="0" w:color="000000"/>
+          <w:top w:val="nil"/>
+          <w:left w:val="nil"/>
+          <w:bottom w:val="nil"/>
+          <w:right w:val="nil"/>
+          <w:insideH w:val="nil"/>
+          <w:insideV w:val="nil"/>
         </w:tblBorders>
         <w:tblLayout w:type="fixed"/>
         <w:tblLook w:firstRow="0" w:lastRow="0" w:firstColumn="0" w:lastColumn="0" w:noHBand="0" w:noVBand="0" w:val="0000"/>
@@ -11246,7 +11252,7 @@
             <w:r>
               <w:drawing>
                 <wp:inline>
-                  <wp:extent cx="1568400" cy="1421033"/>
+                  <wp:extent cx="1816608" cy="1645919"/>
                   <wp:effectExtent b="0" l="0" r="0" t="0"/>
                   <wp:docPr descr="" title="" id="46" name="Picture"/>
                   <a:graphic>
@@ -11267,7 +11273,7 @@
                         <pic:spPr bwMode="auto">
                           <a:xfrm>
                             <a:off x="0" y="0"/>
-                            <a:ext cx="1568400" cy="1421033"/>
+                            <a:ext cx="1816608" cy="1645919"/>
                           </a:xfrm>
                           <a:prstGeom prst="rect">
                             <a:avLst/>
@@ -11300,7 +11306,7 @@
             <w:r>
               <w:drawing>
                 <wp:inline>
-                  <wp:extent cx="1568400" cy="1033627"/>
+                  <wp:extent cx="2395728" cy="1578863"/>
                   <wp:effectExtent b="0" l="0" r="0" t="0"/>
                   <wp:docPr descr="" title="" id="49" name="Picture"/>
                   <a:graphic>
@@ -11321,7 +11327,7 @@
                         <pic:spPr bwMode="auto">
                           <a:xfrm>
                             <a:off x="0" y="0"/>
-                            <a:ext cx="1568400" cy="1033627"/>
+                            <a:ext cx="2395728" cy="1578863"/>
                           </a:xfrm>
                           <a:prstGeom prst="rect">
                             <a:avLst/>
@@ -11354,7 +11360,7 @@
             <w:r>
               <w:drawing>
                 <wp:inline>
-                  <wp:extent cx="1568400" cy="841796"/>
+                  <wp:extent cx="3236976" cy="1737358"/>
                   <wp:effectExtent b="0" l="0" r="0" t="0"/>
                   <wp:docPr descr="" title="" id="52" name="Picture"/>
                   <a:graphic>
@@ -11375,7 +11381,7 @@
                         <pic:spPr bwMode="auto">
                           <a:xfrm>
                             <a:off x="0" y="0"/>
-                            <a:ext cx="1568400" cy="841796"/>
+                            <a:ext cx="3236976" cy="1737358"/>
                           </a:xfrm>
                           <a:prstGeom prst="rect">
                             <a:avLst/>
@@ -15734,7 +15740,8 @@
     <w:p>
       <w:pPr>
         <w:pStyle w:val="FirstParagraph"/>
-        <w:spacing w:before="120" w:after="120" w:line="240" w:lineRule="auto"/>
+        <w:keepNext/>
+        <w:spacing w:before="120" w:after="40" w:line="240" w:lineRule="auto"/>
         <w:jc w:val="center"/>
       </w:pPr>
       <w:r>
@@ -16056,13 +16063,14 @@
     <w:p>
       <w:pPr>
         <w:pStyle w:val="BodyText"/>
-        <w:spacing w:before="120" w:after="120" w:line="240" w:lineRule="auto"/>
+        <w:keepNext/>
+        <w:spacing w:before="120" w:after="40" w:line="240" w:lineRule="auto"/>
         <w:jc w:val="center"/>
       </w:pPr>
       <w:r>
         <w:drawing>
           <wp:inline>
-            <wp:extent cx="2520000" cy="1562745"/>
+            <wp:extent cx="2663951" cy="1652016"/>
             <wp:effectExtent b="0" l="0" r="0" t="0"/>
             <wp:docPr descr="" title="" id="60" name="Picture"/>
             <a:graphic>
@@ -16083,7 +16091,7 @@
                   <pic:spPr bwMode="auto">
                     <a:xfrm>
                       <a:off x="0" y="0"/>
-                      <a:ext cx="2520000" cy="1562745"/>
+                      <a:ext cx="2663951" cy="1652016"/>
                     </a:xfrm>
                     <a:prstGeom prst="rect">
                       <a:avLst/>
@@ -20584,13 +20592,14 @@
       <w:tblPr>
         <w:tblStyle w:val="Table"/>
         <w:tblW w:type="dxa" w:w="9752"/>
+        <w:jc w:val="center"/>
         <w:tblBorders>
-          <w:top w:val="single" w:sz="6" w:space="0" w:color="000000"/>
-          <w:left w:val="single" w:sz="6" w:space="0" w:color="000000"/>
-          <w:bottom w:val="single" w:sz="6" w:space="0" w:color="000000"/>
-          <w:right w:val="single" w:sz="6" w:space="0" w:color="000000"/>
-          <w:insideH w:val="single" w:sz="6" w:space="0" w:color="000000"/>
-          <w:insideV w:val="single" w:sz="6" w:space="0" w:color="000000"/>
+          <w:top w:val="nil"/>
+          <w:left w:val="nil"/>
+          <w:bottom w:val="nil"/>
+          <w:right w:val="nil"/>
+          <w:insideH w:val="nil"/>
+          <w:insideV w:val="nil"/>
         </w:tblBorders>
         <w:tblLayout w:type="fixed"/>
         <w:tblLook w:firstRow="0" w:lastRow="0" w:firstColumn="0" w:lastColumn="0" w:noHBand="0" w:noVBand="0" w:val="0000"/>
@@ -20613,7 +20622,7 @@
             <w:r>
               <w:drawing>
                 <wp:inline>
-                  <wp:extent cx="816204" cy="1655999"/>
+                  <wp:extent cx="1628860" cy="3304800"/>
                   <wp:effectExtent b="0" l="0" r="0" t="0"/>
                   <wp:docPr descr="" title="" id="65" name="Picture"/>
                   <a:graphic>
@@ -20634,7 +20643,7 @@
                         <pic:spPr bwMode="auto">
                           <a:xfrm>
                             <a:off x="0" y="0"/>
-                            <a:ext cx="816204" cy="1655999"/>
+                            <a:ext cx="1628860" cy="3304800"/>
                           </a:xfrm>
                           <a:prstGeom prst="rect">
                             <a:avLst/>
@@ -20667,7 +20676,7 @@
             <w:r>
               <w:drawing>
                 <wp:inline>
-                  <wp:extent cx="1583254" cy="1655999"/>
+                  <wp:extent cx="2255518" cy="2359152"/>
                   <wp:effectExtent b="0" l="0" r="0" t="0"/>
                   <wp:docPr descr="" title="" id="68" name="Picture"/>
                   <a:graphic>
@@ -20688,7 +20697,7 @@
                         <pic:spPr bwMode="auto">
                           <a:xfrm>
                             <a:off x="0" y="0"/>
-                            <a:ext cx="1583254" cy="1655999"/>
+                            <a:ext cx="2255518" cy="2359152"/>
                           </a:xfrm>
                           <a:prstGeom prst="rect">
                             <a:avLst/>
@@ -21319,13 +21328,14 @@
     <w:p>
       <w:pPr>
         <w:pStyle w:val="BodyText"/>
-        <w:spacing w:before="120" w:after="120" w:line="240" w:lineRule="auto"/>
+        <w:keepNext/>
+        <w:spacing w:before="120" w:after="40" w:line="240" w:lineRule="auto"/>
         <w:jc w:val="center"/>
       </w:pPr>
       <w:r>
         <w:drawing>
           <wp:inline>
-            <wp:extent cx="790353" cy="2376000"/>
+            <wp:extent cx="1099309" cy="3304800"/>
             <wp:effectExtent b="0" l="0" r="0" t="0"/>
             <wp:docPr descr="" title="" id="71" name="Picture"/>
             <a:graphic>
@@ -21346,7 +21356,7 @@
                   <pic:spPr bwMode="auto">
                     <a:xfrm>
                       <a:off x="0" y="0"/>
-                      <a:ext cx="790353" cy="2376000"/>
+                      <a:ext cx="1099309" cy="3304800"/>
                     </a:xfrm>
                     <a:prstGeom prst="rect">
                       <a:avLst/>
@@ -21391,13 +21401,14 @@
       <w:tblPr>
         <w:tblStyle w:val="Table"/>
         <w:tblW w:type="dxa" w:w="9752"/>
+        <w:jc w:val="center"/>
         <w:tblBorders>
-          <w:top w:val="single" w:sz="6" w:space="0" w:color="000000"/>
-          <w:left w:val="single" w:sz="6" w:space="0" w:color="000000"/>
-          <w:bottom w:val="single" w:sz="6" w:space="0" w:color="000000"/>
-          <w:right w:val="single" w:sz="6" w:space="0" w:color="000000"/>
-          <w:insideH w:val="single" w:sz="6" w:space="0" w:color="000000"/>
-          <w:insideV w:val="single" w:sz="6" w:space="0" w:color="000000"/>
+          <w:top w:val="nil"/>
+          <w:left w:val="nil"/>
+          <w:bottom w:val="nil"/>
+          <w:right w:val="nil"/>
+          <w:insideH w:val="nil"/>
+          <w:insideV w:val="nil"/>
         </w:tblBorders>
         <w:tblLayout w:type="fixed"/>
         <w:tblLook w:firstRow="0" w:lastRow="0" w:firstColumn="0" w:lastColumn="0" w:noHBand="0" w:noVBand="0" w:val="0000"/>
@@ -21420,7 +21431,7 @@
             <w:r>
               <w:drawing>
                 <wp:inline>
-                  <wp:extent cx="813169" cy="1655999"/>
+                  <wp:extent cx="1622803" cy="3304800"/>
                   <wp:effectExtent b="0" l="0" r="0" t="0"/>
                   <wp:docPr descr="" title="" id="74" name="Picture"/>
                   <a:graphic>
@@ -21441,7 +21452,7 @@
                         <pic:spPr bwMode="auto">
                           <a:xfrm>
                             <a:off x="0" y="0"/>
-                            <a:ext cx="813169" cy="1655999"/>
+                            <a:ext cx="1622803" cy="3304800"/>
                           </a:xfrm>
                           <a:prstGeom prst="rect">
                             <a:avLst/>
@@ -21474,7 +21485,7 @@
             <w:r>
               <w:drawing>
                 <wp:inline>
-                  <wp:extent cx="1566966" cy="1655999"/>
+                  <wp:extent cx="2145790" cy="2267712"/>
                   <wp:effectExtent b="0" l="0" r="0" t="0"/>
                   <wp:docPr descr="" title="" id="77" name="Picture"/>
                   <a:graphic>
@@ -21495,7 +21506,7 @@
                         <pic:spPr bwMode="auto">
                           <a:xfrm>
                             <a:off x="0" y="0"/>
-                            <a:ext cx="1566966" cy="1655999"/>
+                            <a:ext cx="2145790" cy="2267712"/>
                           </a:xfrm>
                           <a:prstGeom prst="rect">
                             <a:avLst/>
@@ -26524,13 +26535,14 @@
     <w:p>
       <w:pPr>
         <w:pStyle w:val="BodyText"/>
-        <w:spacing w:before="120" w:after="120" w:line="240" w:lineRule="auto"/>
+        <w:keepNext/>
+        <w:spacing w:before="120" w:after="40" w:line="240" w:lineRule="auto"/>
         <w:jc w:val="center"/>
       </w:pPr>
       <w:r>
         <w:drawing>
           <wp:inline>
-            <wp:extent cx="2520000" cy="809999"/>
+            <wp:extent cx="4082400" cy="1312198"/>
             <wp:effectExtent b="0" l="0" r="0" t="0"/>
             <wp:docPr descr="" title="" id="82" name="Picture"/>
             <a:graphic>
@@ -26551,7 +26563,7 @@
                   <pic:spPr bwMode="auto">
                     <a:xfrm>
                       <a:off x="0" y="0"/>
-                      <a:ext cx="2520000" cy="809999"/>
+                      <a:ext cx="4082400" cy="1312198"/>
                     </a:xfrm>
                     <a:prstGeom prst="rect">
                       <a:avLst/>
@@ -26573,7 +26585,7 @@
     <w:p>
       <w:pPr>
         <w:pStyle w:val="BlockText"/>
-        <w:spacing w:before="120" w:after="120" w:line="276" w:lineRule="auto"/>
+        <w:spacing w:before="0" w:after="120" w:line="240" w:lineRule="auto"/>
         <w:jc w:val="center"/>
       </w:pPr>
       <w:r>
@@ -30354,13 +30366,14 @@
     <w:p>
       <w:pPr>
         <w:pStyle w:val="BodyText"/>
-        <w:spacing w:before="120" w:after="120" w:line="240" w:lineRule="auto"/>
+        <w:keepNext/>
+        <w:spacing w:before="120" w:after="40" w:line="240" w:lineRule="auto"/>
         <w:jc w:val="center"/>
       </w:pPr>
       <w:r>
         <w:drawing>
           <wp:inline>
-            <wp:extent cx="2520000" cy="1090746"/>
+            <wp:extent cx="4082400" cy="1767008"/>
             <wp:effectExtent b="0" l="0" r="0" t="0"/>
             <wp:docPr descr="" title="" id="87" name="Picture"/>
             <a:graphic>
@@ -30381,7 +30394,7 @@
                   <pic:spPr bwMode="auto">
                     <a:xfrm>
                       <a:off x="0" y="0"/>
-                      <a:ext cx="2520000" cy="1090746"/>
+                      <a:ext cx="4082400" cy="1767008"/>
                     </a:xfrm>
                     <a:prstGeom prst="rect">
                       <a:avLst/>
@@ -30541,13 +30554,14 @@
     <w:p>
       <w:pPr>
         <w:pStyle w:val="BodyText"/>
-        <w:spacing w:before="120" w:after="120" w:line="240" w:lineRule="auto"/>
+        <w:keepNext/>
+        <w:spacing w:before="120" w:after="40" w:line="240" w:lineRule="auto"/>
         <w:jc w:val="center"/>
       </w:pPr>
       <w:r>
         <w:drawing>
           <wp:inline>
-            <wp:extent cx="2520000" cy="983293"/>
+            <wp:extent cx="4082400" cy="1592935"/>
             <wp:effectExtent b="0" l="0" r="0" t="0"/>
             <wp:docPr descr="" title="" id="90" name="Picture"/>
             <a:graphic>
@@ -30568,7 +30582,7 @@
                   <pic:spPr bwMode="auto">
                     <a:xfrm>
                       <a:off x="0" y="0"/>
-                      <a:ext cx="2520000" cy="983293"/>
+                      <a:ext cx="4082400" cy="1592935"/>
                     </a:xfrm>
                     <a:prstGeom prst="rect">
                       <a:avLst/>
@@ -30739,13 +30753,14 @@
       <w:tblPr>
         <w:tblStyle w:val="Table"/>
         <w:tblW w:type="dxa" w:w="9752"/>
+        <w:jc w:val="center"/>
         <w:tblBorders>
-          <w:top w:val="single" w:sz="6" w:space="0" w:color="000000"/>
-          <w:left w:val="single" w:sz="6" w:space="0" w:color="000000"/>
-          <w:bottom w:val="single" w:sz="6" w:space="0" w:color="000000"/>
-          <w:right w:val="single" w:sz="6" w:space="0" w:color="000000"/>
-          <w:insideH w:val="single" w:sz="6" w:space="0" w:color="000000"/>
-          <w:insideV w:val="single" w:sz="6" w:space="0" w:color="000000"/>
+          <w:top w:val="nil"/>
+          <w:left w:val="nil"/>
+          <w:bottom w:val="nil"/>
+          <w:right w:val="nil"/>
+          <w:insideH w:val="nil"/>
+          <w:insideV w:val="nil"/>
         </w:tblBorders>
         <w:tblLayout w:type="fixed"/>
         <w:tblLook w:firstRow="0" w:lastRow="0" w:firstColumn="0" w:lastColumn="0" w:noHBand="0" w:noVBand="0" w:val="0000"/>
@@ -30768,7 +30783,7 @@
             <w:r>
               <w:drawing>
                 <wp:inline>
-                  <wp:extent cx="2406600" cy="1177770"/>
+                  <wp:extent cx="4082400" cy="1997892"/>
                   <wp:effectExtent b="0" l="0" r="0" t="0"/>
                   <wp:docPr descr="" title="" id="93" name="Picture"/>
                   <a:graphic>
@@ -30789,7 +30804,7 @@
                         <pic:spPr bwMode="auto">
                           <a:xfrm>
                             <a:off x="0" y="0"/>
-                            <a:ext cx="2406600" cy="1177770"/>
+                            <a:ext cx="4082400" cy="1997892"/>
                           </a:xfrm>
                           <a:prstGeom prst="rect">
                             <a:avLst/>
@@ -30822,7 +30837,7 @@
             <w:r>
               <w:drawing>
                 <wp:inline>
-                  <wp:extent cx="2406600" cy="1204868"/>
+                  <wp:extent cx="4082400" cy="2043859"/>
                   <wp:effectExtent b="0" l="0" r="0" t="0"/>
                   <wp:docPr descr="" title="" id="96" name="Picture"/>
                   <a:graphic>
@@ -30843,7 +30858,7 @@
                         <pic:spPr bwMode="auto">
                           <a:xfrm>
                             <a:off x="0" y="0"/>
-                            <a:ext cx="2406600" cy="1204868"/>
+                            <a:ext cx="4082400" cy="2043859"/>
                           </a:xfrm>
                           <a:prstGeom prst="rect">
                             <a:avLst/>
@@ -30870,13 +30885,14 @@
       <w:tblPr>
         <w:tblStyle w:val="Table"/>
         <w:tblW w:type="dxa" w:w="9752"/>
+        <w:jc w:val="center"/>
         <w:tblBorders>
-          <w:top w:val="single" w:sz="6" w:space="0" w:color="000000"/>
-          <w:left w:val="single" w:sz="6" w:space="0" w:color="000000"/>
-          <w:bottom w:val="single" w:sz="6" w:space="0" w:color="000000"/>
-          <w:right w:val="single" w:sz="6" w:space="0" w:color="000000"/>
-          <w:insideH w:val="single" w:sz="6" w:space="0" w:color="000000"/>
-          <w:insideV w:val="single" w:sz="6" w:space="0" w:color="000000"/>
+          <w:top w:val="nil"/>
+          <w:left w:val="nil"/>
+          <w:bottom w:val="nil"/>
+          <w:right w:val="nil"/>
+          <w:insideH w:val="nil"/>
+          <w:insideV w:val="nil"/>
         </w:tblBorders>
         <w:tblLayout w:type="fixed"/>
         <w:tblLook w:firstRow="1" w:lastRow="0" w:firstColumn="0" w:lastColumn="0" w:noHBand="0" w:noVBand="0" w:val="0020"/>
@@ -30918,7 +30934,7 @@
             <w:r>
               <w:drawing>
                 <wp:inline>
-                  <wp:extent cx="2406600" cy="856350"/>
+                  <wp:extent cx="4082400" cy="1452656"/>
                   <wp:effectExtent b="0" l="0" r="0" t="0"/>
                   <wp:docPr descr="" title="" id="99" name="Picture"/>
                   <a:graphic>
@@ -30939,7 +30955,7 @@
                         <pic:spPr bwMode="auto">
                           <a:xfrm>
                             <a:off x="0" y="0"/>
-                            <a:ext cx="2406600" cy="856350"/>
+                            <a:ext cx="4082400" cy="1452656"/>
                           </a:xfrm>
                           <a:prstGeom prst="rect">
                             <a:avLst/>
@@ -30995,7 +31011,7 @@
             <w:r>
               <w:drawing>
                 <wp:inline>
-                  <wp:extent cx="2406600" cy="1558372"/>
+                  <wp:extent cx="3718559" cy="2407919"/>
                   <wp:effectExtent b="0" l="0" r="0" t="0"/>
                   <wp:docPr descr="" title="" id="102" name="Picture"/>
                   <a:graphic>
@@ -31016,7 +31032,7 @@
                         <pic:spPr bwMode="auto">
                           <a:xfrm>
                             <a:off x="0" y="0"/>
-                            <a:ext cx="2406600" cy="1558372"/>
+                            <a:ext cx="3718559" cy="2407919"/>
                           </a:xfrm>
                           <a:prstGeom prst="rect">
                             <a:avLst/>
@@ -31543,7 +31559,7 @@
             <w:r>
               <w:drawing>
                 <wp:inline>
-                  <wp:extent cx="1575793" cy="1655999"/>
+                  <wp:extent cx="2036062" cy="2139696"/>
                   <wp:effectExtent b="0" l="0" r="0" t="0"/>
                   <wp:docPr descr="" title="" id="105" name="Picture"/>
                   <a:graphic>
@@ -31564,7 +31580,7 @@
                         <pic:spPr bwMode="auto">
                           <a:xfrm>
                             <a:off x="0" y="0"/>
-                            <a:ext cx="1575793" cy="1655999"/>
+                            <a:ext cx="2036062" cy="2139696"/>
                           </a:xfrm>
                           <a:prstGeom prst="rect">
                             <a:avLst/>
@@ -34288,13 +34304,14 @@
     <w:p>
       <w:pPr>
         <w:pStyle w:val="BodyText"/>
-        <w:spacing w:before="120" w:after="120" w:line="240" w:lineRule="auto"/>
+        <w:keepNext/>
+        <w:spacing w:before="120" w:after="40" w:line="240" w:lineRule="auto"/>
         <w:jc w:val="center"/>
       </w:pPr>
       <w:r>
         <w:drawing>
           <wp:inline>
-            <wp:extent cx="2520000" cy="1306755"/>
+            <wp:extent cx="4082400" cy="2116943"/>
             <wp:effectExtent b="0" l="0" r="0" t="0"/>
             <wp:docPr descr="" title="" id="110" name="Picture"/>
             <a:graphic>
@@ -34315,7 +34332,7 @@
                   <pic:spPr bwMode="auto">
                     <a:xfrm>
                       <a:off x="0" y="0"/>
-                      <a:ext cx="2520000" cy="1306755"/>
+                      <a:ext cx="4082400" cy="2116943"/>
                     </a:xfrm>
                     <a:prstGeom prst="rect">
                       <a:avLst/>
@@ -34413,13 +34430,14 @@
       <w:tblPr>
         <w:tblStyle w:val="Table"/>
         <w:tblW w:type="dxa" w:w="9752"/>
+        <w:jc w:val="center"/>
         <w:tblBorders>
-          <w:top w:val="single" w:sz="6" w:space="0" w:color="000000"/>
-          <w:left w:val="single" w:sz="6" w:space="0" w:color="000000"/>
-          <w:bottom w:val="single" w:sz="6" w:space="0" w:color="000000"/>
-          <w:right w:val="single" w:sz="6" w:space="0" w:color="000000"/>
-          <w:insideH w:val="single" w:sz="6" w:space="0" w:color="000000"/>
-          <w:insideV w:val="single" w:sz="6" w:space="0" w:color="000000"/>
+          <w:top w:val="nil"/>
+          <w:left w:val="nil"/>
+          <w:bottom w:val="nil"/>
+          <w:right w:val="nil"/>
+          <w:insideH w:val="nil"/>
+          <w:insideV w:val="nil"/>
         </w:tblBorders>
         <w:tblLayout w:type="fixed"/>
         <w:tblLook w:firstRow="1" w:lastRow="0" w:firstColumn="0" w:lastColumn="0" w:noHBand="0" w:noVBand="0" w:val="0020"/>
@@ -34489,7 +34507,7 @@
             <w:r>
               <w:drawing>
                 <wp:inline>
-                  <wp:extent cx="1568400" cy="531370"/>
+                  <wp:extent cx="4082400" cy="1383106"/>
                   <wp:effectExtent b="0" l="0" r="0" t="0"/>
                   <wp:docPr descr="" title="" id="113" name="Picture"/>
                   <a:graphic>
@@ -34510,7 +34528,7 @@
                         <pic:spPr bwMode="auto">
                           <a:xfrm>
                             <a:off x="0" y="0"/>
-                            <a:ext cx="1568400" cy="531370"/>
+                            <a:ext cx="4082400" cy="1383106"/>
                           </a:xfrm>
                           <a:prstGeom prst="rect">
                             <a:avLst/>
@@ -34543,7 +34561,7 @@
             <w:r>
               <w:drawing>
                 <wp:inline>
-                  <wp:extent cx="1568400" cy="845058"/>
+                  <wp:extent cx="2749296" cy="1481327"/>
                   <wp:effectExtent b="0" l="0" r="0" t="0"/>
                   <wp:docPr descr="" title="" id="116" name="Picture"/>
                   <a:graphic>
@@ -34564,7 +34582,7 @@
                         <pic:spPr bwMode="auto">
                           <a:xfrm>
                             <a:off x="0" y="0"/>
-                            <a:ext cx="1568400" cy="845058"/>
+                            <a:ext cx="2749296" cy="1481327"/>
                           </a:xfrm>
                           <a:prstGeom prst="rect">
                             <a:avLst/>
@@ -34597,7 +34615,7 @@
             <w:r>
               <w:drawing>
                 <wp:inline>
-                  <wp:extent cx="1568400" cy="994595"/>
+                  <wp:extent cx="1749552" cy="1109471"/>
                   <wp:effectExtent b="0" l="0" r="0" t="0"/>
                   <wp:docPr descr="" title="" id="119" name="Picture"/>
                   <a:graphic>
@@ -34618,7 +34636,7 @@
                         <pic:spPr bwMode="auto">
                           <a:xfrm>
                             <a:off x="0" y="0"/>
-                            <a:ext cx="1568400" cy="994595"/>
+                            <a:ext cx="1749552" cy="1109471"/>
                           </a:xfrm>
                           <a:prstGeom prst="rect">
                             <a:avLst/>
@@ -34721,13 +34739,14 @@
       <w:tblPr>
         <w:tblStyle w:val="Table"/>
         <w:tblW w:type="dxa" w:w="9752"/>
+        <w:jc w:val="center"/>
         <w:tblBorders>
-          <w:top w:val="single" w:sz="6" w:space="0" w:color="000000"/>
-          <w:left w:val="single" w:sz="6" w:space="0" w:color="000000"/>
-          <w:bottom w:val="single" w:sz="6" w:space="0" w:color="000000"/>
-          <w:right w:val="single" w:sz="6" w:space="0" w:color="000000"/>
-          <w:insideH w:val="single" w:sz="6" w:space="0" w:color="000000"/>
-          <w:insideV w:val="single" w:sz="6" w:space="0" w:color="000000"/>
+          <w:top w:val="nil"/>
+          <w:left w:val="nil"/>
+          <w:bottom w:val="nil"/>
+          <w:right w:val="nil"/>
+          <w:insideH w:val="nil"/>
+          <w:insideV w:val="nil"/>
         </w:tblBorders>
         <w:tblLayout w:type="fixed"/>
         <w:tblLook w:firstRow="0" w:lastRow="0" w:firstColumn="0" w:lastColumn="0" w:noHBand="0" w:noVBand="0" w:val="0000"/>
@@ -34750,7 +34769,7 @@
             <w:r>
               <w:drawing>
                 <wp:inline>
-                  <wp:extent cx="2406600" cy="1438160"/>
+                  <wp:extent cx="2529840" cy="1511806"/>
                   <wp:effectExtent b="0" l="0" r="0" t="0"/>
                   <wp:docPr descr="" title="" id="122" name="Picture"/>
                   <a:graphic>
@@ -34771,7 +34790,7 @@
                         <pic:spPr bwMode="auto">
                           <a:xfrm>
                             <a:off x="0" y="0"/>
-                            <a:ext cx="2406600" cy="1438160"/>
+                            <a:ext cx="2529840" cy="1511806"/>
                           </a:xfrm>
                           <a:prstGeom prst="rect">
                             <a:avLst/>
@@ -34804,7 +34823,7 @@
             <w:r>
               <w:drawing>
                 <wp:inline>
-                  <wp:extent cx="1566627" cy="1655999"/>
+                  <wp:extent cx="1816607" cy="1920239"/>
                   <wp:effectExtent b="0" l="0" r="0" t="0"/>
                   <wp:docPr descr="" title="" id="125" name="Picture"/>
                   <a:graphic>
@@ -34825,7 +34844,7 @@
                         <pic:spPr bwMode="auto">
                           <a:xfrm>
                             <a:off x="0" y="0"/>
-                            <a:ext cx="1566627" cy="1655999"/>
+                            <a:ext cx="1816607" cy="1920239"/>
                           </a:xfrm>
                           <a:prstGeom prst="rect">
                             <a:avLst/>
@@ -35045,13 +35064,14 @@
     <w:p>
       <w:pPr>
         <w:pStyle w:val="BodyText"/>
-        <w:spacing w:before="120" w:after="120" w:line="240" w:lineRule="auto"/>
+        <w:keepNext/>
+        <w:spacing w:before="120" w:after="40" w:line="240" w:lineRule="auto"/>
         <w:jc w:val="center"/>
       </w:pPr>
       <w:r>
         <w:drawing>
           <wp:inline>
-            <wp:extent cx="1767840" cy="1170431"/>
+            <wp:extent cx="1767840" cy="1170432"/>
             <wp:effectExtent b="0" l="0" r="0" t="0"/>
             <wp:docPr descr="" title="" id="128" name="Picture"/>
             <a:graphic>
@@ -35072,7 +35092,7 @@
                   <pic:spPr bwMode="auto">
                     <a:xfrm>
                       <a:off x="0" y="0"/>
-                      <a:ext cx="1767840" cy="1170431"/>
+                      <a:ext cx="1767840" cy="1170432"/>
                     </a:xfrm>
                     <a:prstGeom prst="rect">
                       <a:avLst/>
@@ -36424,13 +36444,14 @@
     <w:p>
       <w:pPr>
         <w:pStyle w:val="BodyText"/>
-        <w:spacing w:before="120" w:after="120" w:line="240" w:lineRule="auto"/>
+        <w:keepNext/>
+        <w:spacing w:before="120" w:after="40" w:line="240" w:lineRule="auto"/>
         <w:jc w:val="center"/>
       </w:pPr>
       <w:r>
         <w:drawing>
           <wp:inline>
-            <wp:extent cx="2520000" cy="1321141"/>
+            <wp:extent cx="4082400" cy="2140248"/>
             <wp:effectExtent b="0" l="0" r="0" t="0"/>
             <wp:docPr descr="" title="" id="131" name="Picture"/>
             <a:graphic>
@@ -36451,7 +36472,7 @@
                   <pic:spPr bwMode="auto">
                     <a:xfrm>
                       <a:off x="0" y="0"/>
-                      <a:ext cx="2520000" cy="1321141"/>
+                      <a:ext cx="4082400" cy="2140248"/>
                     </a:xfrm>
                     <a:prstGeom prst="rect">
                       <a:avLst/>
@@ -40410,13 +40431,14 @@
     <w:p>
       <w:pPr>
         <w:pStyle w:val="BodyText"/>
-        <w:spacing w:before="120" w:after="120" w:line="240" w:lineRule="auto"/>
+        <w:keepNext/>
+        <w:spacing w:before="120" w:after="40" w:line="240" w:lineRule="auto"/>
         <w:jc w:val="center"/>
       </w:pPr>
       <w:r>
         <w:drawing>
           <wp:inline>
-            <wp:extent cx="2002993" cy="2015999"/>
+            <wp:extent cx="2816351" cy="2834640"/>
             <wp:effectExtent b="0" l="0" r="0" t="0"/>
             <wp:docPr descr="" title="" id="136" name="Picture"/>
             <a:graphic>
@@ -40437,7 +40459,7 @@
                   <pic:spPr bwMode="auto">
                     <a:xfrm>
                       <a:off x="0" y="0"/>
-                      <a:ext cx="2002993" cy="2015999"/>
+                      <a:ext cx="2816351" cy="2834640"/>
                     </a:xfrm>
                     <a:prstGeom prst="rect">
                       <a:avLst/>
@@ -40896,13 +40918,14 @@
     <w:p>
       <w:pPr>
         <w:pStyle w:val="BodyText"/>
-        <w:spacing w:before="120" w:after="120" w:line="240" w:lineRule="auto"/>
+        <w:keepNext/>
+        <w:spacing w:before="120" w:after="40" w:line="240" w:lineRule="auto"/>
         <w:jc w:val="center"/>
       </w:pPr>
       <w:r>
         <w:drawing>
           <wp:inline>
-            <wp:extent cx="1627632" cy="1615440"/>
+            <wp:extent cx="1627632" cy="1615439"/>
             <wp:effectExtent b="0" l="0" r="0" t="0"/>
             <wp:docPr descr="" title="" id="139" name="Picture"/>
             <a:graphic>
@@ -40923,7 +40946,7 @@
                   <pic:spPr bwMode="auto">
                     <a:xfrm>
                       <a:off x="0" y="0"/>
-                      <a:ext cx="1627632" cy="1615440"/>
+                      <a:ext cx="1627632" cy="1615439"/>
                     </a:xfrm>
                     <a:prstGeom prst="rect">
                       <a:avLst/>
@@ -42013,13 +42036,14 @@
       <w:tblPr>
         <w:tblStyle w:val="Table"/>
         <w:tblW w:type="dxa" w:w="9752"/>
+        <w:jc w:val="center"/>
         <w:tblBorders>
-          <w:top w:val="single" w:sz="6" w:space="0" w:color="000000"/>
-          <w:left w:val="single" w:sz="6" w:space="0" w:color="000000"/>
-          <w:bottom w:val="single" w:sz="6" w:space="0" w:color="000000"/>
-          <w:right w:val="single" w:sz="6" w:space="0" w:color="000000"/>
-          <w:insideH w:val="single" w:sz="6" w:space="0" w:color="000000"/>
-          <w:insideV w:val="single" w:sz="6" w:space="0" w:color="000000"/>
+          <w:top w:val="nil"/>
+          <w:left w:val="nil"/>
+          <w:bottom w:val="nil"/>
+          <w:right w:val="nil"/>
+          <w:insideH w:val="nil"/>
+          <w:insideV w:val="nil"/>
         </w:tblBorders>
         <w:tblLayout w:type="fixed"/>
         <w:tblLook w:firstRow="0" w:lastRow="0" w:firstColumn="0" w:lastColumn="0" w:noHBand="0" w:noVBand="0" w:val="0000"/>
@@ -42042,7 +42066,7 @@
             <w:r>
               <w:drawing>
                 <wp:inline>
-                  <wp:extent cx="1756362" cy="1655999"/>
+                  <wp:extent cx="2916000" cy="2749372"/>
                   <wp:effectExtent b="0" l="0" r="0" t="0"/>
                   <wp:docPr descr="" title="" id="142" name="Picture"/>
                   <a:graphic>
@@ -42063,7 +42087,7 @@
                         <pic:spPr bwMode="auto">
                           <a:xfrm>
                             <a:off x="0" y="0"/>
-                            <a:ext cx="1756362" cy="1655999"/>
+                            <a:ext cx="2916000" cy="2749372"/>
                           </a:xfrm>
                           <a:prstGeom prst="rect">
                             <a:avLst/>
@@ -42261,13 +42285,14 @@
       <w:tblPr>
         <w:tblStyle w:val="Table"/>
         <w:tblW w:type="dxa" w:w="9752"/>
+        <w:jc w:val="center"/>
         <w:tblBorders>
-          <w:top w:val="single" w:sz="6" w:space="0" w:color="000000"/>
-          <w:left w:val="single" w:sz="6" w:space="0" w:color="000000"/>
-          <w:bottom w:val="single" w:sz="6" w:space="0" w:color="000000"/>
-          <w:right w:val="single" w:sz="6" w:space="0" w:color="000000"/>
-          <w:insideH w:val="single" w:sz="6" w:space="0" w:color="000000"/>
-          <w:insideV w:val="single" w:sz="6" w:space="0" w:color="000000"/>
+          <w:top w:val="nil"/>
+          <w:left w:val="nil"/>
+          <w:bottom w:val="nil"/>
+          <w:right w:val="nil"/>
+          <w:insideH w:val="nil"/>
+          <w:insideV w:val="nil"/>
         </w:tblBorders>
         <w:tblLayout w:type="fixed"/>
         <w:tblLook w:firstRow="0" w:lastRow="0" w:firstColumn="0" w:lastColumn="0" w:noHBand="0" w:noVBand="0" w:val="0000"/>
@@ -42344,7 +42369,7 @@
             <w:r>
               <w:drawing>
                 <wp:inline>
-                  <wp:extent cx="1475232" cy="1389888"/>
+                  <wp:extent cx="1475231" cy="1389888"/>
                   <wp:effectExtent b="0" l="0" r="0" t="0"/>
                   <wp:docPr descr="" title="" id="151" name="Picture"/>
                   <a:graphic>
@@ -42365,7 +42390,7 @@
                         <pic:spPr bwMode="auto">
                           <a:xfrm>
                             <a:off x="0" y="0"/>
-                            <a:ext cx="1475232" cy="1389888"/>
+                            <a:ext cx="1475231" cy="1389888"/>
                           </a:xfrm>
                           <a:prstGeom prst="rect">
                             <a:avLst/>
@@ -44308,13 +44333,14 @@
     <w:p>
       <w:pPr>
         <w:pStyle w:val="BodyText"/>
-        <w:spacing w:before="120" w:after="120" w:line="240" w:lineRule="auto"/>
+        <w:keepNext/>
+        <w:spacing w:before="120" w:after="40" w:line="240" w:lineRule="auto"/>
         <w:jc w:val="center"/>
       </w:pPr>
       <w:r>
         <w:drawing>
           <wp:inline>
-            <wp:extent cx="1871472" cy="1749552"/>
+            <wp:extent cx="1871472" cy="1749551"/>
             <wp:effectExtent b="0" l="0" r="0" t="0"/>
             <wp:docPr descr="" title="" id="154" name="Picture"/>
             <a:graphic>
@@ -44335,7 +44361,7 @@
                   <pic:spPr bwMode="auto">
                     <a:xfrm>
                       <a:off x="0" y="0"/>
-                      <a:ext cx="1871472" cy="1749552"/>
+                      <a:ext cx="1871472" cy="1749551"/>
                     </a:xfrm>
                     <a:prstGeom prst="rect">
                       <a:avLst/>
@@ -50358,13 +50384,14 @@
     <w:p>
       <w:pPr>
         <w:pStyle w:val="BodyText"/>
-        <w:spacing w:before="120" w:after="120" w:line="240" w:lineRule="auto"/>
+        <w:keepNext/>
+        <w:spacing w:before="120" w:after="40" w:line="240" w:lineRule="auto"/>
         <w:jc w:val="center"/>
       </w:pPr>
       <w:r>
         <w:drawing>
           <wp:inline>
-            <wp:extent cx="1499616" cy="987552"/>
+            <wp:extent cx="1499615" cy="987552"/>
             <wp:effectExtent b="0" l="0" r="0" t="0"/>
             <wp:docPr descr="" title="" id="159" name="Picture"/>
             <a:graphic>
@@ -50385,7 +50412,7 @@
                   <pic:spPr bwMode="auto">
                     <a:xfrm>
                       <a:off x="0" y="0"/>
-                      <a:ext cx="1499616" cy="987552"/>
+                      <a:ext cx="1499615" cy="987552"/>
                     </a:xfrm>
                     <a:prstGeom prst="rect">
                       <a:avLst/>
@@ -50422,13 +50449,14 @@
     <w:p>
       <w:pPr>
         <w:pStyle w:val="BodyText"/>
-        <w:spacing w:before="120" w:after="120" w:line="240" w:lineRule="auto"/>
+        <w:keepNext/>
+        <w:spacing w:before="120" w:after="40" w:line="240" w:lineRule="auto"/>
         <w:jc w:val="center"/>
       </w:pPr>
       <w:r>
         <w:drawing>
           <wp:inline>
-            <wp:extent cx="1444752" cy="938784"/>
+            <wp:extent cx="1444751" cy="938784"/>
             <wp:effectExtent b="0" l="0" r="0" t="0"/>
             <wp:docPr descr="" title="" id="162" name="Picture"/>
             <a:graphic>
@@ -50449,7 +50477,7 @@
                   <pic:spPr bwMode="auto">
                     <a:xfrm>
                       <a:off x="0" y="0"/>
-                      <a:ext cx="1444752" cy="938784"/>
+                      <a:ext cx="1444751" cy="938784"/>
                     </a:xfrm>
                     <a:prstGeom prst="rect">
                       <a:avLst/>
@@ -50486,13 +50514,14 @@
     <w:p>
       <w:pPr>
         <w:pStyle w:val="BodyText"/>
-        <w:spacing w:before="120" w:after="120" w:line="240" w:lineRule="auto"/>
+        <w:keepNext/>
+        <w:spacing w:before="120" w:after="40" w:line="240" w:lineRule="auto"/>
         <w:jc w:val="center"/>
       </w:pPr>
       <w:r>
         <w:drawing>
           <wp:inline>
-            <wp:extent cx="1054608" cy="1091184"/>
+            <wp:extent cx="1054607" cy="1091184"/>
             <wp:effectExtent b="0" l="0" r="0" t="0"/>
             <wp:docPr descr="" title="" id="165" name="Picture"/>
             <a:graphic>
@@ -50513,7 +50542,7 @@
                   <pic:spPr bwMode="auto">
                     <a:xfrm>
                       <a:off x="0" y="0"/>
-                      <a:ext cx="1054608" cy="1091184"/>
+                      <a:ext cx="1054607" cy="1091184"/>
                     </a:xfrm>
                     <a:prstGeom prst="rect">
                       <a:avLst/>
@@ -50536,6 +50565,8 @@
     <w:p>
       <w:pPr>
         <w:pStyle w:val="Heading4"/>
+        <w:spacing w:before="0" w:after="120" w:line="240" w:lineRule="auto"/>
+        <w:jc w:val="center"/>
       </w:pPr>
       <w:r>
         <w:rPr>
@@ -51843,13 +51874,14 @@
     <w:p>
       <w:pPr>
         <w:pStyle w:val="BodyText"/>
-        <w:spacing w:before="120" w:after="120" w:line="240" w:lineRule="auto"/>
+        <w:keepNext/>
+        <w:spacing w:before="120" w:after="40" w:line="240" w:lineRule="auto"/>
         <w:jc w:val="center"/>
       </w:pPr>
       <w:r>
         <w:drawing>
           <wp:inline>
-            <wp:extent cx="2520000" cy="1819050"/>
+            <wp:extent cx="3501026" cy="2527200"/>
             <wp:effectExtent b="0" l="0" r="0" t="0"/>
             <wp:docPr descr="" title="" id="168" name="Picture"/>
             <a:graphic>
@@ -51870,7 +51902,7 @@
                   <pic:spPr bwMode="auto">
                     <a:xfrm>
                       <a:off x="0" y="0"/>
-                      <a:ext cx="2520000" cy="1819050"/>
+                      <a:ext cx="3501026" cy="2527200"/>
                     </a:xfrm>
                     <a:prstGeom prst="rect">
                       <a:avLst/>
@@ -51905,13 +51937,14 @@
     <w:p>
       <w:pPr>
         <w:pStyle w:val="BodyText"/>
-        <w:spacing w:before="120" w:after="120" w:line="240" w:lineRule="auto"/>
+        <w:keepNext/>
+        <w:spacing w:before="120" w:after="40" w:line="240" w:lineRule="auto"/>
         <w:jc w:val="center"/>
       </w:pPr>
       <w:r>
         <w:drawing>
           <wp:inline>
-            <wp:extent cx="1152144" cy="1121664"/>
+            <wp:extent cx="1152144" cy="1121663"/>
             <wp:effectExtent b="0" l="0" r="0" t="0"/>
             <wp:docPr descr="" title="" id="171" name="Picture"/>
             <a:graphic>
@@ -51932,7 +51965,7 @@
                   <pic:spPr bwMode="auto">
                     <a:xfrm>
                       <a:off x="0" y="0"/>
-                      <a:ext cx="1152144" cy="1121664"/>
+                      <a:ext cx="1152144" cy="1121663"/>
                     </a:xfrm>
                     <a:prstGeom prst="rect">
                       <a:avLst/>
@@ -52607,13 +52640,14 @@
     <w:p>
       <w:pPr>
         <w:pStyle w:val="BodyText"/>
-        <w:spacing w:before="120" w:after="120" w:line="240" w:lineRule="auto"/>
+        <w:keepNext/>
+        <w:spacing w:before="120" w:after="40" w:line="240" w:lineRule="auto"/>
         <w:jc w:val="center"/>
       </w:pPr>
       <w:r>
         <w:drawing>
           <wp:inline>
-            <wp:extent cx="2520000" cy="1397125"/>
+            <wp:extent cx="2968752" cy="1645919"/>
             <wp:effectExtent b="0" l="0" r="0" t="0"/>
             <wp:docPr descr="" title="" id="176" name="Picture"/>
             <a:graphic>
@@ -52634,7 +52668,7 @@
                   <pic:spPr bwMode="auto">
                     <a:xfrm>
                       <a:off x="0" y="0"/>
-                      <a:ext cx="2520000" cy="1397125"/>
+                      <a:ext cx="2968752" cy="1645919"/>
                     </a:xfrm>
                     <a:prstGeom prst="rect">
                       <a:avLst/>
@@ -53229,13 +53263,14 @@
     <w:p>
       <w:pPr>
         <w:pStyle w:val="BodyText"/>
-        <w:spacing w:before="120" w:after="120" w:line="240" w:lineRule="auto"/>
+        <w:keepNext/>
+        <w:spacing w:before="120" w:after="40" w:line="240" w:lineRule="auto"/>
         <w:jc w:val="center"/>
       </w:pPr>
       <w:r>
         <w:drawing>
           <wp:inline>
-            <wp:extent cx="1969007" cy="1920240"/>
+            <wp:extent cx="1969008" cy="1920239"/>
             <wp:effectExtent b="0" l="0" r="0" t="0"/>
             <wp:docPr descr="" title="" id="179" name="Picture"/>
             <a:graphic>
@@ -53256,7 +53291,7 @@
                   <pic:spPr bwMode="auto">
                     <a:xfrm>
                       <a:off x="0" y="0"/>
-                      <a:ext cx="1969007" cy="1920240"/>
+                      <a:ext cx="1969008" cy="1920239"/>
                     </a:xfrm>
                     <a:prstGeom prst="rect">
                       <a:avLst/>
@@ -53383,13 +53418,14 @@
     <w:p>
       <w:pPr>
         <w:pStyle w:val="BodyText"/>
-        <w:spacing w:before="120" w:after="120" w:line="240" w:lineRule="auto"/>
+        <w:keepNext/>
+        <w:spacing w:before="120" w:after="40" w:line="240" w:lineRule="auto"/>
         <w:jc w:val="center"/>
       </w:pPr>
       <w:r>
         <w:drawing>
           <wp:inline>
-            <wp:extent cx="2015999" cy="1984984"/>
+            <wp:extent cx="2377440" cy="2340863"/>
             <wp:effectExtent b="0" l="0" r="0" t="0"/>
             <wp:docPr descr="" title="" id="182" name="Picture"/>
             <a:graphic>
@@ -53410,7 +53446,7 @@
                   <pic:spPr bwMode="auto">
                     <a:xfrm>
                       <a:off x="0" y="0"/>
-                      <a:ext cx="2015999" cy="1984984"/>
+                      <a:ext cx="2377440" cy="2340863"/>
                     </a:xfrm>
                     <a:prstGeom prst="rect">
                       <a:avLst/>
@@ -53742,13 +53778,14 @@
     <w:p>
       <w:pPr>
         <w:pStyle w:val="FirstParagraph"/>
-        <w:spacing w:before="120" w:after="120" w:line="240" w:lineRule="auto"/>
+        <w:keepNext/>
+        <w:spacing w:before="120" w:after="40" w:line="240" w:lineRule="auto"/>
         <w:jc w:val="center"/>
       </w:pPr>
       <w:r>
         <w:drawing>
           <wp:inline>
-            <wp:extent cx="2206752" cy="1578864"/>
+            <wp:extent cx="2206751" cy="1578864"/>
             <wp:effectExtent b="0" l="0" r="0" t="0"/>
             <wp:docPr descr="" title="" id="185" name="Picture"/>
             <a:graphic>
@@ -53769,7 +53806,7 @@
                   <pic:spPr bwMode="auto">
                     <a:xfrm>
                       <a:off x="0" y="0"/>
-                      <a:ext cx="2206752" cy="1578864"/>
+                      <a:ext cx="2206751" cy="1578864"/>
                     </a:xfrm>
                     <a:prstGeom prst="rect">
                       <a:avLst/>
@@ -54098,13 +54135,14 @@
     <w:p>
       <w:pPr>
         <w:pStyle w:val="BodyText"/>
-        <w:spacing w:before="120" w:after="120" w:line="240" w:lineRule="auto"/>
+        <w:keepNext/>
+        <w:spacing w:before="120" w:after="40" w:line="240" w:lineRule="auto"/>
         <w:jc w:val="center"/>
       </w:pPr>
       <w:r>
         <w:drawing>
           <wp:inline>
-            <wp:extent cx="1737360" cy="1194816"/>
+            <wp:extent cx="1737359" cy="1194816"/>
             <wp:effectExtent b="0" l="0" r="0" t="0"/>
             <wp:docPr descr="" title="" id="188" name="Picture"/>
             <a:graphic>
@@ -54125,7 +54163,7 @@
                   <pic:spPr bwMode="auto">
                     <a:xfrm>
                       <a:off x="0" y="0"/>
-                      <a:ext cx="1737360" cy="1194816"/>
+                      <a:ext cx="1737359" cy="1194816"/>
                     </a:xfrm>
                     <a:prstGeom prst="rect">
                       <a:avLst/>
@@ -54502,13 +54540,14 @@
     <w:p>
       <w:pPr>
         <w:pStyle w:val="FirstParagraph"/>
-        <w:spacing w:before="120" w:after="120" w:line="240" w:lineRule="auto"/>
+        <w:keepNext/>
+        <w:spacing w:before="120" w:after="40" w:line="240" w:lineRule="auto"/>
         <w:jc w:val="center"/>
       </w:pPr>
       <w:r>
         <w:drawing>
           <wp:inline>
-            <wp:extent cx="1969007" cy="1920240"/>
+            <wp:extent cx="1969008" cy="1920239"/>
             <wp:effectExtent b="0" l="0" r="0" t="0"/>
             <wp:docPr descr="" title="" id="191" name="Picture"/>
             <a:graphic>
@@ -54529,7 +54568,7 @@
                   <pic:spPr bwMode="auto">
                     <a:xfrm>
                       <a:off x="0" y="0"/>
-                      <a:ext cx="1969007" cy="1920240"/>
+                      <a:ext cx="1969008" cy="1920239"/>
                     </a:xfrm>
                     <a:prstGeom prst="rect">
                       <a:avLst/>
@@ -55355,13 +55394,14 @@
     <w:p>
       <w:pPr>
         <w:pStyle w:val="FirstParagraph"/>
-        <w:spacing w:before="120" w:after="120" w:line="240" w:lineRule="auto"/>
+        <w:keepNext/>
+        <w:spacing w:before="120" w:after="40" w:line="240" w:lineRule="auto"/>
         <w:jc w:val="center"/>
       </w:pPr>
       <w:r>
         <w:drawing>
           <wp:inline>
-            <wp:extent cx="2015999" cy="2000372"/>
+            <wp:extent cx="2359152" cy="2340863"/>
             <wp:effectExtent b="0" l="0" r="0" t="0"/>
             <wp:docPr descr="" title="" id="194" name="Picture"/>
             <a:graphic>
@@ -55382,7 +55422,7 @@
                   <pic:spPr bwMode="auto">
                     <a:xfrm>
                       <a:off x="0" y="0"/>
-                      <a:ext cx="2015999" cy="2000372"/>
+                      <a:ext cx="2359152" cy="2340863"/>
                     </a:xfrm>
                     <a:prstGeom prst="rect">
                       <a:avLst/>
@@ -55457,13 +55497,14 @@
     <w:p>
       <w:pPr>
         <w:pStyle w:val="BodyText"/>
-        <w:spacing w:before="120" w:after="120" w:line="240" w:lineRule="auto"/>
+        <w:keepNext/>
+        <w:spacing w:before="120" w:after="40" w:line="240" w:lineRule="auto"/>
         <w:jc w:val="center"/>
       </w:pPr>
       <w:r>
         <w:drawing>
           <wp:inline>
-            <wp:extent cx="2015999" cy="1999430"/>
+            <wp:extent cx="2225040" cy="2206751"/>
             <wp:effectExtent b="0" l="0" r="0" t="0"/>
             <wp:docPr descr="" title="" id="197" name="Picture"/>
             <a:graphic>
@@ -55484,7 +55525,7 @@
                   <pic:spPr bwMode="auto">
                     <a:xfrm>
                       <a:off x="0" y="0"/>
-                      <a:ext cx="2015999" cy="1999430"/>
+                      <a:ext cx="2225040" cy="2206751"/>
                     </a:xfrm>
                     <a:prstGeom prst="rect">
                       <a:avLst/>

--- a/00-首页/题组Word/初赛模拟卷/真题版式/初赛模拟卷XIV（非有机·答案与解析版·真题版式）.docx
+++ b/00-首页/题组Word/初赛模拟卷/真题版式/初赛模拟卷XIV（非有机·答案与解析版·真题版式）.docx
@@ -555,7 +555,7 @@
         <w:rPr>
           <w:rFonts w:ascii="Times New Roman" w:hAnsi="Times New Roman" w:cs="Times New Roman" w:eastAsia="SimSun"/>
         </w:rPr>
-        <w:t xml:space="preserve">chemy-初赛模拟1</w:t>
+        <w:t xml:space="preserve">2026寒假班·初赛模拟1</w:t>
       </w:r>
       <w:r>
         <w:t xml:space="preserve"> </w:t>
@@ -912,14 +912,13 @@
     <w:p>
       <w:pPr>
         <w:pStyle w:val="BodyText"/>
-        <w:keepNext/>
-        <w:spacing w:before="120" w:after="40" w:line="240" w:lineRule="auto"/>
+        <w:spacing w:before="120" w:after="120" w:line="240" w:lineRule="auto"/>
         <w:jc w:val="center"/>
       </w:pPr>
       <w:r>
         <w:drawing>
           <wp:inline>
-            <wp:extent cx="4082400" cy="2142498"/>
+            <wp:extent cx="2520000" cy="1322530"/>
             <wp:effectExtent b="0" l="0" r="0" t="0"/>
             <wp:docPr descr="" title="" id="20" name="Picture"/>
             <a:graphic>
@@ -940,7 +939,7 @@
                   <pic:spPr bwMode="auto">
                     <a:xfrm>
                       <a:off x="0" y="0"/>
-                      <a:ext cx="4082400" cy="2142498"/>
+                      <a:ext cx="2520000" cy="1322530"/>
                     </a:xfrm>
                     <a:prstGeom prst="rect">
                       <a:avLst/>
@@ -2385,14 +2384,13 @@
     <w:p>
       <w:pPr>
         <w:pStyle w:val="BodyText"/>
-        <w:keepNext/>
-        <w:spacing w:before="120" w:after="40" w:line="240" w:lineRule="auto"/>
+        <w:spacing w:before="120" w:after="120" w:line="240" w:lineRule="auto"/>
         <w:jc w:val="center"/>
       </w:pPr>
       <w:r>
         <w:drawing>
           <wp:inline>
-            <wp:extent cx="4082400" cy="2401918"/>
+            <wp:extent cx="2520000" cy="1482666"/>
             <wp:effectExtent b="0" l="0" r="0" t="0"/>
             <wp:docPr descr="" title="" id="23" name="Picture"/>
             <a:graphic>
@@ -2413,7 +2411,7 @@
                   <pic:spPr bwMode="auto">
                     <a:xfrm>
                       <a:off x="0" y="0"/>
-                      <a:ext cx="4082400" cy="2401918"/>
+                      <a:ext cx="2520000" cy="1482666"/>
                     </a:xfrm>
                     <a:prstGeom prst="rect">
                       <a:avLst/>
@@ -6110,14 +6108,13 @@
     <w:p>
       <w:pPr>
         <w:pStyle w:val="BodyText"/>
-        <w:keepNext/>
-        <w:spacing w:before="120" w:after="40" w:line="240" w:lineRule="auto"/>
+        <w:spacing w:before="120" w:after="120" w:line="240" w:lineRule="auto"/>
         <w:jc w:val="center"/>
       </w:pPr>
       <w:r>
         <w:drawing>
           <wp:inline>
-            <wp:extent cx="3241737" cy="2527200"/>
+            <wp:extent cx="2015999" cy="1571637"/>
             <wp:effectExtent b="0" l="0" r="0" t="0"/>
             <wp:docPr descr="" title="" id="26" name="Picture"/>
             <a:graphic>
@@ -6138,7 +6135,7 @@
                   <pic:spPr bwMode="auto">
                     <a:xfrm>
                       <a:off x="0" y="0"/>
-                      <a:ext cx="3241737" cy="2527200"/>
+                      <a:ext cx="2015999" cy="1571637"/>
                     </a:xfrm>
                     <a:prstGeom prst="rect">
                       <a:avLst/>
@@ -6160,7 +6157,7 @@
     <w:p>
       <w:pPr>
         <w:pStyle w:val="BlockText"/>
-        <w:spacing w:before="0" w:after="120" w:line="240" w:lineRule="auto"/>
+        <w:spacing w:before="120" w:after="120" w:line="276" w:lineRule="auto"/>
         <w:jc w:val="center"/>
       </w:pPr>
       <w:r>
@@ -10638,14 +10635,13 @@
       <w:tblPr>
         <w:tblStyle w:val="Table"/>
         <w:tblW w:type="dxa" w:w="9752"/>
-        <w:jc w:val="center"/>
         <w:tblBorders>
-          <w:top w:val="nil"/>
-          <w:left w:val="nil"/>
-          <w:bottom w:val="nil"/>
-          <w:right w:val="nil"/>
-          <w:insideH w:val="nil"/>
-          <w:insideV w:val="nil"/>
+          <w:top w:val="single" w:sz="6" w:space="0" w:color="000000"/>
+          <w:left w:val="single" w:sz="6" w:space="0" w:color="000000"/>
+          <w:bottom w:val="single" w:sz="6" w:space="0" w:color="000000"/>
+          <w:right w:val="single" w:sz="6" w:space="0" w:color="000000"/>
+          <w:insideH w:val="single" w:sz="6" w:space="0" w:color="000000"/>
+          <w:insideV w:val="single" w:sz="6" w:space="0" w:color="000000"/>
         </w:tblBorders>
         <w:tblLayout w:type="fixed"/>
         <w:tblLook w:firstRow="1" w:lastRow="0" w:firstColumn="0" w:lastColumn="0" w:noHBand="0" w:noVBand="0" w:val="0020"/>
@@ -10699,7 +10695,7 @@
             <w:r>
               <w:drawing>
                 <wp:inline>
-                  <wp:extent cx="1950719" cy="1731264"/>
+                  <wp:extent cx="1865914" cy="1655999"/>
                   <wp:effectExtent b="0" l="0" r="0" t="0"/>
                   <wp:docPr descr="" title="" id="31" name="Picture"/>
                   <a:graphic>
@@ -10720,7 +10716,7 @@
                         <pic:spPr bwMode="auto">
                           <a:xfrm>
                             <a:off x="0" y="0"/>
-                            <a:ext cx="1950719" cy="1731264"/>
+                            <a:ext cx="1865914" cy="1655999"/>
                           </a:xfrm>
                           <a:prstGeom prst="rect">
                             <a:avLst/>
@@ -10753,7 +10749,7 @@
             <w:r>
               <w:drawing>
                 <wp:inline>
-                  <wp:extent cx="1664207" cy="1633728"/>
+                  <wp:extent cx="1686894" cy="1655999"/>
                   <wp:effectExtent b="0" l="0" r="0" t="0"/>
                   <wp:docPr descr="" title="" id="34" name="Picture"/>
                   <a:graphic>
@@ -10774,7 +10770,7 @@
                         <pic:spPr bwMode="auto">
                           <a:xfrm>
                             <a:off x="0" y="0"/>
-                            <a:ext cx="1664207" cy="1633728"/>
+                            <a:ext cx="1686894" cy="1655999"/>
                           </a:xfrm>
                           <a:prstGeom prst="rect">
                             <a:avLst/>
@@ -10873,14 +10869,13 @@
       <w:tblPr>
         <w:tblStyle w:val="Table"/>
         <w:tblW w:type="dxa" w:w="9752"/>
-        <w:jc w:val="center"/>
         <w:tblBorders>
-          <w:top w:val="nil"/>
-          <w:left w:val="nil"/>
-          <w:bottom w:val="nil"/>
-          <w:right w:val="nil"/>
-          <w:insideH w:val="nil"/>
-          <w:insideV w:val="nil"/>
+          <w:top w:val="single" w:sz="6" w:space="0" w:color="000000"/>
+          <w:left w:val="single" w:sz="6" w:space="0" w:color="000000"/>
+          <w:bottom w:val="single" w:sz="6" w:space="0" w:color="000000"/>
+          <w:right w:val="single" w:sz="6" w:space="0" w:color="000000"/>
+          <w:insideH w:val="single" w:sz="6" w:space="0" w:color="000000"/>
+          <w:insideV w:val="single" w:sz="6" w:space="0" w:color="000000"/>
         </w:tblBorders>
         <w:tblLayout w:type="fixed"/>
         <w:tblLook w:firstRow="0" w:lastRow="0" w:firstColumn="0" w:lastColumn="0" w:noHBand="0" w:noVBand="0" w:val="0000"/>
@@ -10904,7 +10899,7 @@
             <w:r>
               <w:drawing>
                 <wp:inline>
-                  <wp:extent cx="1652015" cy="2157984"/>
+                  <wp:extent cx="1267728" cy="1655999"/>
                   <wp:effectExtent b="0" l="0" r="0" t="0"/>
                   <wp:docPr descr="" title="" id="37" name="Picture"/>
                   <a:graphic>
@@ -10925,7 +10920,7 @@
                         <pic:spPr bwMode="auto">
                           <a:xfrm>
                             <a:off x="0" y="0"/>
-                            <a:ext cx="1652015" cy="2157984"/>
+                            <a:ext cx="1267728" cy="1655999"/>
                           </a:xfrm>
                           <a:prstGeom prst="rect">
                             <a:avLst/>
@@ -10958,7 +10953,7 @@
             <w:r>
               <w:drawing>
                 <wp:inline>
-                  <wp:extent cx="1274063" cy="2243328"/>
+                  <wp:extent cx="940499" cy="1655999"/>
                   <wp:effectExtent b="0" l="0" r="0" t="0"/>
                   <wp:docPr descr="" title="" id="40" name="Picture"/>
                   <a:graphic>
@@ -10979,7 +10974,7 @@
                         <pic:spPr bwMode="auto">
                           <a:xfrm>
                             <a:off x="0" y="0"/>
-                            <a:ext cx="1274063" cy="2243328"/>
+                            <a:ext cx="940499" cy="1655999"/>
                           </a:xfrm>
                           <a:prstGeom prst="rect">
                             <a:avLst/>
@@ -11012,7 +11007,7 @@
             <w:r>
               <w:drawing>
                 <wp:inline>
-                  <wp:extent cx="1530096" cy="2761487"/>
+                  <wp:extent cx="917562" cy="1655998"/>
                   <wp:effectExtent b="0" l="0" r="0" t="0"/>
                   <wp:docPr descr="" title="" id="43" name="Picture"/>
                   <a:graphic>
@@ -11033,7 +11028,7 @@
                         <pic:spPr bwMode="auto">
                           <a:xfrm>
                             <a:off x="0" y="0"/>
-                            <a:ext cx="1530096" cy="2761487"/>
+                            <a:ext cx="917562" cy="1655998"/>
                           </a:xfrm>
                           <a:prstGeom prst="rect">
                             <a:avLst/>
@@ -11221,14 +11216,13 @@
       <w:tblPr>
         <w:tblStyle w:val="Table"/>
         <w:tblW w:type="dxa" w:w="9752"/>
-        <w:jc w:val="center"/>
         <w:tblBorders>
-          <w:top w:val="nil"/>
-          <w:left w:val="nil"/>
-          <w:bottom w:val="nil"/>
-          <w:right w:val="nil"/>
-          <w:insideH w:val="nil"/>
-          <w:insideV w:val="nil"/>
+          <w:top w:val="single" w:sz="6" w:space="0" w:color="000000"/>
+          <w:left w:val="single" w:sz="6" w:space="0" w:color="000000"/>
+          <w:bottom w:val="single" w:sz="6" w:space="0" w:color="000000"/>
+          <w:right w:val="single" w:sz="6" w:space="0" w:color="000000"/>
+          <w:insideH w:val="single" w:sz="6" w:space="0" w:color="000000"/>
+          <w:insideV w:val="single" w:sz="6" w:space="0" w:color="000000"/>
         </w:tblBorders>
         <w:tblLayout w:type="fixed"/>
         <w:tblLook w:firstRow="0" w:lastRow="0" w:firstColumn="0" w:lastColumn="0" w:noHBand="0" w:noVBand="0" w:val="0000"/>
@@ -11252,7 +11246,7 @@
             <w:r>
               <w:drawing>
                 <wp:inline>
-                  <wp:extent cx="1816608" cy="1645919"/>
+                  <wp:extent cx="1568400" cy="1421033"/>
                   <wp:effectExtent b="0" l="0" r="0" t="0"/>
                   <wp:docPr descr="" title="" id="46" name="Picture"/>
                   <a:graphic>
@@ -11273,7 +11267,7 @@
                         <pic:spPr bwMode="auto">
                           <a:xfrm>
                             <a:off x="0" y="0"/>
-                            <a:ext cx="1816608" cy="1645919"/>
+                            <a:ext cx="1568400" cy="1421033"/>
                           </a:xfrm>
                           <a:prstGeom prst="rect">
                             <a:avLst/>
@@ -11306,7 +11300,7 @@
             <w:r>
               <w:drawing>
                 <wp:inline>
-                  <wp:extent cx="2395728" cy="1578863"/>
+                  <wp:extent cx="1568400" cy="1033627"/>
                   <wp:effectExtent b="0" l="0" r="0" t="0"/>
                   <wp:docPr descr="" title="" id="49" name="Picture"/>
                   <a:graphic>
@@ -11327,7 +11321,7 @@
                         <pic:spPr bwMode="auto">
                           <a:xfrm>
                             <a:off x="0" y="0"/>
-                            <a:ext cx="2395728" cy="1578863"/>
+                            <a:ext cx="1568400" cy="1033627"/>
                           </a:xfrm>
                           <a:prstGeom prst="rect">
                             <a:avLst/>
@@ -11360,7 +11354,7 @@
             <w:r>
               <w:drawing>
                 <wp:inline>
-                  <wp:extent cx="3236976" cy="1737358"/>
+                  <wp:extent cx="1568400" cy="841796"/>
                   <wp:effectExtent b="0" l="0" r="0" t="0"/>
                   <wp:docPr descr="" title="" id="52" name="Picture"/>
                   <a:graphic>
@@ -11381,7 +11375,7 @@
                         <pic:spPr bwMode="auto">
                           <a:xfrm>
                             <a:off x="0" y="0"/>
-                            <a:ext cx="3236976" cy="1737358"/>
+                            <a:ext cx="1568400" cy="841796"/>
                           </a:xfrm>
                           <a:prstGeom prst="rect">
                             <a:avLst/>
@@ -15740,14 +15734,13 @@
     <w:p>
       <w:pPr>
         <w:pStyle w:val="FirstParagraph"/>
-        <w:keepNext/>
-        <w:spacing w:before="120" w:after="40" w:line="240" w:lineRule="auto"/>
+        <w:spacing w:before="120" w:after="120" w:line="240" w:lineRule="auto"/>
         <w:jc w:val="center"/>
       </w:pPr>
       <w:r>
         <w:drawing>
           <wp:inline>
-            <wp:extent cx="2371344" cy="1304543"/>
+            <wp:extent cx="2520000" cy="1386323"/>
             <wp:effectExtent b="0" l="0" r="0" t="0"/>
             <wp:docPr descr="" title="" id="57" name="Picture"/>
             <a:graphic>
@@ -15768,7 +15761,7 @@
                   <pic:spPr bwMode="auto">
                     <a:xfrm>
                       <a:off x="0" y="0"/>
-                      <a:ext cx="2371344" cy="1304543"/>
+                      <a:ext cx="2520000" cy="1386323"/>
                     </a:xfrm>
                     <a:prstGeom prst="rect">
                       <a:avLst/>
@@ -16063,14 +16056,13 @@
     <w:p>
       <w:pPr>
         <w:pStyle w:val="BodyText"/>
-        <w:keepNext/>
-        <w:spacing w:before="120" w:after="40" w:line="240" w:lineRule="auto"/>
+        <w:spacing w:before="120" w:after="120" w:line="240" w:lineRule="auto"/>
         <w:jc w:val="center"/>
       </w:pPr>
       <w:r>
         <w:drawing>
           <wp:inline>
-            <wp:extent cx="2663951" cy="1652016"/>
+            <wp:extent cx="2520000" cy="1562745"/>
             <wp:effectExtent b="0" l="0" r="0" t="0"/>
             <wp:docPr descr="" title="" id="60" name="Picture"/>
             <a:graphic>
@@ -16091,7 +16083,7 @@
                   <pic:spPr bwMode="auto">
                     <a:xfrm>
                       <a:off x="0" y="0"/>
-                      <a:ext cx="2663951" cy="1652016"/>
+                      <a:ext cx="2520000" cy="1562745"/>
                     </a:xfrm>
                     <a:prstGeom prst="rect">
                       <a:avLst/>
@@ -20592,14 +20584,13 @@
       <w:tblPr>
         <w:tblStyle w:val="Table"/>
         <w:tblW w:type="dxa" w:w="9752"/>
-        <w:jc w:val="center"/>
         <w:tblBorders>
-          <w:top w:val="nil"/>
-          <w:left w:val="nil"/>
-          <w:bottom w:val="nil"/>
-          <w:right w:val="nil"/>
-          <w:insideH w:val="nil"/>
-          <w:insideV w:val="nil"/>
+          <w:top w:val="single" w:sz="6" w:space="0" w:color="000000"/>
+          <w:left w:val="single" w:sz="6" w:space="0" w:color="000000"/>
+          <w:bottom w:val="single" w:sz="6" w:space="0" w:color="000000"/>
+          <w:right w:val="single" w:sz="6" w:space="0" w:color="000000"/>
+          <w:insideH w:val="single" w:sz="6" w:space="0" w:color="000000"/>
+          <w:insideV w:val="single" w:sz="6" w:space="0" w:color="000000"/>
         </w:tblBorders>
         <w:tblLayout w:type="fixed"/>
         <w:tblLook w:firstRow="0" w:lastRow="0" w:firstColumn="0" w:lastColumn="0" w:noHBand="0" w:noVBand="0" w:val="0000"/>
@@ -20622,7 +20613,7 @@
             <w:r>
               <w:drawing>
                 <wp:inline>
-                  <wp:extent cx="1628860" cy="3304800"/>
+                  <wp:extent cx="816204" cy="1655999"/>
                   <wp:effectExtent b="0" l="0" r="0" t="0"/>
                   <wp:docPr descr="" title="" id="65" name="Picture"/>
                   <a:graphic>
@@ -20643,7 +20634,7 @@
                         <pic:spPr bwMode="auto">
                           <a:xfrm>
                             <a:off x="0" y="0"/>
-                            <a:ext cx="1628860" cy="3304800"/>
+                            <a:ext cx="816204" cy="1655999"/>
                           </a:xfrm>
                           <a:prstGeom prst="rect">
                             <a:avLst/>
@@ -20676,7 +20667,7 @@
             <w:r>
               <w:drawing>
                 <wp:inline>
-                  <wp:extent cx="2255518" cy="2359152"/>
+                  <wp:extent cx="1583254" cy="1655999"/>
                   <wp:effectExtent b="0" l="0" r="0" t="0"/>
                   <wp:docPr descr="" title="" id="68" name="Picture"/>
                   <a:graphic>
@@ -20697,7 +20688,7 @@
                         <pic:spPr bwMode="auto">
                           <a:xfrm>
                             <a:off x="0" y="0"/>
-                            <a:ext cx="2255518" cy="2359152"/>
+                            <a:ext cx="1583254" cy="1655999"/>
                           </a:xfrm>
                           <a:prstGeom prst="rect">
                             <a:avLst/>
@@ -21328,14 +21319,13 @@
     <w:p>
       <w:pPr>
         <w:pStyle w:val="BodyText"/>
-        <w:keepNext/>
-        <w:spacing w:before="120" w:after="40" w:line="240" w:lineRule="auto"/>
+        <w:spacing w:before="120" w:after="120" w:line="240" w:lineRule="auto"/>
         <w:jc w:val="center"/>
       </w:pPr>
       <w:r>
         <w:drawing>
           <wp:inline>
-            <wp:extent cx="1099309" cy="3304800"/>
+            <wp:extent cx="790353" cy="2376000"/>
             <wp:effectExtent b="0" l="0" r="0" t="0"/>
             <wp:docPr descr="" title="" id="71" name="Picture"/>
             <a:graphic>
@@ -21356,7 +21346,7 @@
                   <pic:spPr bwMode="auto">
                     <a:xfrm>
                       <a:off x="0" y="0"/>
-                      <a:ext cx="1099309" cy="3304800"/>
+                      <a:ext cx="790353" cy="2376000"/>
                     </a:xfrm>
                     <a:prstGeom prst="rect">
                       <a:avLst/>
@@ -21401,14 +21391,13 @@
       <w:tblPr>
         <w:tblStyle w:val="Table"/>
         <w:tblW w:type="dxa" w:w="9752"/>
-        <w:jc w:val="center"/>
         <w:tblBorders>
-          <w:top w:val="nil"/>
-          <w:left w:val="nil"/>
-          <w:bottom w:val="nil"/>
-          <w:right w:val="nil"/>
-          <w:insideH w:val="nil"/>
-          <w:insideV w:val="nil"/>
+          <w:top w:val="single" w:sz="6" w:space="0" w:color="000000"/>
+          <w:left w:val="single" w:sz="6" w:space="0" w:color="000000"/>
+          <w:bottom w:val="single" w:sz="6" w:space="0" w:color="000000"/>
+          <w:right w:val="single" w:sz="6" w:space="0" w:color="000000"/>
+          <w:insideH w:val="single" w:sz="6" w:space="0" w:color="000000"/>
+          <w:insideV w:val="single" w:sz="6" w:space="0" w:color="000000"/>
         </w:tblBorders>
         <w:tblLayout w:type="fixed"/>
         <w:tblLook w:firstRow="0" w:lastRow="0" w:firstColumn="0" w:lastColumn="0" w:noHBand="0" w:noVBand="0" w:val="0000"/>
@@ -21431,7 +21420,7 @@
             <w:r>
               <w:drawing>
                 <wp:inline>
-                  <wp:extent cx="1622803" cy="3304800"/>
+                  <wp:extent cx="813169" cy="1655999"/>
                   <wp:effectExtent b="0" l="0" r="0" t="0"/>
                   <wp:docPr descr="" title="" id="74" name="Picture"/>
                   <a:graphic>
@@ -21452,7 +21441,7 @@
                         <pic:spPr bwMode="auto">
                           <a:xfrm>
                             <a:off x="0" y="0"/>
-                            <a:ext cx="1622803" cy="3304800"/>
+                            <a:ext cx="813169" cy="1655999"/>
                           </a:xfrm>
                           <a:prstGeom prst="rect">
                             <a:avLst/>
@@ -21485,7 +21474,7 @@
             <w:r>
               <w:drawing>
                 <wp:inline>
-                  <wp:extent cx="2145790" cy="2267712"/>
+                  <wp:extent cx="1566966" cy="1655999"/>
                   <wp:effectExtent b="0" l="0" r="0" t="0"/>
                   <wp:docPr descr="" title="" id="77" name="Picture"/>
                   <a:graphic>
@@ -21506,7 +21495,7 @@
                         <pic:spPr bwMode="auto">
                           <a:xfrm>
                             <a:off x="0" y="0"/>
-                            <a:ext cx="2145790" cy="2267712"/>
+                            <a:ext cx="1566966" cy="1655999"/>
                           </a:xfrm>
                           <a:prstGeom prst="rect">
                             <a:avLst/>
@@ -26535,14 +26524,13 @@
     <w:p>
       <w:pPr>
         <w:pStyle w:val="BodyText"/>
-        <w:keepNext/>
-        <w:spacing w:before="120" w:after="40" w:line="240" w:lineRule="auto"/>
+        <w:spacing w:before="120" w:after="120" w:line="240" w:lineRule="auto"/>
         <w:jc w:val="center"/>
       </w:pPr>
       <w:r>
         <w:drawing>
           <wp:inline>
-            <wp:extent cx="4082400" cy="1312198"/>
+            <wp:extent cx="2520000" cy="809999"/>
             <wp:effectExtent b="0" l="0" r="0" t="0"/>
             <wp:docPr descr="" title="" id="82" name="Picture"/>
             <a:graphic>
@@ -26563,7 +26551,7 @@
                   <pic:spPr bwMode="auto">
                     <a:xfrm>
                       <a:off x="0" y="0"/>
-                      <a:ext cx="4082400" cy="1312198"/>
+                      <a:ext cx="2520000" cy="809999"/>
                     </a:xfrm>
                     <a:prstGeom prst="rect">
                       <a:avLst/>
@@ -26585,7 +26573,7 @@
     <w:p>
       <w:pPr>
         <w:pStyle w:val="BlockText"/>
-        <w:spacing w:before="0" w:after="120" w:line="240" w:lineRule="auto"/>
+        <w:spacing w:before="120" w:after="120" w:line="276" w:lineRule="auto"/>
         <w:jc w:val="center"/>
       </w:pPr>
       <w:r>
@@ -30366,14 +30354,13 @@
     <w:p>
       <w:pPr>
         <w:pStyle w:val="BodyText"/>
-        <w:keepNext/>
-        <w:spacing w:before="120" w:after="40" w:line="240" w:lineRule="auto"/>
+        <w:spacing w:before="120" w:after="120" w:line="240" w:lineRule="auto"/>
         <w:jc w:val="center"/>
       </w:pPr>
       <w:r>
         <w:drawing>
           <wp:inline>
-            <wp:extent cx="4082400" cy="1767008"/>
+            <wp:extent cx="2520000" cy="1090746"/>
             <wp:effectExtent b="0" l="0" r="0" t="0"/>
             <wp:docPr descr="" title="" id="87" name="Picture"/>
             <a:graphic>
@@ -30394,7 +30381,7 @@
                   <pic:spPr bwMode="auto">
                     <a:xfrm>
                       <a:off x="0" y="0"/>
-                      <a:ext cx="4082400" cy="1767008"/>
+                      <a:ext cx="2520000" cy="1090746"/>
                     </a:xfrm>
                     <a:prstGeom prst="rect">
                       <a:avLst/>
@@ -30554,14 +30541,13 @@
     <w:p>
       <w:pPr>
         <w:pStyle w:val="BodyText"/>
-        <w:keepNext/>
-        <w:spacing w:before="120" w:after="40" w:line="240" w:lineRule="auto"/>
+        <w:spacing w:before="120" w:after="120" w:line="240" w:lineRule="auto"/>
         <w:jc w:val="center"/>
       </w:pPr>
       <w:r>
         <w:drawing>
           <wp:inline>
-            <wp:extent cx="4082400" cy="1592935"/>
+            <wp:extent cx="2520000" cy="983293"/>
             <wp:effectExtent b="0" l="0" r="0" t="0"/>
             <wp:docPr descr="" title="" id="90" name="Picture"/>
             <a:graphic>
@@ -30582,7 +30568,7 @@
                   <pic:spPr bwMode="auto">
                     <a:xfrm>
                       <a:off x="0" y="0"/>
-                      <a:ext cx="4082400" cy="1592935"/>
+                      <a:ext cx="2520000" cy="983293"/>
                     </a:xfrm>
                     <a:prstGeom prst="rect">
                       <a:avLst/>
@@ -30753,14 +30739,13 @@
       <w:tblPr>
         <w:tblStyle w:val="Table"/>
         <w:tblW w:type="dxa" w:w="9752"/>
-        <w:jc w:val="center"/>
         <w:tblBorders>
-          <w:top w:val="nil"/>
-          <w:left w:val="nil"/>
-          <w:bottom w:val="nil"/>
-          <w:right w:val="nil"/>
-          <w:insideH w:val="nil"/>
-          <w:insideV w:val="nil"/>
+          <w:top w:val="single" w:sz="6" w:space="0" w:color="000000"/>
+          <w:left w:val="single" w:sz="6" w:space="0" w:color="000000"/>
+          <w:bottom w:val="single" w:sz="6" w:space="0" w:color="000000"/>
+          <w:right w:val="single" w:sz="6" w:space="0" w:color="000000"/>
+          <w:insideH w:val="single" w:sz="6" w:space="0" w:color="000000"/>
+          <w:insideV w:val="single" w:sz="6" w:space="0" w:color="000000"/>
         </w:tblBorders>
         <w:tblLayout w:type="fixed"/>
         <w:tblLook w:firstRow="0" w:lastRow="0" w:firstColumn="0" w:lastColumn="0" w:noHBand="0" w:noVBand="0" w:val="0000"/>
@@ -30783,7 +30768,7 @@
             <w:r>
               <w:drawing>
                 <wp:inline>
-                  <wp:extent cx="4082400" cy="1997892"/>
+                  <wp:extent cx="2406600" cy="1177770"/>
                   <wp:effectExtent b="0" l="0" r="0" t="0"/>
                   <wp:docPr descr="" title="" id="93" name="Picture"/>
                   <a:graphic>
@@ -30804,7 +30789,7 @@
                         <pic:spPr bwMode="auto">
                           <a:xfrm>
                             <a:off x="0" y="0"/>
-                            <a:ext cx="4082400" cy="1997892"/>
+                            <a:ext cx="2406600" cy="1177770"/>
                           </a:xfrm>
                           <a:prstGeom prst="rect">
                             <a:avLst/>
@@ -30837,7 +30822,7 @@
             <w:r>
               <w:drawing>
                 <wp:inline>
-                  <wp:extent cx="4082400" cy="2043859"/>
+                  <wp:extent cx="2406600" cy="1204868"/>
                   <wp:effectExtent b="0" l="0" r="0" t="0"/>
                   <wp:docPr descr="" title="" id="96" name="Picture"/>
                   <a:graphic>
@@ -30858,7 +30843,7 @@
                         <pic:spPr bwMode="auto">
                           <a:xfrm>
                             <a:off x="0" y="0"/>
-                            <a:ext cx="4082400" cy="2043859"/>
+                            <a:ext cx="2406600" cy="1204868"/>
                           </a:xfrm>
                           <a:prstGeom prst="rect">
                             <a:avLst/>
@@ -30885,14 +30870,13 @@
       <w:tblPr>
         <w:tblStyle w:val="Table"/>
         <w:tblW w:type="dxa" w:w="9752"/>
-        <w:jc w:val="center"/>
         <w:tblBorders>
-          <w:top w:val="nil"/>
-          <w:left w:val="nil"/>
-          <w:bottom w:val="nil"/>
-          <w:right w:val="nil"/>
-          <w:insideH w:val="nil"/>
-          <w:insideV w:val="nil"/>
+          <w:top w:val="single" w:sz="6" w:space="0" w:color="000000"/>
+          <w:left w:val="single" w:sz="6" w:space="0" w:color="000000"/>
+          <w:bottom w:val="single" w:sz="6" w:space="0" w:color="000000"/>
+          <w:right w:val="single" w:sz="6" w:space="0" w:color="000000"/>
+          <w:insideH w:val="single" w:sz="6" w:space="0" w:color="000000"/>
+          <w:insideV w:val="single" w:sz="6" w:space="0" w:color="000000"/>
         </w:tblBorders>
         <w:tblLayout w:type="fixed"/>
         <w:tblLook w:firstRow="1" w:lastRow="0" w:firstColumn="0" w:lastColumn="0" w:noHBand="0" w:noVBand="0" w:val="0020"/>
@@ -30934,7 +30918,7 @@
             <w:r>
               <w:drawing>
                 <wp:inline>
-                  <wp:extent cx="4082400" cy="1452656"/>
+                  <wp:extent cx="2406600" cy="856350"/>
                   <wp:effectExtent b="0" l="0" r="0" t="0"/>
                   <wp:docPr descr="" title="" id="99" name="Picture"/>
                   <a:graphic>
@@ -30955,7 +30939,7 @@
                         <pic:spPr bwMode="auto">
                           <a:xfrm>
                             <a:off x="0" y="0"/>
-                            <a:ext cx="4082400" cy="1452656"/>
+                            <a:ext cx="2406600" cy="856350"/>
                           </a:xfrm>
                           <a:prstGeom prst="rect">
                             <a:avLst/>
@@ -31011,7 +30995,7 @@
             <w:r>
               <w:drawing>
                 <wp:inline>
-                  <wp:extent cx="3718559" cy="2407919"/>
+                  <wp:extent cx="2406600" cy="1558372"/>
                   <wp:effectExtent b="0" l="0" r="0" t="0"/>
                   <wp:docPr descr="" title="" id="102" name="Picture"/>
                   <a:graphic>
@@ -31032,7 +31016,7 @@
                         <pic:spPr bwMode="auto">
                           <a:xfrm>
                             <a:off x="0" y="0"/>
-                            <a:ext cx="3718559" cy="2407919"/>
+                            <a:ext cx="2406600" cy="1558372"/>
                           </a:xfrm>
                           <a:prstGeom prst="rect">
                             <a:avLst/>
@@ -31559,7 +31543,7 @@
             <w:r>
               <w:drawing>
                 <wp:inline>
-                  <wp:extent cx="2036062" cy="2139696"/>
+                  <wp:extent cx="1575793" cy="1655999"/>
                   <wp:effectExtent b="0" l="0" r="0" t="0"/>
                   <wp:docPr descr="" title="" id="105" name="Picture"/>
                   <a:graphic>
@@ -31580,7 +31564,7 @@
                         <pic:spPr bwMode="auto">
                           <a:xfrm>
                             <a:off x="0" y="0"/>
-                            <a:ext cx="2036062" cy="2139696"/>
+                            <a:ext cx="1575793" cy="1655999"/>
                           </a:xfrm>
                           <a:prstGeom prst="rect">
                             <a:avLst/>
@@ -34304,14 +34288,13 @@
     <w:p>
       <w:pPr>
         <w:pStyle w:val="BodyText"/>
-        <w:keepNext/>
-        <w:spacing w:before="120" w:after="40" w:line="240" w:lineRule="auto"/>
+        <w:spacing w:before="120" w:after="120" w:line="240" w:lineRule="auto"/>
         <w:jc w:val="center"/>
       </w:pPr>
       <w:r>
         <w:drawing>
           <wp:inline>
-            <wp:extent cx="4082400" cy="2116943"/>
+            <wp:extent cx="2520000" cy="1306755"/>
             <wp:effectExtent b="0" l="0" r="0" t="0"/>
             <wp:docPr descr="" title="" id="110" name="Picture"/>
             <a:graphic>
@@ -34332,7 +34315,7 @@
                   <pic:spPr bwMode="auto">
                     <a:xfrm>
                       <a:off x="0" y="0"/>
-                      <a:ext cx="4082400" cy="2116943"/>
+                      <a:ext cx="2520000" cy="1306755"/>
                     </a:xfrm>
                     <a:prstGeom prst="rect">
                       <a:avLst/>
@@ -34430,14 +34413,13 @@
       <w:tblPr>
         <w:tblStyle w:val="Table"/>
         <w:tblW w:type="dxa" w:w="9752"/>
-        <w:jc w:val="center"/>
         <w:tblBorders>
-          <w:top w:val="nil"/>
-          <w:left w:val="nil"/>
-          <w:bottom w:val="nil"/>
-          <w:right w:val="nil"/>
-          <w:insideH w:val="nil"/>
-          <w:insideV w:val="nil"/>
+          <w:top w:val="single" w:sz="6" w:space="0" w:color="000000"/>
+          <w:left w:val="single" w:sz="6" w:space="0" w:color="000000"/>
+          <w:bottom w:val="single" w:sz="6" w:space="0" w:color="000000"/>
+          <w:right w:val="single" w:sz="6" w:space="0" w:color="000000"/>
+          <w:insideH w:val="single" w:sz="6" w:space="0" w:color="000000"/>
+          <w:insideV w:val="single" w:sz="6" w:space="0" w:color="000000"/>
         </w:tblBorders>
         <w:tblLayout w:type="fixed"/>
         <w:tblLook w:firstRow="1" w:lastRow="0" w:firstColumn="0" w:lastColumn="0" w:noHBand="0" w:noVBand="0" w:val="0020"/>
@@ -34507,7 +34489,7 @@
             <w:r>
               <w:drawing>
                 <wp:inline>
-                  <wp:extent cx="4082400" cy="1383106"/>
+                  <wp:extent cx="1568400" cy="531370"/>
                   <wp:effectExtent b="0" l="0" r="0" t="0"/>
                   <wp:docPr descr="" title="" id="113" name="Picture"/>
                   <a:graphic>
@@ -34528,7 +34510,7 @@
                         <pic:spPr bwMode="auto">
                           <a:xfrm>
                             <a:off x="0" y="0"/>
-                            <a:ext cx="4082400" cy="1383106"/>
+                            <a:ext cx="1568400" cy="531370"/>
                           </a:xfrm>
                           <a:prstGeom prst="rect">
                             <a:avLst/>
@@ -34561,7 +34543,7 @@
             <w:r>
               <w:drawing>
                 <wp:inline>
-                  <wp:extent cx="2749296" cy="1481327"/>
+                  <wp:extent cx="1568400" cy="845058"/>
                   <wp:effectExtent b="0" l="0" r="0" t="0"/>
                   <wp:docPr descr="" title="" id="116" name="Picture"/>
                   <a:graphic>
@@ -34582,7 +34564,7 @@
                         <pic:spPr bwMode="auto">
                           <a:xfrm>
                             <a:off x="0" y="0"/>
-                            <a:ext cx="2749296" cy="1481327"/>
+                            <a:ext cx="1568400" cy="845058"/>
                           </a:xfrm>
                           <a:prstGeom prst="rect">
                             <a:avLst/>
@@ -34615,7 +34597,7 @@
             <w:r>
               <w:drawing>
                 <wp:inline>
-                  <wp:extent cx="1749552" cy="1109471"/>
+                  <wp:extent cx="1568400" cy="994595"/>
                   <wp:effectExtent b="0" l="0" r="0" t="0"/>
                   <wp:docPr descr="" title="" id="119" name="Picture"/>
                   <a:graphic>
@@ -34636,7 +34618,7 @@
                         <pic:spPr bwMode="auto">
                           <a:xfrm>
                             <a:off x="0" y="0"/>
-                            <a:ext cx="1749552" cy="1109471"/>
+                            <a:ext cx="1568400" cy="994595"/>
                           </a:xfrm>
                           <a:prstGeom prst="rect">
                             <a:avLst/>
@@ -34739,14 +34721,13 @@
       <w:tblPr>
         <w:tblStyle w:val="Table"/>
         <w:tblW w:type="dxa" w:w="9752"/>
-        <w:jc w:val="center"/>
         <w:tblBorders>
-          <w:top w:val="nil"/>
-          <w:left w:val="nil"/>
-          <w:bottom w:val="nil"/>
-          <w:right w:val="nil"/>
-          <w:insideH w:val="nil"/>
-          <w:insideV w:val="nil"/>
+          <w:top w:val="single" w:sz="6" w:space="0" w:color="000000"/>
+          <w:left w:val="single" w:sz="6" w:space="0" w:color="000000"/>
+          <w:bottom w:val="single" w:sz="6" w:space="0" w:color="000000"/>
+          <w:right w:val="single" w:sz="6" w:space="0" w:color="000000"/>
+          <w:insideH w:val="single" w:sz="6" w:space="0" w:color="000000"/>
+          <w:insideV w:val="single" w:sz="6" w:space="0" w:color="000000"/>
         </w:tblBorders>
         <w:tblLayout w:type="fixed"/>
         <w:tblLook w:firstRow="0" w:lastRow="0" w:firstColumn="0" w:lastColumn="0" w:noHBand="0" w:noVBand="0" w:val="0000"/>
@@ -34769,7 +34750,7 @@
             <w:r>
               <w:drawing>
                 <wp:inline>
-                  <wp:extent cx="2529840" cy="1511806"/>
+                  <wp:extent cx="2406600" cy="1438160"/>
                   <wp:effectExtent b="0" l="0" r="0" t="0"/>
                   <wp:docPr descr="" title="" id="122" name="Picture"/>
                   <a:graphic>
@@ -34790,7 +34771,7 @@
                         <pic:spPr bwMode="auto">
                           <a:xfrm>
                             <a:off x="0" y="0"/>
-                            <a:ext cx="2529840" cy="1511806"/>
+                            <a:ext cx="2406600" cy="1438160"/>
                           </a:xfrm>
                           <a:prstGeom prst="rect">
                             <a:avLst/>
@@ -34823,7 +34804,7 @@
             <w:r>
               <w:drawing>
                 <wp:inline>
-                  <wp:extent cx="1816607" cy="1920239"/>
+                  <wp:extent cx="1566627" cy="1655999"/>
                   <wp:effectExtent b="0" l="0" r="0" t="0"/>
                   <wp:docPr descr="" title="" id="125" name="Picture"/>
                   <a:graphic>
@@ -34844,7 +34825,7 @@
                         <pic:spPr bwMode="auto">
                           <a:xfrm>
                             <a:off x="0" y="0"/>
-                            <a:ext cx="1816607" cy="1920239"/>
+                            <a:ext cx="1566627" cy="1655999"/>
                           </a:xfrm>
                           <a:prstGeom prst="rect">
                             <a:avLst/>
@@ -35064,14 +35045,13 @@
     <w:p>
       <w:pPr>
         <w:pStyle w:val="BodyText"/>
-        <w:keepNext/>
-        <w:spacing w:before="120" w:after="40" w:line="240" w:lineRule="auto"/>
+        <w:spacing w:before="120" w:after="120" w:line="240" w:lineRule="auto"/>
         <w:jc w:val="center"/>
       </w:pPr>
       <w:r>
         <w:drawing>
           <wp:inline>
-            <wp:extent cx="1767840" cy="1170432"/>
+            <wp:extent cx="2520000" cy="1668413"/>
             <wp:effectExtent b="0" l="0" r="0" t="0"/>
             <wp:docPr descr="" title="" id="128" name="Picture"/>
             <a:graphic>
@@ -35092,7 +35072,7 @@
                   <pic:spPr bwMode="auto">
                     <a:xfrm>
                       <a:off x="0" y="0"/>
-                      <a:ext cx="1767840" cy="1170432"/>
+                      <a:ext cx="2520000" cy="1668413"/>
                     </a:xfrm>
                     <a:prstGeom prst="rect">
                       <a:avLst/>
@@ -36444,14 +36424,13 @@
     <w:p>
       <w:pPr>
         <w:pStyle w:val="BodyText"/>
-        <w:keepNext/>
-        <w:spacing w:before="120" w:after="40" w:line="240" w:lineRule="auto"/>
+        <w:spacing w:before="120" w:after="120" w:line="240" w:lineRule="auto"/>
         <w:jc w:val="center"/>
       </w:pPr>
       <w:r>
         <w:drawing>
           <wp:inline>
-            <wp:extent cx="4082400" cy="2140248"/>
+            <wp:extent cx="2520000" cy="1321141"/>
             <wp:effectExtent b="0" l="0" r="0" t="0"/>
             <wp:docPr descr="" title="" id="131" name="Picture"/>
             <a:graphic>
@@ -36472,7 +36451,7 @@
                   <pic:spPr bwMode="auto">
                     <a:xfrm>
                       <a:off x="0" y="0"/>
-                      <a:ext cx="4082400" cy="2140248"/>
+                      <a:ext cx="2520000" cy="1321141"/>
                     </a:xfrm>
                     <a:prstGeom prst="rect">
                       <a:avLst/>
@@ -40431,14 +40410,13 @@
     <w:p>
       <w:pPr>
         <w:pStyle w:val="BodyText"/>
-        <w:keepNext/>
-        <w:spacing w:before="120" w:after="40" w:line="240" w:lineRule="auto"/>
+        <w:spacing w:before="120" w:after="120" w:line="240" w:lineRule="auto"/>
         <w:jc w:val="center"/>
       </w:pPr>
       <w:r>
         <w:drawing>
           <wp:inline>
-            <wp:extent cx="2816351" cy="2834640"/>
+            <wp:extent cx="2002993" cy="2015999"/>
             <wp:effectExtent b="0" l="0" r="0" t="0"/>
             <wp:docPr descr="" title="" id="136" name="Picture"/>
             <a:graphic>
@@ -40459,7 +40437,7 @@
                   <pic:spPr bwMode="auto">
                     <a:xfrm>
                       <a:off x="0" y="0"/>
-                      <a:ext cx="2816351" cy="2834640"/>
+                      <a:ext cx="2002993" cy="2015999"/>
                     </a:xfrm>
                     <a:prstGeom prst="rect">
                       <a:avLst/>
@@ -40918,14 +40896,13 @@
     <w:p>
       <w:pPr>
         <w:pStyle w:val="BodyText"/>
-        <w:keepNext/>
-        <w:spacing w:before="120" w:after="40" w:line="240" w:lineRule="auto"/>
+        <w:spacing w:before="120" w:after="120" w:line="240" w:lineRule="auto"/>
         <w:jc w:val="center"/>
       </w:pPr>
       <w:r>
         <w:drawing>
           <wp:inline>
-            <wp:extent cx="1627632" cy="1615439"/>
+            <wp:extent cx="2015999" cy="2000898"/>
             <wp:effectExtent b="0" l="0" r="0" t="0"/>
             <wp:docPr descr="" title="" id="139" name="Picture"/>
             <a:graphic>
@@ -40946,7 +40923,7 @@
                   <pic:spPr bwMode="auto">
                     <a:xfrm>
                       <a:off x="0" y="0"/>
-                      <a:ext cx="1627632" cy="1615439"/>
+                      <a:ext cx="2015999" cy="2000898"/>
                     </a:xfrm>
                     <a:prstGeom prst="rect">
                       <a:avLst/>
@@ -42036,14 +42013,13 @@
       <w:tblPr>
         <w:tblStyle w:val="Table"/>
         <w:tblW w:type="dxa" w:w="9752"/>
-        <w:jc w:val="center"/>
         <w:tblBorders>
-          <w:top w:val="nil"/>
-          <w:left w:val="nil"/>
-          <w:bottom w:val="nil"/>
-          <w:right w:val="nil"/>
-          <w:insideH w:val="nil"/>
-          <w:insideV w:val="nil"/>
+          <w:top w:val="single" w:sz="6" w:space="0" w:color="000000"/>
+          <w:left w:val="single" w:sz="6" w:space="0" w:color="000000"/>
+          <w:bottom w:val="single" w:sz="6" w:space="0" w:color="000000"/>
+          <w:right w:val="single" w:sz="6" w:space="0" w:color="000000"/>
+          <w:insideH w:val="single" w:sz="6" w:space="0" w:color="000000"/>
+          <w:insideV w:val="single" w:sz="6" w:space="0" w:color="000000"/>
         </w:tblBorders>
         <w:tblLayout w:type="fixed"/>
         <w:tblLook w:firstRow="0" w:lastRow="0" w:firstColumn="0" w:lastColumn="0" w:noHBand="0" w:noVBand="0" w:val="0000"/>
@@ -42066,7 +42042,7 @@
             <w:r>
               <w:drawing>
                 <wp:inline>
-                  <wp:extent cx="2916000" cy="2749372"/>
+                  <wp:extent cx="1756362" cy="1655999"/>
                   <wp:effectExtent b="0" l="0" r="0" t="0"/>
                   <wp:docPr descr="" title="" id="142" name="Picture"/>
                   <a:graphic>
@@ -42087,7 +42063,7 @@
                         <pic:spPr bwMode="auto">
                           <a:xfrm>
                             <a:off x="0" y="0"/>
-                            <a:ext cx="2916000" cy="2749372"/>
+                            <a:ext cx="1756362" cy="1655999"/>
                           </a:xfrm>
                           <a:prstGeom prst="rect">
                             <a:avLst/>
@@ -42120,7 +42096,7 @@
             <w:r>
               <w:drawing>
                 <wp:inline>
-                  <wp:extent cx="1719071" cy="1645920"/>
+                  <wp:extent cx="1729598" cy="1655999"/>
                   <wp:effectExtent b="0" l="0" r="0" t="0"/>
                   <wp:docPr descr="" title="" id="145" name="Picture"/>
                   <a:graphic>
@@ -42141,7 +42117,7 @@
                         <pic:spPr bwMode="auto">
                           <a:xfrm>
                             <a:off x="0" y="0"/>
-                            <a:ext cx="1719071" cy="1645920"/>
+                            <a:ext cx="1729598" cy="1655999"/>
                           </a:xfrm>
                           <a:prstGeom prst="rect">
                             <a:avLst/>
@@ -42285,14 +42261,13 @@
       <w:tblPr>
         <w:tblStyle w:val="Table"/>
         <w:tblW w:type="dxa" w:w="9752"/>
-        <w:jc w:val="center"/>
         <w:tblBorders>
-          <w:top w:val="nil"/>
-          <w:left w:val="nil"/>
-          <w:bottom w:val="nil"/>
-          <w:right w:val="nil"/>
-          <w:insideH w:val="nil"/>
-          <w:insideV w:val="nil"/>
+          <w:top w:val="single" w:sz="6" w:space="0" w:color="000000"/>
+          <w:left w:val="single" w:sz="6" w:space="0" w:color="000000"/>
+          <w:bottom w:val="single" w:sz="6" w:space="0" w:color="000000"/>
+          <w:right w:val="single" w:sz="6" w:space="0" w:color="000000"/>
+          <w:insideH w:val="single" w:sz="6" w:space="0" w:color="000000"/>
+          <w:insideV w:val="single" w:sz="6" w:space="0" w:color="000000"/>
         </w:tblBorders>
         <w:tblLayout w:type="fixed"/>
         <w:tblLook w:firstRow="0" w:lastRow="0" w:firstColumn="0" w:lastColumn="0" w:noHBand="0" w:noVBand="0" w:val="0000"/>
@@ -42315,7 +42290,7 @@
             <w:r>
               <w:drawing>
                 <wp:inline>
-                  <wp:extent cx="1530095" cy="1395984"/>
+                  <wp:extent cx="1815090" cy="1655999"/>
                   <wp:effectExtent b="0" l="0" r="0" t="0"/>
                   <wp:docPr descr="" title="" id="148" name="Picture"/>
                   <a:graphic>
@@ -42336,7 +42311,7 @@
                         <pic:spPr bwMode="auto">
                           <a:xfrm>
                             <a:off x="0" y="0"/>
-                            <a:ext cx="1530095" cy="1395984"/>
+                            <a:ext cx="1815090" cy="1655999"/>
                           </a:xfrm>
                           <a:prstGeom prst="rect">
                             <a:avLst/>
@@ -42369,7 +42344,7 @@
             <w:r>
               <w:drawing>
                 <wp:inline>
-                  <wp:extent cx="1475231" cy="1389888"/>
+                  <wp:extent cx="1757683" cy="1655999"/>
                   <wp:effectExtent b="0" l="0" r="0" t="0"/>
                   <wp:docPr descr="" title="" id="151" name="Picture"/>
                   <a:graphic>
@@ -42390,7 +42365,7 @@
                         <pic:spPr bwMode="auto">
                           <a:xfrm>
                             <a:off x="0" y="0"/>
-                            <a:ext cx="1475231" cy="1389888"/>
+                            <a:ext cx="1757683" cy="1655999"/>
                           </a:xfrm>
                           <a:prstGeom prst="rect">
                             <a:avLst/>
@@ -44333,14 +44308,13 @@
     <w:p>
       <w:pPr>
         <w:pStyle w:val="BodyText"/>
-        <w:keepNext/>
-        <w:spacing w:before="120" w:after="40" w:line="240" w:lineRule="auto"/>
+        <w:spacing w:before="120" w:after="120" w:line="240" w:lineRule="auto"/>
         <w:jc w:val="center"/>
       </w:pPr>
       <w:r>
         <w:drawing>
           <wp:inline>
-            <wp:extent cx="1871472" cy="1749551"/>
+            <wp:extent cx="2015999" cy="1884664"/>
             <wp:effectExtent b="0" l="0" r="0" t="0"/>
             <wp:docPr descr="" title="" id="154" name="Picture"/>
             <a:graphic>
@@ -44361,7 +44335,7 @@
                   <pic:spPr bwMode="auto">
                     <a:xfrm>
                       <a:off x="0" y="0"/>
-                      <a:ext cx="1871472" cy="1749551"/>
+                      <a:ext cx="2015999" cy="1884664"/>
                     </a:xfrm>
                     <a:prstGeom prst="rect">
                       <a:avLst/>
@@ -50384,14 +50358,13 @@
     <w:p>
       <w:pPr>
         <w:pStyle w:val="BodyText"/>
-        <w:keepNext/>
-        <w:spacing w:before="120" w:after="40" w:line="240" w:lineRule="auto"/>
+        <w:spacing w:before="120" w:after="120" w:line="240" w:lineRule="auto"/>
         <w:jc w:val="center"/>
       </w:pPr>
       <w:r>
         <w:drawing>
           <wp:inline>
-            <wp:extent cx="1499615" cy="987552"/>
+            <wp:extent cx="2520000" cy="1659512"/>
             <wp:effectExtent b="0" l="0" r="0" t="0"/>
             <wp:docPr descr="" title="" id="159" name="Picture"/>
             <a:graphic>
@@ -50412,7 +50385,7 @@
                   <pic:spPr bwMode="auto">
                     <a:xfrm>
                       <a:off x="0" y="0"/>
-                      <a:ext cx="1499615" cy="987552"/>
+                      <a:ext cx="2520000" cy="1659512"/>
                     </a:xfrm>
                     <a:prstGeom prst="rect">
                       <a:avLst/>
@@ -50449,14 +50422,13 @@
     <w:p>
       <w:pPr>
         <w:pStyle w:val="BodyText"/>
-        <w:keepNext/>
-        <w:spacing w:before="120" w:after="40" w:line="240" w:lineRule="auto"/>
+        <w:spacing w:before="120" w:after="120" w:line="240" w:lineRule="auto"/>
         <w:jc w:val="center"/>
       </w:pPr>
       <w:r>
         <w:drawing>
           <wp:inline>
-            <wp:extent cx="1444751" cy="938784"/>
+            <wp:extent cx="2520000" cy="1637468"/>
             <wp:effectExtent b="0" l="0" r="0" t="0"/>
             <wp:docPr descr="" title="" id="162" name="Picture"/>
             <a:graphic>
@@ -50477,7 +50449,7 @@
                   <pic:spPr bwMode="auto">
                     <a:xfrm>
                       <a:off x="0" y="0"/>
-                      <a:ext cx="1444751" cy="938784"/>
+                      <a:ext cx="2520000" cy="1637468"/>
                     </a:xfrm>
                     <a:prstGeom prst="rect">
                       <a:avLst/>
@@ -50514,14 +50486,13 @@
     <w:p>
       <w:pPr>
         <w:pStyle w:val="BodyText"/>
-        <w:keepNext/>
-        <w:spacing w:before="120" w:after="40" w:line="240" w:lineRule="auto"/>
+        <w:spacing w:before="120" w:after="120" w:line="240" w:lineRule="auto"/>
         <w:jc w:val="center"/>
       </w:pPr>
       <w:r>
         <w:drawing>
           <wp:inline>
-            <wp:extent cx="1054607" cy="1091184"/>
+            <wp:extent cx="1948424" cy="2015999"/>
             <wp:effectExtent b="0" l="0" r="0" t="0"/>
             <wp:docPr descr="" title="" id="165" name="Picture"/>
             <a:graphic>
@@ -50542,7 +50513,7 @@
                   <pic:spPr bwMode="auto">
                     <a:xfrm>
                       <a:off x="0" y="0"/>
-                      <a:ext cx="1054607" cy="1091184"/>
+                      <a:ext cx="1948424" cy="2015999"/>
                     </a:xfrm>
                     <a:prstGeom prst="rect">
                       <a:avLst/>
@@ -50565,8 +50536,6 @@
     <w:p>
       <w:pPr>
         <w:pStyle w:val="Heading4"/>
-        <w:spacing w:before="0" w:after="120" w:line="240" w:lineRule="auto"/>
-        <w:jc w:val="center"/>
       </w:pPr>
       <w:r>
         <w:rPr>
@@ -51874,14 +51843,13 @@
     <w:p>
       <w:pPr>
         <w:pStyle w:val="BodyText"/>
-        <w:keepNext/>
-        <w:spacing w:before="120" w:after="40" w:line="240" w:lineRule="auto"/>
+        <w:spacing w:before="120" w:after="120" w:line="240" w:lineRule="auto"/>
         <w:jc w:val="center"/>
       </w:pPr>
       <w:r>
         <w:drawing>
           <wp:inline>
-            <wp:extent cx="3501026" cy="2527200"/>
+            <wp:extent cx="2520000" cy="1819050"/>
             <wp:effectExtent b="0" l="0" r="0" t="0"/>
             <wp:docPr descr="" title="" id="168" name="Picture"/>
             <a:graphic>
@@ -51902,7 +51870,7 @@
                   <pic:spPr bwMode="auto">
                     <a:xfrm>
                       <a:off x="0" y="0"/>
-                      <a:ext cx="3501026" cy="2527200"/>
+                      <a:ext cx="2520000" cy="1819050"/>
                     </a:xfrm>
                     <a:prstGeom prst="rect">
                       <a:avLst/>
@@ -51937,14 +51905,13 @@
     <w:p>
       <w:pPr>
         <w:pStyle w:val="BodyText"/>
-        <w:keepNext/>
-        <w:spacing w:before="120" w:after="40" w:line="240" w:lineRule="auto"/>
+        <w:spacing w:before="120" w:after="120" w:line="240" w:lineRule="auto"/>
         <w:jc w:val="center"/>
       </w:pPr>
       <w:r>
         <w:drawing>
           <wp:inline>
-            <wp:extent cx="1152144" cy="1121663"/>
+            <wp:extent cx="2015999" cy="1962666"/>
             <wp:effectExtent b="0" l="0" r="0" t="0"/>
             <wp:docPr descr="" title="" id="171" name="Picture"/>
             <a:graphic>
@@ -51965,7 +51932,7 @@
                   <pic:spPr bwMode="auto">
                     <a:xfrm>
                       <a:off x="0" y="0"/>
-                      <a:ext cx="1152144" cy="1121663"/>
+                      <a:ext cx="2015999" cy="1962666"/>
                     </a:xfrm>
                     <a:prstGeom prst="rect">
                       <a:avLst/>
@@ -52640,14 +52607,13 @@
     <w:p>
       <w:pPr>
         <w:pStyle w:val="BodyText"/>
-        <w:keepNext/>
-        <w:spacing w:before="120" w:after="40" w:line="240" w:lineRule="auto"/>
+        <w:spacing w:before="120" w:after="120" w:line="240" w:lineRule="auto"/>
         <w:jc w:val="center"/>
       </w:pPr>
       <w:r>
         <w:drawing>
           <wp:inline>
-            <wp:extent cx="2968752" cy="1645919"/>
+            <wp:extent cx="2520000" cy="1397125"/>
             <wp:effectExtent b="0" l="0" r="0" t="0"/>
             <wp:docPr descr="" title="" id="176" name="Picture"/>
             <a:graphic>
@@ -52668,7 +52634,7 @@
                   <pic:spPr bwMode="auto">
                     <a:xfrm>
                       <a:off x="0" y="0"/>
-                      <a:ext cx="2968752" cy="1645919"/>
+                      <a:ext cx="2520000" cy="1397125"/>
                     </a:xfrm>
                     <a:prstGeom prst="rect">
                       <a:avLst/>
@@ -53263,14 +53229,13 @@
     <w:p>
       <w:pPr>
         <w:pStyle w:val="BodyText"/>
-        <w:keepNext/>
-        <w:spacing w:before="120" w:after="40" w:line="240" w:lineRule="auto"/>
+        <w:spacing w:before="120" w:after="120" w:line="240" w:lineRule="auto"/>
         <w:jc w:val="center"/>
       </w:pPr>
       <w:r>
         <w:drawing>
           <wp:inline>
-            <wp:extent cx="1969008" cy="1920239"/>
+            <wp:extent cx="2015999" cy="1966068"/>
             <wp:effectExtent b="0" l="0" r="0" t="0"/>
             <wp:docPr descr="" title="" id="179" name="Picture"/>
             <a:graphic>
@@ -53291,7 +53256,7 @@
                   <pic:spPr bwMode="auto">
                     <a:xfrm>
                       <a:off x="0" y="0"/>
-                      <a:ext cx="1969008" cy="1920239"/>
+                      <a:ext cx="2015999" cy="1966068"/>
                     </a:xfrm>
                     <a:prstGeom prst="rect">
                       <a:avLst/>
@@ -53418,14 +53383,13 @@
     <w:p>
       <w:pPr>
         <w:pStyle w:val="BodyText"/>
-        <w:keepNext/>
-        <w:spacing w:before="120" w:after="40" w:line="240" w:lineRule="auto"/>
+        <w:spacing w:before="120" w:after="120" w:line="240" w:lineRule="auto"/>
         <w:jc w:val="center"/>
       </w:pPr>
       <w:r>
         <w:drawing>
           <wp:inline>
-            <wp:extent cx="2377440" cy="2340863"/>
+            <wp:extent cx="2015999" cy="1984984"/>
             <wp:effectExtent b="0" l="0" r="0" t="0"/>
             <wp:docPr descr="" title="" id="182" name="Picture"/>
             <a:graphic>
@@ -53446,7 +53410,7 @@
                   <pic:spPr bwMode="auto">
                     <a:xfrm>
                       <a:off x="0" y="0"/>
-                      <a:ext cx="2377440" cy="2340863"/>
+                      <a:ext cx="2015999" cy="1984984"/>
                     </a:xfrm>
                     <a:prstGeom prst="rect">
                       <a:avLst/>
@@ -53778,14 +53742,13 @@
     <w:p>
       <w:pPr>
         <w:pStyle w:val="FirstParagraph"/>
-        <w:keepNext/>
-        <w:spacing w:before="120" w:after="40" w:line="240" w:lineRule="auto"/>
+        <w:spacing w:before="120" w:after="120" w:line="240" w:lineRule="auto"/>
         <w:jc w:val="center"/>
       </w:pPr>
       <w:r>
         <w:drawing>
           <wp:inline>
-            <wp:extent cx="2206751" cy="1578864"/>
+            <wp:extent cx="2520000" cy="1802983"/>
             <wp:effectExtent b="0" l="0" r="0" t="0"/>
             <wp:docPr descr="" title="" id="185" name="Picture"/>
             <a:graphic>
@@ -53806,7 +53769,7 @@
                   <pic:spPr bwMode="auto">
                     <a:xfrm>
                       <a:off x="0" y="0"/>
-                      <a:ext cx="2206751" cy="1578864"/>
+                      <a:ext cx="2520000" cy="1802983"/>
                     </a:xfrm>
                     <a:prstGeom prst="rect">
                       <a:avLst/>
@@ -54135,14 +54098,13 @@
     <w:p>
       <w:pPr>
         <w:pStyle w:val="BodyText"/>
-        <w:keepNext/>
-        <w:spacing w:before="120" w:after="40" w:line="240" w:lineRule="auto"/>
+        <w:spacing w:before="120" w:after="120" w:line="240" w:lineRule="auto"/>
         <w:jc w:val="center"/>
       </w:pPr>
       <w:r>
         <w:drawing>
           <wp:inline>
-            <wp:extent cx="1737359" cy="1194816"/>
+            <wp:extent cx="2520000" cy="1733052"/>
             <wp:effectExtent b="0" l="0" r="0" t="0"/>
             <wp:docPr descr="" title="" id="188" name="Picture"/>
             <a:graphic>
@@ -54163,7 +54125,7 @@
                   <pic:spPr bwMode="auto">
                     <a:xfrm>
                       <a:off x="0" y="0"/>
-                      <a:ext cx="1737359" cy="1194816"/>
+                      <a:ext cx="2520000" cy="1733052"/>
                     </a:xfrm>
                     <a:prstGeom prst="rect">
                       <a:avLst/>
@@ -54540,14 +54502,13 @@
     <w:p>
       <w:pPr>
         <w:pStyle w:val="FirstParagraph"/>
-        <w:keepNext/>
-        <w:spacing w:before="120" w:after="40" w:line="240" w:lineRule="auto"/>
+        <w:spacing w:before="120" w:after="120" w:line="240" w:lineRule="auto"/>
         <w:jc w:val="center"/>
       </w:pPr>
       <w:r>
         <w:drawing>
           <wp:inline>
-            <wp:extent cx="1969008" cy="1920239"/>
+            <wp:extent cx="2015999" cy="1966068"/>
             <wp:effectExtent b="0" l="0" r="0" t="0"/>
             <wp:docPr descr="" title="" id="191" name="Picture"/>
             <a:graphic>
@@ -54568,7 +54529,7 @@
                   <pic:spPr bwMode="auto">
                     <a:xfrm>
                       <a:off x="0" y="0"/>
-                      <a:ext cx="1969008" cy="1920239"/>
+                      <a:ext cx="2015999" cy="1966068"/>
                     </a:xfrm>
                     <a:prstGeom prst="rect">
                       <a:avLst/>
@@ -55394,14 +55355,13 @@
     <w:p>
       <w:pPr>
         <w:pStyle w:val="FirstParagraph"/>
-        <w:keepNext/>
-        <w:spacing w:before="120" w:after="40" w:line="240" w:lineRule="auto"/>
+        <w:spacing w:before="120" w:after="120" w:line="240" w:lineRule="auto"/>
         <w:jc w:val="center"/>
       </w:pPr>
       <w:r>
         <w:drawing>
           <wp:inline>
-            <wp:extent cx="2359152" cy="2340863"/>
+            <wp:extent cx="2015999" cy="2000372"/>
             <wp:effectExtent b="0" l="0" r="0" t="0"/>
             <wp:docPr descr="" title="" id="194" name="Picture"/>
             <a:graphic>
@@ -55422,7 +55382,7 @@
                   <pic:spPr bwMode="auto">
                     <a:xfrm>
                       <a:off x="0" y="0"/>
-                      <a:ext cx="2359152" cy="2340863"/>
+                      <a:ext cx="2015999" cy="2000372"/>
                     </a:xfrm>
                     <a:prstGeom prst="rect">
                       <a:avLst/>
@@ -55497,14 +55457,13 @@
     <w:p>
       <w:pPr>
         <w:pStyle w:val="BodyText"/>
-        <w:keepNext/>
-        <w:spacing w:before="120" w:after="40" w:line="240" w:lineRule="auto"/>
+        <w:spacing w:before="120" w:after="120" w:line="240" w:lineRule="auto"/>
         <w:jc w:val="center"/>
       </w:pPr>
       <w:r>
         <w:drawing>
           <wp:inline>
-            <wp:extent cx="2225040" cy="2206751"/>
+            <wp:extent cx="2015999" cy="1999430"/>
             <wp:effectExtent b="0" l="0" r="0" t="0"/>
             <wp:docPr descr="" title="" id="197" name="Picture"/>
             <a:graphic>
@@ -55525,7 +55484,7 @@
                   <pic:spPr bwMode="auto">
                     <a:xfrm>
                       <a:off x="0" y="0"/>
-                      <a:ext cx="2225040" cy="2206751"/>
+                      <a:ext cx="2015999" cy="1999430"/>
                     </a:xfrm>
                     <a:prstGeom prst="rect">
                       <a:avLst/>

--- a/00-首页/题组Word/初赛模拟卷/真题版式/初赛模拟卷XIV（非有机·答案与解析版·真题版式）.docx
+++ b/00-首页/题组Word/初赛模拟卷/真题版式/初赛模拟卷XIV（非有机·答案与解析版·真题版式）.docx
@@ -912,13 +912,14 @@
     <w:p>
       <w:pPr>
         <w:pStyle w:val="BodyText"/>
-        <w:spacing w:before="120" w:after="120" w:line="240" w:lineRule="auto"/>
+        <w:keepNext/>
+        <w:spacing w:before="120" w:after="40" w:line="240" w:lineRule="auto"/>
         <w:jc w:val="center"/>
       </w:pPr>
       <w:r>
         <w:drawing>
           <wp:inline>
-            <wp:extent cx="2520000" cy="1322530"/>
+            <wp:extent cx="4082400" cy="2142498"/>
             <wp:effectExtent b="0" l="0" r="0" t="0"/>
             <wp:docPr descr="" title="" id="20" name="Picture"/>
             <a:graphic>
@@ -939,7 +940,7 @@
                   <pic:spPr bwMode="auto">
                     <a:xfrm>
                       <a:off x="0" y="0"/>
-                      <a:ext cx="2520000" cy="1322530"/>
+                      <a:ext cx="4082400" cy="2142498"/>
                     </a:xfrm>
                     <a:prstGeom prst="rect">
                       <a:avLst/>
@@ -2384,13 +2385,14 @@
     <w:p>
       <w:pPr>
         <w:pStyle w:val="BodyText"/>
-        <w:spacing w:before="120" w:after="120" w:line="240" w:lineRule="auto"/>
+        <w:keepNext/>
+        <w:spacing w:before="120" w:after="40" w:line="240" w:lineRule="auto"/>
         <w:jc w:val="center"/>
       </w:pPr>
       <w:r>
         <w:drawing>
           <wp:inline>
-            <wp:extent cx="2520000" cy="1482666"/>
+            <wp:extent cx="4082400" cy="2401918"/>
             <wp:effectExtent b="0" l="0" r="0" t="0"/>
             <wp:docPr descr="" title="" id="23" name="Picture"/>
             <a:graphic>
@@ -2411,7 +2413,7 @@
                   <pic:spPr bwMode="auto">
                     <a:xfrm>
                       <a:off x="0" y="0"/>
-                      <a:ext cx="2520000" cy="1482666"/>
+                      <a:ext cx="4082400" cy="2401918"/>
                     </a:xfrm>
                     <a:prstGeom prst="rect">
                       <a:avLst/>
@@ -6108,13 +6110,14 @@
     <w:p>
       <w:pPr>
         <w:pStyle w:val="BodyText"/>
-        <w:spacing w:before="120" w:after="120" w:line="240" w:lineRule="auto"/>
+        <w:keepNext/>
+        <w:spacing w:before="120" w:after="40" w:line="240" w:lineRule="auto"/>
         <w:jc w:val="center"/>
       </w:pPr>
       <w:r>
         <w:drawing>
           <wp:inline>
-            <wp:extent cx="2015999" cy="1571637"/>
+            <wp:extent cx="3241737" cy="2527200"/>
             <wp:effectExtent b="0" l="0" r="0" t="0"/>
             <wp:docPr descr="" title="" id="26" name="Picture"/>
             <a:graphic>
@@ -6135,7 +6138,7 @@
                   <pic:spPr bwMode="auto">
                     <a:xfrm>
                       <a:off x="0" y="0"/>
-                      <a:ext cx="2015999" cy="1571637"/>
+                      <a:ext cx="3241737" cy="2527200"/>
                     </a:xfrm>
                     <a:prstGeom prst="rect">
                       <a:avLst/>
@@ -6157,7 +6160,7 @@
     <w:p>
       <w:pPr>
         <w:pStyle w:val="BlockText"/>
-        <w:spacing w:before="120" w:after="120" w:line="276" w:lineRule="auto"/>
+        <w:spacing w:before="0" w:after="120" w:line="240" w:lineRule="auto"/>
         <w:jc w:val="center"/>
       </w:pPr>
       <w:r>
@@ -10635,13 +10638,14 @@
       <w:tblPr>
         <w:tblStyle w:val="Table"/>
         <w:tblW w:type="dxa" w:w="9752"/>
+        <w:jc w:val="center"/>
         <w:tblBorders>
-          <w:top w:val="single" w:sz="6" w:space="0" w:color="000000"/>
-          <w:left w:val="single" w:sz="6" w:space="0" w:color="000000"/>
-          <w:bottom w:val="single" w:sz="6" w:space="0" w:color="000000"/>
-          <w:right w:val="single" w:sz="6" w:space="0" w:color="000000"/>
-          <w:insideH w:val="single" w:sz="6" w:space="0" w:color="000000"/>
-          <w:insideV w:val="single" w:sz="6" w:space="0" w:color="000000"/>
+          <w:top w:val="nil"/>
+          <w:left w:val="nil"/>
+          <w:bottom w:val="nil"/>
+          <w:right w:val="nil"/>
+          <w:insideH w:val="nil"/>
+          <w:insideV w:val="nil"/>
         </w:tblBorders>
         <w:tblLayout w:type="fixed"/>
         <w:tblLook w:firstRow="1" w:lastRow="0" w:firstColumn="0" w:lastColumn="0" w:noHBand="0" w:noVBand="0" w:val="0020"/>
@@ -10695,7 +10699,7 @@
             <w:r>
               <w:drawing>
                 <wp:inline>
-                  <wp:extent cx="1865914" cy="1655999"/>
+                  <wp:extent cx="2889502" cy="2633472"/>
                   <wp:effectExtent b="0" l="0" r="0" t="0"/>
                   <wp:docPr descr="" title="" id="31" name="Picture"/>
                   <a:graphic>
@@ -10716,7 +10720,7 @@
                         <pic:spPr bwMode="auto">
                           <a:xfrm>
                             <a:off x="0" y="0"/>
-                            <a:ext cx="1865914" cy="1655999"/>
+                            <a:ext cx="2889502" cy="2633472"/>
                           </a:xfrm>
                           <a:prstGeom prst="rect">
                             <a:avLst/>
@@ -10749,7 +10753,7 @@
             <w:r>
               <w:drawing>
                 <wp:inline>
-                  <wp:extent cx="1686894" cy="1655999"/>
+                  <wp:extent cx="2468880" cy="2474974"/>
                   <wp:effectExtent b="0" l="0" r="0" t="0"/>
                   <wp:docPr descr="" title="" id="34" name="Picture"/>
                   <a:graphic>
@@ -10770,7 +10774,7 @@
                         <pic:spPr bwMode="auto">
                           <a:xfrm>
                             <a:off x="0" y="0"/>
-                            <a:ext cx="1686894" cy="1655999"/>
+                            <a:ext cx="2468880" cy="2474974"/>
                           </a:xfrm>
                           <a:prstGeom prst="rect">
                             <a:avLst/>
@@ -10869,13 +10873,14 @@
       <w:tblPr>
         <w:tblStyle w:val="Table"/>
         <w:tblW w:type="dxa" w:w="9752"/>
+        <w:jc w:val="center"/>
         <w:tblBorders>
-          <w:top w:val="single" w:sz="6" w:space="0" w:color="000000"/>
-          <w:left w:val="single" w:sz="6" w:space="0" w:color="000000"/>
-          <w:bottom w:val="single" w:sz="6" w:space="0" w:color="000000"/>
-          <w:right w:val="single" w:sz="6" w:space="0" w:color="000000"/>
-          <w:insideH w:val="single" w:sz="6" w:space="0" w:color="000000"/>
-          <w:insideV w:val="single" w:sz="6" w:space="0" w:color="000000"/>
+          <w:top w:val="nil"/>
+          <w:left w:val="nil"/>
+          <w:bottom w:val="nil"/>
+          <w:right w:val="nil"/>
+          <w:insideH w:val="nil"/>
+          <w:insideV w:val="nil"/>
         </w:tblBorders>
         <w:tblLayout w:type="fixed"/>
         <w:tblLook w:firstRow="0" w:lastRow="0" w:firstColumn="0" w:lastColumn="0" w:noHBand="0" w:noVBand="0" w:val="0000"/>
@@ -10899,7 +10904,7 @@
             <w:r>
               <w:drawing>
                 <wp:inline>
-                  <wp:extent cx="1267728" cy="1655999"/>
+                  <wp:extent cx="1920239" cy="3151632"/>
                   <wp:effectExtent b="0" l="0" r="0" t="0"/>
                   <wp:docPr descr="" title="" id="37" name="Picture"/>
                   <a:graphic>
@@ -10920,7 +10925,7 @@
                         <pic:spPr bwMode="auto">
                           <a:xfrm>
                             <a:off x="0" y="0"/>
-                            <a:ext cx="1267728" cy="1655999"/>
+                            <a:ext cx="1920239" cy="3151632"/>
                           </a:xfrm>
                           <a:prstGeom prst="rect">
                             <a:avLst/>
@@ -10953,7 +10958,7 @@
             <w:r>
               <w:drawing>
                 <wp:inline>
-                  <wp:extent cx="940499" cy="1655999"/>
+                  <wp:extent cx="1894509" cy="3304800"/>
                   <wp:effectExtent b="0" l="0" r="0" t="0"/>
                   <wp:docPr descr="" title="" id="40" name="Picture"/>
                   <a:graphic>
@@ -10974,7 +10979,7 @@
                         <pic:spPr bwMode="auto">
                           <a:xfrm>
                             <a:off x="0" y="0"/>
-                            <a:ext cx="940499" cy="1655999"/>
+                            <a:ext cx="1894509" cy="3304800"/>
                           </a:xfrm>
                           <a:prstGeom prst="rect">
                             <a:avLst/>
@@ -11007,7 +11012,7 @@
             <w:r>
               <w:drawing>
                 <wp:inline>
-                  <wp:extent cx="917562" cy="1655998"/>
+                  <wp:extent cx="1720099" cy="3304800"/>
                   <wp:effectExtent b="0" l="0" r="0" t="0"/>
                   <wp:docPr descr="" title="" id="43" name="Picture"/>
                   <a:graphic>
@@ -11028,7 +11033,7 @@
                         <pic:spPr bwMode="auto">
                           <a:xfrm>
                             <a:off x="0" y="0"/>
-                            <a:ext cx="917562" cy="1655998"/>
+                            <a:ext cx="1720099" cy="3304800"/>
                           </a:xfrm>
                           <a:prstGeom prst="rect">
                             <a:avLst/>
@@ -11216,13 +11221,14 @@
       <w:tblPr>
         <w:tblStyle w:val="Table"/>
         <w:tblW w:type="dxa" w:w="9752"/>
+        <w:jc w:val="center"/>
         <w:tblBorders>
-          <w:top w:val="single" w:sz="6" w:space="0" w:color="000000"/>
-          <w:left w:val="single" w:sz="6" w:space="0" w:color="000000"/>
-          <w:bottom w:val="single" w:sz="6" w:space="0" w:color="000000"/>
-          <w:right w:val="single" w:sz="6" w:space="0" w:color="000000"/>
-          <w:insideH w:val="single" w:sz="6" w:space="0" w:color="000000"/>
-          <w:insideV w:val="single" w:sz="6" w:space="0" w:color="000000"/>
+          <w:top w:val="nil"/>
+          <w:left w:val="nil"/>
+          <w:bottom w:val="nil"/>
+          <w:right w:val="nil"/>
+          <w:insideH w:val="nil"/>
+          <w:insideV w:val="nil"/>
         </w:tblBorders>
         <w:tblLayout w:type="fixed"/>
         <w:tblLook w:firstRow="0" w:lastRow="0" w:firstColumn="0" w:lastColumn="0" w:noHBand="0" w:noVBand="0" w:val="0000"/>
@@ -11246,7 +11252,7 @@
             <w:r>
               <w:drawing>
                 <wp:inline>
-                  <wp:extent cx="1568400" cy="1421033"/>
+                  <wp:extent cx="1816608" cy="1645919"/>
                   <wp:effectExtent b="0" l="0" r="0" t="0"/>
                   <wp:docPr descr="" title="" id="46" name="Picture"/>
                   <a:graphic>
@@ -11267,7 +11273,7 @@
                         <pic:spPr bwMode="auto">
                           <a:xfrm>
                             <a:off x="0" y="0"/>
-                            <a:ext cx="1568400" cy="1421033"/>
+                            <a:ext cx="1816608" cy="1645919"/>
                           </a:xfrm>
                           <a:prstGeom prst="rect">
                             <a:avLst/>
@@ -11300,7 +11306,7 @@
             <w:r>
               <w:drawing>
                 <wp:inline>
-                  <wp:extent cx="1568400" cy="1033627"/>
+                  <wp:extent cx="2395728" cy="1578863"/>
                   <wp:effectExtent b="0" l="0" r="0" t="0"/>
                   <wp:docPr descr="" title="" id="49" name="Picture"/>
                   <a:graphic>
@@ -11321,7 +11327,7 @@
                         <pic:spPr bwMode="auto">
                           <a:xfrm>
                             <a:off x="0" y="0"/>
-                            <a:ext cx="1568400" cy="1033627"/>
+                            <a:ext cx="2395728" cy="1578863"/>
                           </a:xfrm>
                           <a:prstGeom prst="rect">
                             <a:avLst/>
@@ -11354,7 +11360,7 @@
             <w:r>
               <w:drawing>
                 <wp:inline>
-                  <wp:extent cx="1568400" cy="841796"/>
+                  <wp:extent cx="3236976" cy="1737358"/>
                   <wp:effectExtent b="0" l="0" r="0" t="0"/>
                   <wp:docPr descr="" title="" id="52" name="Picture"/>
                   <a:graphic>
@@ -11375,7 +11381,7 @@
                         <pic:spPr bwMode="auto">
                           <a:xfrm>
                             <a:off x="0" y="0"/>
-                            <a:ext cx="1568400" cy="841796"/>
+                            <a:ext cx="3236976" cy="1737358"/>
                           </a:xfrm>
                           <a:prstGeom prst="rect">
                             <a:avLst/>
@@ -15734,13 +15740,14 @@
     <w:p>
       <w:pPr>
         <w:pStyle w:val="FirstParagraph"/>
-        <w:spacing w:before="120" w:after="120" w:line="240" w:lineRule="auto"/>
+        <w:keepNext/>
+        <w:spacing w:before="120" w:after="40" w:line="240" w:lineRule="auto"/>
         <w:jc w:val="center"/>
       </w:pPr>
       <w:r>
         <w:drawing>
           <wp:inline>
-            <wp:extent cx="2520000" cy="1386323"/>
+            <wp:extent cx="2371344" cy="1304543"/>
             <wp:effectExtent b="0" l="0" r="0" t="0"/>
             <wp:docPr descr="" title="" id="57" name="Picture"/>
             <a:graphic>
@@ -15761,7 +15768,7 @@
                   <pic:spPr bwMode="auto">
                     <a:xfrm>
                       <a:off x="0" y="0"/>
-                      <a:ext cx="2520000" cy="1386323"/>
+                      <a:ext cx="2371344" cy="1304543"/>
                     </a:xfrm>
                     <a:prstGeom prst="rect">
                       <a:avLst/>
@@ -16056,13 +16063,14 @@
     <w:p>
       <w:pPr>
         <w:pStyle w:val="BodyText"/>
-        <w:spacing w:before="120" w:after="120" w:line="240" w:lineRule="auto"/>
+        <w:keepNext/>
+        <w:spacing w:before="120" w:after="40" w:line="240" w:lineRule="auto"/>
         <w:jc w:val="center"/>
       </w:pPr>
       <w:r>
         <w:drawing>
           <wp:inline>
-            <wp:extent cx="2520000" cy="1562745"/>
+            <wp:extent cx="2663951" cy="1652016"/>
             <wp:effectExtent b="0" l="0" r="0" t="0"/>
             <wp:docPr descr="" title="" id="60" name="Picture"/>
             <a:graphic>
@@ -16083,7 +16091,7 @@
                   <pic:spPr bwMode="auto">
                     <a:xfrm>
                       <a:off x="0" y="0"/>
-                      <a:ext cx="2520000" cy="1562745"/>
+                      <a:ext cx="2663951" cy="1652016"/>
                     </a:xfrm>
                     <a:prstGeom prst="rect">
                       <a:avLst/>
@@ -20584,13 +20592,14 @@
       <w:tblPr>
         <w:tblStyle w:val="Table"/>
         <w:tblW w:type="dxa" w:w="9752"/>
+        <w:jc w:val="center"/>
         <w:tblBorders>
-          <w:top w:val="single" w:sz="6" w:space="0" w:color="000000"/>
-          <w:left w:val="single" w:sz="6" w:space="0" w:color="000000"/>
-          <w:bottom w:val="single" w:sz="6" w:space="0" w:color="000000"/>
-          <w:right w:val="single" w:sz="6" w:space="0" w:color="000000"/>
-          <w:insideH w:val="single" w:sz="6" w:space="0" w:color="000000"/>
-          <w:insideV w:val="single" w:sz="6" w:space="0" w:color="000000"/>
+          <w:top w:val="nil"/>
+          <w:left w:val="nil"/>
+          <w:bottom w:val="nil"/>
+          <w:right w:val="nil"/>
+          <w:insideH w:val="nil"/>
+          <w:insideV w:val="nil"/>
         </w:tblBorders>
         <w:tblLayout w:type="fixed"/>
         <w:tblLook w:firstRow="0" w:lastRow="0" w:firstColumn="0" w:lastColumn="0" w:noHBand="0" w:noVBand="0" w:val="0000"/>
@@ -20613,7 +20622,7 @@
             <w:r>
               <w:drawing>
                 <wp:inline>
-                  <wp:extent cx="816204" cy="1655999"/>
+                  <wp:extent cx="1736120" cy="3304800"/>
                   <wp:effectExtent b="0" l="0" r="0" t="0"/>
                   <wp:docPr descr="" title="" id="65" name="Picture"/>
                   <a:graphic>
@@ -20634,7 +20643,7 @@
                         <pic:spPr bwMode="auto">
                           <a:xfrm>
                             <a:off x="0" y="0"/>
-                            <a:ext cx="816204" cy="1655999"/>
+                            <a:ext cx="1736120" cy="3304800"/>
                           </a:xfrm>
                           <a:prstGeom prst="rect">
                             <a:avLst/>
@@ -20667,7 +20676,7 @@
             <w:r>
               <w:drawing>
                 <wp:inline>
-                  <wp:extent cx="1583254" cy="1655999"/>
+                  <wp:extent cx="2609086" cy="2676144"/>
                   <wp:effectExtent b="0" l="0" r="0" t="0"/>
                   <wp:docPr descr="" title="" id="68" name="Picture"/>
                   <a:graphic>
@@ -20688,7 +20697,7 @@
                         <pic:spPr bwMode="auto">
                           <a:xfrm>
                             <a:off x="0" y="0"/>
-                            <a:ext cx="1583254" cy="1655999"/>
+                            <a:ext cx="2609086" cy="2676144"/>
                           </a:xfrm>
                           <a:prstGeom prst="rect">
                             <a:avLst/>
@@ -21319,13 +21328,14 @@
     <w:p>
       <w:pPr>
         <w:pStyle w:val="BodyText"/>
-        <w:spacing w:before="120" w:after="120" w:line="240" w:lineRule="auto"/>
+        <w:keepNext/>
+        <w:spacing w:before="120" w:after="40" w:line="240" w:lineRule="auto"/>
         <w:jc w:val="center"/>
       </w:pPr>
       <w:r>
         <w:drawing>
           <wp:inline>
-            <wp:extent cx="790353" cy="2376000"/>
+            <wp:extent cx="1099309" cy="3304800"/>
             <wp:effectExtent b="0" l="0" r="0" t="0"/>
             <wp:docPr descr="" title="" id="71" name="Picture"/>
             <a:graphic>
@@ -21346,7 +21356,7 @@
                   <pic:spPr bwMode="auto">
                     <a:xfrm>
                       <a:off x="0" y="0"/>
-                      <a:ext cx="790353" cy="2376000"/>
+                      <a:ext cx="1099309" cy="3304800"/>
                     </a:xfrm>
                     <a:prstGeom prst="rect">
                       <a:avLst/>
@@ -21391,13 +21401,14 @@
       <w:tblPr>
         <w:tblStyle w:val="Table"/>
         <w:tblW w:type="dxa" w:w="9752"/>
+        <w:jc w:val="center"/>
         <w:tblBorders>
-          <w:top w:val="single" w:sz="6" w:space="0" w:color="000000"/>
-          <w:left w:val="single" w:sz="6" w:space="0" w:color="000000"/>
-          <w:bottom w:val="single" w:sz="6" w:space="0" w:color="000000"/>
-          <w:right w:val="single" w:sz="6" w:space="0" w:color="000000"/>
-          <w:insideH w:val="single" w:sz="6" w:space="0" w:color="000000"/>
-          <w:insideV w:val="single" w:sz="6" w:space="0" w:color="000000"/>
+          <w:top w:val="nil"/>
+          <w:left w:val="nil"/>
+          <w:bottom w:val="nil"/>
+          <w:right w:val="nil"/>
+          <w:insideH w:val="nil"/>
+          <w:insideV w:val="nil"/>
         </w:tblBorders>
         <w:tblLayout w:type="fixed"/>
         <w:tblLook w:firstRow="0" w:lastRow="0" w:firstColumn="0" w:lastColumn="0" w:noHBand="0" w:noVBand="0" w:val="0000"/>
@@ -21420,7 +21431,7 @@
             <w:r>
               <w:drawing>
                 <wp:inline>
-                  <wp:extent cx="813169" cy="1655999"/>
+                  <wp:extent cx="1622803" cy="3304800"/>
                   <wp:effectExtent b="0" l="0" r="0" t="0"/>
                   <wp:docPr descr="" title="" id="74" name="Picture"/>
                   <a:graphic>
@@ -21441,7 +21452,7 @@
                         <pic:spPr bwMode="auto">
                           <a:xfrm>
                             <a:off x="0" y="0"/>
-                            <a:ext cx="813169" cy="1655999"/>
+                            <a:ext cx="1622803" cy="3304800"/>
                           </a:xfrm>
                           <a:prstGeom prst="rect">
                             <a:avLst/>
@@ -21474,7 +21485,7 @@
             <w:r>
               <w:drawing>
                 <wp:inline>
-                  <wp:extent cx="1566966" cy="1655999"/>
+                  <wp:extent cx="2145790" cy="2267712"/>
                   <wp:effectExtent b="0" l="0" r="0" t="0"/>
                   <wp:docPr descr="" title="" id="77" name="Picture"/>
                   <a:graphic>
@@ -21495,7 +21506,7 @@
                         <pic:spPr bwMode="auto">
                           <a:xfrm>
                             <a:off x="0" y="0"/>
-                            <a:ext cx="1566966" cy="1655999"/>
+                            <a:ext cx="2145790" cy="2267712"/>
                           </a:xfrm>
                           <a:prstGeom prst="rect">
                             <a:avLst/>
@@ -26524,13 +26535,14 @@
     <w:p>
       <w:pPr>
         <w:pStyle w:val="BodyText"/>
-        <w:spacing w:before="120" w:after="120" w:line="240" w:lineRule="auto"/>
+        <w:keepNext/>
+        <w:spacing w:before="120" w:after="40" w:line="240" w:lineRule="auto"/>
         <w:jc w:val="center"/>
       </w:pPr>
       <w:r>
         <w:drawing>
           <wp:inline>
-            <wp:extent cx="2520000" cy="809999"/>
+            <wp:extent cx="4082400" cy="1312198"/>
             <wp:effectExtent b="0" l="0" r="0" t="0"/>
             <wp:docPr descr="" title="" id="82" name="Picture"/>
             <a:graphic>
@@ -26551,7 +26563,7 @@
                   <pic:spPr bwMode="auto">
                     <a:xfrm>
                       <a:off x="0" y="0"/>
-                      <a:ext cx="2520000" cy="809999"/>
+                      <a:ext cx="4082400" cy="1312198"/>
                     </a:xfrm>
                     <a:prstGeom prst="rect">
                       <a:avLst/>
@@ -26573,7 +26585,7 @@
     <w:p>
       <w:pPr>
         <w:pStyle w:val="BlockText"/>
-        <w:spacing w:before="120" w:after="120" w:line="276" w:lineRule="auto"/>
+        <w:spacing w:before="0" w:after="120" w:line="240" w:lineRule="auto"/>
         <w:jc w:val="center"/>
       </w:pPr>
       <w:r>
@@ -30354,13 +30366,14 @@
     <w:p>
       <w:pPr>
         <w:pStyle w:val="BodyText"/>
-        <w:spacing w:before="120" w:after="120" w:line="240" w:lineRule="auto"/>
+        <w:keepNext/>
+        <w:spacing w:before="120" w:after="40" w:line="240" w:lineRule="auto"/>
         <w:jc w:val="center"/>
       </w:pPr>
       <w:r>
         <w:drawing>
           <wp:inline>
-            <wp:extent cx="2520000" cy="1090746"/>
+            <wp:extent cx="4082400" cy="1767008"/>
             <wp:effectExtent b="0" l="0" r="0" t="0"/>
             <wp:docPr descr="" title="" id="87" name="Picture"/>
             <a:graphic>
@@ -30381,7 +30394,7 @@
                   <pic:spPr bwMode="auto">
                     <a:xfrm>
                       <a:off x="0" y="0"/>
-                      <a:ext cx="2520000" cy="1090746"/>
+                      <a:ext cx="4082400" cy="1767008"/>
                     </a:xfrm>
                     <a:prstGeom prst="rect">
                       <a:avLst/>
@@ -30541,13 +30554,14 @@
     <w:p>
       <w:pPr>
         <w:pStyle w:val="BodyText"/>
-        <w:spacing w:before="120" w:after="120" w:line="240" w:lineRule="auto"/>
+        <w:keepNext/>
+        <w:spacing w:before="120" w:after="40" w:line="240" w:lineRule="auto"/>
         <w:jc w:val="center"/>
       </w:pPr>
       <w:r>
         <w:drawing>
           <wp:inline>
-            <wp:extent cx="2520000" cy="983293"/>
+            <wp:extent cx="4082400" cy="1592935"/>
             <wp:effectExtent b="0" l="0" r="0" t="0"/>
             <wp:docPr descr="" title="" id="90" name="Picture"/>
             <a:graphic>
@@ -30568,7 +30582,7 @@
                   <pic:spPr bwMode="auto">
                     <a:xfrm>
                       <a:off x="0" y="0"/>
-                      <a:ext cx="2520000" cy="983293"/>
+                      <a:ext cx="4082400" cy="1592935"/>
                     </a:xfrm>
                     <a:prstGeom prst="rect">
                       <a:avLst/>
@@ -30739,13 +30753,14 @@
       <w:tblPr>
         <w:tblStyle w:val="Table"/>
         <w:tblW w:type="dxa" w:w="9752"/>
+        <w:jc w:val="center"/>
         <w:tblBorders>
-          <w:top w:val="single" w:sz="6" w:space="0" w:color="000000"/>
-          <w:left w:val="single" w:sz="6" w:space="0" w:color="000000"/>
-          <w:bottom w:val="single" w:sz="6" w:space="0" w:color="000000"/>
-          <w:right w:val="single" w:sz="6" w:space="0" w:color="000000"/>
-          <w:insideH w:val="single" w:sz="6" w:space="0" w:color="000000"/>
-          <w:insideV w:val="single" w:sz="6" w:space="0" w:color="000000"/>
+          <w:top w:val="nil"/>
+          <w:left w:val="nil"/>
+          <w:bottom w:val="nil"/>
+          <w:right w:val="nil"/>
+          <w:insideH w:val="nil"/>
+          <w:insideV w:val="nil"/>
         </w:tblBorders>
         <w:tblLayout w:type="fixed"/>
         <w:tblLook w:firstRow="0" w:lastRow="0" w:firstColumn="0" w:lastColumn="0" w:noHBand="0" w:noVBand="0" w:val="0000"/>
@@ -30768,7 +30783,7 @@
             <w:r>
               <w:drawing>
                 <wp:inline>
-                  <wp:extent cx="2406600" cy="1177770"/>
+                  <wp:extent cx="4082400" cy="1997892"/>
                   <wp:effectExtent b="0" l="0" r="0" t="0"/>
                   <wp:docPr descr="" title="" id="93" name="Picture"/>
                   <a:graphic>
@@ -30789,7 +30804,7 @@
                         <pic:spPr bwMode="auto">
                           <a:xfrm>
                             <a:off x="0" y="0"/>
-                            <a:ext cx="2406600" cy="1177770"/>
+                            <a:ext cx="4082400" cy="1997892"/>
                           </a:xfrm>
                           <a:prstGeom prst="rect">
                             <a:avLst/>
@@ -30822,7 +30837,7 @@
             <w:r>
               <w:drawing>
                 <wp:inline>
-                  <wp:extent cx="2406600" cy="1204868"/>
+                  <wp:extent cx="4082400" cy="2043859"/>
                   <wp:effectExtent b="0" l="0" r="0" t="0"/>
                   <wp:docPr descr="" title="" id="96" name="Picture"/>
                   <a:graphic>
@@ -30843,7 +30858,7 @@
                         <pic:spPr bwMode="auto">
                           <a:xfrm>
                             <a:off x="0" y="0"/>
-                            <a:ext cx="2406600" cy="1204868"/>
+                            <a:ext cx="4082400" cy="2043859"/>
                           </a:xfrm>
                           <a:prstGeom prst="rect">
                             <a:avLst/>
@@ -30870,13 +30885,14 @@
       <w:tblPr>
         <w:tblStyle w:val="Table"/>
         <w:tblW w:type="dxa" w:w="9752"/>
+        <w:jc w:val="center"/>
         <w:tblBorders>
-          <w:top w:val="single" w:sz="6" w:space="0" w:color="000000"/>
-          <w:left w:val="single" w:sz="6" w:space="0" w:color="000000"/>
-          <w:bottom w:val="single" w:sz="6" w:space="0" w:color="000000"/>
-          <w:right w:val="single" w:sz="6" w:space="0" w:color="000000"/>
-          <w:insideH w:val="single" w:sz="6" w:space="0" w:color="000000"/>
-          <w:insideV w:val="single" w:sz="6" w:space="0" w:color="000000"/>
+          <w:top w:val="nil"/>
+          <w:left w:val="nil"/>
+          <w:bottom w:val="nil"/>
+          <w:right w:val="nil"/>
+          <w:insideH w:val="nil"/>
+          <w:insideV w:val="nil"/>
         </w:tblBorders>
         <w:tblLayout w:type="fixed"/>
         <w:tblLook w:firstRow="1" w:lastRow="0" w:firstColumn="0" w:lastColumn="0" w:noHBand="0" w:noVBand="0" w:val="0020"/>
@@ -30918,7 +30934,7 @@
             <w:r>
               <w:drawing>
                 <wp:inline>
-                  <wp:extent cx="2406600" cy="856350"/>
+                  <wp:extent cx="4082400" cy="1452656"/>
                   <wp:effectExtent b="0" l="0" r="0" t="0"/>
                   <wp:docPr descr="" title="" id="99" name="Picture"/>
                   <a:graphic>
@@ -30939,7 +30955,7 @@
                         <pic:spPr bwMode="auto">
                           <a:xfrm>
                             <a:off x="0" y="0"/>
-                            <a:ext cx="2406600" cy="856350"/>
+                            <a:ext cx="4082400" cy="1452656"/>
                           </a:xfrm>
                           <a:prstGeom prst="rect">
                             <a:avLst/>
@@ -30995,7 +31011,7 @@
             <w:r>
               <w:drawing>
                 <wp:inline>
-                  <wp:extent cx="2406600" cy="1558372"/>
+                  <wp:extent cx="3718559" cy="2407919"/>
                   <wp:effectExtent b="0" l="0" r="0" t="0"/>
                   <wp:docPr descr="" title="" id="102" name="Picture"/>
                   <a:graphic>
@@ -31016,7 +31032,7 @@
                         <pic:spPr bwMode="auto">
                           <a:xfrm>
                             <a:off x="0" y="0"/>
-                            <a:ext cx="2406600" cy="1558372"/>
+                            <a:ext cx="3718559" cy="2407919"/>
                           </a:xfrm>
                           <a:prstGeom prst="rect">
                             <a:avLst/>
@@ -31543,7 +31559,7 @@
             <w:r>
               <w:drawing>
                 <wp:inline>
-                  <wp:extent cx="1575793" cy="1655999"/>
+                  <wp:extent cx="2036062" cy="2139696"/>
                   <wp:effectExtent b="0" l="0" r="0" t="0"/>
                   <wp:docPr descr="" title="" id="105" name="Picture"/>
                   <a:graphic>
@@ -31564,7 +31580,7 @@
                         <pic:spPr bwMode="auto">
                           <a:xfrm>
                             <a:off x="0" y="0"/>
-                            <a:ext cx="1575793" cy="1655999"/>
+                            <a:ext cx="2036062" cy="2139696"/>
                           </a:xfrm>
                           <a:prstGeom prst="rect">
                             <a:avLst/>
@@ -34288,13 +34304,14 @@
     <w:p>
       <w:pPr>
         <w:pStyle w:val="BodyText"/>
-        <w:spacing w:before="120" w:after="120" w:line="240" w:lineRule="auto"/>
+        <w:keepNext/>
+        <w:spacing w:before="120" w:after="40" w:line="240" w:lineRule="auto"/>
         <w:jc w:val="center"/>
       </w:pPr>
       <w:r>
         <w:drawing>
           <wp:inline>
-            <wp:extent cx="2520000" cy="1306755"/>
+            <wp:extent cx="4082400" cy="2116943"/>
             <wp:effectExtent b="0" l="0" r="0" t="0"/>
             <wp:docPr descr="" title="" id="110" name="Picture"/>
             <a:graphic>
@@ -34315,7 +34332,7 @@
                   <pic:spPr bwMode="auto">
                     <a:xfrm>
                       <a:off x="0" y="0"/>
-                      <a:ext cx="2520000" cy="1306755"/>
+                      <a:ext cx="4082400" cy="2116943"/>
                     </a:xfrm>
                     <a:prstGeom prst="rect">
                       <a:avLst/>
@@ -34413,13 +34430,14 @@
       <w:tblPr>
         <w:tblStyle w:val="Table"/>
         <w:tblW w:type="dxa" w:w="9752"/>
+        <w:jc w:val="center"/>
         <w:tblBorders>
-          <w:top w:val="single" w:sz="6" w:space="0" w:color="000000"/>
-          <w:left w:val="single" w:sz="6" w:space="0" w:color="000000"/>
-          <w:bottom w:val="single" w:sz="6" w:space="0" w:color="000000"/>
-          <w:right w:val="single" w:sz="6" w:space="0" w:color="000000"/>
-          <w:insideH w:val="single" w:sz="6" w:space="0" w:color="000000"/>
-          <w:insideV w:val="single" w:sz="6" w:space="0" w:color="000000"/>
+          <w:top w:val="nil"/>
+          <w:left w:val="nil"/>
+          <w:bottom w:val="nil"/>
+          <w:right w:val="nil"/>
+          <w:insideH w:val="nil"/>
+          <w:insideV w:val="nil"/>
         </w:tblBorders>
         <w:tblLayout w:type="fixed"/>
         <w:tblLook w:firstRow="1" w:lastRow="0" w:firstColumn="0" w:lastColumn="0" w:noHBand="0" w:noVBand="0" w:val="0020"/>
@@ -34489,7 +34507,7 @@
             <w:r>
               <w:drawing>
                 <wp:inline>
-                  <wp:extent cx="1568400" cy="531370"/>
+                  <wp:extent cx="4082400" cy="1383106"/>
                   <wp:effectExtent b="0" l="0" r="0" t="0"/>
                   <wp:docPr descr="" title="" id="113" name="Picture"/>
                   <a:graphic>
@@ -34510,7 +34528,7 @@
                         <pic:spPr bwMode="auto">
                           <a:xfrm>
                             <a:off x="0" y="0"/>
-                            <a:ext cx="1568400" cy="531370"/>
+                            <a:ext cx="4082400" cy="1383106"/>
                           </a:xfrm>
                           <a:prstGeom prst="rect">
                             <a:avLst/>
@@ -34543,7 +34561,7 @@
             <w:r>
               <w:drawing>
                 <wp:inline>
-                  <wp:extent cx="1568400" cy="845058"/>
+                  <wp:extent cx="2749296" cy="1481327"/>
                   <wp:effectExtent b="0" l="0" r="0" t="0"/>
                   <wp:docPr descr="" title="" id="116" name="Picture"/>
                   <a:graphic>
@@ -34564,7 +34582,7 @@
                         <pic:spPr bwMode="auto">
                           <a:xfrm>
                             <a:off x="0" y="0"/>
-                            <a:ext cx="1568400" cy="845058"/>
+                            <a:ext cx="2749296" cy="1481327"/>
                           </a:xfrm>
                           <a:prstGeom prst="rect">
                             <a:avLst/>
@@ -34597,7 +34615,7 @@
             <w:r>
               <w:drawing>
                 <wp:inline>
-                  <wp:extent cx="1568400" cy="994595"/>
+                  <wp:extent cx="1749552" cy="1109471"/>
                   <wp:effectExtent b="0" l="0" r="0" t="0"/>
                   <wp:docPr descr="" title="" id="119" name="Picture"/>
                   <a:graphic>
@@ -34618,7 +34636,7 @@
                         <pic:spPr bwMode="auto">
                           <a:xfrm>
                             <a:off x="0" y="0"/>
-                            <a:ext cx="1568400" cy="994595"/>
+                            <a:ext cx="1749552" cy="1109471"/>
                           </a:xfrm>
                           <a:prstGeom prst="rect">
                             <a:avLst/>
@@ -34721,13 +34739,14 @@
       <w:tblPr>
         <w:tblStyle w:val="Table"/>
         <w:tblW w:type="dxa" w:w="9752"/>
+        <w:jc w:val="center"/>
         <w:tblBorders>
-          <w:top w:val="single" w:sz="6" w:space="0" w:color="000000"/>
-          <w:left w:val="single" w:sz="6" w:space="0" w:color="000000"/>
-          <w:bottom w:val="single" w:sz="6" w:space="0" w:color="000000"/>
-          <w:right w:val="single" w:sz="6" w:space="0" w:color="000000"/>
-          <w:insideH w:val="single" w:sz="6" w:space="0" w:color="000000"/>
-          <w:insideV w:val="single" w:sz="6" w:space="0" w:color="000000"/>
+          <w:top w:val="nil"/>
+          <w:left w:val="nil"/>
+          <w:bottom w:val="nil"/>
+          <w:right w:val="nil"/>
+          <w:insideH w:val="nil"/>
+          <w:insideV w:val="nil"/>
         </w:tblBorders>
         <w:tblLayout w:type="fixed"/>
         <w:tblLook w:firstRow="0" w:lastRow="0" w:firstColumn="0" w:lastColumn="0" w:noHBand="0" w:noVBand="0" w:val="0000"/>
@@ -34750,7 +34769,7 @@
             <w:r>
               <w:drawing>
                 <wp:inline>
-                  <wp:extent cx="2406600" cy="1438160"/>
+                  <wp:extent cx="2529840" cy="1511806"/>
                   <wp:effectExtent b="0" l="0" r="0" t="0"/>
                   <wp:docPr descr="" title="" id="122" name="Picture"/>
                   <a:graphic>
@@ -34771,7 +34790,7 @@
                         <pic:spPr bwMode="auto">
                           <a:xfrm>
                             <a:off x="0" y="0"/>
-                            <a:ext cx="2406600" cy="1438160"/>
+                            <a:ext cx="2529840" cy="1511806"/>
                           </a:xfrm>
                           <a:prstGeom prst="rect">
                             <a:avLst/>
@@ -34804,7 +34823,7 @@
             <w:r>
               <w:drawing>
                 <wp:inline>
-                  <wp:extent cx="1566627" cy="1655999"/>
+                  <wp:extent cx="1816607" cy="1920239"/>
                   <wp:effectExtent b="0" l="0" r="0" t="0"/>
                   <wp:docPr descr="" title="" id="125" name="Picture"/>
                   <a:graphic>
@@ -34825,7 +34844,7 @@
                         <pic:spPr bwMode="auto">
                           <a:xfrm>
                             <a:off x="0" y="0"/>
-                            <a:ext cx="1566627" cy="1655999"/>
+                            <a:ext cx="1816607" cy="1920239"/>
                           </a:xfrm>
                           <a:prstGeom prst="rect">
                             <a:avLst/>
@@ -35045,13 +35064,14 @@
     <w:p>
       <w:pPr>
         <w:pStyle w:val="BodyText"/>
-        <w:spacing w:before="120" w:after="120" w:line="240" w:lineRule="auto"/>
+        <w:keepNext/>
+        <w:spacing w:before="120" w:after="40" w:line="240" w:lineRule="auto"/>
         <w:jc w:val="center"/>
       </w:pPr>
       <w:r>
         <w:drawing>
           <wp:inline>
-            <wp:extent cx="2520000" cy="1668413"/>
+            <wp:extent cx="1767840" cy="1170432"/>
             <wp:effectExtent b="0" l="0" r="0" t="0"/>
             <wp:docPr descr="" title="" id="128" name="Picture"/>
             <a:graphic>
@@ -35072,7 +35092,7 @@
                   <pic:spPr bwMode="auto">
                     <a:xfrm>
                       <a:off x="0" y="0"/>
-                      <a:ext cx="2520000" cy="1668413"/>
+                      <a:ext cx="1767840" cy="1170432"/>
                     </a:xfrm>
                     <a:prstGeom prst="rect">
                       <a:avLst/>
@@ -36424,13 +36444,14 @@
     <w:p>
       <w:pPr>
         <w:pStyle w:val="BodyText"/>
-        <w:spacing w:before="120" w:after="120" w:line="240" w:lineRule="auto"/>
+        <w:keepNext/>
+        <w:spacing w:before="120" w:after="40" w:line="240" w:lineRule="auto"/>
         <w:jc w:val="center"/>
       </w:pPr>
       <w:r>
         <w:drawing>
           <wp:inline>
-            <wp:extent cx="2520000" cy="1321141"/>
+            <wp:extent cx="4082400" cy="2140248"/>
             <wp:effectExtent b="0" l="0" r="0" t="0"/>
             <wp:docPr descr="" title="" id="131" name="Picture"/>
             <a:graphic>
@@ -36451,7 +36472,7 @@
                   <pic:spPr bwMode="auto">
                     <a:xfrm>
                       <a:off x="0" y="0"/>
-                      <a:ext cx="2520000" cy="1321141"/>
+                      <a:ext cx="4082400" cy="2140248"/>
                     </a:xfrm>
                     <a:prstGeom prst="rect">
                       <a:avLst/>
@@ -40410,13 +40431,14 @@
     <w:p>
       <w:pPr>
         <w:pStyle w:val="BodyText"/>
-        <w:spacing w:before="120" w:after="120" w:line="240" w:lineRule="auto"/>
+        <w:keepNext/>
+        <w:spacing w:before="120" w:after="40" w:line="240" w:lineRule="auto"/>
         <w:jc w:val="center"/>
       </w:pPr>
       <w:r>
         <w:drawing>
           <wp:inline>
-            <wp:extent cx="2002993" cy="2015999"/>
+            <wp:extent cx="2882179" cy="2916000"/>
             <wp:effectExtent b="0" l="0" r="0" t="0"/>
             <wp:docPr descr="" title="" id="136" name="Picture"/>
             <a:graphic>
@@ -40437,7 +40459,7 @@
                   <pic:spPr bwMode="auto">
                     <a:xfrm>
                       <a:off x="0" y="0"/>
-                      <a:ext cx="2002993" cy="2015999"/>
+                      <a:ext cx="2882179" cy="2916000"/>
                     </a:xfrm>
                     <a:prstGeom prst="rect">
                       <a:avLst/>
@@ -40896,13 +40918,14 @@
     <w:p>
       <w:pPr>
         <w:pStyle w:val="BodyText"/>
-        <w:spacing w:before="120" w:after="120" w:line="240" w:lineRule="auto"/>
+        <w:keepNext/>
+        <w:spacing w:before="120" w:after="40" w:line="240" w:lineRule="auto"/>
         <w:jc w:val="center"/>
       </w:pPr>
       <w:r>
         <w:drawing>
           <wp:inline>
-            <wp:extent cx="2015999" cy="2000898"/>
+            <wp:extent cx="2724912" cy="2706623"/>
             <wp:effectExtent b="0" l="0" r="0" t="0"/>
             <wp:docPr descr="" title="" id="139" name="Picture"/>
             <a:graphic>
@@ -40923,7 +40946,7 @@
                   <pic:spPr bwMode="auto">
                     <a:xfrm>
                       <a:off x="0" y="0"/>
-                      <a:ext cx="2015999" cy="2000898"/>
+                      <a:ext cx="2724912" cy="2706623"/>
                     </a:xfrm>
                     <a:prstGeom prst="rect">
                       <a:avLst/>
@@ -42013,13 +42036,14 @@
       <w:tblPr>
         <w:tblStyle w:val="Table"/>
         <w:tblW w:type="dxa" w:w="9752"/>
+        <w:jc w:val="center"/>
         <w:tblBorders>
-          <w:top w:val="single" w:sz="6" w:space="0" w:color="000000"/>
-          <w:left w:val="single" w:sz="6" w:space="0" w:color="000000"/>
-          <w:bottom w:val="single" w:sz="6" w:space="0" w:color="000000"/>
-          <w:right w:val="single" w:sz="6" w:space="0" w:color="000000"/>
-          <w:insideH w:val="single" w:sz="6" w:space="0" w:color="000000"/>
-          <w:insideV w:val="single" w:sz="6" w:space="0" w:color="000000"/>
+          <w:top w:val="nil"/>
+          <w:left w:val="nil"/>
+          <w:bottom w:val="nil"/>
+          <w:right w:val="nil"/>
+          <w:insideH w:val="nil"/>
+          <w:insideV w:val="nil"/>
         </w:tblBorders>
         <w:tblLayout w:type="fixed"/>
         <w:tblLook w:firstRow="0" w:lastRow="0" w:firstColumn="0" w:lastColumn="0" w:noHBand="0" w:noVBand="0" w:val="0000"/>
@@ -42042,7 +42066,7 @@
             <w:r>
               <w:drawing>
                 <wp:inline>
-                  <wp:extent cx="1756362" cy="1655999"/>
+                  <wp:extent cx="2916000" cy="2749372"/>
                   <wp:effectExtent b="0" l="0" r="0" t="0"/>
                   <wp:docPr descr="" title="" id="142" name="Picture"/>
                   <a:graphic>
@@ -42063,7 +42087,7 @@
                         <pic:spPr bwMode="auto">
                           <a:xfrm>
                             <a:off x="0" y="0"/>
-                            <a:ext cx="1756362" cy="1655999"/>
+                            <a:ext cx="2916000" cy="2749372"/>
                           </a:xfrm>
                           <a:prstGeom prst="rect">
                             <a:avLst/>
@@ -42096,7 +42120,7 @@
             <w:r>
               <w:drawing>
                 <wp:inline>
-                  <wp:extent cx="1729598" cy="1655999"/>
+                  <wp:extent cx="1719071" cy="1645920"/>
                   <wp:effectExtent b="0" l="0" r="0" t="0"/>
                   <wp:docPr descr="" title="" id="145" name="Picture"/>
                   <a:graphic>
@@ -42117,7 +42141,7 @@
                         <pic:spPr bwMode="auto">
                           <a:xfrm>
                             <a:off x="0" y="0"/>
-                            <a:ext cx="1729598" cy="1655999"/>
+                            <a:ext cx="1719071" cy="1645920"/>
                           </a:xfrm>
                           <a:prstGeom prst="rect">
                             <a:avLst/>
@@ -42261,13 +42285,14 @@
       <w:tblPr>
         <w:tblStyle w:val="Table"/>
         <w:tblW w:type="dxa" w:w="9752"/>
+        <w:jc w:val="center"/>
         <w:tblBorders>
-          <w:top w:val="single" w:sz="6" w:space="0" w:color="000000"/>
-          <w:left w:val="single" w:sz="6" w:space="0" w:color="000000"/>
-          <w:bottom w:val="single" w:sz="6" w:space="0" w:color="000000"/>
-          <w:right w:val="single" w:sz="6" w:space="0" w:color="000000"/>
-          <w:insideH w:val="single" w:sz="6" w:space="0" w:color="000000"/>
-          <w:insideV w:val="single" w:sz="6" w:space="0" w:color="000000"/>
+          <w:top w:val="nil"/>
+          <w:left w:val="nil"/>
+          <w:bottom w:val="nil"/>
+          <w:right w:val="nil"/>
+          <w:insideH w:val="nil"/>
+          <w:insideV w:val="nil"/>
         </w:tblBorders>
         <w:tblLayout w:type="fixed"/>
         <w:tblLook w:firstRow="0" w:lastRow="0" w:firstColumn="0" w:lastColumn="0" w:noHBand="0" w:noVBand="0" w:val="0000"/>
@@ -42290,7 +42315,7 @@
             <w:r>
               <w:drawing>
                 <wp:inline>
-                  <wp:extent cx="1815090" cy="1655999"/>
+                  <wp:extent cx="1530095" cy="1395984"/>
                   <wp:effectExtent b="0" l="0" r="0" t="0"/>
                   <wp:docPr descr="" title="" id="148" name="Picture"/>
                   <a:graphic>
@@ -42311,7 +42336,7 @@
                         <pic:spPr bwMode="auto">
                           <a:xfrm>
                             <a:off x="0" y="0"/>
-                            <a:ext cx="1815090" cy="1655999"/>
+                            <a:ext cx="1530095" cy="1395984"/>
                           </a:xfrm>
                           <a:prstGeom prst="rect">
                             <a:avLst/>
@@ -42344,7 +42369,7 @@
             <w:r>
               <w:drawing>
                 <wp:inline>
-                  <wp:extent cx="1757683" cy="1655999"/>
+                  <wp:extent cx="1475231" cy="1389888"/>
                   <wp:effectExtent b="0" l="0" r="0" t="0"/>
                   <wp:docPr descr="" title="" id="151" name="Picture"/>
                   <a:graphic>
@@ -42365,7 +42390,7 @@
                         <pic:spPr bwMode="auto">
                           <a:xfrm>
                             <a:off x="0" y="0"/>
-                            <a:ext cx="1757683" cy="1655999"/>
+                            <a:ext cx="1475231" cy="1389888"/>
                           </a:xfrm>
                           <a:prstGeom prst="rect">
                             <a:avLst/>
@@ -44308,13 +44333,14 @@
     <w:p>
       <w:pPr>
         <w:pStyle w:val="BodyText"/>
-        <w:spacing w:before="120" w:after="120" w:line="240" w:lineRule="auto"/>
+        <w:keepNext/>
+        <w:spacing w:before="120" w:after="40" w:line="240" w:lineRule="auto"/>
         <w:jc w:val="center"/>
       </w:pPr>
       <w:r>
         <w:drawing>
           <wp:inline>
-            <wp:extent cx="2015999" cy="1884664"/>
+            <wp:extent cx="1871472" cy="1749551"/>
             <wp:effectExtent b="0" l="0" r="0" t="0"/>
             <wp:docPr descr="" title="" id="154" name="Picture"/>
             <a:graphic>
@@ -44335,7 +44361,7 @@
                   <pic:spPr bwMode="auto">
                     <a:xfrm>
                       <a:off x="0" y="0"/>
-                      <a:ext cx="2015999" cy="1884664"/>
+                      <a:ext cx="1871472" cy="1749551"/>
                     </a:xfrm>
                     <a:prstGeom prst="rect">
                       <a:avLst/>
@@ -50358,13 +50384,14 @@
     <w:p>
       <w:pPr>
         <w:pStyle w:val="BodyText"/>
-        <w:spacing w:before="120" w:after="120" w:line="240" w:lineRule="auto"/>
+        <w:keepNext/>
+        <w:spacing w:before="120" w:after="40" w:line="240" w:lineRule="auto"/>
         <w:jc w:val="center"/>
       </w:pPr>
       <w:r>
         <w:drawing>
           <wp:inline>
-            <wp:extent cx="2520000" cy="1659512"/>
+            <wp:extent cx="2584703" cy="1676399"/>
             <wp:effectExtent b="0" l="0" r="0" t="0"/>
             <wp:docPr descr="" title="" id="159" name="Picture"/>
             <a:graphic>
@@ -50385,7 +50412,7 @@
                   <pic:spPr bwMode="auto">
                     <a:xfrm>
                       <a:off x="0" y="0"/>
-                      <a:ext cx="2520000" cy="1659512"/>
+                      <a:ext cx="2584703" cy="1676399"/>
                     </a:xfrm>
                     <a:prstGeom prst="rect">
                       <a:avLst/>
@@ -50422,13 +50449,14 @@
     <w:p>
       <w:pPr>
         <w:pStyle w:val="BodyText"/>
-        <w:spacing w:before="120" w:after="120" w:line="240" w:lineRule="auto"/>
+        <w:keepNext/>
+        <w:spacing w:before="120" w:after="40" w:line="240" w:lineRule="auto"/>
         <w:jc w:val="center"/>
       </w:pPr>
       <w:r>
         <w:drawing>
           <wp:inline>
-            <wp:extent cx="2520000" cy="1637468"/>
+            <wp:extent cx="2450591" cy="1652016"/>
             <wp:effectExtent b="0" l="0" r="0" t="0"/>
             <wp:docPr descr="" title="" id="162" name="Picture"/>
             <a:graphic>
@@ -50449,7 +50477,7 @@
                   <pic:spPr bwMode="auto">
                     <a:xfrm>
                       <a:off x="0" y="0"/>
-                      <a:ext cx="2520000" cy="1637468"/>
+                      <a:ext cx="2450591" cy="1652016"/>
                     </a:xfrm>
                     <a:prstGeom prst="rect">
                       <a:avLst/>
@@ -50486,13 +50514,14 @@
     <w:p>
       <w:pPr>
         <w:pStyle w:val="BodyText"/>
-        <w:spacing w:before="120" w:after="120" w:line="240" w:lineRule="auto"/>
+        <w:keepNext/>
+        <w:spacing w:before="120" w:after="40" w:line="240" w:lineRule="auto"/>
         <w:jc w:val="center"/>
       </w:pPr>
       <w:r>
         <w:drawing>
           <wp:inline>
-            <wp:extent cx="1948424" cy="2015999"/>
+            <wp:extent cx="1780031" cy="1804416"/>
             <wp:effectExtent b="0" l="0" r="0" t="0"/>
             <wp:docPr descr="" title="" id="165" name="Picture"/>
             <a:graphic>
@@ -50513,7 +50542,7 @@
                   <pic:spPr bwMode="auto">
                     <a:xfrm>
                       <a:off x="0" y="0"/>
-                      <a:ext cx="1948424" cy="2015999"/>
+                      <a:ext cx="1780031" cy="1804416"/>
                     </a:xfrm>
                     <a:prstGeom prst="rect">
                       <a:avLst/>
@@ -50536,6 +50565,8 @@
     <w:p>
       <w:pPr>
         <w:pStyle w:val="Heading4"/>
+        <w:spacing w:before="0" w:after="120" w:line="240" w:lineRule="auto"/>
+        <w:jc w:val="center"/>
       </w:pPr>
       <w:r>
         <w:rPr>
@@ -51843,13 +51874,14 @@
     <w:p>
       <w:pPr>
         <w:pStyle w:val="BodyText"/>
-        <w:spacing w:before="120" w:after="120" w:line="240" w:lineRule="auto"/>
+        <w:keepNext/>
+        <w:spacing w:before="120" w:after="40" w:line="240" w:lineRule="auto"/>
         <w:jc w:val="center"/>
       </w:pPr>
       <w:r>
         <w:drawing>
           <wp:inline>
-            <wp:extent cx="2520000" cy="1819050"/>
+            <wp:extent cx="3501026" cy="2527200"/>
             <wp:effectExtent b="0" l="0" r="0" t="0"/>
             <wp:docPr descr="" title="" id="168" name="Picture"/>
             <a:graphic>
@@ -51870,7 +51902,7 @@
                   <pic:spPr bwMode="auto">
                     <a:xfrm>
                       <a:off x="0" y="0"/>
-                      <a:ext cx="2520000" cy="1819050"/>
+                      <a:ext cx="3501026" cy="2527200"/>
                     </a:xfrm>
                     <a:prstGeom prst="rect">
                       <a:avLst/>
@@ -51905,13 +51937,14 @@
     <w:p>
       <w:pPr>
         <w:pStyle w:val="BodyText"/>
-        <w:spacing w:before="120" w:after="120" w:line="240" w:lineRule="auto"/>
+        <w:keepNext/>
+        <w:spacing w:before="120" w:after="40" w:line="240" w:lineRule="auto"/>
         <w:jc w:val="center"/>
       </w:pPr>
       <w:r>
         <w:drawing>
           <wp:inline>
-            <wp:extent cx="2015999" cy="1962666"/>
+            <wp:extent cx="1152144" cy="1121663"/>
             <wp:effectExtent b="0" l="0" r="0" t="0"/>
             <wp:docPr descr="" title="" id="171" name="Picture"/>
             <a:graphic>
@@ -51932,7 +51965,7 @@
                   <pic:spPr bwMode="auto">
                     <a:xfrm>
                       <a:off x="0" y="0"/>
-                      <a:ext cx="2015999" cy="1962666"/>
+                      <a:ext cx="1152144" cy="1121663"/>
                     </a:xfrm>
                     <a:prstGeom prst="rect">
                       <a:avLst/>
@@ -52607,13 +52640,14 @@
     <w:p>
       <w:pPr>
         <w:pStyle w:val="BodyText"/>
-        <w:spacing w:before="120" w:after="120" w:line="240" w:lineRule="auto"/>
+        <w:keepNext/>
+        <w:spacing w:before="120" w:after="40" w:line="240" w:lineRule="auto"/>
         <w:jc w:val="center"/>
       </w:pPr>
       <w:r>
         <w:drawing>
           <wp:inline>
-            <wp:extent cx="2520000" cy="1397125"/>
+            <wp:extent cx="4082400" cy="1687914"/>
             <wp:effectExtent b="0" l="0" r="0" t="0"/>
             <wp:docPr descr="" title="" id="176" name="Picture"/>
             <a:graphic>
@@ -52634,7 +52668,7 @@
                   <pic:spPr bwMode="auto">
                     <a:xfrm>
                       <a:off x="0" y="0"/>
-                      <a:ext cx="2520000" cy="1397125"/>
+                      <a:ext cx="4082400" cy="1687914"/>
                     </a:xfrm>
                     <a:prstGeom prst="rect">
                       <a:avLst/>
@@ -53229,13 +53263,14 @@
     <w:p>
       <w:pPr>
         <w:pStyle w:val="BodyText"/>
-        <w:spacing w:before="120" w:after="120" w:line="240" w:lineRule="auto"/>
+        <w:keepNext/>
+        <w:spacing w:before="120" w:after="40" w:line="240" w:lineRule="auto"/>
         <w:jc w:val="center"/>
       </w:pPr>
       <w:r>
         <w:drawing>
           <wp:inline>
-            <wp:extent cx="2015999" cy="1966068"/>
+            <wp:extent cx="4082400" cy="1875268"/>
             <wp:effectExtent b="0" l="0" r="0" t="0"/>
             <wp:docPr descr="" title="" id="179" name="Picture"/>
             <a:graphic>
@@ -53256,7 +53291,7 @@
                   <pic:spPr bwMode="auto">
                     <a:xfrm>
                       <a:off x="0" y="0"/>
-                      <a:ext cx="2015999" cy="1966068"/>
+                      <a:ext cx="4082400" cy="1875268"/>
                     </a:xfrm>
                     <a:prstGeom prst="rect">
                       <a:avLst/>
@@ -53383,13 +53418,14 @@
     <w:p>
       <w:pPr>
         <w:pStyle w:val="BodyText"/>
-        <w:spacing w:before="120" w:after="120" w:line="240" w:lineRule="auto"/>
+        <w:keepNext/>
+        <w:spacing w:before="120" w:after="40" w:line="240" w:lineRule="auto"/>
         <w:jc w:val="center"/>
       </w:pPr>
       <w:r>
         <w:drawing>
           <wp:inline>
-            <wp:extent cx="2015999" cy="1984984"/>
+            <wp:extent cx="2761487" cy="2773680"/>
             <wp:effectExtent b="0" l="0" r="0" t="0"/>
             <wp:docPr descr="" title="" id="182" name="Picture"/>
             <a:graphic>
@@ -53410,7 +53446,7 @@
                   <pic:spPr bwMode="auto">
                     <a:xfrm>
                       <a:off x="0" y="0"/>
-                      <a:ext cx="2015999" cy="1984984"/>
+                      <a:ext cx="2761487" cy="2773680"/>
                     </a:xfrm>
                     <a:prstGeom prst="rect">
                       <a:avLst/>
@@ -53742,13 +53778,14 @@
     <w:p>
       <w:pPr>
         <w:pStyle w:val="FirstParagraph"/>
-        <w:spacing w:before="120" w:after="120" w:line="240" w:lineRule="auto"/>
+        <w:keepNext/>
+        <w:spacing w:before="120" w:after="40" w:line="240" w:lineRule="auto"/>
         <w:jc w:val="center"/>
       </w:pPr>
       <w:r>
         <w:drawing>
           <wp:inline>
-            <wp:extent cx="2520000" cy="1802983"/>
+            <wp:extent cx="2206751" cy="1578864"/>
             <wp:effectExtent b="0" l="0" r="0" t="0"/>
             <wp:docPr descr="" title="" id="185" name="Picture"/>
             <a:graphic>
@@ -53769,7 +53806,7 @@
                   <pic:spPr bwMode="auto">
                     <a:xfrm>
                       <a:off x="0" y="0"/>
-                      <a:ext cx="2520000" cy="1802983"/>
+                      <a:ext cx="2206751" cy="1578864"/>
                     </a:xfrm>
                     <a:prstGeom prst="rect">
                       <a:avLst/>
@@ -54098,13 +54135,14 @@
     <w:p>
       <w:pPr>
         <w:pStyle w:val="BodyText"/>
-        <w:spacing w:before="120" w:after="120" w:line="240" w:lineRule="auto"/>
+        <w:keepNext/>
+        <w:spacing w:before="120" w:after="40" w:line="240" w:lineRule="auto"/>
         <w:jc w:val="center"/>
       </w:pPr>
       <w:r>
         <w:drawing>
           <wp:inline>
-            <wp:extent cx="2520000" cy="1733052"/>
+            <wp:extent cx="1737359" cy="1194816"/>
             <wp:effectExtent b="0" l="0" r="0" t="0"/>
             <wp:docPr descr="" title="" id="188" name="Picture"/>
             <a:graphic>
@@ -54125,7 +54163,7 @@
                   <pic:spPr bwMode="auto">
                     <a:xfrm>
                       <a:off x="0" y="0"/>
-                      <a:ext cx="2520000" cy="1733052"/>
+                      <a:ext cx="1737359" cy="1194816"/>
                     </a:xfrm>
                     <a:prstGeom prst="rect">
                       <a:avLst/>
@@ -54502,13 +54540,14 @@
     <w:p>
       <w:pPr>
         <w:pStyle w:val="FirstParagraph"/>
-        <w:spacing w:before="120" w:after="120" w:line="240" w:lineRule="auto"/>
+        <w:keepNext/>
+        <w:spacing w:before="120" w:after="40" w:line="240" w:lineRule="auto"/>
         <w:jc w:val="center"/>
       </w:pPr>
       <w:r>
         <w:drawing>
           <wp:inline>
-            <wp:extent cx="2015999" cy="1966068"/>
+            <wp:extent cx="1969008" cy="1920239"/>
             <wp:effectExtent b="0" l="0" r="0" t="0"/>
             <wp:docPr descr="" title="" id="191" name="Picture"/>
             <a:graphic>
@@ -54529,7 +54568,7 @@
                   <pic:spPr bwMode="auto">
                     <a:xfrm>
                       <a:off x="0" y="0"/>
-                      <a:ext cx="2015999" cy="1966068"/>
+                      <a:ext cx="1969008" cy="1920239"/>
                     </a:xfrm>
                     <a:prstGeom prst="rect">
                       <a:avLst/>
@@ -55355,13 +55394,14 @@
     <w:p>
       <w:pPr>
         <w:pStyle w:val="FirstParagraph"/>
-        <w:spacing w:before="120" w:after="120" w:line="240" w:lineRule="auto"/>
+        <w:keepNext/>
+        <w:spacing w:before="120" w:after="40" w:line="240" w:lineRule="auto"/>
         <w:jc w:val="center"/>
       </w:pPr>
       <w:r>
         <w:drawing>
           <wp:inline>
-            <wp:extent cx="2015999" cy="2000372"/>
+            <wp:extent cx="2359152" cy="2340863"/>
             <wp:effectExtent b="0" l="0" r="0" t="0"/>
             <wp:docPr descr="" title="" id="194" name="Picture"/>
             <a:graphic>
@@ -55382,7 +55422,7 @@
                   <pic:spPr bwMode="auto">
                     <a:xfrm>
                       <a:off x="0" y="0"/>
-                      <a:ext cx="2015999" cy="2000372"/>
+                      <a:ext cx="2359152" cy="2340863"/>
                     </a:xfrm>
                     <a:prstGeom prst="rect">
                       <a:avLst/>
@@ -55457,13 +55497,14 @@
     <w:p>
       <w:pPr>
         <w:pStyle w:val="BodyText"/>
-        <w:spacing w:before="120" w:after="120" w:line="240" w:lineRule="auto"/>
+        <w:keepNext/>
+        <w:spacing w:before="120" w:after="40" w:line="240" w:lineRule="auto"/>
         <w:jc w:val="center"/>
       </w:pPr>
       <w:r>
         <w:drawing>
           <wp:inline>
-            <wp:extent cx="2015999" cy="1999430"/>
+            <wp:extent cx="2225040" cy="2206751"/>
             <wp:effectExtent b="0" l="0" r="0" t="0"/>
             <wp:docPr descr="" title="" id="197" name="Picture"/>
             <a:graphic>
@@ -55484,7 +55525,7 @@
                   <pic:spPr bwMode="auto">
                     <a:xfrm>
                       <a:off x="0" y="0"/>
-                      <a:ext cx="2015999" cy="1999430"/>
+                      <a:ext cx="2225040" cy="2206751"/>
                     </a:xfrm>
                     <a:prstGeom prst="rect">
                       <a:avLst/>

--- a/00-首页/题组Word/初赛模拟卷/真题版式/初赛模拟卷XIV（非有机·答案与解析版·真题版式）.docx
+++ b/00-首页/题组Word/初赛模拟卷/真题版式/初赛模拟卷XIV（非有机·答案与解析版·真题版式）.docx
@@ -912,14 +912,13 @@
     <w:p>
       <w:pPr>
         <w:pStyle w:val="BodyText"/>
-        <w:keepNext/>
-        <w:spacing w:before="120" w:after="40" w:line="240" w:lineRule="auto"/>
+        <w:spacing w:before="120" w:after="120" w:line="240" w:lineRule="auto"/>
         <w:jc w:val="center"/>
       </w:pPr>
       <w:r>
         <w:drawing>
           <wp:inline>
-            <wp:extent cx="4082400" cy="2142498"/>
+            <wp:extent cx="2520000" cy="1322530"/>
             <wp:effectExtent b="0" l="0" r="0" t="0"/>
             <wp:docPr descr="" title="" id="20" name="Picture"/>
             <a:graphic>
@@ -940,7 +939,7 @@
                   <pic:spPr bwMode="auto">
                     <a:xfrm>
                       <a:off x="0" y="0"/>
-                      <a:ext cx="4082400" cy="2142498"/>
+                      <a:ext cx="2520000" cy="1322530"/>
                     </a:xfrm>
                     <a:prstGeom prst="rect">
                       <a:avLst/>
@@ -2385,14 +2384,13 @@
     <w:p>
       <w:pPr>
         <w:pStyle w:val="BodyText"/>
-        <w:keepNext/>
-        <w:spacing w:before="120" w:after="40" w:line="240" w:lineRule="auto"/>
+        <w:spacing w:before="120" w:after="120" w:line="240" w:lineRule="auto"/>
         <w:jc w:val="center"/>
       </w:pPr>
       <w:r>
         <w:drawing>
           <wp:inline>
-            <wp:extent cx="4082400" cy="2401918"/>
+            <wp:extent cx="2520000" cy="1482666"/>
             <wp:effectExtent b="0" l="0" r="0" t="0"/>
             <wp:docPr descr="" title="" id="23" name="Picture"/>
             <a:graphic>
@@ -2413,7 +2411,7 @@
                   <pic:spPr bwMode="auto">
                     <a:xfrm>
                       <a:off x="0" y="0"/>
-                      <a:ext cx="4082400" cy="2401918"/>
+                      <a:ext cx="2520000" cy="1482666"/>
                     </a:xfrm>
                     <a:prstGeom prst="rect">
                       <a:avLst/>
@@ -6110,14 +6108,13 @@
     <w:p>
       <w:pPr>
         <w:pStyle w:val="BodyText"/>
-        <w:keepNext/>
-        <w:spacing w:before="120" w:after="40" w:line="240" w:lineRule="auto"/>
+        <w:spacing w:before="120" w:after="120" w:line="240" w:lineRule="auto"/>
         <w:jc w:val="center"/>
       </w:pPr>
       <w:r>
         <w:drawing>
           <wp:inline>
-            <wp:extent cx="3241737" cy="2527200"/>
+            <wp:extent cx="2015999" cy="1571637"/>
             <wp:effectExtent b="0" l="0" r="0" t="0"/>
             <wp:docPr descr="" title="" id="26" name="Picture"/>
             <a:graphic>
@@ -6138,7 +6135,7 @@
                   <pic:spPr bwMode="auto">
                     <a:xfrm>
                       <a:off x="0" y="0"/>
-                      <a:ext cx="3241737" cy="2527200"/>
+                      <a:ext cx="2015999" cy="1571637"/>
                     </a:xfrm>
                     <a:prstGeom prst="rect">
                       <a:avLst/>
@@ -6160,7 +6157,7 @@
     <w:p>
       <w:pPr>
         <w:pStyle w:val="BlockText"/>
-        <w:spacing w:before="0" w:after="120" w:line="240" w:lineRule="auto"/>
+        <w:spacing w:before="120" w:after="120" w:line="276" w:lineRule="auto"/>
         <w:jc w:val="center"/>
       </w:pPr>
       <w:r>
@@ -10638,14 +10635,13 @@
       <w:tblPr>
         <w:tblStyle w:val="Table"/>
         <w:tblW w:type="dxa" w:w="9752"/>
-        <w:jc w:val="center"/>
         <w:tblBorders>
-          <w:top w:val="nil"/>
-          <w:left w:val="nil"/>
-          <w:bottom w:val="nil"/>
-          <w:right w:val="nil"/>
-          <w:insideH w:val="nil"/>
-          <w:insideV w:val="nil"/>
+          <w:top w:val="single" w:sz="6" w:space="0" w:color="000000"/>
+          <w:left w:val="single" w:sz="6" w:space="0" w:color="000000"/>
+          <w:bottom w:val="single" w:sz="6" w:space="0" w:color="000000"/>
+          <w:right w:val="single" w:sz="6" w:space="0" w:color="000000"/>
+          <w:insideH w:val="single" w:sz="6" w:space="0" w:color="000000"/>
+          <w:insideV w:val="single" w:sz="6" w:space="0" w:color="000000"/>
         </w:tblBorders>
         <w:tblLayout w:type="fixed"/>
         <w:tblLook w:firstRow="1" w:lastRow="0" w:firstColumn="0" w:lastColumn="0" w:noHBand="0" w:noVBand="0" w:val="0020"/>
@@ -10699,7 +10695,7 @@
             <w:r>
               <w:drawing>
                 <wp:inline>
-                  <wp:extent cx="2889502" cy="2633472"/>
+                  <wp:extent cx="1865914" cy="1655999"/>
                   <wp:effectExtent b="0" l="0" r="0" t="0"/>
                   <wp:docPr descr="" title="" id="31" name="Picture"/>
                   <a:graphic>
@@ -10720,7 +10716,7 @@
                         <pic:spPr bwMode="auto">
                           <a:xfrm>
                             <a:off x="0" y="0"/>
-                            <a:ext cx="2889502" cy="2633472"/>
+                            <a:ext cx="1865914" cy="1655999"/>
                           </a:xfrm>
                           <a:prstGeom prst="rect">
                             <a:avLst/>
@@ -10753,7 +10749,7 @@
             <w:r>
               <w:drawing>
                 <wp:inline>
-                  <wp:extent cx="2468880" cy="2474974"/>
+                  <wp:extent cx="1686894" cy="1655999"/>
                   <wp:effectExtent b="0" l="0" r="0" t="0"/>
                   <wp:docPr descr="" title="" id="34" name="Picture"/>
                   <a:graphic>
@@ -10774,7 +10770,7 @@
                         <pic:spPr bwMode="auto">
                           <a:xfrm>
                             <a:off x="0" y="0"/>
-                            <a:ext cx="2468880" cy="2474974"/>
+                            <a:ext cx="1686894" cy="1655999"/>
                           </a:xfrm>
                           <a:prstGeom prst="rect">
                             <a:avLst/>
@@ -10873,14 +10869,13 @@
       <w:tblPr>
         <w:tblStyle w:val="Table"/>
         <w:tblW w:type="dxa" w:w="9752"/>
-        <w:jc w:val="center"/>
         <w:tblBorders>
-          <w:top w:val="nil"/>
-          <w:left w:val="nil"/>
-          <w:bottom w:val="nil"/>
-          <w:right w:val="nil"/>
-          <w:insideH w:val="nil"/>
-          <w:insideV w:val="nil"/>
+          <w:top w:val="single" w:sz="6" w:space="0" w:color="000000"/>
+          <w:left w:val="single" w:sz="6" w:space="0" w:color="000000"/>
+          <w:bottom w:val="single" w:sz="6" w:space="0" w:color="000000"/>
+          <w:right w:val="single" w:sz="6" w:space="0" w:color="000000"/>
+          <w:insideH w:val="single" w:sz="6" w:space="0" w:color="000000"/>
+          <w:insideV w:val="single" w:sz="6" w:space="0" w:color="000000"/>
         </w:tblBorders>
         <w:tblLayout w:type="fixed"/>
         <w:tblLook w:firstRow="0" w:lastRow="0" w:firstColumn="0" w:lastColumn="0" w:noHBand="0" w:noVBand="0" w:val="0000"/>
@@ -10904,7 +10899,7 @@
             <w:r>
               <w:drawing>
                 <wp:inline>
-                  <wp:extent cx="1920239" cy="3151632"/>
+                  <wp:extent cx="1267728" cy="1655999"/>
                   <wp:effectExtent b="0" l="0" r="0" t="0"/>
                   <wp:docPr descr="" title="" id="37" name="Picture"/>
                   <a:graphic>
@@ -10925,7 +10920,7 @@
                         <pic:spPr bwMode="auto">
                           <a:xfrm>
                             <a:off x="0" y="0"/>
-                            <a:ext cx="1920239" cy="3151632"/>
+                            <a:ext cx="1267728" cy="1655999"/>
                           </a:xfrm>
                           <a:prstGeom prst="rect">
                             <a:avLst/>
@@ -10958,7 +10953,7 @@
             <w:r>
               <w:drawing>
                 <wp:inline>
-                  <wp:extent cx="1894509" cy="3304800"/>
+                  <wp:extent cx="940499" cy="1655999"/>
                   <wp:effectExtent b="0" l="0" r="0" t="0"/>
                   <wp:docPr descr="" title="" id="40" name="Picture"/>
                   <a:graphic>
@@ -10979,7 +10974,7 @@
                         <pic:spPr bwMode="auto">
                           <a:xfrm>
                             <a:off x="0" y="0"/>
-                            <a:ext cx="1894509" cy="3304800"/>
+                            <a:ext cx="940499" cy="1655999"/>
                           </a:xfrm>
                           <a:prstGeom prst="rect">
                             <a:avLst/>
@@ -11012,7 +11007,7 @@
             <w:r>
               <w:drawing>
                 <wp:inline>
-                  <wp:extent cx="1720099" cy="3304800"/>
+                  <wp:extent cx="917562" cy="1655998"/>
                   <wp:effectExtent b="0" l="0" r="0" t="0"/>
                   <wp:docPr descr="" title="" id="43" name="Picture"/>
                   <a:graphic>
@@ -11033,7 +11028,7 @@
                         <pic:spPr bwMode="auto">
                           <a:xfrm>
                             <a:off x="0" y="0"/>
-                            <a:ext cx="1720099" cy="3304800"/>
+                            <a:ext cx="917562" cy="1655998"/>
                           </a:xfrm>
                           <a:prstGeom prst="rect">
                             <a:avLst/>
@@ -11221,14 +11216,13 @@
       <w:tblPr>
         <w:tblStyle w:val="Table"/>
         <w:tblW w:type="dxa" w:w="9752"/>
-        <w:jc w:val="center"/>
         <w:tblBorders>
-          <w:top w:val="nil"/>
-          <w:left w:val="nil"/>
-          <w:bottom w:val="nil"/>
-          <w:right w:val="nil"/>
-          <w:insideH w:val="nil"/>
-          <w:insideV w:val="nil"/>
+          <w:top w:val="single" w:sz="6" w:space="0" w:color="000000"/>
+          <w:left w:val="single" w:sz="6" w:space="0" w:color="000000"/>
+          <w:bottom w:val="single" w:sz="6" w:space="0" w:color="000000"/>
+          <w:right w:val="single" w:sz="6" w:space="0" w:color="000000"/>
+          <w:insideH w:val="single" w:sz="6" w:space="0" w:color="000000"/>
+          <w:insideV w:val="single" w:sz="6" w:space="0" w:color="000000"/>
         </w:tblBorders>
         <w:tblLayout w:type="fixed"/>
         <w:tblLook w:firstRow="0" w:lastRow="0" w:firstColumn="0" w:lastColumn="0" w:noHBand="0" w:noVBand="0" w:val="0000"/>
@@ -11252,7 +11246,7 @@
             <w:r>
               <w:drawing>
                 <wp:inline>
-                  <wp:extent cx="1816608" cy="1645919"/>
+                  <wp:extent cx="1568400" cy="1421033"/>
                   <wp:effectExtent b="0" l="0" r="0" t="0"/>
                   <wp:docPr descr="" title="" id="46" name="Picture"/>
                   <a:graphic>
@@ -11273,7 +11267,7 @@
                         <pic:spPr bwMode="auto">
                           <a:xfrm>
                             <a:off x="0" y="0"/>
-                            <a:ext cx="1816608" cy="1645919"/>
+                            <a:ext cx="1568400" cy="1421033"/>
                           </a:xfrm>
                           <a:prstGeom prst="rect">
                             <a:avLst/>
@@ -11306,7 +11300,7 @@
             <w:r>
               <w:drawing>
                 <wp:inline>
-                  <wp:extent cx="2395728" cy="1578863"/>
+                  <wp:extent cx="1568400" cy="1033627"/>
                   <wp:effectExtent b="0" l="0" r="0" t="0"/>
                   <wp:docPr descr="" title="" id="49" name="Picture"/>
                   <a:graphic>
@@ -11327,7 +11321,7 @@
                         <pic:spPr bwMode="auto">
                           <a:xfrm>
                             <a:off x="0" y="0"/>
-                            <a:ext cx="2395728" cy="1578863"/>
+                            <a:ext cx="1568400" cy="1033627"/>
                           </a:xfrm>
                           <a:prstGeom prst="rect">
                             <a:avLst/>
@@ -11360,7 +11354,7 @@
             <w:r>
               <w:drawing>
                 <wp:inline>
-                  <wp:extent cx="3236976" cy="1737358"/>
+                  <wp:extent cx="1568400" cy="841796"/>
                   <wp:effectExtent b="0" l="0" r="0" t="0"/>
                   <wp:docPr descr="" title="" id="52" name="Picture"/>
                   <a:graphic>
@@ -11381,7 +11375,7 @@
                         <pic:spPr bwMode="auto">
                           <a:xfrm>
                             <a:off x="0" y="0"/>
-                            <a:ext cx="3236976" cy="1737358"/>
+                            <a:ext cx="1568400" cy="841796"/>
                           </a:xfrm>
                           <a:prstGeom prst="rect">
                             <a:avLst/>
@@ -15740,14 +15734,13 @@
     <w:p>
       <w:pPr>
         <w:pStyle w:val="FirstParagraph"/>
-        <w:keepNext/>
-        <w:spacing w:before="120" w:after="40" w:line="240" w:lineRule="auto"/>
+        <w:spacing w:before="120" w:after="120" w:line="240" w:lineRule="auto"/>
         <w:jc w:val="center"/>
       </w:pPr>
       <w:r>
         <w:drawing>
           <wp:inline>
-            <wp:extent cx="2371344" cy="1304543"/>
+            <wp:extent cx="2520000" cy="1386323"/>
             <wp:effectExtent b="0" l="0" r="0" t="0"/>
             <wp:docPr descr="" title="" id="57" name="Picture"/>
             <a:graphic>
@@ -15768,7 +15761,7 @@
                   <pic:spPr bwMode="auto">
                     <a:xfrm>
                       <a:off x="0" y="0"/>
-                      <a:ext cx="2371344" cy="1304543"/>
+                      <a:ext cx="2520000" cy="1386323"/>
                     </a:xfrm>
                     <a:prstGeom prst="rect">
                       <a:avLst/>
@@ -16063,14 +16056,13 @@
     <w:p>
       <w:pPr>
         <w:pStyle w:val="BodyText"/>
-        <w:keepNext/>
-        <w:spacing w:before="120" w:after="40" w:line="240" w:lineRule="auto"/>
+        <w:spacing w:before="120" w:after="120" w:line="240" w:lineRule="auto"/>
         <w:jc w:val="center"/>
       </w:pPr>
       <w:r>
         <w:drawing>
           <wp:inline>
-            <wp:extent cx="2663951" cy="1652016"/>
+            <wp:extent cx="2520000" cy="1562745"/>
             <wp:effectExtent b="0" l="0" r="0" t="0"/>
             <wp:docPr descr="" title="" id="60" name="Picture"/>
             <a:graphic>
@@ -16091,7 +16083,7 @@
                   <pic:spPr bwMode="auto">
                     <a:xfrm>
                       <a:off x="0" y="0"/>
-                      <a:ext cx="2663951" cy="1652016"/>
+                      <a:ext cx="2520000" cy="1562745"/>
                     </a:xfrm>
                     <a:prstGeom prst="rect">
                       <a:avLst/>
@@ -20592,14 +20584,13 @@
       <w:tblPr>
         <w:tblStyle w:val="Table"/>
         <w:tblW w:type="dxa" w:w="9752"/>
-        <w:jc w:val="center"/>
         <w:tblBorders>
-          <w:top w:val="nil"/>
-          <w:left w:val="nil"/>
-          <w:bottom w:val="nil"/>
-          <w:right w:val="nil"/>
-          <w:insideH w:val="nil"/>
-          <w:insideV w:val="nil"/>
+          <w:top w:val="single" w:sz="6" w:space="0" w:color="000000"/>
+          <w:left w:val="single" w:sz="6" w:space="0" w:color="000000"/>
+          <w:bottom w:val="single" w:sz="6" w:space="0" w:color="000000"/>
+          <w:right w:val="single" w:sz="6" w:space="0" w:color="000000"/>
+          <w:insideH w:val="single" w:sz="6" w:space="0" w:color="000000"/>
+          <w:insideV w:val="single" w:sz="6" w:space="0" w:color="000000"/>
         </w:tblBorders>
         <w:tblLayout w:type="fixed"/>
         <w:tblLook w:firstRow="0" w:lastRow="0" w:firstColumn="0" w:lastColumn="0" w:noHBand="0" w:noVBand="0" w:val="0000"/>
@@ -20622,7 +20613,7 @@
             <w:r>
               <w:drawing>
                 <wp:inline>
-                  <wp:extent cx="1736120" cy="3304800"/>
+                  <wp:extent cx="816204" cy="1655999"/>
                   <wp:effectExtent b="0" l="0" r="0" t="0"/>
                   <wp:docPr descr="" title="" id="65" name="Picture"/>
                   <a:graphic>
@@ -20643,7 +20634,7 @@
                         <pic:spPr bwMode="auto">
                           <a:xfrm>
                             <a:off x="0" y="0"/>
-                            <a:ext cx="1736120" cy="3304800"/>
+                            <a:ext cx="816204" cy="1655999"/>
                           </a:xfrm>
                           <a:prstGeom prst="rect">
                             <a:avLst/>
@@ -20676,7 +20667,7 @@
             <w:r>
               <w:drawing>
                 <wp:inline>
-                  <wp:extent cx="2609086" cy="2676144"/>
+                  <wp:extent cx="1583254" cy="1655999"/>
                   <wp:effectExtent b="0" l="0" r="0" t="0"/>
                   <wp:docPr descr="" title="" id="68" name="Picture"/>
                   <a:graphic>
@@ -20697,7 +20688,7 @@
                         <pic:spPr bwMode="auto">
                           <a:xfrm>
                             <a:off x="0" y="0"/>
-                            <a:ext cx="2609086" cy="2676144"/>
+                            <a:ext cx="1583254" cy="1655999"/>
                           </a:xfrm>
                           <a:prstGeom prst="rect">
                             <a:avLst/>
@@ -21328,14 +21319,13 @@
     <w:p>
       <w:pPr>
         <w:pStyle w:val="BodyText"/>
-        <w:keepNext/>
-        <w:spacing w:before="120" w:after="40" w:line="240" w:lineRule="auto"/>
+        <w:spacing w:before="120" w:after="120" w:line="240" w:lineRule="auto"/>
         <w:jc w:val="center"/>
       </w:pPr>
       <w:r>
         <w:drawing>
           <wp:inline>
-            <wp:extent cx="1099309" cy="3304800"/>
+            <wp:extent cx="790353" cy="2376000"/>
             <wp:effectExtent b="0" l="0" r="0" t="0"/>
             <wp:docPr descr="" title="" id="71" name="Picture"/>
             <a:graphic>
@@ -21356,7 +21346,7 @@
                   <pic:spPr bwMode="auto">
                     <a:xfrm>
                       <a:off x="0" y="0"/>
-                      <a:ext cx="1099309" cy="3304800"/>
+                      <a:ext cx="790353" cy="2376000"/>
                     </a:xfrm>
                     <a:prstGeom prst="rect">
                       <a:avLst/>
@@ -21401,14 +21391,13 @@
       <w:tblPr>
         <w:tblStyle w:val="Table"/>
         <w:tblW w:type="dxa" w:w="9752"/>
-        <w:jc w:val="center"/>
         <w:tblBorders>
-          <w:top w:val="nil"/>
-          <w:left w:val="nil"/>
-          <w:bottom w:val="nil"/>
-          <w:right w:val="nil"/>
-          <w:insideH w:val="nil"/>
-          <w:insideV w:val="nil"/>
+          <w:top w:val="single" w:sz="6" w:space="0" w:color="000000"/>
+          <w:left w:val="single" w:sz="6" w:space="0" w:color="000000"/>
+          <w:bottom w:val="single" w:sz="6" w:space="0" w:color="000000"/>
+          <w:right w:val="single" w:sz="6" w:space="0" w:color="000000"/>
+          <w:insideH w:val="single" w:sz="6" w:space="0" w:color="000000"/>
+          <w:insideV w:val="single" w:sz="6" w:space="0" w:color="000000"/>
         </w:tblBorders>
         <w:tblLayout w:type="fixed"/>
         <w:tblLook w:firstRow="0" w:lastRow="0" w:firstColumn="0" w:lastColumn="0" w:noHBand="0" w:noVBand="0" w:val="0000"/>
@@ -21431,7 +21420,7 @@
             <w:r>
               <w:drawing>
                 <wp:inline>
-                  <wp:extent cx="1622803" cy="3304800"/>
+                  <wp:extent cx="813169" cy="1655999"/>
                   <wp:effectExtent b="0" l="0" r="0" t="0"/>
                   <wp:docPr descr="" title="" id="74" name="Picture"/>
                   <a:graphic>
@@ -21452,7 +21441,7 @@
                         <pic:spPr bwMode="auto">
                           <a:xfrm>
                             <a:off x="0" y="0"/>
-                            <a:ext cx="1622803" cy="3304800"/>
+                            <a:ext cx="813169" cy="1655999"/>
                           </a:xfrm>
                           <a:prstGeom prst="rect">
                             <a:avLst/>
@@ -21485,7 +21474,7 @@
             <w:r>
               <w:drawing>
                 <wp:inline>
-                  <wp:extent cx="2145790" cy="2267712"/>
+                  <wp:extent cx="1566966" cy="1655999"/>
                   <wp:effectExtent b="0" l="0" r="0" t="0"/>
                   <wp:docPr descr="" title="" id="77" name="Picture"/>
                   <a:graphic>
@@ -21506,7 +21495,7 @@
                         <pic:spPr bwMode="auto">
                           <a:xfrm>
                             <a:off x="0" y="0"/>
-                            <a:ext cx="2145790" cy="2267712"/>
+                            <a:ext cx="1566966" cy="1655999"/>
                           </a:xfrm>
                           <a:prstGeom prst="rect">
                             <a:avLst/>
@@ -26535,14 +26524,13 @@
     <w:p>
       <w:pPr>
         <w:pStyle w:val="BodyText"/>
-        <w:keepNext/>
-        <w:spacing w:before="120" w:after="40" w:line="240" w:lineRule="auto"/>
+        <w:spacing w:before="120" w:after="120" w:line="240" w:lineRule="auto"/>
         <w:jc w:val="center"/>
       </w:pPr>
       <w:r>
         <w:drawing>
           <wp:inline>
-            <wp:extent cx="4082400" cy="1312198"/>
+            <wp:extent cx="2520000" cy="809999"/>
             <wp:effectExtent b="0" l="0" r="0" t="0"/>
             <wp:docPr descr="" title="" id="82" name="Picture"/>
             <a:graphic>
@@ -26563,7 +26551,7 @@
                   <pic:spPr bwMode="auto">
                     <a:xfrm>
                       <a:off x="0" y="0"/>
-                      <a:ext cx="4082400" cy="1312198"/>
+                      <a:ext cx="2520000" cy="809999"/>
                     </a:xfrm>
                     <a:prstGeom prst="rect">
                       <a:avLst/>
@@ -26585,7 +26573,7 @@
     <w:p>
       <w:pPr>
         <w:pStyle w:val="BlockText"/>
-        <w:spacing w:before="0" w:after="120" w:line="240" w:lineRule="auto"/>
+        <w:spacing w:before="120" w:after="120" w:line="276" w:lineRule="auto"/>
         <w:jc w:val="center"/>
       </w:pPr>
       <w:r>
@@ -30366,14 +30354,13 @@
     <w:p>
       <w:pPr>
         <w:pStyle w:val="BodyText"/>
-        <w:keepNext/>
-        <w:spacing w:before="120" w:after="40" w:line="240" w:lineRule="auto"/>
+        <w:spacing w:before="120" w:after="120" w:line="240" w:lineRule="auto"/>
         <w:jc w:val="center"/>
       </w:pPr>
       <w:r>
         <w:drawing>
           <wp:inline>
-            <wp:extent cx="4082400" cy="1767008"/>
+            <wp:extent cx="2520000" cy="1090746"/>
             <wp:effectExtent b="0" l="0" r="0" t="0"/>
             <wp:docPr descr="" title="" id="87" name="Picture"/>
             <a:graphic>
@@ -30394,7 +30381,7 @@
                   <pic:spPr bwMode="auto">
                     <a:xfrm>
                       <a:off x="0" y="0"/>
-                      <a:ext cx="4082400" cy="1767008"/>
+                      <a:ext cx="2520000" cy="1090746"/>
                     </a:xfrm>
                     <a:prstGeom prst="rect">
                       <a:avLst/>
@@ -30554,14 +30541,13 @@
     <w:p>
       <w:pPr>
         <w:pStyle w:val="BodyText"/>
-        <w:keepNext/>
-        <w:spacing w:before="120" w:after="40" w:line="240" w:lineRule="auto"/>
+        <w:spacing w:before="120" w:after="120" w:line="240" w:lineRule="auto"/>
         <w:jc w:val="center"/>
       </w:pPr>
       <w:r>
         <w:drawing>
           <wp:inline>
-            <wp:extent cx="4082400" cy="1592935"/>
+            <wp:extent cx="2520000" cy="983293"/>
             <wp:effectExtent b="0" l="0" r="0" t="0"/>
             <wp:docPr descr="" title="" id="90" name="Picture"/>
             <a:graphic>
@@ -30582,7 +30568,7 @@
                   <pic:spPr bwMode="auto">
                     <a:xfrm>
                       <a:off x="0" y="0"/>
-                      <a:ext cx="4082400" cy="1592935"/>
+                      <a:ext cx="2520000" cy="983293"/>
                     </a:xfrm>
                     <a:prstGeom prst="rect">
                       <a:avLst/>
@@ -30753,14 +30739,13 @@
       <w:tblPr>
         <w:tblStyle w:val="Table"/>
         <w:tblW w:type="dxa" w:w="9752"/>
-        <w:jc w:val="center"/>
         <w:tblBorders>
-          <w:top w:val="nil"/>
-          <w:left w:val="nil"/>
-          <w:bottom w:val="nil"/>
-          <w:right w:val="nil"/>
-          <w:insideH w:val="nil"/>
-          <w:insideV w:val="nil"/>
+          <w:top w:val="single" w:sz="6" w:space="0" w:color="000000"/>
+          <w:left w:val="single" w:sz="6" w:space="0" w:color="000000"/>
+          <w:bottom w:val="single" w:sz="6" w:space="0" w:color="000000"/>
+          <w:right w:val="single" w:sz="6" w:space="0" w:color="000000"/>
+          <w:insideH w:val="single" w:sz="6" w:space="0" w:color="000000"/>
+          <w:insideV w:val="single" w:sz="6" w:space="0" w:color="000000"/>
         </w:tblBorders>
         <w:tblLayout w:type="fixed"/>
         <w:tblLook w:firstRow="0" w:lastRow="0" w:firstColumn="0" w:lastColumn="0" w:noHBand="0" w:noVBand="0" w:val="0000"/>
@@ -30783,7 +30768,7 @@
             <w:r>
               <w:drawing>
                 <wp:inline>
-                  <wp:extent cx="4082400" cy="1997892"/>
+                  <wp:extent cx="2406600" cy="1177770"/>
                   <wp:effectExtent b="0" l="0" r="0" t="0"/>
                   <wp:docPr descr="" title="" id="93" name="Picture"/>
                   <a:graphic>
@@ -30804,7 +30789,7 @@
                         <pic:spPr bwMode="auto">
                           <a:xfrm>
                             <a:off x="0" y="0"/>
-                            <a:ext cx="4082400" cy="1997892"/>
+                            <a:ext cx="2406600" cy="1177770"/>
                           </a:xfrm>
                           <a:prstGeom prst="rect">
                             <a:avLst/>
@@ -30837,7 +30822,7 @@
             <w:r>
               <w:drawing>
                 <wp:inline>
-                  <wp:extent cx="4082400" cy="2043859"/>
+                  <wp:extent cx="2406600" cy="1204868"/>
                   <wp:effectExtent b="0" l="0" r="0" t="0"/>
                   <wp:docPr descr="" title="" id="96" name="Picture"/>
                   <a:graphic>
@@ -30858,7 +30843,7 @@
                         <pic:spPr bwMode="auto">
                           <a:xfrm>
                             <a:off x="0" y="0"/>
-                            <a:ext cx="4082400" cy="2043859"/>
+                            <a:ext cx="2406600" cy="1204868"/>
                           </a:xfrm>
                           <a:prstGeom prst="rect">
                             <a:avLst/>
@@ -30885,14 +30870,13 @@
       <w:tblPr>
         <w:tblStyle w:val="Table"/>
         <w:tblW w:type="dxa" w:w="9752"/>
-        <w:jc w:val="center"/>
         <w:tblBorders>
-          <w:top w:val="nil"/>
-          <w:left w:val="nil"/>
-          <w:bottom w:val="nil"/>
-          <w:right w:val="nil"/>
-          <w:insideH w:val="nil"/>
-          <w:insideV w:val="nil"/>
+          <w:top w:val="single" w:sz="6" w:space="0" w:color="000000"/>
+          <w:left w:val="single" w:sz="6" w:space="0" w:color="000000"/>
+          <w:bottom w:val="single" w:sz="6" w:space="0" w:color="000000"/>
+          <w:right w:val="single" w:sz="6" w:space="0" w:color="000000"/>
+          <w:insideH w:val="single" w:sz="6" w:space="0" w:color="000000"/>
+          <w:insideV w:val="single" w:sz="6" w:space="0" w:color="000000"/>
         </w:tblBorders>
         <w:tblLayout w:type="fixed"/>
         <w:tblLook w:firstRow="1" w:lastRow="0" w:firstColumn="0" w:lastColumn="0" w:noHBand="0" w:noVBand="0" w:val="0020"/>
@@ -30934,7 +30918,7 @@
             <w:r>
               <w:drawing>
                 <wp:inline>
-                  <wp:extent cx="4082400" cy="1452656"/>
+                  <wp:extent cx="2406600" cy="856350"/>
                   <wp:effectExtent b="0" l="0" r="0" t="0"/>
                   <wp:docPr descr="" title="" id="99" name="Picture"/>
                   <a:graphic>
@@ -30955,7 +30939,7 @@
                         <pic:spPr bwMode="auto">
                           <a:xfrm>
                             <a:off x="0" y="0"/>
-                            <a:ext cx="4082400" cy="1452656"/>
+                            <a:ext cx="2406600" cy="856350"/>
                           </a:xfrm>
                           <a:prstGeom prst="rect">
                             <a:avLst/>
@@ -31011,7 +30995,7 @@
             <w:r>
               <w:drawing>
                 <wp:inline>
-                  <wp:extent cx="3718559" cy="2407919"/>
+                  <wp:extent cx="2406600" cy="1558372"/>
                   <wp:effectExtent b="0" l="0" r="0" t="0"/>
                   <wp:docPr descr="" title="" id="102" name="Picture"/>
                   <a:graphic>
@@ -31032,7 +31016,7 @@
                         <pic:spPr bwMode="auto">
                           <a:xfrm>
                             <a:off x="0" y="0"/>
-                            <a:ext cx="3718559" cy="2407919"/>
+                            <a:ext cx="2406600" cy="1558372"/>
                           </a:xfrm>
                           <a:prstGeom prst="rect">
                             <a:avLst/>
@@ -31559,7 +31543,7 @@
             <w:r>
               <w:drawing>
                 <wp:inline>
-                  <wp:extent cx="2036062" cy="2139696"/>
+                  <wp:extent cx="1575793" cy="1655999"/>
                   <wp:effectExtent b="0" l="0" r="0" t="0"/>
                   <wp:docPr descr="" title="" id="105" name="Picture"/>
                   <a:graphic>
@@ -31580,7 +31564,7 @@
                         <pic:spPr bwMode="auto">
                           <a:xfrm>
                             <a:off x="0" y="0"/>
-                            <a:ext cx="2036062" cy="2139696"/>
+                            <a:ext cx="1575793" cy="1655999"/>
                           </a:xfrm>
                           <a:prstGeom prst="rect">
                             <a:avLst/>
@@ -34304,14 +34288,13 @@
     <w:p>
       <w:pPr>
         <w:pStyle w:val="BodyText"/>
-        <w:keepNext/>
-        <w:spacing w:before="120" w:after="40" w:line="240" w:lineRule="auto"/>
+        <w:spacing w:before="120" w:after="120" w:line="240" w:lineRule="auto"/>
         <w:jc w:val="center"/>
       </w:pPr>
       <w:r>
         <w:drawing>
           <wp:inline>
-            <wp:extent cx="4082400" cy="2116943"/>
+            <wp:extent cx="2520000" cy="1306755"/>
             <wp:effectExtent b="0" l="0" r="0" t="0"/>
             <wp:docPr descr="" title="" id="110" name="Picture"/>
             <a:graphic>
@@ -34332,7 +34315,7 @@
                   <pic:spPr bwMode="auto">
                     <a:xfrm>
                       <a:off x="0" y="0"/>
-                      <a:ext cx="4082400" cy="2116943"/>
+                      <a:ext cx="2520000" cy="1306755"/>
                     </a:xfrm>
                     <a:prstGeom prst="rect">
                       <a:avLst/>
@@ -34430,14 +34413,13 @@
       <w:tblPr>
         <w:tblStyle w:val="Table"/>
         <w:tblW w:type="dxa" w:w="9752"/>
-        <w:jc w:val="center"/>
         <w:tblBorders>
-          <w:top w:val="nil"/>
-          <w:left w:val="nil"/>
-          <w:bottom w:val="nil"/>
-          <w:right w:val="nil"/>
-          <w:insideH w:val="nil"/>
-          <w:insideV w:val="nil"/>
+          <w:top w:val="single" w:sz="6" w:space="0" w:color="000000"/>
+          <w:left w:val="single" w:sz="6" w:space="0" w:color="000000"/>
+          <w:bottom w:val="single" w:sz="6" w:space="0" w:color="000000"/>
+          <w:right w:val="single" w:sz="6" w:space="0" w:color="000000"/>
+          <w:insideH w:val="single" w:sz="6" w:space="0" w:color="000000"/>
+          <w:insideV w:val="single" w:sz="6" w:space="0" w:color="000000"/>
         </w:tblBorders>
         <w:tblLayout w:type="fixed"/>
         <w:tblLook w:firstRow="1" w:lastRow="0" w:firstColumn="0" w:lastColumn="0" w:noHBand="0" w:noVBand="0" w:val="0020"/>
@@ -34507,7 +34489,7 @@
             <w:r>
               <w:drawing>
                 <wp:inline>
-                  <wp:extent cx="4082400" cy="1383106"/>
+                  <wp:extent cx="1568400" cy="531370"/>
                   <wp:effectExtent b="0" l="0" r="0" t="0"/>
                   <wp:docPr descr="" title="" id="113" name="Picture"/>
                   <a:graphic>
@@ -34528,7 +34510,7 @@
                         <pic:spPr bwMode="auto">
                           <a:xfrm>
                             <a:off x="0" y="0"/>
-                            <a:ext cx="4082400" cy="1383106"/>
+                            <a:ext cx="1568400" cy="531370"/>
                           </a:xfrm>
                           <a:prstGeom prst="rect">
                             <a:avLst/>
@@ -34561,7 +34543,7 @@
             <w:r>
               <w:drawing>
                 <wp:inline>
-                  <wp:extent cx="2749296" cy="1481327"/>
+                  <wp:extent cx="1568400" cy="845058"/>
                   <wp:effectExtent b="0" l="0" r="0" t="0"/>
                   <wp:docPr descr="" title="" id="116" name="Picture"/>
                   <a:graphic>
@@ -34582,7 +34564,7 @@
                         <pic:spPr bwMode="auto">
                           <a:xfrm>
                             <a:off x="0" y="0"/>
-                            <a:ext cx="2749296" cy="1481327"/>
+                            <a:ext cx="1568400" cy="845058"/>
                           </a:xfrm>
                           <a:prstGeom prst="rect">
                             <a:avLst/>
@@ -34615,7 +34597,7 @@
             <w:r>
               <w:drawing>
                 <wp:inline>
-                  <wp:extent cx="1749552" cy="1109471"/>
+                  <wp:extent cx="1568400" cy="994595"/>
                   <wp:effectExtent b="0" l="0" r="0" t="0"/>
                   <wp:docPr descr="" title="" id="119" name="Picture"/>
                   <a:graphic>
@@ -34636,7 +34618,7 @@
                         <pic:spPr bwMode="auto">
                           <a:xfrm>
                             <a:off x="0" y="0"/>
-                            <a:ext cx="1749552" cy="1109471"/>
+                            <a:ext cx="1568400" cy="994595"/>
                           </a:xfrm>
                           <a:prstGeom prst="rect">
                             <a:avLst/>
@@ -34739,14 +34721,13 @@
       <w:tblPr>
         <w:tblStyle w:val="Table"/>
         <w:tblW w:type="dxa" w:w="9752"/>
-        <w:jc w:val="center"/>
         <w:tblBorders>
-          <w:top w:val="nil"/>
-          <w:left w:val="nil"/>
-          <w:bottom w:val="nil"/>
-          <w:right w:val="nil"/>
-          <w:insideH w:val="nil"/>
-          <w:insideV w:val="nil"/>
+          <w:top w:val="single" w:sz="6" w:space="0" w:color="000000"/>
+          <w:left w:val="single" w:sz="6" w:space="0" w:color="000000"/>
+          <w:bottom w:val="single" w:sz="6" w:space="0" w:color="000000"/>
+          <w:right w:val="single" w:sz="6" w:space="0" w:color="000000"/>
+          <w:insideH w:val="single" w:sz="6" w:space="0" w:color="000000"/>
+          <w:insideV w:val="single" w:sz="6" w:space="0" w:color="000000"/>
         </w:tblBorders>
         <w:tblLayout w:type="fixed"/>
         <w:tblLook w:firstRow="0" w:lastRow="0" w:firstColumn="0" w:lastColumn="0" w:noHBand="0" w:noVBand="0" w:val="0000"/>
@@ -34769,7 +34750,7 @@
             <w:r>
               <w:drawing>
                 <wp:inline>
-                  <wp:extent cx="2529840" cy="1511806"/>
+                  <wp:extent cx="2406600" cy="1438160"/>
                   <wp:effectExtent b="0" l="0" r="0" t="0"/>
                   <wp:docPr descr="" title="" id="122" name="Picture"/>
                   <a:graphic>
@@ -34790,7 +34771,7 @@
                         <pic:spPr bwMode="auto">
                           <a:xfrm>
                             <a:off x="0" y="0"/>
-                            <a:ext cx="2529840" cy="1511806"/>
+                            <a:ext cx="2406600" cy="1438160"/>
                           </a:xfrm>
                           <a:prstGeom prst="rect">
                             <a:avLst/>
@@ -34823,7 +34804,7 @@
             <w:r>
               <w:drawing>
                 <wp:inline>
-                  <wp:extent cx="1816607" cy="1920239"/>
+                  <wp:extent cx="1566627" cy="1655999"/>
                   <wp:effectExtent b="0" l="0" r="0" t="0"/>
                   <wp:docPr descr="" title="" id="125" name="Picture"/>
                   <a:graphic>
@@ -34844,7 +34825,7 @@
                         <pic:spPr bwMode="auto">
                           <a:xfrm>
                             <a:off x="0" y="0"/>
-                            <a:ext cx="1816607" cy="1920239"/>
+                            <a:ext cx="1566627" cy="1655999"/>
                           </a:xfrm>
                           <a:prstGeom prst="rect">
                             <a:avLst/>
@@ -35064,14 +35045,13 @@
     <w:p>
       <w:pPr>
         <w:pStyle w:val="BodyText"/>
-        <w:keepNext/>
-        <w:spacing w:before="120" w:after="40" w:line="240" w:lineRule="auto"/>
+        <w:spacing w:before="120" w:after="120" w:line="240" w:lineRule="auto"/>
         <w:jc w:val="center"/>
       </w:pPr>
       <w:r>
         <w:drawing>
           <wp:inline>
-            <wp:extent cx="1767840" cy="1170432"/>
+            <wp:extent cx="2520000" cy="1668413"/>
             <wp:effectExtent b="0" l="0" r="0" t="0"/>
             <wp:docPr descr="" title="" id="128" name="Picture"/>
             <a:graphic>
@@ -35092,7 +35072,7 @@
                   <pic:spPr bwMode="auto">
                     <a:xfrm>
                       <a:off x="0" y="0"/>
-                      <a:ext cx="1767840" cy="1170432"/>
+                      <a:ext cx="2520000" cy="1668413"/>
                     </a:xfrm>
                     <a:prstGeom prst="rect">
                       <a:avLst/>
@@ -36444,14 +36424,13 @@
     <w:p>
       <w:pPr>
         <w:pStyle w:val="BodyText"/>
-        <w:keepNext/>
-        <w:spacing w:before="120" w:after="40" w:line="240" w:lineRule="auto"/>
+        <w:spacing w:before="120" w:after="120" w:line="240" w:lineRule="auto"/>
         <w:jc w:val="center"/>
       </w:pPr>
       <w:r>
         <w:drawing>
           <wp:inline>
-            <wp:extent cx="4082400" cy="2140248"/>
+            <wp:extent cx="2520000" cy="1321141"/>
             <wp:effectExtent b="0" l="0" r="0" t="0"/>
             <wp:docPr descr="" title="" id="131" name="Picture"/>
             <a:graphic>
@@ -36472,7 +36451,7 @@
                   <pic:spPr bwMode="auto">
                     <a:xfrm>
                       <a:off x="0" y="0"/>
-                      <a:ext cx="4082400" cy="2140248"/>
+                      <a:ext cx="2520000" cy="1321141"/>
                     </a:xfrm>
                     <a:prstGeom prst="rect">
                       <a:avLst/>
@@ -40431,14 +40410,13 @@
     <w:p>
       <w:pPr>
         <w:pStyle w:val="BodyText"/>
-        <w:keepNext/>
-        <w:spacing w:before="120" w:after="40" w:line="240" w:lineRule="auto"/>
+        <w:spacing w:before="120" w:after="120" w:line="240" w:lineRule="auto"/>
         <w:jc w:val="center"/>
       </w:pPr>
       <w:r>
         <w:drawing>
           <wp:inline>
-            <wp:extent cx="2882179" cy="2916000"/>
+            <wp:extent cx="2002993" cy="2015999"/>
             <wp:effectExtent b="0" l="0" r="0" t="0"/>
             <wp:docPr descr="" title="" id="136" name="Picture"/>
             <a:graphic>
@@ -40459,7 +40437,7 @@
                   <pic:spPr bwMode="auto">
                     <a:xfrm>
                       <a:off x="0" y="0"/>
-                      <a:ext cx="2882179" cy="2916000"/>
+                      <a:ext cx="2002993" cy="2015999"/>
                     </a:xfrm>
                     <a:prstGeom prst="rect">
                       <a:avLst/>
@@ -40918,14 +40896,13 @@
     <w:p>
       <w:pPr>
         <w:pStyle w:val="BodyText"/>
-        <w:keepNext/>
-        <w:spacing w:before="120" w:after="40" w:line="240" w:lineRule="auto"/>
+        <w:spacing w:before="120" w:after="120" w:line="240" w:lineRule="auto"/>
         <w:jc w:val="center"/>
       </w:pPr>
       <w:r>
         <w:drawing>
           <wp:inline>
-            <wp:extent cx="2724912" cy="2706623"/>
+            <wp:extent cx="2015999" cy="2000898"/>
             <wp:effectExtent b="0" l="0" r="0" t="0"/>
             <wp:docPr descr="" title="" id="139" name="Picture"/>
             <a:graphic>
@@ -40946,7 +40923,7 @@
                   <pic:spPr bwMode="auto">
                     <a:xfrm>
                       <a:off x="0" y="0"/>
-                      <a:ext cx="2724912" cy="2706623"/>
+                      <a:ext cx="2015999" cy="2000898"/>
                     </a:xfrm>
                     <a:prstGeom prst="rect">
                       <a:avLst/>
@@ -42036,14 +42013,13 @@
       <w:tblPr>
         <w:tblStyle w:val="Table"/>
         <w:tblW w:type="dxa" w:w="9752"/>
-        <w:jc w:val="center"/>
         <w:tblBorders>
-          <w:top w:val="nil"/>
-          <w:left w:val="nil"/>
-          <w:bottom w:val="nil"/>
-          <w:right w:val="nil"/>
-          <w:insideH w:val="nil"/>
-          <w:insideV w:val="nil"/>
+          <w:top w:val="single" w:sz="6" w:space="0" w:color="000000"/>
+          <w:left w:val="single" w:sz="6" w:space="0" w:color="000000"/>
+          <w:bottom w:val="single" w:sz="6" w:space="0" w:color="000000"/>
+          <w:right w:val="single" w:sz="6" w:space="0" w:color="000000"/>
+          <w:insideH w:val="single" w:sz="6" w:space="0" w:color="000000"/>
+          <w:insideV w:val="single" w:sz="6" w:space="0" w:color="000000"/>
         </w:tblBorders>
         <w:tblLayout w:type="fixed"/>
         <w:tblLook w:firstRow="0" w:lastRow="0" w:firstColumn="0" w:lastColumn="0" w:noHBand="0" w:noVBand="0" w:val="0000"/>
@@ -42066,7 +42042,7 @@
             <w:r>
               <w:drawing>
                 <wp:inline>
-                  <wp:extent cx="2916000" cy="2749372"/>
+                  <wp:extent cx="1756362" cy="1655999"/>
                   <wp:effectExtent b="0" l="0" r="0" t="0"/>
                   <wp:docPr descr="" title="" id="142" name="Picture"/>
                   <a:graphic>
@@ -42087,7 +42063,7 @@
                         <pic:spPr bwMode="auto">
                           <a:xfrm>
                             <a:off x="0" y="0"/>
-                            <a:ext cx="2916000" cy="2749372"/>
+                            <a:ext cx="1756362" cy="1655999"/>
                           </a:xfrm>
                           <a:prstGeom prst="rect">
                             <a:avLst/>
@@ -42120,7 +42096,7 @@
             <w:r>
               <w:drawing>
                 <wp:inline>
-                  <wp:extent cx="1719071" cy="1645920"/>
+                  <wp:extent cx="1729598" cy="1655999"/>
                   <wp:effectExtent b="0" l="0" r="0" t="0"/>
                   <wp:docPr descr="" title="" id="145" name="Picture"/>
                   <a:graphic>
@@ -42141,7 +42117,7 @@
                         <pic:spPr bwMode="auto">
                           <a:xfrm>
                             <a:off x="0" y="0"/>
-                            <a:ext cx="1719071" cy="1645920"/>
+                            <a:ext cx="1729598" cy="1655999"/>
                           </a:xfrm>
                           <a:prstGeom prst="rect">
                             <a:avLst/>
@@ -42285,14 +42261,13 @@
       <w:tblPr>
         <w:tblStyle w:val="Table"/>
         <w:tblW w:type="dxa" w:w="9752"/>
-        <w:jc w:val="center"/>
         <w:tblBorders>
-          <w:top w:val="nil"/>
-          <w:left w:val="nil"/>
-          <w:bottom w:val="nil"/>
-          <w:right w:val="nil"/>
-          <w:insideH w:val="nil"/>
-          <w:insideV w:val="nil"/>
+          <w:top w:val="single" w:sz="6" w:space="0" w:color="000000"/>
+          <w:left w:val="single" w:sz="6" w:space="0" w:color="000000"/>
+          <w:bottom w:val="single" w:sz="6" w:space="0" w:color="000000"/>
+          <w:right w:val="single" w:sz="6" w:space="0" w:color="000000"/>
+          <w:insideH w:val="single" w:sz="6" w:space="0" w:color="000000"/>
+          <w:insideV w:val="single" w:sz="6" w:space="0" w:color="000000"/>
         </w:tblBorders>
         <w:tblLayout w:type="fixed"/>
         <w:tblLook w:firstRow="0" w:lastRow="0" w:firstColumn="0" w:lastColumn="0" w:noHBand="0" w:noVBand="0" w:val="0000"/>
@@ -42315,7 +42290,7 @@
             <w:r>
               <w:drawing>
                 <wp:inline>
-                  <wp:extent cx="1530095" cy="1395984"/>
+                  <wp:extent cx="1815090" cy="1655999"/>
                   <wp:effectExtent b="0" l="0" r="0" t="0"/>
                   <wp:docPr descr="" title="" id="148" name="Picture"/>
                   <a:graphic>
@@ -42336,7 +42311,7 @@
                         <pic:spPr bwMode="auto">
                           <a:xfrm>
                             <a:off x="0" y="0"/>
-                            <a:ext cx="1530095" cy="1395984"/>
+                            <a:ext cx="1815090" cy="1655999"/>
                           </a:xfrm>
                           <a:prstGeom prst="rect">
                             <a:avLst/>
@@ -42369,7 +42344,7 @@
             <w:r>
               <w:drawing>
                 <wp:inline>
-                  <wp:extent cx="1475231" cy="1389888"/>
+                  <wp:extent cx="1757683" cy="1655999"/>
                   <wp:effectExtent b="0" l="0" r="0" t="0"/>
                   <wp:docPr descr="" title="" id="151" name="Picture"/>
                   <a:graphic>
@@ -42390,7 +42365,7 @@
                         <pic:spPr bwMode="auto">
                           <a:xfrm>
                             <a:off x="0" y="0"/>
-                            <a:ext cx="1475231" cy="1389888"/>
+                            <a:ext cx="1757683" cy="1655999"/>
                           </a:xfrm>
                           <a:prstGeom prst="rect">
                             <a:avLst/>
@@ -44333,14 +44308,13 @@
     <w:p>
       <w:pPr>
         <w:pStyle w:val="BodyText"/>
-        <w:keepNext/>
-        <w:spacing w:before="120" w:after="40" w:line="240" w:lineRule="auto"/>
+        <w:spacing w:before="120" w:after="120" w:line="240" w:lineRule="auto"/>
         <w:jc w:val="center"/>
       </w:pPr>
       <w:r>
         <w:drawing>
           <wp:inline>
-            <wp:extent cx="1871472" cy="1749551"/>
+            <wp:extent cx="2015999" cy="1884664"/>
             <wp:effectExtent b="0" l="0" r="0" t="0"/>
             <wp:docPr descr="" title="" id="154" name="Picture"/>
             <a:graphic>
@@ -44361,7 +44335,7 @@
                   <pic:spPr bwMode="auto">
                     <a:xfrm>
                       <a:off x="0" y="0"/>
-                      <a:ext cx="1871472" cy="1749551"/>
+                      <a:ext cx="2015999" cy="1884664"/>
                     </a:xfrm>
                     <a:prstGeom prst="rect">
                       <a:avLst/>
@@ -50384,14 +50358,13 @@
     <w:p>
       <w:pPr>
         <w:pStyle w:val="BodyText"/>
-        <w:keepNext/>
-        <w:spacing w:before="120" w:after="40" w:line="240" w:lineRule="auto"/>
+        <w:spacing w:before="120" w:after="120" w:line="240" w:lineRule="auto"/>
         <w:jc w:val="center"/>
       </w:pPr>
       <w:r>
         <w:drawing>
           <wp:inline>
-            <wp:extent cx="2584703" cy="1676399"/>
+            <wp:extent cx="2520000" cy="1659512"/>
             <wp:effectExtent b="0" l="0" r="0" t="0"/>
             <wp:docPr descr="" title="" id="159" name="Picture"/>
             <a:graphic>
@@ -50412,7 +50385,7 @@
                   <pic:spPr bwMode="auto">
                     <a:xfrm>
                       <a:off x="0" y="0"/>
-                      <a:ext cx="2584703" cy="1676399"/>
+                      <a:ext cx="2520000" cy="1659512"/>
                     </a:xfrm>
                     <a:prstGeom prst="rect">
                       <a:avLst/>
@@ -50449,14 +50422,13 @@
     <w:p>
       <w:pPr>
         <w:pStyle w:val="BodyText"/>
-        <w:keepNext/>
-        <w:spacing w:before="120" w:after="40" w:line="240" w:lineRule="auto"/>
+        <w:spacing w:before="120" w:after="120" w:line="240" w:lineRule="auto"/>
         <w:jc w:val="center"/>
       </w:pPr>
       <w:r>
         <w:drawing>
           <wp:inline>
-            <wp:extent cx="2450591" cy="1652016"/>
+            <wp:extent cx="2520000" cy="1637468"/>
             <wp:effectExtent b="0" l="0" r="0" t="0"/>
             <wp:docPr descr="" title="" id="162" name="Picture"/>
             <a:graphic>
@@ -50477,7 +50449,7 @@
                   <pic:spPr bwMode="auto">
                     <a:xfrm>
                       <a:off x="0" y="0"/>
-                      <a:ext cx="2450591" cy="1652016"/>
+                      <a:ext cx="2520000" cy="1637468"/>
                     </a:xfrm>
                     <a:prstGeom prst="rect">
                       <a:avLst/>
@@ -50514,14 +50486,13 @@
     <w:p>
       <w:pPr>
         <w:pStyle w:val="BodyText"/>
-        <w:keepNext/>
-        <w:spacing w:before="120" w:after="40" w:line="240" w:lineRule="auto"/>
+        <w:spacing w:before="120" w:after="120" w:line="240" w:lineRule="auto"/>
         <w:jc w:val="center"/>
       </w:pPr>
       <w:r>
         <w:drawing>
           <wp:inline>
-            <wp:extent cx="1780031" cy="1804416"/>
+            <wp:extent cx="1948424" cy="2015999"/>
             <wp:effectExtent b="0" l="0" r="0" t="0"/>
             <wp:docPr descr="" title="" id="165" name="Picture"/>
             <a:graphic>
@@ -50542,7 +50513,7 @@
                   <pic:spPr bwMode="auto">
                     <a:xfrm>
                       <a:off x="0" y="0"/>
-                      <a:ext cx="1780031" cy="1804416"/>
+                      <a:ext cx="1948424" cy="2015999"/>
                     </a:xfrm>
                     <a:prstGeom prst="rect">
                       <a:avLst/>
@@ -50565,8 +50536,6 @@
     <w:p>
       <w:pPr>
         <w:pStyle w:val="Heading4"/>
-        <w:spacing w:before="0" w:after="120" w:line="240" w:lineRule="auto"/>
-        <w:jc w:val="center"/>
       </w:pPr>
       <w:r>
         <w:rPr>
@@ -51874,14 +51843,13 @@
     <w:p>
       <w:pPr>
         <w:pStyle w:val="BodyText"/>
-        <w:keepNext/>
-        <w:spacing w:before="120" w:after="40" w:line="240" w:lineRule="auto"/>
+        <w:spacing w:before="120" w:after="120" w:line="240" w:lineRule="auto"/>
         <w:jc w:val="center"/>
       </w:pPr>
       <w:r>
         <w:drawing>
           <wp:inline>
-            <wp:extent cx="3501026" cy="2527200"/>
+            <wp:extent cx="2520000" cy="1819050"/>
             <wp:effectExtent b="0" l="0" r="0" t="0"/>
             <wp:docPr descr="" title="" id="168" name="Picture"/>
             <a:graphic>
@@ -51902,7 +51870,7 @@
                   <pic:spPr bwMode="auto">
                     <a:xfrm>
                       <a:off x="0" y="0"/>
-                      <a:ext cx="3501026" cy="2527200"/>
+                      <a:ext cx="2520000" cy="1819050"/>
                     </a:xfrm>
                     <a:prstGeom prst="rect">
                       <a:avLst/>
@@ -51937,14 +51905,13 @@
     <w:p>
       <w:pPr>
         <w:pStyle w:val="BodyText"/>
-        <w:keepNext/>
-        <w:spacing w:before="120" w:after="40" w:line="240" w:lineRule="auto"/>
+        <w:spacing w:before="120" w:after="120" w:line="240" w:lineRule="auto"/>
         <w:jc w:val="center"/>
       </w:pPr>
       <w:r>
         <w:drawing>
           <wp:inline>
-            <wp:extent cx="1152144" cy="1121663"/>
+            <wp:extent cx="2015999" cy="1962666"/>
             <wp:effectExtent b="0" l="0" r="0" t="0"/>
             <wp:docPr descr="" title="" id="171" name="Picture"/>
             <a:graphic>
@@ -51965,7 +51932,7 @@
                   <pic:spPr bwMode="auto">
                     <a:xfrm>
                       <a:off x="0" y="0"/>
-                      <a:ext cx="1152144" cy="1121663"/>
+                      <a:ext cx="2015999" cy="1962666"/>
                     </a:xfrm>
                     <a:prstGeom prst="rect">
                       <a:avLst/>
@@ -52640,14 +52607,13 @@
     <w:p>
       <w:pPr>
         <w:pStyle w:val="BodyText"/>
-        <w:keepNext/>
-        <w:spacing w:before="120" w:after="40" w:line="240" w:lineRule="auto"/>
+        <w:spacing w:before="120" w:after="120" w:line="240" w:lineRule="auto"/>
         <w:jc w:val="center"/>
       </w:pPr>
       <w:r>
         <w:drawing>
           <wp:inline>
-            <wp:extent cx="4082400" cy="1687914"/>
+            <wp:extent cx="2520000" cy="1397125"/>
             <wp:effectExtent b="0" l="0" r="0" t="0"/>
             <wp:docPr descr="" title="" id="176" name="Picture"/>
             <a:graphic>
@@ -52668,7 +52634,7 @@
                   <pic:spPr bwMode="auto">
                     <a:xfrm>
                       <a:off x="0" y="0"/>
-                      <a:ext cx="4082400" cy="1687914"/>
+                      <a:ext cx="2520000" cy="1397125"/>
                     </a:xfrm>
                     <a:prstGeom prst="rect">
                       <a:avLst/>
@@ -53263,14 +53229,13 @@
     <w:p>
       <w:pPr>
         <w:pStyle w:val="BodyText"/>
-        <w:keepNext/>
-        <w:spacing w:before="120" w:after="40" w:line="240" w:lineRule="auto"/>
+        <w:spacing w:before="120" w:after="120" w:line="240" w:lineRule="auto"/>
         <w:jc w:val="center"/>
       </w:pPr>
       <w:r>
         <w:drawing>
           <wp:inline>
-            <wp:extent cx="4082400" cy="1875268"/>
+            <wp:extent cx="2015999" cy="1966068"/>
             <wp:effectExtent b="0" l="0" r="0" t="0"/>
             <wp:docPr descr="" title="" id="179" name="Picture"/>
             <a:graphic>
@@ -53291,7 +53256,7 @@
                   <pic:spPr bwMode="auto">
                     <a:xfrm>
                       <a:off x="0" y="0"/>
-                      <a:ext cx="4082400" cy="1875268"/>
+                      <a:ext cx="2015999" cy="1966068"/>
                     </a:xfrm>
                     <a:prstGeom prst="rect">
                       <a:avLst/>
@@ -53418,14 +53383,13 @@
     <w:p>
       <w:pPr>
         <w:pStyle w:val="BodyText"/>
-        <w:keepNext/>
-        <w:spacing w:before="120" w:after="40" w:line="240" w:lineRule="auto"/>
+        <w:spacing w:before="120" w:after="120" w:line="240" w:lineRule="auto"/>
         <w:jc w:val="center"/>
       </w:pPr>
       <w:r>
         <w:drawing>
           <wp:inline>
-            <wp:extent cx="2761487" cy="2773680"/>
+            <wp:extent cx="2015999" cy="1984984"/>
             <wp:effectExtent b="0" l="0" r="0" t="0"/>
             <wp:docPr descr="" title="" id="182" name="Picture"/>
             <a:graphic>
@@ -53446,7 +53410,7 @@
                   <pic:spPr bwMode="auto">
                     <a:xfrm>
                       <a:off x="0" y="0"/>
-                      <a:ext cx="2761487" cy="2773680"/>
+                      <a:ext cx="2015999" cy="1984984"/>
                     </a:xfrm>
                     <a:prstGeom prst="rect">
                       <a:avLst/>
@@ -53778,14 +53742,13 @@
     <w:p>
       <w:pPr>
         <w:pStyle w:val="FirstParagraph"/>
-        <w:keepNext/>
-        <w:spacing w:before="120" w:after="40" w:line="240" w:lineRule="auto"/>
+        <w:spacing w:before="120" w:after="120" w:line="240" w:lineRule="auto"/>
         <w:jc w:val="center"/>
       </w:pPr>
       <w:r>
         <w:drawing>
           <wp:inline>
-            <wp:extent cx="2206751" cy="1578864"/>
+            <wp:extent cx="2520000" cy="1802983"/>
             <wp:effectExtent b="0" l="0" r="0" t="0"/>
             <wp:docPr descr="" title="" id="185" name="Picture"/>
             <a:graphic>
@@ -53806,7 +53769,7 @@
                   <pic:spPr bwMode="auto">
                     <a:xfrm>
                       <a:off x="0" y="0"/>
-                      <a:ext cx="2206751" cy="1578864"/>
+                      <a:ext cx="2520000" cy="1802983"/>
                     </a:xfrm>
                     <a:prstGeom prst="rect">
                       <a:avLst/>
@@ -54135,14 +54098,13 @@
     <w:p>
       <w:pPr>
         <w:pStyle w:val="BodyText"/>
-        <w:keepNext/>
-        <w:spacing w:before="120" w:after="40" w:line="240" w:lineRule="auto"/>
+        <w:spacing w:before="120" w:after="120" w:line="240" w:lineRule="auto"/>
         <w:jc w:val="center"/>
       </w:pPr>
       <w:r>
         <w:drawing>
           <wp:inline>
-            <wp:extent cx="1737359" cy="1194816"/>
+            <wp:extent cx="2520000" cy="1733052"/>
             <wp:effectExtent b="0" l="0" r="0" t="0"/>
             <wp:docPr descr="" title="" id="188" name="Picture"/>
             <a:graphic>
@@ -54163,7 +54125,7 @@
                   <pic:spPr bwMode="auto">
                     <a:xfrm>
                       <a:off x="0" y="0"/>
-                      <a:ext cx="1737359" cy="1194816"/>
+                      <a:ext cx="2520000" cy="1733052"/>
                     </a:xfrm>
                     <a:prstGeom prst="rect">
                       <a:avLst/>
@@ -54540,14 +54502,13 @@
     <w:p>
       <w:pPr>
         <w:pStyle w:val="FirstParagraph"/>
-        <w:keepNext/>
-        <w:spacing w:before="120" w:after="40" w:line="240" w:lineRule="auto"/>
+        <w:spacing w:before="120" w:after="120" w:line="240" w:lineRule="auto"/>
         <w:jc w:val="center"/>
       </w:pPr>
       <w:r>
         <w:drawing>
           <wp:inline>
-            <wp:extent cx="1969008" cy="1920239"/>
+            <wp:extent cx="2015999" cy="1966068"/>
             <wp:effectExtent b="0" l="0" r="0" t="0"/>
             <wp:docPr descr="" title="" id="191" name="Picture"/>
             <a:graphic>
@@ -54568,7 +54529,7 @@
                   <pic:spPr bwMode="auto">
                     <a:xfrm>
                       <a:off x="0" y="0"/>
-                      <a:ext cx="1969008" cy="1920239"/>
+                      <a:ext cx="2015999" cy="1966068"/>
                     </a:xfrm>
                     <a:prstGeom prst="rect">
                       <a:avLst/>
@@ -55394,14 +55355,13 @@
     <w:p>
       <w:pPr>
         <w:pStyle w:val="FirstParagraph"/>
-        <w:keepNext/>
-        <w:spacing w:before="120" w:after="40" w:line="240" w:lineRule="auto"/>
+        <w:spacing w:before="120" w:after="120" w:line="240" w:lineRule="auto"/>
         <w:jc w:val="center"/>
       </w:pPr>
       <w:r>
         <w:drawing>
           <wp:inline>
-            <wp:extent cx="2359152" cy="2340863"/>
+            <wp:extent cx="2015999" cy="2000372"/>
             <wp:effectExtent b="0" l="0" r="0" t="0"/>
             <wp:docPr descr="" title="" id="194" name="Picture"/>
             <a:graphic>
@@ -55422,7 +55382,7 @@
                   <pic:spPr bwMode="auto">
                     <a:xfrm>
                       <a:off x="0" y="0"/>
-                      <a:ext cx="2359152" cy="2340863"/>
+                      <a:ext cx="2015999" cy="2000372"/>
                     </a:xfrm>
                     <a:prstGeom prst="rect">
                       <a:avLst/>
@@ -55497,14 +55457,13 @@
     <w:p>
       <w:pPr>
         <w:pStyle w:val="BodyText"/>
-        <w:keepNext/>
-        <w:spacing w:before="120" w:after="40" w:line="240" w:lineRule="auto"/>
+        <w:spacing w:before="120" w:after="120" w:line="240" w:lineRule="auto"/>
         <w:jc w:val="center"/>
       </w:pPr>
       <w:r>
         <w:drawing>
           <wp:inline>
-            <wp:extent cx="2225040" cy="2206751"/>
+            <wp:extent cx="2015999" cy="1999430"/>
             <wp:effectExtent b="0" l="0" r="0" t="0"/>
             <wp:docPr descr="" title="" id="197" name="Picture"/>
             <a:graphic>
@@ -55525,7 +55484,7 @@
                   <pic:spPr bwMode="auto">
                     <a:xfrm>
                       <a:off x="0" y="0"/>
-                      <a:ext cx="2225040" cy="2206751"/>
+                      <a:ext cx="2015999" cy="1999430"/>
                     </a:xfrm>
                     <a:prstGeom prst="rect">
                       <a:avLst/>
